--- a/Отчет по практике .docx
+++ b/Отчет по практике .docx
@@ -26,19 +26,16 @@
     <w:p>
       <w:pPr>
         <w:pStyle w:val="11"/>
-        <w:spacing w:after="0" w:line="360" w:lineRule="auto"/>
-        <w:rPr>
-          <w:rFonts w:eastAsiaTheme="minorEastAsia" w:cs="Times New Roman"/>
+        <w:rPr>
+          <w:rFonts w:asciiTheme="minorHAnsi" w:eastAsiaTheme="minorEastAsia" w:hAnsiTheme="minorHAnsi"/>
           <w:noProof/>
-          <w:sz w:val="28"/>
-          <w:szCs w:val="28"/>
+          <w:sz w:val="22"/>
           <w:lang w:eastAsia="ru-RU"/>
         </w:rPr>
       </w:pPr>
       <w:r>
         <w:rPr>
           <w:rFonts w:cs="Times New Roman"/>
-          <w:sz w:val="28"/>
           <w:szCs w:val="28"/>
         </w:rPr>
         <w:fldChar w:fldCharType="begin"/>
@@ -46,7 +43,6 @@
       <w:r>
         <w:rPr>
           <w:rFonts w:cs="Times New Roman"/>
-          <w:sz w:val="28"/>
           <w:szCs w:val="28"/>
         </w:rPr>
         <w:instrText xml:space="preserve"> TOC \h \z \u \t "111111111;1" </w:instrText>
@@ -54,88 +50,64 @@
       <w:r>
         <w:rPr>
           <w:rFonts w:cs="Times New Roman"/>
-          <w:sz w:val="28"/>
           <w:szCs w:val="28"/>
         </w:rPr>
         <w:fldChar w:fldCharType="separate"/>
       </w:r>
-      <w:hyperlink w:anchor="_Toc228434679" w:history="1">
+      <w:hyperlink w:anchor="_Toc231384715" w:history="1">
         <w:r>
           <w:rPr>
             <w:rStyle w:val="aa"/>
-            <w:rFonts w:eastAsiaTheme="majorEastAsia" w:cs="Times New Roman"/>
+            <w:rFonts w:eastAsiaTheme="majorEastAsia"/>
             <w:noProof/>
-            <w:sz w:val="28"/>
-            <w:szCs w:val="28"/>
           </w:rPr>
-          <w:t>ВВЕДЕНИЕ.</w:t>
+          <w:t>ВВЕДЕНИЕ</w:t>
         </w:r>
         <w:r>
           <w:rPr>
-            <w:rFonts w:cs="Times New Roman"/>
             <w:noProof/>
             <w:webHidden/>
-            <w:sz w:val="28"/>
-            <w:szCs w:val="28"/>
           </w:rPr>
           <w:tab/>
         </w:r>
         <w:r>
           <w:rPr>
-            <w:rFonts w:cs="Times New Roman"/>
             <w:noProof/>
             <w:webHidden/>
-            <w:sz w:val="28"/>
-            <w:szCs w:val="28"/>
           </w:rPr>
           <w:fldChar w:fldCharType="begin"/>
         </w:r>
         <w:r>
           <w:rPr>
-            <w:rFonts w:cs="Times New Roman"/>
             <w:noProof/>
             <w:webHidden/>
-            <w:sz w:val="28"/>
-            <w:szCs w:val="28"/>
           </w:rPr>
-          <w:instrText xml:space="preserve"> PAGEREF _Toc228434679 \h </w:instrText>
+          <w:instrText xml:space="preserve"> PAGEREF _Toc231384715 \h </w:instrText>
         </w:r>
         <w:r>
           <w:rPr>
-            <w:rFonts w:cs="Times New Roman"/>
             <w:noProof/>
             <w:webHidden/>
-            <w:sz w:val="28"/>
-            <w:szCs w:val="28"/>
           </w:rPr>
         </w:r>
         <w:r>
           <w:rPr>
-            <w:rFonts w:cs="Times New Roman"/>
             <w:noProof/>
             <w:webHidden/>
-            <w:sz w:val="28"/>
-            <w:szCs w:val="28"/>
           </w:rPr>
           <w:fldChar w:fldCharType="separate"/>
         </w:r>
         <w:r>
           <w:rPr>
-            <w:rFonts w:cs="Times New Roman"/>
             <w:noProof/>
             <w:webHidden/>
-            <w:sz w:val="28"/>
-            <w:szCs w:val="28"/>
           </w:rPr>
           <w:t>2</w:t>
         </w:r>
         <w:r>
           <w:rPr>
-            <w:rFonts w:cs="Times New Roman"/>
             <w:noProof/>
             <w:webHidden/>
-            <w:sz w:val="28"/>
-            <w:szCs w:val="28"/>
           </w:rPr>
           <w:fldChar w:fldCharType="end"/>
         </w:r>
@@ -144,92 +116,66 @@
     <w:p>
       <w:pPr>
         <w:pStyle w:val="11"/>
-        <w:spacing w:after="0" w:line="360" w:lineRule="auto"/>
-        <w:rPr>
-          <w:rFonts w:eastAsiaTheme="minorEastAsia" w:cs="Times New Roman"/>
+        <w:rPr>
+          <w:rFonts w:asciiTheme="minorHAnsi" w:eastAsiaTheme="minorEastAsia" w:hAnsiTheme="minorHAnsi"/>
           <w:noProof/>
-          <w:sz w:val="28"/>
-          <w:szCs w:val="28"/>
+          <w:sz w:val="22"/>
           <w:lang w:eastAsia="ru-RU"/>
         </w:rPr>
       </w:pPr>
-      <w:hyperlink w:anchor="_Toc228434680" w:history="1">
+      <w:hyperlink w:anchor="_Toc231384716" w:history="1">
         <w:r>
           <w:rPr>
             <w:rStyle w:val="aa"/>
-            <w:rFonts w:cs="Times New Roman"/>
             <w:noProof/>
-            <w:sz w:val="28"/>
-            <w:szCs w:val="28"/>
           </w:rPr>
-          <w:t>1. ТЕХНИКА БЕЗОПАСНОСТИ. ОХРАНА ТРУДА.</w:t>
+          <w:t>1. Техника безопасности. Охрана труда.</w:t>
         </w:r>
         <w:r>
           <w:rPr>
-            <w:rFonts w:cs="Times New Roman"/>
             <w:noProof/>
             <w:webHidden/>
-            <w:sz w:val="28"/>
-            <w:szCs w:val="28"/>
           </w:rPr>
           <w:tab/>
         </w:r>
         <w:r>
           <w:rPr>
-            <w:rFonts w:cs="Times New Roman"/>
             <w:noProof/>
             <w:webHidden/>
-            <w:sz w:val="28"/>
-            <w:szCs w:val="28"/>
           </w:rPr>
           <w:fldChar w:fldCharType="begin"/>
         </w:r>
         <w:r>
           <w:rPr>
-            <w:rFonts w:cs="Times New Roman"/>
             <w:noProof/>
             <w:webHidden/>
-            <w:sz w:val="28"/>
-            <w:szCs w:val="28"/>
           </w:rPr>
-          <w:instrText xml:space="preserve"> PAGEREF _Toc228434680 \h </w:instrText>
+          <w:instrText xml:space="preserve"> PAGEREF _Toc231384716 \h </w:instrText>
         </w:r>
         <w:r>
           <w:rPr>
-            <w:rFonts w:cs="Times New Roman"/>
             <w:noProof/>
             <w:webHidden/>
-            <w:sz w:val="28"/>
-            <w:szCs w:val="28"/>
           </w:rPr>
         </w:r>
         <w:r>
           <w:rPr>
-            <w:rFonts w:cs="Times New Roman"/>
             <w:noProof/>
             <w:webHidden/>
-            <w:sz w:val="28"/>
-            <w:szCs w:val="28"/>
           </w:rPr>
           <w:fldChar w:fldCharType="separate"/>
         </w:r>
         <w:r>
           <w:rPr>
-            <w:rFonts w:cs="Times New Roman"/>
             <w:noProof/>
             <w:webHidden/>
-            <w:sz w:val="28"/>
-            <w:szCs w:val="28"/>
           </w:rPr>
-          <w:t>3</w:t>
+          <w:t>4</w:t>
         </w:r>
         <w:r>
           <w:rPr>
-            <w:rFonts w:cs="Times New Roman"/>
             <w:noProof/>
             <w:webHidden/>
-            <w:sz w:val="28"/>
-            <w:szCs w:val="28"/>
           </w:rPr>
           <w:fldChar w:fldCharType="end"/>
         </w:r>
@@ -238,92 +184,67 @@
     <w:p>
       <w:pPr>
         <w:pStyle w:val="11"/>
-        <w:spacing w:after="0" w:line="360" w:lineRule="auto"/>
-        <w:rPr>
-          <w:rFonts w:eastAsiaTheme="minorEastAsia" w:cs="Times New Roman"/>
+        <w:rPr>
+          <w:rFonts w:asciiTheme="minorHAnsi" w:eastAsiaTheme="minorEastAsia" w:hAnsiTheme="minorHAnsi"/>
           <w:noProof/>
-          <w:sz w:val="28"/>
-          <w:szCs w:val="28"/>
+          <w:sz w:val="22"/>
           <w:lang w:eastAsia="ru-RU"/>
         </w:rPr>
       </w:pPr>
-      <w:hyperlink w:anchor="_Toc228434681" w:history="1">
+      <w:hyperlink w:anchor="_Toc231384717" w:history="1">
         <w:r>
           <w:rPr>
             <w:rStyle w:val="aa"/>
-            <w:rFonts w:cs="Times New Roman"/>
+            <w:rFonts w:eastAsiaTheme="majorEastAsia"/>
             <w:noProof/>
-            <w:sz w:val="28"/>
-            <w:szCs w:val="28"/>
           </w:rPr>
-          <w:t>2 РАЗРАБОТКА ПРИЛОЖЕНИЯ.</w:t>
+          <w:t>2 Разработка приложения</w:t>
         </w:r>
         <w:r>
           <w:rPr>
-            <w:rFonts w:cs="Times New Roman"/>
             <w:noProof/>
             <w:webHidden/>
-            <w:sz w:val="28"/>
-            <w:szCs w:val="28"/>
           </w:rPr>
           <w:tab/>
         </w:r>
         <w:r>
           <w:rPr>
-            <w:rFonts w:cs="Times New Roman"/>
             <w:noProof/>
             <w:webHidden/>
-            <w:sz w:val="28"/>
-            <w:szCs w:val="28"/>
           </w:rPr>
           <w:fldChar w:fldCharType="begin"/>
         </w:r>
         <w:r>
           <w:rPr>
-            <w:rFonts w:cs="Times New Roman"/>
             <w:noProof/>
             <w:webHidden/>
-            <w:sz w:val="28"/>
-            <w:szCs w:val="28"/>
           </w:rPr>
-          <w:instrText xml:space="preserve"> PAGEREF _Toc228434681 \h </w:instrText>
+          <w:instrText xml:space="preserve"> PAGEREF _Toc231384717 \h </w:instrText>
         </w:r>
         <w:r>
           <w:rPr>
-            <w:rFonts w:cs="Times New Roman"/>
             <w:noProof/>
             <w:webHidden/>
-            <w:sz w:val="28"/>
-            <w:szCs w:val="28"/>
           </w:rPr>
         </w:r>
         <w:r>
           <w:rPr>
-            <w:rFonts w:cs="Times New Roman"/>
             <w:noProof/>
             <w:webHidden/>
-            <w:sz w:val="28"/>
-            <w:szCs w:val="28"/>
           </w:rPr>
           <w:fldChar w:fldCharType="separate"/>
         </w:r>
         <w:r>
           <w:rPr>
-            <w:rFonts w:cs="Times New Roman"/>
             <w:noProof/>
             <w:webHidden/>
-            <w:sz w:val="28"/>
-            <w:szCs w:val="28"/>
           </w:rPr>
-          <w:t>6</w:t>
+          <w:t>7</w:t>
         </w:r>
         <w:r>
           <w:rPr>
-            <w:rFonts w:cs="Times New Roman"/>
             <w:noProof/>
             <w:webHidden/>
-            <w:sz w:val="28"/>
-            <w:szCs w:val="28"/>
           </w:rPr>
           <w:fldChar w:fldCharType="end"/>
         </w:r>
@@ -332,92 +253,66 @@
     <w:p>
       <w:pPr>
         <w:pStyle w:val="11"/>
-        <w:spacing w:after="0" w:line="360" w:lineRule="auto"/>
-        <w:rPr>
-          <w:rFonts w:eastAsiaTheme="minorEastAsia" w:cs="Times New Roman"/>
+        <w:rPr>
+          <w:rFonts w:asciiTheme="minorHAnsi" w:eastAsiaTheme="minorEastAsia" w:hAnsiTheme="minorHAnsi"/>
           <w:noProof/>
-          <w:sz w:val="28"/>
-          <w:szCs w:val="28"/>
+          <w:sz w:val="22"/>
           <w:lang w:eastAsia="ru-RU"/>
         </w:rPr>
       </w:pPr>
-      <w:hyperlink w:anchor="_Toc228434682" w:history="1">
+      <w:hyperlink w:anchor="_Toc231384718" w:history="1">
         <w:r>
           <w:rPr>
             <w:rStyle w:val="aa"/>
-            <w:rFonts w:cs="Times New Roman"/>
             <w:noProof/>
-            <w:sz w:val="28"/>
-            <w:szCs w:val="28"/>
           </w:rPr>
-          <w:t>4. ТЕСТИРОВАНИЕ ЧЁРНЫМ ЯЩИКОМ.</w:t>
+          <w:t>3 Тестирование «белым ящиком»</w:t>
         </w:r>
         <w:r>
           <w:rPr>
-            <w:rFonts w:cs="Times New Roman"/>
             <w:noProof/>
             <w:webHidden/>
-            <w:sz w:val="28"/>
-            <w:szCs w:val="28"/>
           </w:rPr>
           <w:tab/>
         </w:r>
         <w:r>
           <w:rPr>
-            <w:rFonts w:cs="Times New Roman"/>
             <w:noProof/>
             <w:webHidden/>
-            <w:sz w:val="28"/>
-            <w:szCs w:val="28"/>
           </w:rPr>
           <w:fldChar w:fldCharType="begin"/>
         </w:r>
         <w:r>
           <w:rPr>
-            <w:rFonts w:cs="Times New Roman"/>
             <w:noProof/>
             <w:webHidden/>
-            <w:sz w:val="28"/>
-            <w:szCs w:val="28"/>
           </w:rPr>
-          <w:instrText xml:space="preserve"> PAGEREF _Toc228434682 \h </w:instrText>
+          <w:instrText xml:space="preserve"> PAGEREF _Toc231384718 \h </w:instrText>
         </w:r>
         <w:r>
           <w:rPr>
-            <w:rFonts w:cs="Times New Roman"/>
             <w:noProof/>
             <w:webHidden/>
-            <w:sz w:val="28"/>
-            <w:szCs w:val="28"/>
           </w:rPr>
         </w:r>
         <w:r>
           <w:rPr>
-            <w:rFonts w:cs="Times New Roman"/>
             <w:noProof/>
             <w:webHidden/>
-            <w:sz w:val="28"/>
-            <w:szCs w:val="28"/>
           </w:rPr>
           <w:fldChar w:fldCharType="separate"/>
         </w:r>
         <w:r>
           <w:rPr>
-            <w:rFonts w:cs="Times New Roman"/>
             <w:noProof/>
             <w:webHidden/>
-            <w:sz w:val="28"/>
-            <w:szCs w:val="28"/>
           </w:rPr>
-          <w:t>10</w:t>
+          <w:t>9</w:t>
         </w:r>
         <w:r>
           <w:rPr>
-            <w:rFonts w:cs="Times New Roman"/>
             <w:noProof/>
             <w:webHidden/>
-            <w:sz w:val="28"/>
-            <w:szCs w:val="28"/>
           </w:rPr>
           <w:fldChar w:fldCharType="end"/>
         </w:r>
@@ -426,92 +321,134 @@
     <w:p>
       <w:pPr>
         <w:pStyle w:val="11"/>
-        <w:spacing w:after="0" w:line="360" w:lineRule="auto"/>
-        <w:rPr>
-          <w:rFonts w:eastAsiaTheme="minorEastAsia" w:cs="Times New Roman"/>
+        <w:rPr>
+          <w:rFonts w:asciiTheme="minorHAnsi" w:eastAsiaTheme="minorEastAsia" w:hAnsiTheme="minorHAnsi"/>
           <w:noProof/>
-          <w:sz w:val="28"/>
-          <w:szCs w:val="28"/>
+          <w:sz w:val="22"/>
           <w:lang w:eastAsia="ru-RU"/>
         </w:rPr>
       </w:pPr>
-      <w:hyperlink w:anchor="_Toc228434683" w:history="1">
+      <w:hyperlink w:anchor="_Toc231384719" w:history="1">
         <w:r>
           <w:rPr>
             <w:rStyle w:val="aa"/>
-            <w:rFonts w:cs="Times New Roman"/>
             <w:noProof/>
-            <w:sz w:val="28"/>
-            <w:szCs w:val="28"/>
+          </w:rPr>
+          <w:t>4 Тестирование «черным ящиком»</w:t>
+        </w:r>
+        <w:r>
+          <w:rPr>
+            <w:noProof/>
+            <w:webHidden/>
+          </w:rPr>
+          <w:tab/>
+        </w:r>
+        <w:r>
+          <w:rPr>
+            <w:noProof/>
+            <w:webHidden/>
+          </w:rPr>
+          <w:fldChar w:fldCharType="begin"/>
+        </w:r>
+        <w:r>
+          <w:rPr>
+            <w:noProof/>
+            <w:webHidden/>
+          </w:rPr>
+          <w:instrText xml:space="preserve"> PAGEREF _Toc231384719 \h </w:instrText>
+        </w:r>
+        <w:r>
+          <w:rPr>
+            <w:noProof/>
+            <w:webHidden/>
+          </w:rPr>
+        </w:r>
+        <w:r>
+          <w:rPr>
+            <w:noProof/>
+            <w:webHidden/>
+          </w:rPr>
+          <w:fldChar w:fldCharType="separate"/>
+        </w:r>
+        <w:r>
+          <w:rPr>
+            <w:noProof/>
+            <w:webHidden/>
+          </w:rPr>
+          <w:t>12</w:t>
+        </w:r>
+        <w:r>
+          <w:rPr>
+            <w:noProof/>
+            <w:webHidden/>
+          </w:rPr>
+          <w:fldChar w:fldCharType="end"/>
+        </w:r>
+      </w:hyperlink>
+    </w:p>
+    <w:p>
+      <w:pPr>
+        <w:pStyle w:val="11"/>
+        <w:rPr>
+          <w:rFonts w:asciiTheme="minorHAnsi" w:eastAsiaTheme="minorEastAsia" w:hAnsiTheme="minorHAnsi"/>
+          <w:noProof/>
+          <w:sz w:val="22"/>
+          <w:lang w:eastAsia="ru-RU"/>
+        </w:rPr>
+      </w:pPr>
+      <w:hyperlink w:anchor="_Toc231384720" w:history="1">
+        <w:r>
+          <w:rPr>
+            <w:rStyle w:val="aa"/>
+            <w:noProof/>
           </w:rPr>
           <w:t>5. МОДУЛЬНОЕ ТЕСТИРОВАНИЕ.</w:t>
         </w:r>
         <w:r>
           <w:rPr>
-            <w:rFonts w:cs="Times New Roman"/>
             <w:noProof/>
             <w:webHidden/>
-            <w:sz w:val="28"/>
-            <w:szCs w:val="28"/>
           </w:rPr>
           <w:tab/>
         </w:r>
         <w:r>
           <w:rPr>
-            <w:rFonts w:cs="Times New Roman"/>
             <w:noProof/>
             <w:webHidden/>
-            <w:sz w:val="28"/>
-            <w:szCs w:val="28"/>
           </w:rPr>
           <w:fldChar w:fldCharType="begin"/>
         </w:r>
         <w:r>
           <w:rPr>
-            <w:rFonts w:cs="Times New Roman"/>
             <w:noProof/>
             <w:webHidden/>
-            <w:sz w:val="28"/>
-            <w:szCs w:val="28"/>
           </w:rPr>
-          <w:instrText xml:space="preserve"> PAGEREF _Toc228434683 \h </w:instrText>
+          <w:instrText xml:space="preserve"> PAGEREF _Toc231384720 \h </w:instrText>
         </w:r>
         <w:r>
           <w:rPr>
-            <w:rFonts w:cs="Times New Roman"/>
             <w:noProof/>
             <w:webHidden/>
-            <w:sz w:val="28"/>
-            <w:szCs w:val="28"/>
           </w:rPr>
         </w:r>
         <w:r>
           <w:rPr>
-            <w:rFonts w:cs="Times New Roman"/>
             <w:noProof/>
             <w:webHidden/>
-            <w:sz w:val="28"/>
-            <w:szCs w:val="28"/>
           </w:rPr>
           <w:fldChar w:fldCharType="separate"/>
         </w:r>
         <w:r>
           <w:rPr>
-            <w:rFonts w:cs="Times New Roman"/>
             <w:noProof/>
             <w:webHidden/>
-            <w:sz w:val="28"/>
-            <w:szCs w:val="28"/>
           </w:rPr>
-          <w:t>11</w:t>
+          <w:t>14</w:t>
         </w:r>
         <w:r>
           <w:rPr>
-            <w:rFonts w:cs="Times New Roman"/>
             <w:noProof/>
             <w:webHidden/>
-            <w:sz w:val="28"/>
-            <w:szCs w:val="28"/>
           </w:rPr>
           <w:fldChar w:fldCharType="end"/>
         </w:r>
@@ -520,92 +457,66 @@
     <w:p>
       <w:pPr>
         <w:pStyle w:val="11"/>
-        <w:spacing w:after="0" w:line="360" w:lineRule="auto"/>
-        <w:rPr>
-          <w:rFonts w:eastAsiaTheme="minorEastAsia" w:cs="Times New Roman"/>
+        <w:rPr>
+          <w:rFonts w:asciiTheme="minorHAnsi" w:eastAsiaTheme="minorEastAsia" w:hAnsiTheme="minorHAnsi"/>
           <w:noProof/>
-          <w:sz w:val="28"/>
-          <w:szCs w:val="28"/>
+          <w:sz w:val="22"/>
           <w:lang w:eastAsia="ru-RU"/>
         </w:rPr>
       </w:pPr>
-      <w:hyperlink w:anchor="_Toc228434684" w:history="1">
+      <w:hyperlink w:anchor="_Toc231384721" w:history="1">
         <w:r>
           <w:rPr>
             <w:rStyle w:val="aa"/>
-            <w:rFonts w:cs="Times New Roman"/>
             <w:noProof/>
-            <w:sz w:val="28"/>
-            <w:szCs w:val="28"/>
           </w:rPr>
           <w:t>6. ИНТЕГРАЦИОННОЕ ТЕСТИРОВАНИЕ.</w:t>
         </w:r>
         <w:r>
           <w:rPr>
-            <w:rFonts w:cs="Times New Roman"/>
             <w:noProof/>
             <w:webHidden/>
-            <w:sz w:val="28"/>
-            <w:szCs w:val="28"/>
           </w:rPr>
           <w:tab/>
         </w:r>
         <w:r>
           <w:rPr>
-            <w:rFonts w:cs="Times New Roman"/>
             <w:noProof/>
             <w:webHidden/>
-            <w:sz w:val="28"/>
-            <w:szCs w:val="28"/>
           </w:rPr>
           <w:fldChar w:fldCharType="begin"/>
         </w:r>
         <w:r>
           <w:rPr>
-            <w:rFonts w:cs="Times New Roman"/>
             <w:noProof/>
             <w:webHidden/>
-            <w:sz w:val="28"/>
-            <w:szCs w:val="28"/>
           </w:rPr>
-          <w:instrText xml:space="preserve"> PAGEREF _Toc228434684 \h </w:instrText>
+          <w:instrText xml:space="preserve"> PAGEREF _Toc231384721 \h </w:instrText>
         </w:r>
         <w:r>
           <w:rPr>
-            <w:rFonts w:cs="Times New Roman"/>
             <w:noProof/>
             <w:webHidden/>
-            <w:sz w:val="28"/>
-            <w:szCs w:val="28"/>
           </w:rPr>
         </w:r>
         <w:r>
           <w:rPr>
-            <w:rFonts w:cs="Times New Roman"/>
             <w:noProof/>
             <w:webHidden/>
-            <w:sz w:val="28"/>
-            <w:szCs w:val="28"/>
           </w:rPr>
           <w:fldChar w:fldCharType="separate"/>
         </w:r>
         <w:r>
           <w:rPr>
-            <w:rFonts w:cs="Times New Roman"/>
             <w:noProof/>
             <w:webHidden/>
-            <w:sz w:val="28"/>
-            <w:szCs w:val="28"/>
           </w:rPr>
-          <w:t>12</w:t>
+          <w:t>15</w:t>
         </w:r>
         <w:r>
           <w:rPr>
-            <w:rFonts w:cs="Times New Roman"/>
             <w:noProof/>
             <w:webHidden/>
-            <w:sz w:val="28"/>
-            <w:szCs w:val="28"/>
           </w:rPr>
           <w:fldChar w:fldCharType="end"/>
         </w:r>
@@ -614,92 +525,66 @@
     <w:p>
       <w:pPr>
         <w:pStyle w:val="11"/>
-        <w:spacing w:after="0" w:line="360" w:lineRule="auto"/>
-        <w:rPr>
-          <w:rFonts w:eastAsiaTheme="minorEastAsia" w:cs="Times New Roman"/>
+        <w:rPr>
+          <w:rFonts w:asciiTheme="minorHAnsi" w:eastAsiaTheme="minorEastAsia" w:hAnsiTheme="minorHAnsi"/>
           <w:noProof/>
-          <w:sz w:val="28"/>
-          <w:szCs w:val="28"/>
+          <w:sz w:val="22"/>
           <w:lang w:eastAsia="ru-RU"/>
         </w:rPr>
       </w:pPr>
-      <w:hyperlink w:anchor="_Toc228434685" w:history="1">
+      <w:hyperlink w:anchor="_Toc231384722" w:history="1">
         <w:r>
           <w:rPr>
             <w:rStyle w:val="aa"/>
-            <w:rFonts w:cs="Times New Roman"/>
             <w:noProof/>
-            <w:sz w:val="28"/>
-            <w:szCs w:val="28"/>
           </w:rPr>
-          <w:t>7. ОФОРМЛЕНИЕ ДОКУМЕНТАЦИИ НА ПРОГРАММНЫЕ СРЕДСТВА С ИСПОЛЬЗОВАНИЕМ ИНСТРУМЕНТАЛЬНЫХ СРЕДСТВ.</w:t>
+          <w:t>7. Оформление документации на программные средства с использованием инструментальных средств.</w:t>
         </w:r>
         <w:r>
           <w:rPr>
-            <w:rFonts w:cs="Times New Roman"/>
             <w:noProof/>
             <w:webHidden/>
-            <w:sz w:val="28"/>
-            <w:szCs w:val="28"/>
           </w:rPr>
           <w:tab/>
         </w:r>
         <w:r>
           <w:rPr>
-            <w:rFonts w:cs="Times New Roman"/>
             <w:noProof/>
             <w:webHidden/>
-            <w:sz w:val="28"/>
-            <w:szCs w:val="28"/>
           </w:rPr>
           <w:fldChar w:fldCharType="begin"/>
         </w:r>
         <w:r>
           <w:rPr>
-            <w:rFonts w:cs="Times New Roman"/>
             <w:noProof/>
             <w:webHidden/>
-            <w:sz w:val="28"/>
-            <w:szCs w:val="28"/>
           </w:rPr>
-          <w:instrText xml:space="preserve"> PAGEREF _Toc228434685 \h </w:instrText>
+          <w:instrText xml:space="preserve"> PAGEREF _Toc231384722 \h </w:instrText>
         </w:r>
         <w:r>
           <w:rPr>
-            <w:rFonts w:cs="Times New Roman"/>
             <w:noProof/>
             <w:webHidden/>
-            <w:sz w:val="28"/>
-            <w:szCs w:val="28"/>
           </w:rPr>
         </w:r>
         <w:r>
           <w:rPr>
-            <w:rFonts w:cs="Times New Roman"/>
             <w:noProof/>
             <w:webHidden/>
-            <w:sz w:val="28"/>
-            <w:szCs w:val="28"/>
           </w:rPr>
           <w:fldChar w:fldCharType="separate"/>
         </w:r>
         <w:r>
           <w:rPr>
-            <w:rFonts w:cs="Times New Roman"/>
             <w:noProof/>
             <w:webHidden/>
-            <w:sz w:val="28"/>
-            <w:szCs w:val="28"/>
           </w:rPr>
-          <w:t>13</w:t>
+          <w:t>16</w:t>
         </w:r>
         <w:r>
           <w:rPr>
-            <w:rFonts w:cs="Times New Roman"/>
             <w:noProof/>
             <w:webHidden/>
-            <w:sz w:val="28"/>
-            <w:szCs w:val="28"/>
           </w:rPr>
           <w:fldChar w:fldCharType="end"/>
         </w:r>
@@ -708,92 +593,66 @@
     <w:p>
       <w:pPr>
         <w:pStyle w:val="11"/>
-        <w:spacing w:after="0" w:line="360" w:lineRule="auto"/>
-        <w:rPr>
-          <w:rFonts w:eastAsiaTheme="minorEastAsia" w:cs="Times New Roman"/>
+        <w:rPr>
+          <w:rFonts w:asciiTheme="minorHAnsi" w:eastAsiaTheme="minorEastAsia" w:hAnsiTheme="minorHAnsi"/>
           <w:noProof/>
-          <w:sz w:val="28"/>
-          <w:szCs w:val="28"/>
+          <w:sz w:val="22"/>
           <w:lang w:eastAsia="ru-RU"/>
         </w:rPr>
       </w:pPr>
-      <w:hyperlink w:anchor="_Toc228434686" w:history="1">
+      <w:hyperlink w:anchor="_Toc231384723" w:history="1">
         <w:r>
           <w:rPr>
             <w:rStyle w:val="aa"/>
-            <w:rFonts w:cs="Times New Roman"/>
             <w:noProof/>
-            <w:sz w:val="28"/>
-            <w:szCs w:val="28"/>
           </w:rPr>
-          <w:t>ЗАКЛЮЧЕНИЕ.</w:t>
+          <w:t>ЗАКЛЮЧЕНИЕ</w:t>
         </w:r>
         <w:r>
           <w:rPr>
-            <w:rFonts w:cs="Times New Roman"/>
             <w:noProof/>
             <w:webHidden/>
-            <w:sz w:val="28"/>
-            <w:szCs w:val="28"/>
           </w:rPr>
           <w:tab/>
         </w:r>
         <w:r>
           <w:rPr>
-            <w:rFonts w:cs="Times New Roman"/>
             <w:noProof/>
             <w:webHidden/>
-            <w:sz w:val="28"/>
-            <w:szCs w:val="28"/>
           </w:rPr>
           <w:fldChar w:fldCharType="begin"/>
         </w:r>
         <w:r>
           <w:rPr>
-            <w:rFonts w:cs="Times New Roman"/>
             <w:noProof/>
             <w:webHidden/>
-            <w:sz w:val="28"/>
-            <w:szCs w:val="28"/>
           </w:rPr>
-          <w:instrText xml:space="preserve"> PAGEREF _Toc228434686 \h </w:instrText>
+          <w:instrText xml:space="preserve"> PAGEREF _Toc231384723 \h </w:instrText>
         </w:r>
         <w:r>
           <w:rPr>
-            <w:rFonts w:cs="Times New Roman"/>
             <w:noProof/>
             <w:webHidden/>
-            <w:sz w:val="28"/>
-            <w:szCs w:val="28"/>
           </w:rPr>
         </w:r>
         <w:r>
           <w:rPr>
-            <w:rFonts w:cs="Times New Roman"/>
             <w:noProof/>
             <w:webHidden/>
-            <w:sz w:val="28"/>
-            <w:szCs w:val="28"/>
           </w:rPr>
           <w:fldChar w:fldCharType="separate"/>
         </w:r>
         <w:r>
           <w:rPr>
-            <w:rFonts w:cs="Times New Roman"/>
             <w:noProof/>
             <w:webHidden/>
-            <w:sz w:val="28"/>
-            <w:szCs w:val="28"/>
           </w:rPr>
-          <w:t>15</w:t>
+          <w:t>18</w:t>
         </w:r>
         <w:r>
           <w:rPr>
-            <w:rFonts w:cs="Times New Roman"/>
             <w:noProof/>
             <w:webHidden/>
-            <w:sz w:val="28"/>
-            <w:szCs w:val="28"/>
           </w:rPr>
           <w:fldChar w:fldCharType="end"/>
         </w:r>
@@ -802,92 +661,67 @@
     <w:p>
       <w:pPr>
         <w:pStyle w:val="11"/>
-        <w:spacing w:after="0" w:line="360" w:lineRule="auto"/>
-        <w:rPr>
-          <w:rFonts w:eastAsiaTheme="minorEastAsia" w:cs="Times New Roman"/>
+        <w:rPr>
+          <w:rFonts w:asciiTheme="minorHAnsi" w:eastAsiaTheme="minorEastAsia" w:hAnsiTheme="minorHAnsi"/>
           <w:noProof/>
-          <w:sz w:val="28"/>
-          <w:szCs w:val="28"/>
+          <w:sz w:val="22"/>
           <w:lang w:eastAsia="ru-RU"/>
         </w:rPr>
       </w:pPr>
-      <w:hyperlink w:anchor="_Toc228434687" w:history="1">
+      <w:hyperlink w:anchor="_Toc231384724" w:history="1">
         <w:r>
           <w:rPr>
             <w:rStyle w:val="aa"/>
-            <w:rFonts w:eastAsiaTheme="majorEastAsia" w:cs="Times New Roman"/>
+            <w:rFonts w:eastAsiaTheme="majorEastAsia"/>
             <w:noProof/>
-            <w:sz w:val="28"/>
-            <w:szCs w:val="28"/>
           </w:rPr>
           <w:t>СПИСОК ИСПОЛЬЗОВАННЫХ ИСТОЧНИКОВ.</w:t>
         </w:r>
         <w:r>
           <w:rPr>
-            <w:rFonts w:cs="Times New Roman"/>
             <w:noProof/>
             <w:webHidden/>
-            <w:sz w:val="28"/>
-            <w:szCs w:val="28"/>
           </w:rPr>
           <w:tab/>
         </w:r>
         <w:r>
           <w:rPr>
-            <w:rFonts w:cs="Times New Roman"/>
             <w:noProof/>
             <w:webHidden/>
-            <w:sz w:val="28"/>
-            <w:szCs w:val="28"/>
           </w:rPr>
           <w:fldChar w:fldCharType="begin"/>
         </w:r>
         <w:r>
           <w:rPr>
-            <w:rFonts w:cs="Times New Roman"/>
             <w:noProof/>
             <w:webHidden/>
-            <w:sz w:val="28"/>
-            <w:szCs w:val="28"/>
           </w:rPr>
-          <w:instrText xml:space="preserve"> PAGEREF _Toc228434687 \h </w:instrText>
+          <w:instrText xml:space="preserve"> PAGEREF _Toc231384724 \h </w:instrText>
         </w:r>
         <w:r>
           <w:rPr>
-            <w:rFonts w:cs="Times New Roman"/>
             <w:noProof/>
             <w:webHidden/>
-            <w:sz w:val="28"/>
-            <w:szCs w:val="28"/>
           </w:rPr>
         </w:r>
         <w:r>
           <w:rPr>
-            <w:rFonts w:cs="Times New Roman"/>
             <w:noProof/>
             <w:webHidden/>
-            <w:sz w:val="28"/>
-            <w:szCs w:val="28"/>
           </w:rPr>
           <w:fldChar w:fldCharType="separate"/>
         </w:r>
         <w:r>
           <w:rPr>
-            <w:rFonts w:cs="Times New Roman"/>
             <w:noProof/>
             <w:webHidden/>
-            <w:sz w:val="28"/>
-            <w:szCs w:val="28"/>
           </w:rPr>
-          <w:t>16</w:t>
+          <w:t>19</w:t>
         </w:r>
         <w:r>
           <w:rPr>
-            <w:rFonts w:cs="Times New Roman"/>
             <w:noProof/>
             <w:webHidden/>
-            <w:sz w:val="28"/>
-            <w:szCs w:val="28"/>
           </w:rPr>
           <w:fldChar w:fldCharType="end"/>
         </w:r>
@@ -895,11 +729,15 @@
     </w:p>
     <w:p>
       <w:pPr>
+        <w:tabs>
+          <w:tab w:val="left" w:leader="dot" w:pos="7797"/>
+          <w:tab w:val="left" w:leader="dot" w:pos="7938"/>
+        </w:tabs>
         <w:spacing w:after="0" w:line="360" w:lineRule="auto"/>
         <w:rPr>
           <w:rFonts w:ascii="Times New Roman" w:hAnsi="Times New Roman" w:cs="Times New Roman"/>
-          <w:sz w:val="24"/>
-          <w:szCs w:val="24"/>
+          <w:sz w:val="28"/>
+          <w:szCs w:val="28"/>
         </w:rPr>
       </w:pPr>
       <w:r>
@@ -913,17 +751,25 @@
     </w:p>
     <w:p>
       <w:pPr>
-        <w:spacing w:after="0" w:line="360" w:lineRule="auto"/>
-        <w:ind w:firstLine="709"/>
-      </w:pPr>
-    </w:p>
-    <w:p>
-      <w:pPr>
         <w:tabs>
-          <w:tab w:val="left" w:pos="1313"/>
+          <w:tab w:val="left" w:leader="dot" w:pos="9639"/>
         </w:tabs>
         <w:spacing w:after="0" w:line="360" w:lineRule="auto"/>
         <w:ind w:firstLine="709"/>
+        <w:rPr>
+          <w:sz w:val="28"/>
+          <w:szCs w:val="28"/>
+        </w:rPr>
+      </w:pPr>
+    </w:p>
+    <w:p>
+      <w:pPr>
+        <w:tabs>
+          <w:tab w:val="left" w:pos="1313"/>
+          <w:tab w:val="left" w:leader="dot" w:pos="9639"/>
+        </w:tabs>
+        <w:spacing w:after="0" w:line="360" w:lineRule="auto"/>
+        <w:ind w:firstLine="709"/>
       </w:pPr>
       <w:r>
         <w:tab/>
@@ -931,6 +777,9 @@
     </w:p>
     <w:p>
       <w:pPr>
+        <w:tabs>
+          <w:tab w:val="left" w:leader="dot" w:pos="9639"/>
+        </w:tabs>
         <w:spacing w:after="0" w:line="360" w:lineRule="auto"/>
         <w:ind w:firstLine="709"/>
         <w:jc w:val="both"/>
@@ -938,6 +787,9 @@
     </w:p>
     <w:p>
       <w:pPr>
+        <w:tabs>
+          <w:tab w:val="left" w:leader="dot" w:pos="9639"/>
+        </w:tabs>
         <w:spacing w:after="0" w:line="360" w:lineRule="auto"/>
         <w:ind w:firstLine="709"/>
         <w:jc w:val="both"/>
@@ -1010,26 +862,21 @@
     </w:p>
     <w:p>
       <w:pPr>
-        <w:spacing w:after="0" w:line="360" w:lineRule="auto"/>
-        <w:jc w:val="center"/>
-        <w:rPr>
-          <w:rFonts w:ascii="Times New Roman" w:eastAsiaTheme="majorEastAsia" w:hAnsi="Times New Roman" w:cstheme="majorBidi"/>
-          <w:b/>
-          <w:sz w:val="28"/>
-          <w:szCs w:val="32"/>
+        <w:pStyle w:val="111111111"/>
+        <w:rPr>
+          <w:rFonts w:eastAsiaTheme="majorEastAsia"/>
         </w:rPr>
       </w:pPr>
       <w:bookmarkStart w:id="0" w:name="_Toc228434680"/>
-      <w:r>
-        <w:rPr>
-          <w:rFonts w:ascii="Times New Roman" w:eastAsiaTheme="majorEastAsia" w:hAnsi="Times New Roman" w:cstheme="majorBidi"/>
-          <w:b/>
-          <w:sz w:val="28"/>
-          <w:szCs w:val="32"/>
+      <w:bookmarkStart w:id="1" w:name="_Toc231384715"/>
+      <w:r>
+        <w:rPr>
+          <w:rFonts w:eastAsiaTheme="majorEastAsia"/>
         </w:rPr>
         <w:lastRenderedPageBreak/>
         <w:t>ВВЕДЕНИЕ</w:t>
       </w:r>
+      <w:bookmarkEnd w:id="1"/>
     </w:p>
     <w:p>
       <w:pPr>
@@ -1074,6 +921,8 @@
         </w:rPr>
         <w:t xml:space="preserve"> колледж». Практика направлена на закрепление и углубление теоретических знаний, полученных в ходе изучения дисциплин, а также на формирование профессиональных компетенций, необходимых для будущей работы в сфере информационных технологий и программирования.</w:t>
       </w:r>
+      <w:bookmarkStart w:id="2" w:name="_GoBack"/>
+      <w:bookmarkEnd w:id="2"/>
     </w:p>
     <w:p>
       <w:pPr>
@@ -1328,47 +1177,24 @@
     </w:p>
     <w:p>
       <w:pPr>
-        <w:spacing w:after="0" w:line="240" w:lineRule="auto"/>
-        <w:jc w:val="center"/>
-        <w:rPr>
-          <w:rFonts w:ascii="Times New Roman" w:hAnsi="Times New Roman" w:cs="Times New Roman"/>
-          <w:b/>
-          <w:sz w:val="28"/>
-        </w:rPr>
-      </w:pPr>
-    </w:p>
-    <w:p>
-      <w:pPr>
-        <w:spacing w:after="0" w:line="240" w:lineRule="auto"/>
-        <w:ind w:left="284" w:right="284"/>
-        <w:jc w:val="center"/>
-        <w:rPr>
-          <w:rFonts w:ascii="Times New Roman" w:hAnsi="Times New Roman" w:cs="Times New Roman"/>
-          <w:b/>
-          <w:sz w:val="28"/>
-        </w:rPr>
-      </w:pPr>
-      <w:r>
-        <w:rPr>
-          <w:rFonts w:ascii="Times New Roman" w:hAnsi="Times New Roman" w:cs="Times New Roman"/>
-          <w:b/>
-          <w:sz w:val="28"/>
-        </w:rPr>
-        <w:lastRenderedPageBreak/>
-        <w:t>ЗАКЛЮЧЕНИЕ</w:t>
-      </w:r>
-    </w:p>
-    <w:p>
-      <w:pPr>
-        <w:spacing w:after="0" w:line="240" w:lineRule="auto"/>
-        <w:ind w:left="284" w:right="284" w:firstLine="709"/>
-        <w:jc w:val="both"/>
-        <w:rPr>
-          <w:rFonts w:ascii="Times New Roman" w:hAnsi="Times New Roman" w:cs="Times New Roman"/>
-          <w:b/>
-          <w:sz w:val="28"/>
-        </w:rPr>
-      </w:pPr>
+        <w:rPr>
+          <w:rFonts w:ascii="Times New Roman" w:hAnsi="Times New Roman" w:cs="Times New Roman"/>
+          <w:color w:val="262626"/>
+          <w:sz w:val="28"/>
+          <w:szCs w:val="28"/>
+          <w:shd w:val="clear" w:color="auto" w:fill="FFFFFF"/>
+        </w:rPr>
+      </w:pPr>
+      <w:r>
+        <w:rPr>
+          <w:rFonts w:ascii="Times New Roman" w:hAnsi="Times New Roman" w:cs="Times New Roman"/>
+          <w:color w:val="262626"/>
+          <w:sz w:val="28"/>
+          <w:szCs w:val="28"/>
+          <w:shd w:val="clear" w:color="auto" w:fill="FFFFFF"/>
+        </w:rPr>
+        <w:br w:type="page"/>
+      </w:r>
     </w:p>
     <w:p>
       <w:pPr>
@@ -1383,57 +1209,13 @@
           <w:shd w:val="clear" w:color="auto" w:fill="FFFFFF"/>
         </w:rPr>
       </w:pPr>
-      <w:r>
-        <w:rPr>
-          <w:rFonts w:ascii="Times New Roman" w:hAnsi="Times New Roman" w:cs="Times New Roman"/>
-          <w:color w:val="262626"/>
-          <w:sz w:val="28"/>
-          <w:szCs w:val="28"/>
-          <w:shd w:val="clear" w:color="auto" w:fill="FFFFFF"/>
-        </w:rPr>
-        <w:t>В процессе прохождения практики я ознакомился с этапами создания мобильных приложений, освоил современные методы программирования, приобрёл навыки работы с инструментальными средствами для разработки, отладки и тестирования мобильного программного обеспечения. Полученные знания и умения позволили мне более глубоко понять специфику профессиональной деятельности программиста и подготовиться к дальнейшей учебе и работе по специальности.</w:t>
-      </w:r>
-    </w:p>
-    <w:p>
-      <w:pPr>
-        <w:rPr>
-          <w:rFonts w:ascii="Times New Roman" w:hAnsi="Times New Roman" w:cs="Times New Roman"/>
-          <w:color w:val="262626"/>
-          <w:sz w:val="28"/>
-          <w:szCs w:val="28"/>
-          <w:shd w:val="clear" w:color="auto" w:fill="FFFFFF"/>
-        </w:rPr>
-      </w:pPr>
-      <w:r>
-        <w:rPr>
-          <w:rFonts w:ascii="Times New Roman" w:hAnsi="Times New Roman" w:cs="Times New Roman"/>
-          <w:color w:val="262626"/>
-          <w:sz w:val="28"/>
-          <w:szCs w:val="28"/>
-          <w:shd w:val="clear" w:color="auto" w:fill="FFFFFF"/>
-        </w:rPr>
-        <w:br w:type="page"/>
-      </w:r>
-    </w:p>
-    <w:p>
-      <w:pPr>
-        <w:spacing w:after="0" w:line="360" w:lineRule="auto"/>
-        <w:ind w:left="283" w:right="283" w:firstLine="425"/>
-        <w:jc w:val="both"/>
-        <w:rPr>
-          <w:rFonts w:ascii="Times New Roman" w:hAnsi="Times New Roman" w:cs="Times New Roman"/>
-          <w:color w:val="262626"/>
-          <w:sz w:val="28"/>
-          <w:szCs w:val="28"/>
-          <w:shd w:val="clear" w:color="auto" w:fill="FFFFFF"/>
-        </w:rPr>
-      </w:pPr>
     </w:p>
     <w:p>
       <w:pPr>
         <w:pStyle w:val="111111111"/>
         <w:ind w:firstLine="709"/>
       </w:pPr>
+      <w:bookmarkStart w:id="3" w:name="_Toc231384716"/>
       <w:r>
         <w:t>1</w:t>
       </w:r>
@@ -1447,6 +1229,7 @@
         <w:t>.</w:t>
       </w:r>
       <w:bookmarkEnd w:id="0"/>
+      <w:bookmarkEnd w:id="3"/>
     </w:p>
     <w:p>
       <w:pPr>
@@ -1799,6 +1582,7 @@
           <w:sz w:val="28"/>
           <w:szCs w:val="32"/>
         </w:rPr>
+        <w:lastRenderedPageBreak/>
         <w:t>Убедиться в исправности системы вентиляции и охлаждения компьютера (отсутствие сильного гула, запаха гари).</w:t>
       </w:r>
     </w:p>
@@ -1824,7 +1608,6 @@
           <w:sz w:val="28"/>
           <w:szCs w:val="32"/>
         </w:rPr>
-        <w:lastRenderedPageBreak/>
         <w:t>При необходимости отрегулировать освещение, чтобы избежать бликов на экране монитора.</w:t>
       </w:r>
     </w:p>
@@ -2134,6 +1917,7 @@
           <w:sz w:val="28"/>
           <w:szCs w:val="32"/>
         </w:rPr>
+        <w:lastRenderedPageBreak/>
         <w:t>При поражении человека электрическим током освободить пострадавшего от контакта с проводом (используя сухую палку, деревянный предмет или отключив питание) и вызвать медицинскую помощь.</w:t>
       </w:r>
     </w:p>
@@ -2159,7 +1943,6 @@
           <w:sz w:val="28"/>
           <w:szCs w:val="32"/>
         </w:rPr>
-        <w:lastRenderedPageBreak/>
         <w:t>При пожаре вызвать пожарную охрану и приступить к тушению очага возгорания с помощью углекислотного огнетушителя (порошкового), не используя воду.</w:t>
       </w:r>
     </w:p>
@@ -2396,112 +2179,106 @@
     </w:p>
     <w:p>
       <w:pPr>
+        <w:pStyle w:val="111111111"/>
+      </w:pPr>
+      <w:bookmarkStart w:id="4" w:name="_Toc231384717"/>
+      <w:r>
+        <w:rPr>
+          <w:rFonts w:eastAsiaTheme="majorEastAsia"/>
+        </w:rPr>
+        <w:lastRenderedPageBreak/>
+        <w:t>2 Разработка приложения</w:t>
+      </w:r>
+      <w:bookmarkEnd w:id="4"/>
+    </w:p>
+    <w:p>
+      <w:pPr>
+        <w:spacing w:after="0" w:line="360" w:lineRule="auto"/>
+        <w:ind w:left="993" w:right="283"/>
+        <w:jc w:val="both"/>
+        <w:rPr>
+          <w:rFonts w:ascii="Tahoma" w:hAnsi="Tahoma" w:cs="Tahoma"/>
+          <w:color w:val="262626"/>
+          <w:shd w:val="clear" w:color="auto" w:fill="FFFFFF"/>
+        </w:rPr>
+      </w:pPr>
+    </w:p>
+    <w:p>
+      <w:pPr>
+        <w:spacing w:after="0" w:line="360" w:lineRule="auto"/>
+        <w:ind w:left="993" w:right="283"/>
+        <w:jc w:val="both"/>
+        <w:rPr>
+          <w:rFonts w:ascii="Times New Roman" w:hAnsi="Times New Roman" w:cs="Times New Roman"/>
+          <w:color w:val="262626"/>
+          <w:sz w:val="28"/>
+          <w:szCs w:val="28"/>
+          <w:shd w:val="clear" w:color="auto" w:fill="FFFFFF"/>
+        </w:rPr>
+      </w:pPr>
+      <w:r>
+        <w:rPr>
+          <w:rFonts w:ascii="Times New Roman" w:hAnsi="Times New Roman" w:cs="Times New Roman"/>
+          <w:color w:val="262626"/>
+          <w:sz w:val="28"/>
+          <w:szCs w:val="28"/>
+          <w:shd w:val="clear" w:color="auto" w:fill="FFFFFF"/>
+        </w:rPr>
+        <w:t xml:space="preserve">Я сделал приложение </w:t>
+      </w:r>
+      <w:r>
+        <w:rPr>
+          <w:rFonts w:ascii="Times New Roman" w:hAnsi="Times New Roman" w:cs="Times New Roman"/>
+          <w:color w:val="262626"/>
+          <w:sz w:val="28"/>
+          <w:szCs w:val="28"/>
+          <w:shd w:val="clear" w:color="auto" w:fill="FFFFFF"/>
+        </w:rPr>
+        <w:t xml:space="preserve">под названием </w:t>
+      </w:r>
+      <w:r>
+        <w:rPr>
+          <w:rFonts w:ascii="Times New Roman" w:hAnsi="Times New Roman" w:cs="Times New Roman"/>
+          <w:color w:val="262626"/>
+          <w:sz w:val="28"/>
+          <w:szCs w:val="28"/>
+          <w:shd w:val="clear" w:color="auto" w:fill="FFFFFF"/>
+        </w:rPr>
+        <w:t>«Управление задачами»</w:t>
+      </w:r>
+      <w:r>
+        <w:rPr>
+          <w:rFonts w:ascii="Times New Roman" w:hAnsi="Times New Roman" w:cs="Times New Roman"/>
+          <w:color w:val="262626"/>
+          <w:sz w:val="28"/>
+          <w:szCs w:val="28"/>
+          <w:shd w:val="clear" w:color="auto" w:fill="FFFFFF"/>
+        </w:rPr>
+        <w:t>.</w:t>
+      </w:r>
+    </w:p>
+    <w:p>
+      <w:pPr>
         <w:spacing w:after="0" w:line="360" w:lineRule="auto"/>
         <w:ind w:left="993" w:right="283"/>
         <w:jc w:val="center"/>
         <w:rPr>
           <w:rFonts w:ascii="Times New Roman" w:hAnsi="Times New Roman" w:cs="Times New Roman"/>
-          <w:b/>
-          <w:sz w:val="28"/>
-        </w:rPr>
-      </w:pPr>
-      <w:r>
-        <w:rPr>
-          <w:rFonts w:ascii="Times New Roman" w:eastAsiaTheme="majorEastAsia" w:hAnsi="Times New Roman" w:cstheme="majorBidi"/>
-          <w:b/>
-          <w:sz w:val="28"/>
-          <w:szCs w:val="32"/>
-        </w:rPr>
-        <w:lastRenderedPageBreak/>
-        <w:t>2 Разработка приложения</w:t>
-      </w:r>
-    </w:p>
-    <w:p>
-      <w:pPr>
-        <w:spacing w:after="0" w:line="360" w:lineRule="auto"/>
-        <w:ind w:left="993" w:right="283"/>
-        <w:jc w:val="both"/>
-        <w:rPr>
-          <w:rFonts w:ascii="Tahoma" w:hAnsi="Tahoma" w:cs="Tahoma"/>
           <w:color w:val="262626"/>
+          <w:sz w:val="28"/>
+          <w:szCs w:val="28"/>
           <w:shd w:val="clear" w:color="auto" w:fill="FFFFFF"/>
         </w:rPr>
       </w:pPr>
-    </w:p>
-    <w:p>
-      <w:pPr>
-        <w:spacing w:after="0" w:line="360" w:lineRule="auto"/>
-        <w:ind w:left="993" w:right="283"/>
-        <w:jc w:val="both"/>
-        <w:rPr>
-          <w:rFonts w:ascii="Times New Roman" w:hAnsi="Times New Roman" w:cs="Times New Roman"/>
+      <w:r>
+        <w:rPr>
+          <w:rFonts w:ascii="Times New Roman" w:hAnsi="Times New Roman" w:cs="Times New Roman"/>
+          <w:noProof/>
           <w:color w:val="262626"/>
           <w:sz w:val="28"/>
           <w:szCs w:val="28"/>
           <w:shd w:val="clear" w:color="auto" w:fill="FFFFFF"/>
-        </w:rPr>
-      </w:pPr>
-      <w:r>
-        <w:rPr>
-          <w:rFonts w:ascii="Times New Roman" w:hAnsi="Times New Roman" w:cs="Times New Roman"/>
-          <w:color w:val="262626"/>
-          <w:sz w:val="28"/>
-          <w:szCs w:val="28"/>
-          <w:shd w:val="clear" w:color="auto" w:fill="FFFFFF"/>
-        </w:rPr>
-        <w:t xml:space="preserve">Я сделал приложение </w:t>
-      </w:r>
-      <w:r>
-        <w:rPr>
-          <w:rFonts w:ascii="Times New Roman" w:hAnsi="Times New Roman" w:cs="Times New Roman"/>
-          <w:color w:val="262626"/>
-          <w:sz w:val="28"/>
-          <w:szCs w:val="28"/>
-          <w:shd w:val="clear" w:color="auto" w:fill="FFFFFF"/>
-        </w:rPr>
-        <w:t xml:space="preserve">под названием </w:t>
-      </w:r>
-      <w:r>
-        <w:rPr>
-          <w:rFonts w:ascii="Times New Roman" w:hAnsi="Times New Roman" w:cs="Times New Roman"/>
-          <w:color w:val="262626"/>
-          <w:sz w:val="28"/>
-          <w:szCs w:val="28"/>
-          <w:shd w:val="clear" w:color="auto" w:fill="FFFFFF"/>
-        </w:rPr>
-        <w:t>«Управление задачами»</w:t>
-      </w:r>
-      <w:r>
-        <w:rPr>
-          <w:rFonts w:ascii="Times New Roman" w:hAnsi="Times New Roman" w:cs="Times New Roman"/>
-          <w:color w:val="262626"/>
-          <w:sz w:val="28"/>
-          <w:szCs w:val="28"/>
-          <w:shd w:val="clear" w:color="auto" w:fill="FFFFFF"/>
-        </w:rPr>
-        <w:t>.</w:t>
-      </w:r>
-    </w:p>
-    <w:p>
-      <w:pPr>
-        <w:spacing w:after="0" w:line="360" w:lineRule="auto"/>
-        <w:ind w:left="993" w:right="283"/>
-        <w:jc w:val="center"/>
-        <w:rPr>
-          <w:rFonts w:ascii="Times New Roman" w:hAnsi="Times New Roman" w:cs="Times New Roman"/>
-          <w:color w:val="262626"/>
-          <w:sz w:val="28"/>
-          <w:szCs w:val="28"/>
-          <w:shd w:val="clear" w:color="auto" w:fill="FFFFFF"/>
-        </w:rPr>
-      </w:pPr>
-      <w:r>
-        <w:rPr>
-          <w:rFonts w:ascii="Times New Roman" w:hAnsi="Times New Roman" w:cs="Times New Roman"/>
-          <w:color w:val="262626"/>
-          <w:sz w:val="28"/>
-          <w:szCs w:val="28"/>
-          <w:shd w:val="clear" w:color="auto" w:fill="FFFFFF"/>
+          <w:lang w:eastAsia="ru-RU"/>
         </w:rPr>
         <w:drawing>
           <wp:inline distT="0" distB="0" distL="0" distR="0" wp14:anchorId="4BEAB7C1" wp14:editId="18E9CEDC">
@@ -2596,7 +2373,9 @@
       <w:r>
         <w:rPr>
           <w:rFonts w:ascii="Times New Roman" w:hAnsi="Times New Roman" w:cs="Times New Roman"/>
-          <w:sz w:val="28"/>
+          <w:noProof/>
+          <w:sz w:val="28"/>
+          <w:lang w:eastAsia="ru-RU"/>
         </w:rPr>
         <w:drawing>
           <wp:inline distT="0" distB="0" distL="0" distR="0" wp14:anchorId="0C3A71DB" wp14:editId="139FE441">
@@ -2678,7 +2457,6 @@
           <w:rFonts w:ascii="Times New Roman" w:hAnsi="Times New Roman" w:cs="Times New Roman"/>
           <w:sz w:val="28"/>
         </w:rPr>
-        <w:lastRenderedPageBreak/>
         <w:t xml:space="preserve">Чтобы отметить цель как выполненную нужно выбрать цель из списка и нажать кнопку «Отметить как выполнено». </w:t>
       </w:r>
     </w:p>
@@ -2701,7 +2479,9 @@
       <w:r>
         <w:rPr>
           <w:rFonts w:ascii="Times New Roman" w:hAnsi="Times New Roman" w:cs="Times New Roman"/>
-          <w:sz w:val="28"/>
+          <w:noProof/>
+          <w:sz w:val="28"/>
+          <w:lang w:eastAsia="ru-RU"/>
         </w:rPr>
         <w:drawing>
           <wp:inline distT="0" distB="0" distL="0" distR="0" wp14:anchorId="2D8B870F" wp14:editId="1D841A0B">
@@ -2779,8 +2559,11 @@
       <w:r>
         <w:rPr>
           <w:rFonts w:ascii="Times New Roman" w:hAnsi="Times New Roman" w:cs="Times New Roman"/>
-          <w:sz w:val="28"/>
-        </w:rPr>
+          <w:noProof/>
+          <w:sz w:val="28"/>
+          <w:lang w:eastAsia="ru-RU"/>
+        </w:rPr>
+        <w:lastRenderedPageBreak/>
         <w:drawing>
           <wp:inline distT="0" distB="0" distL="0" distR="0" wp14:anchorId="3CD68F44" wp14:editId="3839CF5F">
             <wp:extent cx="4012442" cy="3523120"/>
@@ -2817,29 +2600,16 @@
           </wp:inline>
         </w:drawing>
       </w:r>
-      <w:bookmarkStart w:id="1" w:name="_GoBack"/>
-      <w:bookmarkEnd w:id="1"/>
-    </w:p>
-    <w:p>
-      <w:pPr>
-        <w:pStyle w:val="2"/>
-        <w:shd w:val="clear" w:color="auto" w:fill="FFFFFF"/>
-        <w:spacing w:before="0" w:line="360" w:lineRule="auto"/>
-        <w:rPr>
-          <w:rFonts w:cs="Times New Roman"/>
-          <w:color w:val="0F1115"/>
-          <w:szCs w:val="28"/>
-        </w:rPr>
-      </w:pPr>
-      <w:r>
-        <w:rPr>
-          <w:rFonts w:cs="Times New Roman"/>
-          <w:color w:val="0F1115"/>
-          <w:szCs w:val="28"/>
-        </w:rPr>
-        <w:lastRenderedPageBreak/>
+    </w:p>
+    <w:p>
+      <w:pPr>
+        <w:pStyle w:val="111111111"/>
+      </w:pPr>
+      <w:bookmarkStart w:id="5" w:name="_Toc231384718"/>
+      <w:r>
         <w:t>3 Тестирование «белым ящиком»</w:t>
       </w:r>
+      <w:bookmarkEnd w:id="5"/>
     </w:p>
     <w:p>
       <w:pPr>
@@ -3204,6 +2974,7 @@
           <w:sz w:val="28"/>
           <w:szCs w:val="28"/>
         </w:rPr>
+        <w:lastRenderedPageBreak/>
         <w:t>Покрытие путей</w:t>
       </w:r>
       <w:r>
@@ -3271,7 +3042,6 @@
           <w:sz w:val="28"/>
           <w:szCs w:val="28"/>
         </w:rPr>
-        <w:lastRenderedPageBreak/>
         <w:t>3.3 Тестовые случаи</w:t>
       </w:r>
     </w:p>
@@ -3304,7 +3074,7 @@
         <w:gridCol w:w="508"/>
         <w:gridCol w:w="2281"/>
         <w:gridCol w:w="36"/>
-        <w:gridCol w:w="3824"/>
+        <w:gridCol w:w="2974"/>
         <w:gridCol w:w="2528"/>
         <w:gridCol w:w="1301"/>
       </w:tblGrid>
@@ -4418,24 +4188,14 @@
     </w:p>
     <w:p>
       <w:pPr>
-        <w:pStyle w:val="2"/>
-        <w:shd w:val="clear" w:color="auto" w:fill="FFFFFF"/>
-        <w:spacing w:before="0" w:line="360" w:lineRule="auto"/>
-        <w:rPr>
-          <w:rFonts w:cs="Times New Roman"/>
-          <w:color w:val="0F1115"/>
-          <w:szCs w:val="28"/>
-        </w:rPr>
-      </w:pPr>
-      <w:r>
-        <w:rPr>
-          <w:rFonts w:cs="Times New Roman"/>
-          <w:color w:val="0F1115"/>
-          <w:szCs w:val="28"/>
-        </w:rPr>
+        <w:pStyle w:val="111111111"/>
+      </w:pPr>
+      <w:bookmarkStart w:id="6" w:name="_Toc231384719"/>
+      <w:r>
         <w:lastRenderedPageBreak/>
         <w:t>4 Тестирование «черным ящиком»</w:t>
       </w:r>
+      <w:bookmarkEnd w:id="6"/>
     </w:p>
     <w:p>
       <w:pPr>
@@ -4900,10 +4660,10 @@
         <w:tblLook w:val="04A0" w:firstRow="1" w:lastRow="0" w:firstColumn="1" w:lastColumn="0" w:noHBand="0" w:noVBand="1"/>
       </w:tblPr>
       <w:tblGrid>
-        <w:gridCol w:w="508"/>
-        <w:gridCol w:w="2701"/>
-        <w:gridCol w:w="3328"/>
-        <w:gridCol w:w="2640"/>
+        <w:gridCol w:w="509"/>
+        <w:gridCol w:w="2306"/>
+        <w:gridCol w:w="2928"/>
+        <w:gridCol w:w="2584"/>
         <w:gridCol w:w="1301"/>
       </w:tblGrid>
       <w:tr>
@@ -5955,21 +5715,17 @@
       <w:pPr>
         <w:pStyle w:val="111111111"/>
       </w:pPr>
-      <w:bookmarkStart w:id="2" w:name="_Toc228434683"/>
+      <w:bookmarkStart w:id="7" w:name="_Toc228434683"/>
+      <w:bookmarkStart w:id="8" w:name="_Toc231384720"/>
       <w:r>
         <w:lastRenderedPageBreak/>
-        <w:t>5</w:t>
+        <w:t>5. МОДУЛЬНОЕ ТЕСТИРОВАНИЕ</w:t>
       </w:r>
       <w:r>
         <w:t>.</w:t>
       </w:r>
-      <w:r>
-        <w:t xml:space="preserve"> МОДУЛЬНОЕ ТЕСТИРОВАНИЕ</w:t>
-      </w:r>
-      <w:r>
-        <w:t>.</w:t>
-      </w:r>
-      <w:bookmarkEnd w:id="2"/>
+      <w:bookmarkEnd w:id="7"/>
+      <w:bookmarkEnd w:id="8"/>
     </w:p>
     <w:p>
       <w:pPr>
@@ -7884,7 +7640,8 @@
       <w:pPr>
         <w:pStyle w:val="111111111"/>
       </w:pPr>
-      <w:bookmarkStart w:id="3" w:name="_Toc228434684"/>
+      <w:bookmarkStart w:id="9" w:name="_Toc228434684"/>
+      <w:bookmarkStart w:id="10" w:name="_Toc231384721"/>
       <w:r>
         <w:lastRenderedPageBreak/>
         <w:t>6.</w:t>
@@ -7898,7 +7655,8 @@
       <w:r>
         <w:t>.</w:t>
       </w:r>
-      <w:bookmarkEnd w:id="3"/>
+      <w:bookmarkEnd w:id="9"/>
+      <w:bookmarkEnd w:id="10"/>
     </w:p>
     <w:p>
       <w:pPr>
@@ -8193,11 +7951,11 @@
         <w:tblLook w:val="04A0" w:firstRow="1" w:lastRow="0" w:firstColumn="1" w:lastColumn="0" w:noHBand="0" w:noVBand="1"/>
       </w:tblPr>
       <w:tblGrid>
-        <w:gridCol w:w="508"/>
+        <w:gridCol w:w="509"/>
         <w:gridCol w:w="1002"/>
-        <w:gridCol w:w="2888"/>
-        <w:gridCol w:w="3779"/>
-        <w:gridCol w:w="2301"/>
+        <w:gridCol w:w="2578"/>
+        <w:gridCol w:w="3320"/>
+        <w:gridCol w:w="2219"/>
       </w:tblGrid>
       <w:tr>
         <w:trPr>
@@ -9096,6 +8854,7 @@
           <w:sz w:val="28"/>
           <w:szCs w:val="28"/>
         </w:rPr>
+        <w:lastRenderedPageBreak/>
         <w:t>При повторном запуске приложения все задачи загружаются из файла</w:t>
       </w:r>
     </w:p>
@@ -9126,9 +8885,9 @@
       <w:pPr>
         <w:pStyle w:val="111111111"/>
       </w:pPr>
-      <w:bookmarkStart w:id="4" w:name="_Toc228434685"/>
-      <w:r>
-        <w:lastRenderedPageBreak/>
+      <w:bookmarkStart w:id="11" w:name="_Toc228434685"/>
+      <w:bookmarkStart w:id="12" w:name="_Toc231384722"/>
+      <w:r>
         <w:t>7</w:t>
       </w:r>
       <w:r>
@@ -9140,7 +8899,8 @@
       <w:r>
         <w:t>.</w:t>
       </w:r>
-      <w:bookmarkEnd w:id="4"/>
+      <w:bookmarkEnd w:id="11"/>
+      <w:bookmarkEnd w:id="12"/>
     </w:p>
     <w:p>
       <w:pPr>
@@ -9643,6 +9403,7 @@
         <w:rPr>
           <w:noProof/>
         </w:rPr>
+        <w:lastRenderedPageBreak/>
         <w:drawing>
           <wp:inline distT="0" distB="0" distL="0" distR="0" wp14:anchorId="47A5985A" wp14:editId="36D28BD6">
             <wp:extent cx="5048708" cy="1613643"/>
@@ -9776,7 +9537,6 @@
           <w:sz w:val="28"/>
           <w:szCs w:val="28"/>
         </w:rPr>
-        <w:lastRenderedPageBreak/>
         <w:t>Когда разработка в отдельной ветке завершена, её изменения можно объединить с основной веткой. Для этого используется команда </w:t>
       </w:r>
       <w:proofErr w:type="spellStart"/>
@@ -10435,6 +10195,360 @@
     </w:p>
     <w:p>
       <w:pPr>
+        <w:pStyle w:val="ds-markdown-paragraph"/>
+        <w:shd w:val="clear" w:color="auto" w:fill="FFFFFF"/>
+        <w:spacing w:before="0" w:beforeAutospacing="0" w:after="0" w:afterAutospacing="0" w:line="360" w:lineRule="auto"/>
+        <w:ind w:firstLine="709"/>
+        <w:jc w:val="both"/>
+        <w:rPr>
+          <w:color w:val="0F1115"/>
+          <w:sz w:val="28"/>
+          <w:szCs w:val="28"/>
+        </w:rPr>
+      </w:pPr>
+    </w:p>
+    <w:p>
+      <w:pPr>
+        <w:pStyle w:val="ds-markdown-paragraph"/>
+        <w:shd w:val="clear" w:color="auto" w:fill="FFFFFF"/>
+        <w:spacing w:before="0" w:beforeAutospacing="0" w:after="0" w:afterAutospacing="0" w:line="360" w:lineRule="auto"/>
+        <w:ind w:firstLine="709"/>
+        <w:jc w:val="both"/>
+        <w:rPr>
+          <w:color w:val="0F1115"/>
+          <w:sz w:val="28"/>
+          <w:szCs w:val="28"/>
+        </w:rPr>
+      </w:pPr>
+    </w:p>
+    <w:p>
+      <w:pPr>
+        <w:pStyle w:val="ds-markdown-paragraph"/>
+        <w:shd w:val="clear" w:color="auto" w:fill="FFFFFF"/>
+        <w:spacing w:before="0" w:beforeAutospacing="0" w:after="0" w:afterAutospacing="0" w:line="360" w:lineRule="auto"/>
+        <w:ind w:firstLine="709"/>
+        <w:jc w:val="both"/>
+        <w:rPr>
+          <w:color w:val="0F1115"/>
+          <w:sz w:val="28"/>
+          <w:szCs w:val="28"/>
+        </w:rPr>
+      </w:pPr>
+    </w:p>
+    <w:p>
+      <w:pPr>
+        <w:pStyle w:val="ds-markdown-paragraph"/>
+        <w:shd w:val="clear" w:color="auto" w:fill="FFFFFF"/>
+        <w:spacing w:before="0" w:beforeAutospacing="0" w:after="0" w:afterAutospacing="0" w:line="360" w:lineRule="auto"/>
+        <w:ind w:firstLine="709"/>
+        <w:jc w:val="both"/>
+        <w:rPr>
+          <w:color w:val="0F1115"/>
+          <w:sz w:val="28"/>
+          <w:szCs w:val="28"/>
+        </w:rPr>
+      </w:pPr>
+    </w:p>
+    <w:p>
+      <w:pPr>
+        <w:pStyle w:val="ds-markdown-paragraph"/>
+        <w:shd w:val="clear" w:color="auto" w:fill="FFFFFF"/>
+        <w:spacing w:before="0" w:beforeAutospacing="0" w:after="0" w:afterAutospacing="0" w:line="360" w:lineRule="auto"/>
+        <w:ind w:firstLine="709"/>
+        <w:jc w:val="both"/>
+        <w:rPr>
+          <w:color w:val="0F1115"/>
+          <w:sz w:val="28"/>
+          <w:szCs w:val="28"/>
+        </w:rPr>
+      </w:pPr>
+    </w:p>
+    <w:p>
+      <w:pPr>
+        <w:pStyle w:val="ds-markdown-paragraph"/>
+        <w:shd w:val="clear" w:color="auto" w:fill="FFFFFF"/>
+        <w:spacing w:before="0" w:beforeAutospacing="0" w:after="0" w:afterAutospacing="0" w:line="360" w:lineRule="auto"/>
+        <w:ind w:firstLine="709"/>
+        <w:jc w:val="both"/>
+        <w:rPr>
+          <w:color w:val="0F1115"/>
+          <w:sz w:val="28"/>
+          <w:szCs w:val="28"/>
+        </w:rPr>
+      </w:pPr>
+    </w:p>
+    <w:p>
+      <w:pPr>
+        <w:pStyle w:val="ds-markdown-paragraph"/>
+        <w:shd w:val="clear" w:color="auto" w:fill="FFFFFF"/>
+        <w:spacing w:before="0" w:beforeAutospacing="0" w:after="0" w:afterAutospacing="0" w:line="360" w:lineRule="auto"/>
+        <w:ind w:firstLine="709"/>
+        <w:jc w:val="both"/>
+        <w:rPr>
+          <w:color w:val="0F1115"/>
+          <w:sz w:val="28"/>
+          <w:szCs w:val="28"/>
+        </w:rPr>
+      </w:pPr>
+    </w:p>
+    <w:p>
+      <w:pPr>
+        <w:pStyle w:val="ds-markdown-paragraph"/>
+        <w:shd w:val="clear" w:color="auto" w:fill="FFFFFF"/>
+        <w:spacing w:before="0" w:beforeAutospacing="0" w:after="0" w:afterAutospacing="0" w:line="360" w:lineRule="auto"/>
+        <w:ind w:firstLine="709"/>
+        <w:jc w:val="both"/>
+        <w:rPr>
+          <w:color w:val="0F1115"/>
+          <w:sz w:val="28"/>
+          <w:szCs w:val="28"/>
+        </w:rPr>
+      </w:pPr>
+    </w:p>
+    <w:p>
+      <w:pPr>
+        <w:pStyle w:val="ds-markdown-paragraph"/>
+        <w:shd w:val="clear" w:color="auto" w:fill="FFFFFF"/>
+        <w:spacing w:before="0" w:beforeAutospacing="0" w:after="0" w:afterAutospacing="0" w:line="360" w:lineRule="auto"/>
+        <w:ind w:firstLine="709"/>
+        <w:jc w:val="both"/>
+        <w:rPr>
+          <w:color w:val="0F1115"/>
+          <w:sz w:val="28"/>
+          <w:szCs w:val="28"/>
+        </w:rPr>
+      </w:pPr>
+    </w:p>
+    <w:p>
+      <w:pPr>
+        <w:pStyle w:val="ds-markdown-paragraph"/>
+        <w:shd w:val="clear" w:color="auto" w:fill="FFFFFF"/>
+        <w:spacing w:before="0" w:beforeAutospacing="0" w:after="0" w:afterAutospacing="0" w:line="360" w:lineRule="auto"/>
+        <w:ind w:firstLine="709"/>
+        <w:jc w:val="both"/>
+        <w:rPr>
+          <w:color w:val="0F1115"/>
+          <w:sz w:val="28"/>
+          <w:szCs w:val="28"/>
+        </w:rPr>
+      </w:pPr>
+    </w:p>
+    <w:p>
+      <w:pPr>
+        <w:pStyle w:val="111111111"/>
+      </w:pPr>
+      <w:bookmarkStart w:id="13" w:name="_Toc231384723"/>
+      <w:r>
+        <w:t>ЗАКЛЮЧЕНИЕ</w:t>
+      </w:r>
+      <w:bookmarkEnd w:id="13"/>
+    </w:p>
+    <w:p>
+      <w:pPr>
+        <w:spacing w:after="0" w:line="240" w:lineRule="auto"/>
+        <w:ind w:left="284" w:right="284" w:firstLine="709"/>
+        <w:jc w:val="both"/>
+        <w:rPr>
+          <w:rFonts w:ascii="Times New Roman" w:hAnsi="Times New Roman" w:cs="Times New Roman"/>
+          <w:b/>
+          <w:sz w:val="28"/>
+        </w:rPr>
+      </w:pPr>
+    </w:p>
+    <w:p>
+      <w:pPr>
+        <w:spacing w:after="0" w:line="360" w:lineRule="auto"/>
+        <w:ind w:left="283" w:right="283" w:firstLine="425"/>
+        <w:jc w:val="both"/>
+        <w:rPr>
+          <w:rFonts w:ascii="Times New Roman" w:hAnsi="Times New Roman" w:cs="Times New Roman"/>
+          <w:color w:val="262626"/>
+          <w:sz w:val="28"/>
+          <w:szCs w:val="28"/>
+          <w:shd w:val="clear" w:color="auto" w:fill="FFFFFF"/>
+        </w:rPr>
+      </w:pPr>
+      <w:r>
+        <w:rPr>
+          <w:rFonts w:ascii="Times New Roman" w:hAnsi="Times New Roman" w:cs="Times New Roman"/>
+          <w:color w:val="262626"/>
+          <w:sz w:val="28"/>
+          <w:szCs w:val="28"/>
+          <w:shd w:val="clear" w:color="auto" w:fill="FFFFFF"/>
+        </w:rPr>
+        <w:t>В процессе прохождения практики я ознакомился с этапами создания мобильных приложений, освоил современные методы программирования, приобрёл навыки работы с инструментальными средствами для разработки, отладки и тестирования мобильного программного обеспечения. Полученные знания и умения позволили мне более глубоко понять специфику профессиональной деятельности программиста и подготовиться к дальнейшей учебе и работе по специальности.</w:t>
+      </w:r>
+    </w:p>
+    <w:p>
+      <w:pPr>
+        <w:pStyle w:val="ds-markdown-paragraph"/>
+        <w:shd w:val="clear" w:color="auto" w:fill="FFFFFF"/>
+        <w:spacing w:before="0" w:beforeAutospacing="0" w:after="0" w:afterAutospacing="0" w:line="360" w:lineRule="auto"/>
+        <w:ind w:firstLine="709"/>
+        <w:jc w:val="both"/>
+        <w:rPr>
+          <w:color w:val="0F1115"/>
+          <w:sz w:val="28"/>
+          <w:szCs w:val="28"/>
+        </w:rPr>
+      </w:pPr>
+    </w:p>
+    <w:p>
+      <w:pPr>
+        <w:pStyle w:val="ds-markdown-paragraph"/>
+        <w:shd w:val="clear" w:color="auto" w:fill="FFFFFF"/>
+        <w:spacing w:before="0" w:beforeAutospacing="0" w:after="0" w:afterAutospacing="0" w:line="360" w:lineRule="auto"/>
+        <w:ind w:firstLine="709"/>
+        <w:jc w:val="both"/>
+        <w:rPr>
+          <w:color w:val="0F1115"/>
+          <w:sz w:val="28"/>
+          <w:szCs w:val="28"/>
+        </w:rPr>
+      </w:pPr>
+    </w:p>
+    <w:p>
+      <w:pPr>
+        <w:pStyle w:val="ds-markdown-paragraph"/>
+        <w:shd w:val="clear" w:color="auto" w:fill="FFFFFF"/>
+        <w:spacing w:before="0" w:beforeAutospacing="0" w:after="0" w:afterAutospacing="0" w:line="360" w:lineRule="auto"/>
+        <w:ind w:firstLine="709"/>
+        <w:jc w:val="both"/>
+        <w:rPr>
+          <w:color w:val="0F1115"/>
+          <w:sz w:val="28"/>
+          <w:szCs w:val="28"/>
+        </w:rPr>
+      </w:pPr>
+    </w:p>
+    <w:p>
+      <w:pPr>
+        <w:pStyle w:val="ds-markdown-paragraph"/>
+        <w:shd w:val="clear" w:color="auto" w:fill="FFFFFF"/>
+        <w:spacing w:before="0" w:beforeAutospacing="0" w:after="0" w:afterAutospacing="0" w:line="360" w:lineRule="auto"/>
+        <w:ind w:firstLine="709"/>
+        <w:jc w:val="both"/>
+        <w:rPr>
+          <w:color w:val="0F1115"/>
+          <w:sz w:val="28"/>
+          <w:szCs w:val="28"/>
+        </w:rPr>
+      </w:pPr>
+    </w:p>
+    <w:p>
+      <w:pPr>
+        <w:pStyle w:val="ds-markdown-paragraph"/>
+        <w:shd w:val="clear" w:color="auto" w:fill="FFFFFF"/>
+        <w:spacing w:before="0" w:beforeAutospacing="0" w:after="0" w:afterAutospacing="0" w:line="360" w:lineRule="auto"/>
+        <w:ind w:firstLine="709"/>
+        <w:jc w:val="both"/>
+        <w:rPr>
+          <w:color w:val="0F1115"/>
+          <w:sz w:val="28"/>
+          <w:szCs w:val="28"/>
+        </w:rPr>
+      </w:pPr>
+    </w:p>
+    <w:p>
+      <w:pPr>
+        <w:pStyle w:val="ds-markdown-paragraph"/>
+        <w:shd w:val="clear" w:color="auto" w:fill="FFFFFF"/>
+        <w:spacing w:before="0" w:beforeAutospacing="0" w:after="0" w:afterAutospacing="0" w:line="360" w:lineRule="auto"/>
+        <w:ind w:firstLine="709"/>
+        <w:jc w:val="both"/>
+        <w:rPr>
+          <w:color w:val="0F1115"/>
+          <w:sz w:val="28"/>
+          <w:szCs w:val="28"/>
+        </w:rPr>
+      </w:pPr>
+    </w:p>
+    <w:p>
+      <w:pPr>
+        <w:pStyle w:val="ds-markdown-paragraph"/>
+        <w:shd w:val="clear" w:color="auto" w:fill="FFFFFF"/>
+        <w:spacing w:before="0" w:beforeAutospacing="0" w:after="0" w:afterAutospacing="0" w:line="360" w:lineRule="auto"/>
+        <w:ind w:firstLine="709"/>
+        <w:jc w:val="both"/>
+        <w:rPr>
+          <w:color w:val="0F1115"/>
+          <w:sz w:val="28"/>
+          <w:szCs w:val="28"/>
+        </w:rPr>
+      </w:pPr>
+    </w:p>
+    <w:p>
+      <w:pPr>
+        <w:pStyle w:val="ds-markdown-paragraph"/>
+        <w:shd w:val="clear" w:color="auto" w:fill="FFFFFF"/>
+        <w:spacing w:before="0" w:beforeAutospacing="0" w:after="0" w:afterAutospacing="0" w:line="360" w:lineRule="auto"/>
+        <w:ind w:firstLine="709"/>
+        <w:jc w:val="both"/>
+        <w:rPr>
+          <w:color w:val="0F1115"/>
+          <w:sz w:val="28"/>
+          <w:szCs w:val="28"/>
+        </w:rPr>
+      </w:pPr>
+    </w:p>
+    <w:p>
+      <w:pPr>
+        <w:pStyle w:val="ds-markdown-paragraph"/>
+        <w:shd w:val="clear" w:color="auto" w:fill="FFFFFF"/>
+        <w:spacing w:before="0" w:beforeAutospacing="0" w:after="0" w:afterAutospacing="0" w:line="360" w:lineRule="auto"/>
+        <w:ind w:firstLine="709"/>
+        <w:jc w:val="both"/>
+        <w:rPr>
+          <w:color w:val="0F1115"/>
+          <w:sz w:val="28"/>
+          <w:szCs w:val="28"/>
+        </w:rPr>
+      </w:pPr>
+    </w:p>
+    <w:p>
+      <w:pPr>
+        <w:pStyle w:val="ds-markdown-paragraph"/>
+        <w:shd w:val="clear" w:color="auto" w:fill="FFFFFF"/>
+        <w:spacing w:before="0" w:beforeAutospacing="0" w:after="0" w:afterAutospacing="0" w:line="360" w:lineRule="auto"/>
+        <w:ind w:firstLine="709"/>
+        <w:jc w:val="both"/>
+        <w:rPr>
+          <w:color w:val="0F1115"/>
+          <w:sz w:val="28"/>
+          <w:szCs w:val="28"/>
+        </w:rPr>
+      </w:pPr>
+    </w:p>
+    <w:p>
+      <w:pPr>
+        <w:pStyle w:val="ds-markdown-paragraph"/>
+        <w:shd w:val="clear" w:color="auto" w:fill="FFFFFF"/>
+        <w:spacing w:before="0" w:beforeAutospacing="0" w:after="0" w:afterAutospacing="0" w:line="360" w:lineRule="auto"/>
+        <w:ind w:firstLine="709"/>
+        <w:jc w:val="both"/>
+        <w:rPr>
+          <w:color w:val="0F1115"/>
+          <w:sz w:val="28"/>
+          <w:szCs w:val="28"/>
+        </w:rPr>
+      </w:pPr>
+    </w:p>
+    <w:p>
+      <w:pPr>
+        <w:pStyle w:val="ds-markdown-paragraph"/>
+        <w:shd w:val="clear" w:color="auto" w:fill="FFFFFF"/>
+        <w:spacing w:before="0" w:beforeAutospacing="0" w:after="0" w:afterAutospacing="0" w:line="360" w:lineRule="auto"/>
+        <w:ind w:firstLine="709"/>
+        <w:jc w:val="both"/>
+        <w:rPr>
+          <w:color w:val="0F1115"/>
+          <w:sz w:val="28"/>
+          <w:szCs w:val="28"/>
+        </w:rPr>
+      </w:pPr>
+    </w:p>
+    <w:p>
+      <w:pPr>
         <w:spacing w:after="0" w:line="240" w:lineRule="auto"/>
         <w:ind w:left="284" w:right="284"/>
         <w:jc w:val="center"/>
@@ -10617,12 +10731,12 @@
       <w:pPr>
         <w:pStyle w:val="111111111"/>
       </w:pPr>
-      <w:bookmarkStart w:id="5" w:name="_Toc228434687"/>
+      <w:bookmarkStart w:id="14" w:name="_Toc228434687"/>
+      <w:bookmarkStart w:id="15" w:name="_Toc231384724"/>
       <w:r>
         <w:rPr>
           <w:rFonts w:eastAsiaTheme="majorEastAsia"/>
         </w:rPr>
-        <w:lastRenderedPageBreak/>
         <w:t>СПИСОК ИСПОЛЬЗОВАННЫХ ИСТОЧНИКОВ</w:t>
       </w:r>
       <w:r>
@@ -10631,7 +10745,8 @@
         </w:rPr>
         <w:t>.</w:t>
       </w:r>
-      <w:bookmarkEnd w:id="5"/>
+      <w:bookmarkEnd w:id="14"/>
+      <w:bookmarkEnd w:id="15"/>
     </w:p>
     <w:p>
       <w:pPr>
@@ -11906,6 +12021,7 @@
                 <w:shd w:val="clear" w:color="auto" w:fill="FFFFFF"/>
                 <w:lang w:val="ru-RU"/>
               </w:rPr>
+              <w:lastRenderedPageBreak/>
               <w:t xml:space="preserve">Казанский, А. А.  Программирование на </w:t>
             </w:r>
             <w:proofErr w:type="spellStart"/>
@@ -12179,8 +12295,8 @@
         <w:tblLook w:val="01E0" w:firstRow="1" w:lastRow="1" w:firstColumn="1" w:lastColumn="1" w:noHBand="0" w:noVBand="0"/>
       </w:tblPr>
       <w:tblGrid>
-        <w:gridCol w:w="995"/>
-        <w:gridCol w:w="8513"/>
+        <w:gridCol w:w="948"/>
+        <w:gridCol w:w="7788"/>
       </w:tblGrid>
       <w:tr>
         <w:trPr>
@@ -12812,7 +12928,7 @@
       <w:footerReference w:type="default" r:id="rId24"/>
       <w:footerReference w:type="first" r:id="rId25"/>
       <w:pgSz w:w="11906" w:h="16838"/>
-      <w:pgMar w:top="709" w:right="284" w:bottom="1135" w:left="1134" w:header="0" w:footer="0" w:gutter="0"/>
+      <w:pgMar w:top="1134" w:right="567" w:bottom="1134" w:left="1701" w:header="0" w:footer="0" w:gutter="0"/>
       <w:cols w:space="708"/>
       <w:titlePg/>
       <w:docGrid w:linePitch="360"/>
@@ -12904,7 +13020,7 @@
             <w:sz w:val="28"/>
             <w:szCs w:val="28"/>
           </w:rPr>
-          <w:t>17</w:t>
+          <w:t>20</w:t>
         </w:r>
         <w:r>
           <w:rPr>
@@ -17038,17 +17154,17 @@
     <w:autoRedefine/>
     <w:uiPriority w:val="39"/>
     <w:unhideWhenUsed/>
-    <w:rsid w:val="00751DD0"/>
+    <w:rsid w:val="006A4DEB"/>
     <w:pPr>
       <w:tabs>
+        <w:tab w:val="left" w:leader="dot" w:pos="9356"/>
         <w:tab w:val="right" w:pos="10478"/>
       </w:tabs>
-      <w:spacing w:after="100"/>
-      <w:ind w:left="340" w:right="1841"/>
+      <w:spacing w:after="0" w:line="360" w:lineRule="auto"/>
     </w:pPr>
     <w:rPr>
       <w:rFonts w:ascii="Times New Roman" w:hAnsi="Times New Roman"/>
-      <w:sz w:val="24"/>
+      <w:sz w:val="28"/>
     </w:rPr>
   </w:style>
   <w:style w:type="paragraph" w:styleId="21">
@@ -17679,7 +17795,7 @@
 </file>
 
 <file path=customXml/itemProps1.xml><?xml version="1.0" encoding="utf-8"?>
-<ds:datastoreItem xmlns:ds="http://schemas.openxmlformats.org/officeDocument/2006/customXml" ds:itemID="{62B28D3B-ED96-4CA9-B4AB-BC60FE6AB6EE}">
+<ds:datastoreItem xmlns:ds="http://schemas.openxmlformats.org/officeDocument/2006/customXml" ds:itemID="{4EA3FB68-BA55-47BE-BBC2-DBB8E4BC3C31}">
   <ds:schemaRefs>
     <ds:schemaRef ds:uri="http://schemas.openxmlformats.org/officeDocument/2006/bibliography"/>
   </ds:schemaRefs>

--- a/Отчет по практике .docx
+++ b/Отчет по практике .docx
@@ -45,7 +45,7 @@
           <w:rFonts w:cs="Times New Roman"/>
           <w:szCs w:val="28"/>
         </w:rPr>
-        <w:instrText xml:space="preserve"> TOC \h \z \u \t "111111111;1" </w:instrText>
+        <w:instrText xml:space="preserve"> TOC \h \z \t "111111111;1;2222222;1" </w:instrText>
       </w:r>
       <w:r>
         <w:rPr>
@@ -54,7 +54,7 @@
         </w:rPr>
         <w:fldChar w:fldCharType="separate"/>
       </w:r>
-      <w:hyperlink w:anchor="_Toc231384715" w:history="1">
+      <w:hyperlink w:anchor="_Toc231407061" w:history="1">
         <w:r>
           <w:rPr>
             <w:rStyle w:val="aa"/>
@@ -82,7 +82,7 @@
             <w:noProof/>
             <w:webHidden/>
           </w:rPr>
-          <w:instrText xml:space="preserve"> PAGEREF _Toc231384715 \h </w:instrText>
+          <w:instrText xml:space="preserve"> PAGEREF _Toc231407061 \h </w:instrText>
         </w:r>
         <w:r>
           <w:rPr>
@@ -102,7 +102,7 @@
             <w:noProof/>
             <w:webHidden/>
           </w:rPr>
-          <w:t>2</w:t>
+          <w:t>3</w:t>
         </w:r>
         <w:r>
           <w:rPr>
@@ -123,13 +123,13 @@
           <w:lang w:eastAsia="ru-RU"/>
         </w:rPr>
       </w:pPr>
-      <w:hyperlink w:anchor="_Toc231384716" w:history="1">
+      <w:hyperlink w:anchor="_Toc231407062" w:history="1">
         <w:r>
           <w:rPr>
             <w:rStyle w:val="aa"/>
             <w:noProof/>
           </w:rPr>
-          <w:t>1. Техника безопасности. Охрана труда.</w:t>
+          <w:t>1. ТЕХНИКА БЕЗОПАСНОСТИ. ОХРАНА ТРУДА</w:t>
         </w:r>
         <w:r>
           <w:rPr>
@@ -150,7 +150,7 @@
             <w:noProof/>
             <w:webHidden/>
           </w:rPr>
-          <w:instrText xml:space="preserve"> PAGEREF _Toc231384716 \h </w:instrText>
+          <w:instrText xml:space="preserve"> PAGEREF _Toc231407062 \h </w:instrText>
         </w:r>
         <w:r>
           <w:rPr>
@@ -191,14 +191,13 @@
           <w:lang w:eastAsia="ru-RU"/>
         </w:rPr>
       </w:pPr>
-      <w:hyperlink w:anchor="_Toc231384717" w:history="1">
+      <w:hyperlink w:anchor="_Toc231407063" w:history="1">
         <w:r>
           <w:rPr>
             <w:rStyle w:val="aa"/>
-            <w:rFonts w:eastAsiaTheme="majorEastAsia"/>
-            <w:noProof/>
-          </w:rPr>
-          <w:t>2 Разработка приложения</w:t>
+            <w:noProof/>
+          </w:rPr>
+          <w:t>1.1. Общие требования безопасности</w:t>
         </w:r>
         <w:r>
           <w:rPr>
@@ -219,7 +218,7 @@
             <w:noProof/>
             <w:webHidden/>
           </w:rPr>
-          <w:instrText xml:space="preserve"> PAGEREF _Toc231384717 \h </w:instrText>
+          <w:instrText xml:space="preserve"> PAGEREF _Toc231407063 \h </w:instrText>
         </w:r>
         <w:r>
           <w:rPr>
@@ -239,7 +238,7 @@
             <w:noProof/>
             <w:webHidden/>
           </w:rPr>
-          <w:t>7</w:t>
+          <w:t>4</w:t>
         </w:r>
         <w:r>
           <w:rPr>
@@ -260,13 +259,13 @@
           <w:lang w:eastAsia="ru-RU"/>
         </w:rPr>
       </w:pPr>
-      <w:hyperlink w:anchor="_Toc231384718" w:history="1">
+      <w:hyperlink w:anchor="_Toc231407064" w:history="1">
         <w:r>
           <w:rPr>
             <w:rStyle w:val="aa"/>
             <w:noProof/>
           </w:rPr>
-          <w:t>3 Тестирование «белым ящиком»</w:t>
+          <w:t>1.2. Требования безопасности перед началом работы</w:t>
         </w:r>
         <w:r>
           <w:rPr>
@@ -287,7 +286,7 @@
             <w:noProof/>
             <w:webHidden/>
           </w:rPr>
-          <w:instrText xml:space="preserve"> PAGEREF _Toc231384718 \h </w:instrText>
+          <w:instrText xml:space="preserve"> PAGEREF _Toc231407064 \h </w:instrText>
         </w:r>
         <w:r>
           <w:rPr>
@@ -307,7 +306,7 @@
             <w:noProof/>
             <w:webHidden/>
           </w:rPr>
-          <w:t>9</w:t>
+          <w:t>4</w:t>
         </w:r>
         <w:r>
           <w:rPr>
@@ -328,13 +327,13 @@
           <w:lang w:eastAsia="ru-RU"/>
         </w:rPr>
       </w:pPr>
-      <w:hyperlink w:anchor="_Toc231384719" w:history="1">
+      <w:hyperlink w:anchor="_Toc231407065" w:history="1">
         <w:r>
           <w:rPr>
             <w:rStyle w:val="aa"/>
             <w:noProof/>
           </w:rPr>
-          <w:t>4 Тестирование «черным ящиком»</w:t>
+          <w:t>1.3. Требования безопасности во время работы</w:t>
         </w:r>
         <w:r>
           <w:rPr>
@@ -355,7 +354,7 @@
             <w:noProof/>
             <w:webHidden/>
           </w:rPr>
-          <w:instrText xml:space="preserve"> PAGEREF _Toc231384719 \h </w:instrText>
+          <w:instrText xml:space="preserve"> PAGEREF _Toc231407065 \h </w:instrText>
         </w:r>
         <w:r>
           <w:rPr>
@@ -375,7 +374,7 @@
             <w:noProof/>
             <w:webHidden/>
           </w:rPr>
-          <w:t>12</w:t>
+          <w:t>5</w:t>
         </w:r>
         <w:r>
           <w:rPr>
@@ -396,13 +395,13 @@
           <w:lang w:eastAsia="ru-RU"/>
         </w:rPr>
       </w:pPr>
-      <w:hyperlink w:anchor="_Toc231384720" w:history="1">
+      <w:hyperlink w:anchor="_Toc231407066" w:history="1">
         <w:r>
           <w:rPr>
             <w:rStyle w:val="aa"/>
             <w:noProof/>
           </w:rPr>
-          <w:t>5. МОДУЛЬНОЕ ТЕСТИРОВАНИЕ.</w:t>
+          <w:t>1.4. Требования безопасности в аварийных ситуациях</w:t>
         </w:r>
         <w:r>
           <w:rPr>
@@ -423,7 +422,7 @@
             <w:noProof/>
             <w:webHidden/>
           </w:rPr>
-          <w:instrText xml:space="preserve"> PAGEREF _Toc231384720 \h </w:instrText>
+          <w:instrText xml:space="preserve"> PAGEREF _Toc231407066 \h </w:instrText>
         </w:r>
         <w:r>
           <w:rPr>
@@ -443,7 +442,7 @@
             <w:noProof/>
             <w:webHidden/>
           </w:rPr>
-          <w:t>14</w:t>
+          <w:t>5</w:t>
         </w:r>
         <w:r>
           <w:rPr>
@@ -464,13 +463,13 @@
           <w:lang w:eastAsia="ru-RU"/>
         </w:rPr>
       </w:pPr>
-      <w:hyperlink w:anchor="_Toc231384721" w:history="1">
+      <w:hyperlink w:anchor="_Toc231407067" w:history="1">
         <w:r>
           <w:rPr>
             <w:rStyle w:val="aa"/>
             <w:noProof/>
           </w:rPr>
-          <w:t>6. ИНТЕГРАЦИОННОЕ ТЕСТИРОВАНИЕ.</w:t>
+          <w:t>1.5. Требования безопасности по окончании работы</w:t>
         </w:r>
         <w:r>
           <w:rPr>
@@ -491,7 +490,7 @@
             <w:noProof/>
             <w:webHidden/>
           </w:rPr>
-          <w:instrText xml:space="preserve"> PAGEREF _Toc231384721 \h </w:instrText>
+          <w:instrText xml:space="preserve"> PAGEREF _Toc231407067 \h </w:instrText>
         </w:r>
         <w:r>
           <w:rPr>
@@ -511,7 +510,7 @@
             <w:noProof/>
             <w:webHidden/>
           </w:rPr>
-          <w:t>15</w:t>
+          <w:t>6</w:t>
         </w:r>
         <w:r>
           <w:rPr>
@@ -532,13 +531,14 @@
           <w:lang w:eastAsia="ru-RU"/>
         </w:rPr>
       </w:pPr>
-      <w:hyperlink w:anchor="_Toc231384722" w:history="1">
+      <w:hyperlink w:anchor="_Toc231407068" w:history="1">
         <w:r>
           <w:rPr>
             <w:rStyle w:val="aa"/>
-            <w:noProof/>
-          </w:rPr>
-          <w:t>7. Оформление документации на программные средства с использованием инструментальных средств.</w:t>
+            <w:rFonts w:eastAsiaTheme="majorEastAsia"/>
+            <w:noProof/>
+          </w:rPr>
+          <w:t>2. РАЗРАБОТКА ПРИЛОЖЕНИЯ</w:t>
         </w:r>
         <w:r>
           <w:rPr>
@@ -559,7 +559,7 @@
             <w:noProof/>
             <w:webHidden/>
           </w:rPr>
-          <w:instrText xml:space="preserve"> PAGEREF _Toc231384722 \h </w:instrText>
+          <w:instrText xml:space="preserve"> PAGEREF _Toc231407068 \h </w:instrText>
         </w:r>
         <w:r>
           <w:rPr>
@@ -579,7 +579,7 @@
             <w:noProof/>
             <w:webHidden/>
           </w:rPr>
-          <w:t>16</w:t>
+          <w:t>7</w:t>
         </w:r>
         <w:r>
           <w:rPr>
@@ -600,13 +600,13 @@
           <w:lang w:eastAsia="ru-RU"/>
         </w:rPr>
       </w:pPr>
-      <w:hyperlink w:anchor="_Toc231384723" w:history="1">
+      <w:hyperlink w:anchor="_Toc231407069" w:history="1">
         <w:r>
           <w:rPr>
             <w:rStyle w:val="aa"/>
             <w:noProof/>
           </w:rPr>
-          <w:t>ЗАКЛЮЧЕНИЕ</w:t>
+          <w:t>3. ТЕСТИРОВАНИЕ «БЕЛЫМ ЯЩИКОМ»</w:t>
         </w:r>
         <w:r>
           <w:rPr>
@@ -627,7 +627,7 @@
             <w:noProof/>
             <w:webHidden/>
           </w:rPr>
-          <w:instrText xml:space="preserve"> PAGEREF _Toc231384723 \h </w:instrText>
+          <w:instrText xml:space="preserve"> PAGEREF _Toc231407069 \h </w:instrText>
         </w:r>
         <w:r>
           <w:rPr>
@@ -647,7 +647,7 @@
             <w:noProof/>
             <w:webHidden/>
           </w:rPr>
-          <w:t>18</w:t>
+          <w:t>9</w:t>
         </w:r>
         <w:r>
           <w:rPr>
@@ -668,14 +668,1291 @@
           <w:lang w:eastAsia="ru-RU"/>
         </w:rPr>
       </w:pPr>
-      <w:hyperlink w:anchor="_Toc231384724" w:history="1">
+      <w:hyperlink w:anchor="_Toc231407070" w:history="1">
+        <w:r>
+          <w:rPr>
+            <w:rStyle w:val="aa"/>
+            <w:noProof/>
+          </w:rPr>
+          <w:t>3.1 Объекты тестирования</w:t>
+        </w:r>
+        <w:r>
+          <w:rPr>
+            <w:noProof/>
+            <w:webHidden/>
+          </w:rPr>
+          <w:tab/>
+        </w:r>
+        <w:r>
+          <w:rPr>
+            <w:noProof/>
+            <w:webHidden/>
+          </w:rPr>
+          <w:fldChar w:fldCharType="begin"/>
+        </w:r>
+        <w:r>
+          <w:rPr>
+            <w:noProof/>
+            <w:webHidden/>
+          </w:rPr>
+          <w:instrText xml:space="preserve"> PAGEREF _Toc231407070 \h </w:instrText>
+        </w:r>
+        <w:r>
+          <w:rPr>
+            <w:noProof/>
+            <w:webHidden/>
+          </w:rPr>
+        </w:r>
+        <w:r>
+          <w:rPr>
+            <w:noProof/>
+            <w:webHidden/>
+          </w:rPr>
+          <w:fldChar w:fldCharType="separate"/>
+        </w:r>
+        <w:r>
+          <w:rPr>
+            <w:noProof/>
+            <w:webHidden/>
+          </w:rPr>
+          <w:t>9</w:t>
+        </w:r>
+        <w:r>
+          <w:rPr>
+            <w:noProof/>
+            <w:webHidden/>
+          </w:rPr>
+          <w:fldChar w:fldCharType="end"/>
+        </w:r>
+      </w:hyperlink>
+    </w:p>
+    <w:p>
+      <w:pPr>
+        <w:pStyle w:val="11"/>
+        <w:rPr>
+          <w:rFonts w:asciiTheme="minorHAnsi" w:eastAsiaTheme="minorEastAsia" w:hAnsiTheme="minorHAnsi"/>
+          <w:noProof/>
+          <w:sz w:val="22"/>
+          <w:lang w:eastAsia="ru-RU"/>
+        </w:rPr>
+      </w:pPr>
+      <w:hyperlink w:anchor="_Toc231407071" w:history="1">
+        <w:r>
+          <w:rPr>
+            <w:rStyle w:val="aa"/>
+            <w:noProof/>
+          </w:rPr>
+          <w:t>3.2 Методы тестирования</w:t>
+        </w:r>
+        <w:r>
+          <w:rPr>
+            <w:noProof/>
+            <w:webHidden/>
+          </w:rPr>
+          <w:tab/>
+        </w:r>
+        <w:r>
+          <w:rPr>
+            <w:noProof/>
+            <w:webHidden/>
+          </w:rPr>
+          <w:fldChar w:fldCharType="begin"/>
+        </w:r>
+        <w:r>
+          <w:rPr>
+            <w:noProof/>
+            <w:webHidden/>
+          </w:rPr>
+          <w:instrText xml:space="preserve"> PAGEREF _Toc231407071 \h </w:instrText>
+        </w:r>
+        <w:r>
+          <w:rPr>
+            <w:noProof/>
+            <w:webHidden/>
+          </w:rPr>
+        </w:r>
+        <w:r>
+          <w:rPr>
+            <w:noProof/>
+            <w:webHidden/>
+          </w:rPr>
+          <w:fldChar w:fldCharType="separate"/>
+        </w:r>
+        <w:r>
+          <w:rPr>
+            <w:noProof/>
+            <w:webHidden/>
+          </w:rPr>
+          <w:t>9</w:t>
+        </w:r>
+        <w:r>
+          <w:rPr>
+            <w:noProof/>
+            <w:webHidden/>
+          </w:rPr>
+          <w:fldChar w:fldCharType="end"/>
+        </w:r>
+      </w:hyperlink>
+    </w:p>
+    <w:p>
+      <w:pPr>
+        <w:pStyle w:val="11"/>
+        <w:rPr>
+          <w:rFonts w:asciiTheme="minorHAnsi" w:eastAsiaTheme="minorEastAsia" w:hAnsiTheme="minorHAnsi"/>
+          <w:noProof/>
+          <w:sz w:val="22"/>
+          <w:lang w:eastAsia="ru-RU"/>
+        </w:rPr>
+      </w:pPr>
+      <w:hyperlink w:anchor="_Toc231407072" w:history="1">
+        <w:r>
+          <w:rPr>
+            <w:rStyle w:val="aa"/>
+            <w:noProof/>
+          </w:rPr>
+          <w:t>3.3. Тестовые случаи</w:t>
+        </w:r>
+        <w:r>
+          <w:rPr>
+            <w:noProof/>
+            <w:webHidden/>
+          </w:rPr>
+          <w:tab/>
+        </w:r>
+        <w:r>
+          <w:rPr>
+            <w:noProof/>
+            <w:webHidden/>
+          </w:rPr>
+          <w:fldChar w:fldCharType="begin"/>
+        </w:r>
+        <w:r>
+          <w:rPr>
+            <w:noProof/>
+            <w:webHidden/>
+          </w:rPr>
+          <w:instrText xml:space="preserve"> PAGEREF _Toc231407072 \h </w:instrText>
+        </w:r>
+        <w:r>
+          <w:rPr>
+            <w:noProof/>
+            <w:webHidden/>
+          </w:rPr>
+        </w:r>
+        <w:r>
+          <w:rPr>
+            <w:noProof/>
+            <w:webHidden/>
+          </w:rPr>
+          <w:fldChar w:fldCharType="separate"/>
+        </w:r>
+        <w:r>
+          <w:rPr>
+            <w:noProof/>
+            <w:webHidden/>
+          </w:rPr>
+          <w:t>10</w:t>
+        </w:r>
+        <w:r>
+          <w:rPr>
+            <w:noProof/>
+            <w:webHidden/>
+          </w:rPr>
+          <w:fldChar w:fldCharType="end"/>
+        </w:r>
+      </w:hyperlink>
+    </w:p>
+    <w:p>
+      <w:pPr>
+        <w:pStyle w:val="11"/>
+        <w:rPr>
+          <w:rFonts w:asciiTheme="minorHAnsi" w:eastAsiaTheme="minorEastAsia" w:hAnsiTheme="minorHAnsi"/>
+          <w:noProof/>
+          <w:sz w:val="22"/>
+          <w:lang w:eastAsia="ru-RU"/>
+        </w:rPr>
+      </w:pPr>
+      <w:hyperlink w:anchor="_Toc231407073" w:history="1">
+        <w:r>
+          <w:rPr>
+            <w:rStyle w:val="aa"/>
+            <w:noProof/>
+          </w:rPr>
+          <w:t>4. ТЕСТИРОВАНИЕ «ЧЕРНЫМ ЯЩИКОМ»</w:t>
+        </w:r>
+        <w:r>
+          <w:rPr>
+            <w:noProof/>
+            <w:webHidden/>
+          </w:rPr>
+          <w:tab/>
+        </w:r>
+        <w:r>
+          <w:rPr>
+            <w:noProof/>
+            <w:webHidden/>
+          </w:rPr>
+          <w:fldChar w:fldCharType="begin"/>
+        </w:r>
+        <w:r>
+          <w:rPr>
+            <w:noProof/>
+            <w:webHidden/>
+          </w:rPr>
+          <w:instrText xml:space="preserve"> PAGEREF _Toc231407073 \h </w:instrText>
+        </w:r>
+        <w:r>
+          <w:rPr>
+            <w:noProof/>
+            <w:webHidden/>
+          </w:rPr>
+        </w:r>
+        <w:r>
+          <w:rPr>
+            <w:noProof/>
+            <w:webHidden/>
+          </w:rPr>
+          <w:fldChar w:fldCharType="separate"/>
+        </w:r>
+        <w:r>
+          <w:rPr>
+            <w:noProof/>
+            <w:webHidden/>
+          </w:rPr>
+          <w:t>11</w:t>
+        </w:r>
+        <w:r>
+          <w:rPr>
+            <w:noProof/>
+            <w:webHidden/>
+          </w:rPr>
+          <w:fldChar w:fldCharType="end"/>
+        </w:r>
+      </w:hyperlink>
+    </w:p>
+    <w:p>
+      <w:pPr>
+        <w:pStyle w:val="11"/>
+        <w:rPr>
+          <w:rFonts w:asciiTheme="minorHAnsi" w:eastAsiaTheme="minorEastAsia" w:hAnsiTheme="minorHAnsi"/>
+          <w:noProof/>
+          <w:sz w:val="22"/>
+          <w:lang w:eastAsia="ru-RU"/>
+        </w:rPr>
+      </w:pPr>
+      <w:hyperlink w:anchor="_Toc231407074" w:history="1">
+        <w:r>
+          <w:rPr>
+            <w:rStyle w:val="aa"/>
+            <w:noProof/>
+          </w:rPr>
+          <w:t>4.1. Объекты тестирования</w:t>
+        </w:r>
+        <w:r>
+          <w:rPr>
+            <w:noProof/>
+            <w:webHidden/>
+          </w:rPr>
+          <w:tab/>
+        </w:r>
+        <w:r>
+          <w:rPr>
+            <w:noProof/>
+            <w:webHidden/>
+          </w:rPr>
+          <w:fldChar w:fldCharType="begin"/>
+        </w:r>
+        <w:r>
+          <w:rPr>
+            <w:noProof/>
+            <w:webHidden/>
+          </w:rPr>
+          <w:instrText xml:space="preserve"> PAGEREF _Toc231407074 \h </w:instrText>
+        </w:r>
+        <w:r>
+          <w:rPr>
+            <w:noProof/>
+            <w:webHidden/>
+          </w:rPr>
+        </w:r>
+        <w:r>
+          <w:rPr>
+            <w:noProof/>
+            <w:webHidden/>
+          </w:rPr>
+          <w:fldChar w:fldCharType="separate"/>
+        </w:r>
+        <w:r>
+          <w:rPr>
+            <w:noProof/>
+            <w:webHidden/>
+          </w:rPr>
+          <w:t>11</w:t>
+        </w:r>
+        <w:r>
+          <w:rPr>
+            <w:noProof/>
+            <w:webHidden/>
+          </w:rPr>
+          <w:fldChar w:fldCharType="end"/>
+        </w:r>
+      </w:hyperlink>
+    </w:p>
+    <w:p>
+      <w:pPr>
+        <w:pStyle w:val="11"/>
+        <w:rPr>
+          <w:rFonts w:asciiTheme="minorHAnsi" w:eastAsiaTheme="minorEastAsia" w:hAnsiTheme="minorHAnsi"/>
+          <w:noProof/>
+          <w:sz w:val="22"/>
+          <w:lang w:eastAsia="ru-RU"/>
+        </w:rPr>
+      </w:pPr>
+      <w:hyperlink w:anchor="_Toc231407075" w:history="1">
+        <w:r>
+          <w:rPr>
+            <w:rStyle w:val="aa"/>
+            <w:noProof/>
+          </w:rPr>
+          <w:t>4.2. Методы тестирования</w:t>
+        </w:r>
+        <w:r>
+          <w:rPr>
+            <w:noProof/>
+            <w:webHidden/>
+          </w:rPr>
+          <w:tab/>
+        </w:r>
+        <w:r>
+          <w:rPr>
+            <w:noProof/>
+            <w:webHidden/>
+          </w:rPr>
+          <w:fldChar w:fldCharType="begin"/>
+        </w:r>
+        <w:r>
+          <w:rPr>
+            <w:noProof/>
+            <w:webHidden/>
+          </w:rPr>
+          <w:instrText xml:space="preserve"> PAGEREF _Toc231407075 \h </w:instrText>
+        </w:r>
+        <w:r>
+          <w:rPr>
+            <w:noProof/>
+            <w:webHidden/>
+          </w:rPr>
+        </w:r>
+        <w:r>
+          <w:rPr>
+            <w:noProof/>
+            <w:webHidden/>
+          </w:rPr>
+          <w:fldChar w:fldCharType="separate"/>
+        </w:r>
+        <w:r>
+          <w:rPr>
+            <w:noProof/>
+            <w:webHidden/>
+          </w:rPr>
+          <w:t>11</w:t>
+        </w:r>
+        <w:r>
+          <w:rPr>
+            <w:noProof/>
+            <w:webHidden/>
+          </w:rPr>
+          <w:fldChar w:fldCharType="end"/>
+        </w:r>
+      </w:hyperlink>
+    </w:p>
+    <w:p>
+      <w:pPr>
+        <w:pStyle w:val="11"/>
+        <w:rPr>
+          <w:rFonts w:asciiTheme="minorHAnsi" w:eastAsiaTheme="minorEastAsia" w:hAnsiTheme="minorHAnsi"/>
+          <w:noProof/>
+          <w:sz w:val="22"/>
+          <w:lang w:eastAsia="ru-RU"/>
+        </w:rPr>
+      </w:pPr>
+      <w:hyperlink w:anchor="_Toc231407076" w:history="1">
+        <w:r>
+          <w:rPr>
+            <w:rStyle w:val="aa"/>
+            <w:noProof/>
+          </w:rPr>
+          <w:t>4.3. Тестовые случаи</w:t>
+        </w:r>
+        <w:r>
+          <w:rPr>
+            <w:noProof/>
+            <w:webHidden/>
+          </w:rPr>
+          <w:tab/>
+        </w:r>
+        <w:r>
+          <w:rPr>
+            <w:noProof/>
+            <w:webHidden/>
+          </w:rPr>
+          <w:fldChar w:fldCharType="begin"/>
+        </w:r>
+        <w:r>
+          <w:rPr>
+            <w:noProof/>
+            <w:webHidden/>
+          </w:rPr>
+          <w:instrText xml:space="preserve"> PAGEREF _Toc231407076 \h </w:instrText>
+        </w:r>
+        <w:r>
+          <w:rPr>
+            <w:noProof/>
+            <w:webHidden/>
+          </w:rPr>
+        </w:r>
+        <w:r>
+          <w:rPr>
+            <w:noProof/>
+            <w:webHidden/>
+          </w:rPr>
+          <w:fldChar w:fldCharType="separate"/>
+        </w:r>
+        <w:r>
+          <w:rPr>
+            <w:noProof/>
+            <w:webHidden/>
+          </w:rPr>
+          <w:t>12</w:t>
+        </w:r>
+        <w:r>
+          <w:rPr>
+            <w:noProof/>
+            <w:webHidden/>
+          </w:rPr>
+          <w:fldChar w:fldCharType="end"/>
+        </w:r>
+      </w:hyperlink>
+    </w:p>
+    <w:p>
+      <w:pPr>
+        <w:pStyle w:val="11"/>
+        <w:rPr>
+          <w:rFonts w:asciiTheme="minorHAnsi" w:eastAsiaTheme="minorEastAsia" w:hAnsiTheme="minorHAnsi"/>
+          <w:noProof/>
+          <w:sz w:val="22"/>
+          <w:lang w:eastAsia="ru-RU"/>
+        </w:rPr>
+      </w:pPr>
+      <w:hyperlink w:anchor="_Toc231407077" w:history="1">
+        <w:r>
+          <w:rPr>
+            <w:rStyle w:val="aa"/>
+            <w:noProof/>
+          </w:rPr>
+          <w:t>5. МОДУЛЬНОЕ ТЕСТИРОВАНИЕ</w:t>
+        </w:r>
+        <w:r>
+          <w:rPr>
+            <w:noProof/>
+            <w:webHidden/>
+          </w:rPr>
+          <w:tab/>
+        </w:r>
+        <w:r>
+          <w:rPr>
+            <w:noProof/>
+            <w:webHidden/>
+          </w:rPr>
+          <w:fldChar w:fldCharType="begin"/>
+        </w:r>
+        <w:r>
+          <w:rPr>
+            <w:noProof/>
+            <w:webHidden/>
+          </w:rPr>
+          <w:instrText xml:space="preserve"> PAGEREF _Toc231407077 \h </w:instrText>
+        </w:r>
+        <w:r>
+          <w:rPr>
+            <w:noProof/>
+            <w:webHidden/>
+          </w:rPr>
+        </w:r>
+        <w:r>
+          <w:rPr>
+            <w:noProof/>
+            <w:webHidden/>
+          </w:rPr>
+          <w:fldChar w:fldCharType="separate"/>
+        </w:r>
+        <w:r>
+          <w:rPr>
+            <w:noProof/>
+            <w:webHidden/>
+          </w:rPr>
+          <w:t>13</w:t>
+        </w:r>
+        <w:r>
+          <w:rPr>
+            <w:noProof/>
+            <w:webHidden/>
+          </w:rPr>
+          <w:fldChar w:fldCharType="end"/>
+        </w:r>
+      </w:hyperlink>
+    </w:p>
+    <w:p>
+      <w:pPr>
+        <w:pStyle w:val="11"/>
+        <w:rPr>
+          <w:rFonts w:asciiTheme="minorHAnsi" w:eastAsiaTheme="minorEastAsia" w:hAnsiTheme="minorHAnsi"/>
+          <w:noProof/>
+          <w:sz w:val="22"/>
+          <w:lang w:eastAsia="ru-RU"/>
+        </w:rPr>
+      </w:pPr>
+      <w:hyperlink w:anchor="_Toc231407078" w:history="1">
+        <w:r>
+          <w:rPr>
+            <w:rStyle w:val="aa"/>
+            <w:noProof/>
+          </w:rPr>
+          <w:t>5.1. Цель тестирования</w:t>
+        </w:r>
+        <w:r>
+          <w:rPr>
+            <w:noProof/>
+            <w:webHidden/>
+          </w:rPr>
+          <w:tab/>
+        </w:r>
+        <w:r>
+          <w:rPr>
+            <w:noProof/>
+            <w:webHidden/>
+          </w:rPr>
+          <w:fldChar w:fldCharType="begin"/>
+        </w:r>
+        <w:r>
+          <w:rPr>
+            <w:noProof/>
+            <w:webHidden/>
+          </w:rPr>
+          <w:instrText xml:space="preserve"> PAGEREF _Toc231407078 \h </w:instrText>
+        </w:r>
+        <w:r>
+          <w:rPr>
+            <w:noProof/>
+            <w:webHidden/>
+          </w:rPr>
+        </w:r>
+        <w:r>
+          <w:rPr>
+            <w:noProof/>
+            <w:webHidden/>
+          </w:rPr>
+          <w:fldChar w:fldCharType="separate"/>
+        </w:r>
+        <w:r>
+          <w:rPr>
+            <w:noProof/>
+            <w:webHidden/>
+          </w:rPr>
+          <w:t>13</w:t>
+        </w:r>
+        <w:r>
+          <w:rPr>
+            <w:noProof/>
+            <w:webHidden/>
+          </w:rPr>
+          <w:fldChar w:fldCharType="end"/>
+        </w:r>
+      </w:hyperlink>
+    </w:p>
+    <w:p>
+      <w:pPr>
+        <w:pStyle w:val="11"/>
+        <w:rPr>
+          <w:rFonts w:asciiTheme="minorHAnsi" w:eastAsiaTheme="minorEastAsia" w:hAnsiTheme="minorHAnsi"/>
+          <w:noProof/>
+          <w:sz w:val="22"/>
+          <w:lang w:eastAsia="ru-RU"/>
+        </w:rPr>
+      </w:pPr>
+      <w:hyperlink w:anchor="_Toc231407079" w:history="1">
+        <w:r>
+          <w:rPr>
+            <w:rStyle w:val="aa"/>
+            <w:noProof/>
+          </w:rPr>
+          <w:t>5.2. Пример модульного теста</w:t>
+        </w:r>
+        <w:r>
+          <w:rPr>
+            <w:noProof/>
+            <w:webHidden/>
+          </w:rPr>
+          <w:tab/>
+        </w:r>
+        <w:r>
+          <w:rPr>
+            <w:noProof/>
+            <w:webHidden/>
+          </w:rPr>
+          <w:fldChar w:fldCharType="begin"/>
+        </w:r>
+        <w:r>
+          <w:rPr>
+            <w:noProof/>
+            <w:webHidden/>
+          </w:rPr>
+          <w:instrText xml:space="preserve"> PAGEREF _Toc231407079 \h </w:instrText>
+        </w:r>
+        <w:r>
+          <w:rPr>
+            <w:noProof/>
+            <w:webHidden/>
+          </w:rPr>
+        </w:r>
+        <w:r>
+          <w:rPr>
+            <w:noProof/>
+            <w:webHidden/>
+          </w:rPr>
+          <w:fldChar w:fldCharType="separate"/>
+        </w:r>
+        <w:r>
+          <w:rPr>
+            <w:noProof/>
+            <w:webHidden/>
+          </w:rPr>
+          <w:t>13</w:t>
+        </w:r>
+        <w:r>
+          <w:rPr>
+            <w:noProof/>
+            <w:webHidden/>
+          </w:rPr>
+          <w:fldChar w:fldCharType="end"/>
+        </w:r>
+      </w:hyperlink>
+    </w:p>
+    <w:p>
+      <w:pPr>
+        <w:pStyle w:val="11"/>
+        <w:rPr>
+          <w:rFonts w:asciiTheme="minorHAnsi" w:eastAsiaTheme="minorEastAsia" w:hAnsiTheme="minorHAnsi"/>
+          <w:noProof/>
+          <w:sz w:val="22"/>
+          <w:lang w:eastAsia="ru-RU"/>
+        </w:rPr>
+      </w:pPr>
+      <w:hyperlink w:anchor="_Toc231407080" w:history="1">
+        <w:r>
+          <w:rPr>
+            <w:rStyle w:val="aa"/>
+            <w:noProof/>
+            <w:lang w:val="en-US"/>
+          </w:rPr>
+          <w:t>5.3</w:t>
+        </w:r>
+        <w:r>
+          <w:rPr>
+            <w:rStyle w:val="aa"/>
+            <w:noProof/>
+          </w:rPr>
+          <w:t>.</w:t>
+        </w:r>
+        <w:r>
+          <w:rPr>
+            <w:rStyle w:val="aa"/>
+            <w:noProof/>
+            <w:lang w:val="en-US"/>
+          </w:rPr>
+          <w:t xml:space="preserve"> </w:t>
+        </w:r>
+        <w:r>
+          <w:rPr>
+            <w:rStyle w:val="aa"/>
+            <w:noProof/>
+          </w:rPr>
+          <w:t>Результат</w:t>
+        </w:r>
+        <w:r>
+          <w:rPr>
+            <w:rStyle w:val="aa"/>
+            <w:noProof/>
+            <w:lang w:val="en-US"/>
+          </w:rPr>
+          <w:t xml:space="preserve"> </w:t>
+        </w:r>
+        <w:r>
+          <w:rPr>
+            <w:rStyle w:val="aa"/>
+            <w:noProof/>
+          </w:rPr>
+          <w:t>модульного</w:t>
+        </w:r>
+        <w:r>
+          <w:rPr>
+            <w:rStyle w:val="aa"/>
+            <w:noProof/>
+            <w:lang w:val="en-US"/>
+          </w:rPr>
+          <w:t xml:space="preserve"> </w:t>
+        </w:r>
+        <w:r>
+          <w:rPr>
+            <w:rStyle w:val="aa"/>
+            <w:noProof/>
+          </w:rPr>
+          <w:t>тестирования</w:t>
+        </w:r>
+        <w:r>
+          <w:rPr>
+            <w:noProof/>
+            <w:webHidden/>
+          </w:rPr>
+          <w:tab/>
+        </w:r>
+        <w:r>
+          <w:rPr>
+            <w:noProof/>
+            <w:webHidden/>
+          </w:rPr>
+          <w:fldChar w:fldCharType="begin"/>
+        </w:r>
+        <w:r>
+          <w:rPr>
+            <w:noProof/>
+            <w:webHidden/>
+          </w:rPr>
+          <w:instrText xml:space="preserve"> PAGEREF _Toc231407080 \h </w:instrText>
+        </w:r>
+        <w:r>
+          <w:rPr>
+            <w:noProof/>
+            <w:webHidden/>
+          </w:rPr>
+        </w:r>
+        <w:r>
+          <w:rPr>
+            <w:noProof/>
+            <w:webHidden/>
+          </w:rPr>
+          <w:fldChar w:fldCharType="separate"/>
+        </w:r>
+        <w:r>
+          <w:rPr>
+            <w:noProof/>
+            <w:webHidden/>
+          </w:rPr>
+          <w:t>13</w:t>
+        </w:r>
+        <w:r>
+          <w:rPr>
+            <w:noProof/>
+            <w:webHidden/>
+          </w:rPr>
+          <w:fldChar w:fldCharType="end"/>
+        </w:r>
+      </w:hyperlink>
+    </w:p>
+    <w:p>
+      <w:pPr>
+        <w:pStyle w:val="11"/>
+        <w:rPr>
+          <w:rFonts w:asciiTheme="minorHAnsi" w:eastAsiaTheme="minorEastAsia" w:hAnsiTheme="minorHAnsi"/>
+          <w:noProof/>
+          <w:sz w:val="22"/>
+          <w:lang w:eastAsia="ru-RU"/>
+        </w:rPr>
+      </w:pPr>
+      <w:hyperlink w:anchor="_Toc231407081" w:history="1">
+        <w:r>
+          <w:rPr>
+            <w:rStyle w:val="aa"/>
+            <w:noProof/>
+          </w:rPr>
+          <w:t>6. ИНТЕГРАЦИОННОЕ ТЕСТИРОВАНИЕ</w:t>
+        </w:r>
+        <w:r>
+          <w:rPr>
+            <w:noProof/>
+            <w:webHidden/>
+          </w:rPr>
+          <w:tab/>
+        </w:r>
+        <w:r>
+          <w:rPr>
+            <w:noProof/>
+            <w:webHidden/>
+          </w:rPr>
+          <w:fldChar w:fldCharType="begin"/>
+        </w:r>
+        <w:r>
+          <w:rPr>
+            <w:noProof/>
+            <w:webHidden/>
+          </w:rPr>
+          <w:instrText xml:space="preserve"> PAGEREF _Toc231407081 \h </w:instrText>
+        </w:r>
+        <w:r>
+          <w:rPr>
+            <w:noProof/>
+            <w:webHidden/>
+          </w:rPr>
+        </w:r>
+        <w:r>
+          <w:rPr>
+            <w:noProof/>
+            <w:webHidden/>
+          </w:rPr>
+          <w:fldChar w:fldCharType="separate"/>
+        </w:r>
+        <w:r>
+          <w:rPr>
+            <w:noProof/>
+            <w:webHidden/>
+          </w:rPr>
+          <w:t>14</w:t>
+        </w:r>
+        <w:r>
+          <w:rPr>
+            <w:noProof/>
+            <w:webHidden/>
+          </w:rPr>
+          <w:fldChar w:fldCharType="end"/>
+        </w:r>
+      </w:hyperlink>
+    </w:p>
+    <w:p>
+      <w:pPr>
+        <w:pStyle w:val="11"/>
+        <w:rPr>
+          <w:rFonts w:asciiTheme="minorHAnsi" w:eastAsiaTheme="minorEastAsia" w:hAnsiTheme="minorHAnsi"/>
+          <w:noProof/>
+          <w:sz w:val="22"/>
+          <w:lang w:eastAsia="ru-RU"/>
+        </w:rPr>
+      </w:pPr>
+      <w:hyperlink w:anchor="_Toc231407082" w:history="1">
+        <w:r>
+          <w:rPr>
+            <w:rStyle w:val="aa"/>
+            <w:noProof/>
+          </w:rPr>
+          <w:t>6.1. Цель тестирования</w:t>
+        </w:r>
+        <w:r>
+          <w:rPr>
+            <w:noProof/>
+            <w:webHidden/>
+          </w:rPr>
+          <w:tab/>
+        </w:r>
+        <w:r>
+          <w:rPr>
+            <w:noProof/>
+            <w:webHidden/>
+          </w:rPr>
+          <w:fldChar w:fldCharType="begin"/>
+        </w:r>
+        <w:r>
+          <w:rPr>
+            <w:noProof/>
+            <w:webHidden/>
+          </w:rPr>
+          <w:instrText xml:space="preserve"> PAGEREF _Toc231407082 \h </w:instrText>
+        </w:r>
+        <w:r>
+          <w:rPr>
+            <w:noProof/>
+            <w:webHidden/>
+          </w:rPr>
+        </w:r>
+        <w:r>
+          <w:rPr>
+            <w:noProof/>
+            <w:webHidden/>
+          </w:rPr>
+          <w:fldChar w:fldCharType="separate"/>
+        </w:r>
+        <w:r>
+          <w:rPr>
+            <w:noProof/>
+            <w:webHidden/>
+          </w:rPr>
+          <w:t>14</w:t>
+        </w:r>
+        <w:r>
+          <w:rPr>
+            <w:noProof/>
+            <w:webHidden/>
+          </w:rPr>
+          <w:fldChar w:fldCharType="end"/>
+        </w:r>
+      </w:hyperlink>
+    </w:p>
+    <w:p>
+      <w:pPr>
+        <w:pStyle w:val="11"/>
+        <w:rPr>
+          <w:rFonts w:asciiTheme="minorHAnsi" w:eastAsiaTheme="minorEastAsia" w:hAnsiTheme="minorHAnsi"/>
+          <w:noProof/>
+          <w:sz w:val="22"/>
+          <w:lang w:eastAsia="ru-RU"/>
+        </w:rPr>
+      </w:pPr>
+      <w:hyperlink w:anchor="_Toc231407083" w:history="1">
+        <w:r>
+          <w:rPr>
+            <w:rStyle w:val="aa"/>
+            <w:noProof/>
+          </w:rPr>
+          <w:t>6.2. Тестируемый сценарий</w:t>
+        </w:r>
+        <w:r>
+          <w:rPr>
+            <w:noProof/>
+            <w:webHidden/>
+          </w:rPr>
+          <w:tab/>
+        </w:r>
+        <w:r>
+          <w:rPr>
+            <w:noProof/>
+            <w:webHidden/>
+          </w:rPr>
+          <w:fldChar w:fldCharType="begin"/>
+        </w:r>
+        <w:r>
+          <w:rPr>
+            <w:noProof/>
+            <w:webHidden/>
+          </w:rPr>
+          <w:instrText xml:space="preserve"> PAGEREF _Toc231407083 \h </w:instrText>
+        </w:r>
+        <w:r>
+          <w:rPr>
+            <w:noProof/>
+            <w:webHidden/>
+          </w:rPr>
+        </w:r>
+        <w:r>
+          <w:rPr>
+            <w:noProof/>
+            <w:webHidden/>
+          </w:rPr>
+          <w:fldChar w:fldCharType="separate"/>
+        </w:r>
+        <w:r>
+          <w:rPr>
+            <w:noProof/>
+            <w:webHidden/>
+          </w:rPr>
+          <w:t>14</w:t>
+        </w:r>
+        <w:r>
+          <w:rPr>
+            <w:noProof/>
+            <w:webHidden/>
+          </w:rPr>
+          <w:fldChar w:fldCharType="end"/>
+        </w:r>
+      </w:hyperlink>
+    </w:p>
+    <w:p>
+      <w:pPr>
+        <w:pStyle w:val="11"/>
+        <w:rPr>
+          <w:rFonts w:asciiTheme="minorHAnsi" w:eastAsiaTheme="minorEastAsia" w:hAnsiTheme="minorHAnsi"/>
+          <w:noProof/>
+          <w:sz w:val="22"/>
+          <w:lang w:eastAsia="ru-RU"/>
+        </w:rPr>
+      </w:pPr>
+      <w:hyperlink w:anchor="_Toc231407084" w:history="1">
+        <w:r>
+          <w:rPr>
+            <w:rStyle w:val="aa"/>
+            <w:noProof/>
+          </w:rPr>
+          <w:t>6.3. Результат интеграционного тестирования</w:t>
+        </w:r>
+        <w:r>
+          <w:rPr>
+            <w:noProof/>
+            <w:webHidden/>
+          </w:rPr>
+          <w:tab/>
+        </w:r>
+        <w:r>
+          <w:rPr>
+            <w:noProof/>
+            <w:webHidden/>
+          </w:rPr>
+          <w:fldChar w:fldCharType="begin"/>
+        </w:r>
+        <w:r>
+          <w:rPr>
+            <w:noProof/>
+            <w:webHidden/>
+          </w:rPr>
+          <w:instrText xml:space="preserve"> PAGEREF _Toc231407084 \h </w:instrText>
+        </w:r>
+        <w:r>
+          <w:rPr>
+            <w:noProof/>
+            <w:webHidden/>
+          </w:rPr>
+        </w:r>
+        <w:r>
+          <w:rPr>
+            <w:noProof/>
+            <w:webHidden/>
+          </w:rPr>
+          <w:fldChar w:fldCharType="separate"/>
+        </w:r>
+        <w:r>
+          <w:rPr>
+            <w:noProof/>
+            <w:webHidden/>
+          </w:rPr>
+          <w:t>14</w:t>
+        </w:r>
+        <w:r>
+          <w:rPr>
+            <w:noProof/>
+            <w:webHidden/>
+          </w:rPr>
+          <w:fldChar w:fldCharType="end"/>
+        </w:r>
+      </w:hyperlink>
+    </w:p>
+    <w:p>
+      <w:pPr>
+        <w:pStyle w:val="11"/>
+        <w:rPr>
+          <w:rFonts w:asciiTheme="minorHAnsi" w:eastAsiaTheme="minorEastAsia" w:hAnsiTheme="minorHAnsi"/>
+          <w:noProof/>
+          <w:sz w:val="22"/>
+          <w:lang w:eastAsia="ru-RU"/>
+        </w:rPr>
+      </w:pPr>
+      <w:hyperlink w:anchor="_Toc231407085" w:history="1">
+        <w:r>
+          <w:rPr>
+            <w:rStyle w:val="aa"/>
+            <w:noProof/>
+          </w:rPr>
+          <w:t>6.4. Вывод по разделу</w:t>
+        </w:r>
+        <w:r>
+          <w:rPr>
+            <w:noProof/>
+            <w:webHidden/>
+          </w:rPr>
+          <w:tab/>
+        </w:r>
+        <w:r>
+          <w:rPr>
+            <w:noProof/>
+            <w:webHidden/>
+          </w:rPr>
+          <w:fldChar w:fldCharType="begin"/>
+        </w:r>
+        <w:r>
+          <w:rPr>
+            <w:noProof/>
+            <w:webHidden/>
+          </w:rPr>
+          <w:instrText xml:space="preserve"> PAGEREF _Toc231407085 \h </w:instrText>
+        </w:r>
+        <w:r>
+          <w:rPr>
+            <w:noProof/>
+            <w:webHidden/>
+          </w:rPr>
+        </w:r>
+        <w:r>
+          <w:rPr>
+            <w:noProof/>
+            <w:webHidden/>
+          </w:rPr>
+          <w:fldChar w:fldCharType="separate"/>
+        </w:r>
+        <w:r>
+          <w:rPr>
+            <w:noProof/>
+            <w:webHidden/>
+          </w:rPr>
+          <w:t>14</w:t>
+        </w:r>
+        <w:r>
+          <w:rPr>
+            <w:noProof/>
+            <w:webHidden/>
+          </w:rPr>
+          <w:fldChar w:fldCharType="end"/>
+        </w:r>
+      </w:hyperlink>
+    </w:p>
+    <w:p>
+      <w:pPr>
+        <w:pStyle w:val="11"/>
+        <w:rPr>
+          <w:rFonts w:asciiTheme="minorHAnsi" w:eastAsiaTheme="minorEastAsia" w:hAnsiTheme="minorHAnsi"/>
+          <w:noProof/>
+          <w:sz w:val="22"/>
+          <w:lang w:eastAsia="ru-RU"/>
+        </w:rPr>
+      </w:pPr>
+      <w:hyperlink w:anchor="_Toc231407086" w:history="1">
+        <w:r>
+          <w:rPr>
+            <w:rStyle w:val="aa"/>
+            <w:noProof/>
+          </w:rPr>
+          <w:t>7. ОФОРМЛЕНИЕ ДОКУМЕНТАЦИИ НА ПРОГРАММНЫЕ СРЕДСТВА С ИСПОЛЬЗОВАНИЕМ ИНСТРУМЕНТАЛЬНЫХ СРЕДСТВ</w:t>
+        </w:r>
+        <w:r>
+          <w:rPr>
+            <w:noProof/>
+            <w:webHidden/>
+          </w:rPr>
+          <w:tab/>
+        </w:r>
+        <w:r>
+          <w:rPr>
+            <w:noProof/>
+            <w:webHidden/>
+          </w:rPr>
+          <w:fldChar w:fldCharType="begin"/>
+        </w:r>
+        <w:r>
+          <w:rPr>
+            <w:noProof/>
+            <w:webHidden/>
+          </w:rPr>
+          <w:instrText xml:space="preserve"> PAGEREF _Toc231407086 \h </w:instrText>
+        </w:r>
+        <w:r>
+          <w:rPr>
+            <w:noProof/>
+            <w:webHidden/>
+          </w:rPr>
+        </w:r>
+        <w:r>
+          <w:rPr>
+            <w:noProof/>
+            <w:webHidden/>
+          </w:rPr>
+          <w:fldChar w:fldCharType="separate"/>
+        </w:r>
+        <w:r>
+          <w:rPr>
+            <w:noProof/>
+            <w:webHidden/>
+          </w:rPr>
+          <w:t>15</w:t>
+        </w:r>
+        <w:r>
+          <w:rPr>
+            <w:noProof/>
+            <w:webHidden/>
+          </w:rPr>
+          <w:fldChar w:fldCharType="end"/>
+        </w:r>
+      </w:hyperlink>
+    </w:p>
+    <w:p>
+      <w:pPr>
+        <w:pStyle w:val="11"/>
+        <w:rPr>
+          <w:rFonts w:asciiTheme="minorHAnsi" w:eastAsiaTheme="minorEastAsia" w:hAnsiTheme="minorHAnsi"/>
+          <w:noProof/>
+          <w:sz w:val="22"/>
+          <w:lang w:eastAsia="ru-RU"/>
+        </w:rPr>
+      </w:pPr>
+      <w:hyperlink w:anchor="_Toc231407087" w:history="1">
+        <w:r>
+          <w:rPr>
+            <w:rStyle w:val="aa"/>
+            <w:noProof/>
+          </w:rPr>
+          <w:t>ЗАКЛЮЧЕНИЕ</w:t>
+        </w:r>
+        <w:r>
+          <w:rPr>
+            <w:noProof/>
+            <w:webHidden/>
+          </w:rPr>
+          <w:tab/>
+        </w:r>
+        <w:r>
+          <w:rPr>
+            <w:noProof/>
+            <w:webHidden/>
+          </w:rPr>
+          <w:fldChar w:fldCharType="begin"/>
+        </w:r>
+        <w:r>
+          <w:rPr>
+            <w:noProof/>
+            <w:webHidden/>
+          </w:rPr>
+          <w:instrText xml:space="preserve"> PAGEREF _Toc231407087 \h </w:instrText>
+        </w:r>
+        <w:r>
+          <w:rPr>
+            <w:noProof/>
+            <w:webHidden/>
+          </w:rPr>
+        </w:r>
+        <w:r>
+          <w:rPr>
+            <w:noProof/>
+            <w:webHidden/>
+          </w:rPr>
+          <w:fldChar w:fldCharType="separate"/>
+        </w:r>
+        <w:r>
+          <w:rPr>
+            <w:noProof/>
+            <w:webHidden/>
+          </w:rPr>
+          <w:t>17</w:t>
+        </w:r>
+        <w:r>
+          <w:rPr>
+            <w:noProof/>
+            <w:webHidden/>
+          </w:rPr>
+          <w:fldChar w:fldCharType="end"/>
+        </w:r>
+      </w:hyperlink>
+    </w:p>
+    <w:p>
+      <w:pPr>
+        <w:pStyle w:val="11"/>
+        <w:rPr>
+          <w:rFonts w:asciiTheme="minorHAnsi" w:eastAsiaTheme="minorEastAsia" w:hAnsiTheme="minorHAnsi"/>
+          <w:noProof/>
+          <w:sz w:val="22"/>
+          <w:lang w:eastAsia="ru-RU"/>
+        </w:rPr>
+      </w:pPr>
+      <w:hyperlink w:anchor="_Toc231407088" w:history="1">
         <w:r>
           <w:rPr>
             <w:rStyle w:val="aa"/>
             <w:rFonts w:eastAsiaTheme="majorEastAsia"/>
             <w:noProof/>
           </w:rPr>
-          <w:t>СПИСОК ИСПОЛЬЗОВАННЫХ ИСТОЧНИКОВ.</w:t>
+          <w:t>СПИСОК ИСПОЛЬЗОВАННЫХ ИСТОЧНИКОВ</w:t>
         </w:r>
         <w:r>
           <w:rPr>
@@ -696,7 +1973,7 @@
             <w:noProof/>
             <w:webHidden/>
           </w:rPr>
-          <w:instrText xml:space="preserve"> PAGEREF _Toc231384724 \h </w:instrText>
+          <w:instrText xml:space="preserve"> PAGEREF _Toc231407088 \h </w:instrText>
         </w:r>
         <w:r>
           <w:rPr>
@@ -716,7 +1993,7 @@
             <w:noProof/>
             <w:webHidden/>
           </w:rPr>
-          <w:t>19</w:t>
+          <w:t>18</w:t>
         </w:r>
         <w:r>
           <w:rPr>
@@ -729,549 +2006,160 @@
     </w:p>
     <w:p>
       <w:pPr>
-        <w:tabs>
-          <w:tab w:val="left" w:leader="dot" w:pos="7797"/>
-          <w:tab w:val="left" w:leader="dot" w:pos="7938"/>
-        </w:tabs>
+        <w:pStyle w:val="111111111"/>
+        <w:rPr>
+          <w:rFonts w:eastAsiaTheme="minorHAnsi"/>
+        </w:rPr>
+      </w:pPr>
+      <w:r>
+        <w:lastRenderedPageBreak/>
+        <w:fldChar w:fldCharType="end"/>
+      </w:r>
+      <w:bookmarkStart w:id="0" w:name="_Toc228434680"/>
+      <w:bookmarkStart w:id="1" w:name="_Toc231407061"/>
+      <w:r>
+        <w:rPr>
+          <w:rFonts w:eastAsiaTheme="majorEastAsia"/>
+        </w:rPr>
+        <w:t>ВВЕДЕНИЕ</w:t>
+      </w:r>
+      <w:bookmarkEnd w:id="1"/>
+    </w:p>
+    <w:p>
+      <w:pPr>
         <w:spacing w:after="0" w:line="360" w:lineRule="auto"/>
-        <w:rPr>
-          <w:rFonts w:ascii="Times New Roman" w:hAnsi="Times New Roman" w:cs="Times New Roman"/>
-          <w:sz w:val="28"/>
-          <w:szCs w:val="28"/>
-        </w:rPr>
-      </w:pPr>
-      <w:r>
-        <w:rPr>
-          <w:rFonts w:ascii="Times New Roman" w:hAnsi="Times New Roman" w:cs="Times New Roman"/>
-          <w:sz w:val="28"/>
-          <w:szCs w:val="28"/>
-        </w:rPr>
-        <w:fldChar w:fldCharType="end"/>
-      </w:r>
-    </w:p>
-    <w:p>
-      <w:pPr>
-        <w:tabs>
-          <w:tab w:val="left" w:leader="dot" w:pos="9639"/>
-        </w:tabs>
-        <w:spacing w:after="0" w:line="360" w:lineRule="auto"/>
+        <w:ind w:left="283" w:right="283" w:firstLine="425"/>
+        <w:jc w:val="both"/>
+        <w:rPr>
+          <w:rFonts w:ascii="Times New Roman" w:hAnsi="Times New Roman" w:cs="Times New Roman"/>
+          <w:sz w:val="28"/>
+          <w:szCs w:val="28"/>
+        </w:rPr>
+      </w:pPr>
+      <w:r>
+        <w:rPr>
+          <w:rFonts w:ascii="Times New Roman" w:hAnsi="Times New Roman" w:cs="Times New Roman"/>
+          <w:color w:val="262626"/>
+          <w:sz w:val="28"/>
+          <w:szCs w:val="28"/>
+          <w:shd w:val="clear" w:color="auto" w:fill="FFFFFF"/>
+        </w:rPr>
+        <w:t xml:space="preserve">Учебная практика по профессиональному модулю ПМ.01 «Разработка модулей программного обеспечения для компьютерных систем» является важной частью образовательного процесса в ЧПОУ «Республиканский </w:t>
+      </w:r>
+      <w:proofErr w:type="spellStart"/>
+      <w:r>
+        <w:rPr>
+          <w:rFonts w:ascii="Times New Roman" w:hAnsi="Times New Roman" w:cs="Times New Roman"/>
+          <w:color w:val="262626"/>
+          <w:sz w:val="28"/>
+          <w:szCs w:val="28"/>
+          <w:shd w:val="clear" w:color="auto" w:fill="FFFFFF"/>
+        </w:rPr>
+        <w:t>полипрофессиональный</w:t>
+      </w:r>
+      <w:proofErr w:type="spellEnd"/>
+      <w:r>
+        <w:rPr>
+          <w:rFonts w:ascii="Times New Roman" w:hAnsi="Times New Roman" w:cs="Times New Roman"/>
+          <w:color w:val="262626"/>
+          <w:sz w:val="28"/>
+          <w:szCs w:val="28"/>
+          <w:shd w:val="clear" w:color="auto" w:fill="FFFFFF"/>
+        </w:rPr>
+        <w:t xml:space="preserve"> колледж». Практика направлена на закрепление и углубление теоретических знаний, полученных в ходе изучения дисциплин, а также на формирование профессиональных компетенций, необходимых для будущей работы в сфере информационных технологий и программирования.</w:t>
+      </w:r>
+    </w:p>
+    <w:p>
+      <w:pPr>
+        <w:rPr>
+          <w:rFonts w:ascii="Times New Roman" w:hAnsi="Times New Roman" w:cs="Times New Roman"/>
+          <w:sz w:val="28"/>
+          <w:szCs w:val="28"/>
+        </w:rPr>
+      </w:pPr>
+      <w:r>
+        <w:rPr>
+          <w:rFonts w:ascii="Times New Roman" w:hAnsi="Times New Roman" w:cs="Times New Roman"/>
+          <w:sz w:val="28"/>
+          <w:szCs w:val="28"/>
+        </w:rPr>
+        <w:br w:type="page"/>
+      </w:r>
+    </w:p>
+    <w:p>
+      <w:pPr>
+        <w:pStyle w:val="111111111"/>
         <w:ind w:firstLine="709"/>
-        <w:rPr>
-          <w:sz w:val="28"/>
-          <w:szCs w:val="28"/>
-        </w:rPr>
-      </w:pPr>
-    </w:p>
-    <w:p>
-      <w:pPr>
-        <w:tabs>
-          <w:tab w:val="left" w:pos="1313"/>
-          <w:tab w:val="left" w:leader="dot" w:pos="9639"/>
-        </w:tabs>
-        <w:spacing w:after="0" w:line="360" w:lineRule="auto"/>
-        <w:ind w:firstLine="709"/>
-      </w:pPr>
-      <w:r>
-        <w:tab/>
-      </w:r>
-    </w:p>
-    <w:p>
-      <w:pPr>
-        <w:tabs>
-          <w:tab w:val="left" w:leader="dot" w:pos="9639"/>
-        </w:tabs>
+      </w:pPr>
+      <w:bookmarkStart w:id="2" w:name="_Toc231407062"/>
+      <w:r>
+        <w:lastRenderedPageBreak/>
+        <w:t>1</w:t>
+      </w:r>
+      <w:r>
+        <w:t>.</w:t>
+      </w:r>
+      <w:r>
+        <w:t xml:space="preserve"> Техника безопасности. Охрана труда</w:t>
+      </w:r>
+      <w:bookmarkEnd w:id="0"/>
+      <w:bookmarkEnd w:id="2"/>
+    </w:p>
+    <w:p>
+      <w:pPr>
         <w:spacing w:after="0" w:line="360" w:lineRule="auto"/>
         <w:ind w:firstLine="709"/>
         <w:jc w:val="both"/>
-      </w:pPr>
-    </w:p>
-    <w:p>
-      <w:pPr>
-        <w:tabs>
-          <w:tab w:val="left" w:leader="dot" w:pos="9639"/>
-        </w:tabs>
+        <w:rPr>
+          <w:rFonts w:ascii="Times New Roman" w:eastAsiaTheme="majorEastAsia" w:hAnsi="Times New Roman" w:cstheme="majorBidi"/>
+          <w:sz w:val="28"/>
+          <w:szCs w:val="32"/>
+        </w:rPr>
+      </w:pPr>
+      <w:r>
+        <w:rPr>
+          <w:rFonts w:ascii="Times New Roman" w:eastAsiaTheme="majorEastAsia" w:hAnsi="Times New Roman" w:cstheme="majorBidi"/>
+          <w:sz w:val="28"/>
+          <w:szCs w:val="32"/>
+        </w:rPr>
+        <w:t xml:space="preserve">Прохождение учебной практики по разработке программного обеспечения неразрывно связано с использованием вычислительной техники. В связи с этим важным аспектом является соблюдение правил техники безопасности и охраны труда при работе с компьютерами, периферийными устройствами и другим электрооборудованием. Целью данных правил является предотвращение поражения электрическим током, возникновения пожаров, а также снижение </w:t>
+      </w:r>
+      <w:r>
+        <w:rPr>
+          <w:rFonts w:ascii="Times New Roman" w:eastAsiaTheme="majorEastAsia" w:hAnsi="Times New Roman" w:cstheme="majorBidi"/>
+          <w:sz w:val="28"/>
+          <w:szCs w:val="32"/>
+        </w:rPr>
+        <w:t>утомляемости и сохранение здоровья оператора.</w:t>
+      </w:r>
+    </w:p>
+    <w:p>
+      <w:pPr>
         <w:spacing w:after="0" w:line="360" w:lineRule="auto"/>
         <w:ind w:firstLine="709"/>
         <w:jc w:val="both"/>
-      </w:pPr>
-    </w:p>
-    <w:p>
-      <w:pPr>
-        <w:spacing w:after="0" w:line="360" w:lineRule="auto"/>
-        <w:ind w:firstLine="709"/>
-        <w:jc w:val="both"/>
-      </w:pPr>
-    </w:p>
-    <w:p>
-      <w:pPr>
-        <w:spacing w:after="0" w:line="360" w:lineRule="auto"/>
-        <w:ind w:firstLine="709"/>
-        <w:jc w:val="both"/>
-        <w:rPr>
-          <w:rFonts w:ascii="Times New Roman" w:hAnsi="Times New Roman" w:cs="Times New Roman"/>
-          <w:sz w:val="28"/>
-          <w:szCs w:val="28"/>
-        </w:rPr>
-      </w:pPr>
-    </w:p>
-    <w:p>
-      <w:pPr>
-        <w:spacing w:after="0" w:line="360" w:lineRule="auto"/>
-        <w:ind w:firstLine="709"/>
-        <w:jc w:val="both"/>
-        <w:rPr>
-          <w:rFonts w:ascii="Times New Roman" w:hAnsi="Times New Roman" w:cs="Times New Roman"/>
-          <w:sz w:val="28"/>
-          <w:szCs w:val="28"/>
-        </w:rPr>
-      </w:pPr>
-    </w:p>
-    <w:p>
-      <w:pPr>
-        <w:spacing w:after="0" w:line="360" w:lineRule="auto"/>
-        <w:ind w:firstLine="709"/>
-        <w:jc w:val="both"/>
-        <w:rPr>
-          <w:rFonts w:ascii="Times New Roman" w:hAnsi="Times New Roman" w:cs="Times New Roman"/>
-          <w:sz w:val="28"/>
-          <w:szCs w:val="28"/>
-        </w:rPr>
-      </w:pPr>
-    </w:p>
-    <w:p>
-      <w:pPr>
-        <w:spacing w:after="0" w:line="360" w:lineRule="auto"/>
-        <w:ind w:firstLine="709"/>
-        <w:jc w:val="both"/>
-        <w:rPr>
-          <w:rFonts w:ascii="Times New Roman" w:eastAsiaTheme="majorEastAsia" w:hAnsi="Times New Roman" w:cs="Times New Roman"/>
-          <w:b/>
-          <w:caps/>
-          <w:color w:val="000000"/>
-          <w:sz w:val="28"/>
-          <w:szCs w:val="28"/>
-          <w:lang w:eastAsia="ru-RU"/>
-        </w:rPr>
-      </w:pPr>
-      <w:r>
-        <w:rPr>
-          <w:rFonts w:eastAsiaTheme="majorEastAsia"/>
-        </w:rPr>
-        <w:br w:type="page"/>
-      </w:r>
-    </w:p>
-    <w:p>
-      <w:pPr>
-        <w:pStyle w:val="111111111"/>
-        <w:rPr>
-          <w:rFonts w:eastAsiaTheme="majorEastAsia"/>
-        </w:rPr>
-      </w:pPr>
-      <w:bookmarkStart w:id="0" w:name="_Toc228434680"/>
-      <w:bookmarkStart w:id="1" w:name="_Toc231384715"/>
-      <w:r>
-        <w:rPr>
-          <w:rFonts w:eastAsiaTheme="majorEastAsia"/>
-        </w:rPr>
-        <w:lastRenderedPageBreak/>
-        <w:t>ВВЕДЕНИЕ</w:t>
-      </w:r>
-      <w:bookmarkEnd w:id="1"/>
-    </w:p>
-    <w:p>
-      <w:pPr>
-        <w:spacing w:after="0" w:line="360" w:lineRule="auto"/>
-        <w:ind w:left="283" w:right="283" w:firstLine="425"/>
-        <w:jc w:val="both"/>
-        <w:rPr>
-          <w:rFonts w:ascii="Times New Roman" w:hAnsi="Times New Roman" w:cs="Times New Roman"/>
-          <w:sz w:val="28"/>
-          <w:szCs w:val="28"/>
-        </w:rPr>
-      </w:pPr>
-      <w:r>
-        <w:rPr>
-          <w:rFonts w:ascii="Times New Roman" w:hAnsi="Times New Roman" w:cs="Times New Roman"/>
-          <w:color w:val="262626"/>
-          <w:sz w:val="28"/>
-          <w:szCs w:val="28"/>
-          <w:shd w:val="clear" w:color="auto" w:fill="FFFFFF"/>
-        </w:rPr>
-        <w:t xml:space="preserve">Учебная практика по профессиональному модулю ПМ.01 «Разработка модулей программного обеспечения для компьютерных систем» является важной частью образовательного процесса в ЧПОУ «Республиканский </w:t>
-      </w:r>
-      <w:proofErr w:type="spellStart"/>
-      <w:r>
-        <w:rPr>
-          <w:rFonts w:ascii="Times New Roman" w:hAnsi="Times New Roman" w:cs="Times New Roman"/>
-          <w:color w:val="262626"/>
-          <w:sz w:val="28"/>
-          <w:szCs w:val="28"/>
-          <w:shd w:val="clear" w:color="auto" w:fill="FFFFFF"/>
-        </w:rPr>
-        <w:t>полипрофессиональный</w:t>
-      </w:r>
-      <w:proofErr w:type="spellEnd"/>
-      <w:r>
-        <w:rPr>
-          <w:rFonts w:ascii="Times New Roman" w:hAnsi="Times New Roman" w:cs="Times New Roman"/>
-          <w:color w:val="262626"/>
-          <w:sz w:val="28"/>
-          <w:szCs w:val="28"/>
-          <w:shd w:val="clear" w:color="auto" w:fill="FFFFFF"/>
-        </w:rPr>
-        <w:t xml:space="preserve"> колледж». Практика направлена на закрепление и углубление теоретических знаний, полученных в ходе изучения дисциплин, а также на формирование профессиональных компетенций, необходимых для будущей работы в сфере информационных технологий и программирования.</w:t>
-      </w:r>
-      <w:bookmarkStart w:id="2" w:name="_GoBack"/>
-      <w:bookmarkEnd w:id="2"/>
-    </w:p>
-    <w:p>
-      <w:pPr>
-        <w:spacing w:after="0" w:line="360" w:lineRule="auto"/>
-        <w:ind w:left="283" w:right="283"/>
-        <w:jc w:val="both"/>
-        <w:rPr>
-          <w:rFonts w:ascii="Times New Roman" w:hAnsi="Times New Roman" w:cs="Times New Roman"/>
-          <w:sz w:val="28"/>
-          <w:szCs w:val="28"/>
-        </w:rPr>
-      </w:pPr>
-    </w:p>
-    <w:p>
-      <w:pPr>
-        <w:spacing w:after="0" w:line="360" w:lineRule="auto"/>
-        <w:ind w:left="283" w:right="283"/>
-        <w:jc w:val="both"/>
-        <w:rPr>
-          <w:rFonts w:ascii="Times New Roman" w:hAnsi="Times New Roman" w:cs="Times New Roman"/>
-          <w:sz w:val="28"/>
-          <w:szCs w:val="28"/>
-        </w:rPr>
-      </w:pPr>
-    </w:p>
-    <w:p>
-      <w:pPr>
-        <w:spacing w:after="0" w:line="360" w:lineRule="auto"/>
-        <w:ind w:left="283" w:right="283"/>
-        <w:jc w:val="both"/>
-        <w:rPr>
-          <w:rFonts w:ascii="Times New Roman" w:hAnsi="Times New Roman" w:cs="Times New Roman"/>
-          <w:sz w:val="28"/>
-          <w:szCs w:val="28"/>
-        </w:rPr>
-      </w:pPr>
-    </w:p>
-    <w:p>
-      <w:pPr>
-        <w:spacing w:after="0"/>
-        <w:ind w:left="283" w:right="283"/>
-      </w:pPr>
-    </w:p>
-    <w:p>
-      <w:pPr>
-        <w:spacing w:after="0"/>
-        <w:ind w:left="283" w:right="283"/>
-      </w:pPr>
-    </w:p>
-    <w:p>
-      <w:pPr>
-        <w:spacing w:after="0"/>
-        <w:ind w:left="283" w:right="283"/>
-      </w:pPr>
-    </w:p>
-    <w:p>
-      <w:pPr>
-        <w:spacing w:after="0"/>
-        <w:ind w:left="283" w:right="283"/>
-      </w:pPr>
-    </w:p>
-    <w:p>
-      <w:pPr>
-        <w:spacing w:after="0"/>
-        <w:ind w:left="283" w:right="283"/>
-      </w:pPr>
-    </w:p>
-    <w:p>
-      <w:pPr>
-        <w:spacing w:after="0"/>
-        <w:ind w:left="283" w:right="283"/>
-      </w:pPr>
-    </w:p>
-    <w:p>
-      <w:pPr>
-        <w:spacing w:after="0"/>
-        <w:ind w:left="283" w:right="283"/>
-      </w:pPr>
-    </w:p>
-    <w:p>
-      <w:pPr>
-        <w:spacing w:after="0"/>
-        <w:ind w:left="283" w:right="283"/>
-      </w:pPr>
-    </w:p>
-    <w:p>
-      <w:pPr>
-        <w:spacing w:after="0"/>
-        <w:ind w:left="283" w:right="283"/>
-      </w:pPr>
-    </w:p>
-    <w:p>
-      <w:pPr>
-        <w:spacing w:after="0"/>
-        <w:ind w:left="283" w:right="283"/>
-      </w:pPr>
-    </w:p>
-    <w:p>
-      <w:pPr>
-        <w:spacing w:after="0"/>
-        <w:ind w:left="283" w:right="283"/>
-      </w:pPr>
-    </w:p>
-    <w:p>
-      <w:pPr>
-        <w:spacing w:after="0"/>
-        <w:ind w:left="283" w:right="283"/>
-      </w:pPr>
-    </w:p>
-    <w:p>
-      <w:pPr>
-        <w:spacing w:after="0"/>
-        <w:ind w:left="283" w:right="283"/>
-      </w:pPr>
-    </w:p>
-    <w:p>
-      <w:pPr>
-        <w:spacing w:after="0"/>
-        <w:ind w:left="283" w:right="283"/>
-      </w:pPr>
-    </w:p>
-    <w:p>
-      <w:pPr>
-        <w:spacing w:after="0"/>
-        <w:ind w:left="283" w:right="283"/>
-      </w:pPr>
-    </w:p>
-    <w:p>
-      <w:pPr>
-        <w:spacing w:after="0"/>
-        <w:ind w:left="283" w:right="283"/>
-      </w:pPr>
-    </w:p>
-    <w:p>
-      <w:pPr>
-        <w:spacing w:after="0"/>
-        <w:ind w:left="283" w:right="283"/>
-      </w:pPr>
-    </w:p>
-    <w:p>
-      <w:pPr>
-        <w:spacing w:after="0"/>
-        <w:ind w:left="283" w:right="283"/>
-      </w:pPr>
-    </w:p>
-    <w:p>
-      <w:pPr>
-        <w:spacing w:after="0"/>
-        <w:ind w:left="283" w:right="283"/>
-      </w:pPr>
-    </w:p>
-    <w:p>
-      <w:pPr>
-        <w:spacing w:after="0" w:line="360" w:lineRule="auto"/>
-        <w:ind w:left="283" w:right="283" w:firstLine="709"/>
-        <w:jc w:val="center"/>
-        <w:rPr>
-          <w:rFonts w:ascii="Times New Roman" w:eastAsia="Times New Roman" w:hAnsi="Times New Roman" w:cs="Times New Roman"/>
-          <w:b/>
-          <w:sz w:val="28"/>
-          <w:szCs w:val="24"/>
-        </w:rPr>
-      </w:pPr>
-    </w:p>
-    <w:p>
-      <w:pPr>
-        <w:spacing w:after="0" w:line="360" w:lineRule="auto"/>
-        <w:ind w:left="283" w:right="283" w:firstLine="709"/>
-        <w:jc w:val="center"/>
-        <w:rPr>
-          <w:rFonts w:ascii="Times New Roman" w:hAnsi="Times New Roman" w:cs="Times New Roman"/>
-          <w:sz w:val="24"/>
-        </w:rPr>
-      </w:pPr>
-    </w:p>
-    <w:p>
-      <w:pPr>
-        <w:spacing w:after="0" w:line="360" w:lineRule="auto"/>
-        <w:ind w:left="283" w:right="283" w:firstLine="709"/>
-        <w:jc w:val="center"/>
-        <w:rPr>
-          <w:rFonts w:ascii="Times New Roman" w:hAnsi="Times New Roman" w:cs="Times New Roman"/>
-          <w:sz w:val="24"/>
-        </w:rPr>
-      </w:pPr>
-    </w:p>
-    <w:p>
-      <w:pPr>
-        <w:spacing w:after="0" w:line="360" w:lineRule="auto"/>
-        <w:ind w:left="283" w:right="283" w:firstLine="709"/>
-        <w:jc w:val="center"/>
-        <w:rPr>
-          <w:rFonts w:ascii="Times New Roman" w:hAnsi="Times New Roman" w:cs="Times New Roman"/>
-          <w:sz w:val="24"/>
-        </w:rPr>
-      </w:pPr>
-    </w:p>
-    <w:p>
-      <w:pPr>
-        <w:spacing w:after="0" w:line="360" w:lineRule="auto"/>
-        <w:ind w:left="283" w:right="283" w:firstLine="709"/>
-        <w:jc w:val="center"/>
-        <w:rPr>
-          <w:rFonts w:ascii="Times New Roman" w:hAnsi="Times New Roman" w:cs="Times New Roman"/>
-          <w:sz w:val="24"/>
-        </w:rPr>
-      </w:pPr>
-    </w:p>
-    <w:p>
-      <w:pPr>
-        <w:spacing w:after="0" w:line="360" w:lineRule="auto"/>
-        <w:ind w:left="283" w:right="283" w:firstLine="709"/>
-        <w:jc w:val="center"/>
-        <w:rPr>
-          <w:rFonts w:ascii="Times New Roman" w:hAnsi="Times New Roman" w:cs="Times New Roman"/>
-          <w:sz w:val="24"/>
-        </w:rPr>
-      </w:pPr>
-    </w:p>
-    <w:p>
-      <w:pPr>
-        <w:spacing w:after="0" w:line="360" w:lineRule="auto"/>
-        <w:ind w:left="283" w:right="283" w:firstLine="709"/>
-        <w:jc w:val="center"/>
-        <w:rPr>
-          <w:rFonts w:ascii="Times New Roman" w:hAnsi="Times New Roman" w:cs="Times New Roman"/>
-          <w:sz w:val="24"/>
-        </w:rPr>
-      </w:pPr>
-    </w:p>
-    <w:p>
-      <w:pPr>
-        <w:spacing w:after="0" w:line="360" w:lineRule="auto"/>
-        <w:ind w:left="283" w:right="283" w:firstLine="709"/>
-        <w:jc w:val="center"/>
-        <w:rPr>
-          <w:rFonts w:ascii="Times New Roman" w:hAnsi="Times New Roman" w:cs="Times New Roman"/>
-          <w:sz w:val="24"/>
-        </w:rPr>
-      </w:pPr>
-    </w:p>
-    <w:p>
-      <w:pPr>
-        <w:spacing w:after="0" w:line="240" w:lineRule="auto"/>
-        <w:jc w:val="center"/>
-        <w:rPr>
-          <w:rFonts w:ascii="Times New Roman" w:hAnsi="Times New Roman" w:cs="Times New Roman"/>
-          <w:b/>
-          <w:sz w:val="28"/>
-        </w:rPr>
-      </w:pPr>
-    </w:p>
-    <w:p>
-      <w:pPr>
-        <w:rPr>
-          <w:rFonts w:ascii="Times New Roman" w:hAnsi="Times New Roman" w:cs="Times New Roman"/>
-          <w:color w:val="262626"/>
-          <w:sz w:val="28"/>
-          <w:szCs w:val="28"/>
-          <w:shd w:val="clear" w:color="auto" w:fill="FFFFFF"/>
-        </w:rPr>
-      </w:pPr>
-      <w:r>
-        <w:rPr>
-          <w:rFonts w:ascii="Times New Roman" w:hAnsi="Times New Roman" w:cs="Times New Roman"/>
-          <w:color w:val="262626"/>
-          <w:sz w:val="28"/>
-          <w:szCs w:val="28"/>
-          <w:shd w:val="clear" w:color="auto" w:fill="FFFFFF"/>
-        </w:rPr>
-        <w:br w:type="page"/>
-      </w:r>
-    </w:p>
-    <w:p>
-      <w:pPr>
-        <w:spacing w:after="0" w:line="360" w:lineRule="auto"/>
-        <w:ind w:left="283" w:right="283" w:firstLine="425"/>
-        <w:jc w:val="both"/>
-        <w:rPr>
-          <w:rFonts w:ascii="Times New Roman" w:hAnsi="Times New Roman" w:cs="Times New Roman"/>
-          <w:color w:val="262626"/>
-          <w:sz w:val="28"/>
-          <w:szCs w:val="28"/>
-          <w:shd w:val="clear" w:color="auto" w:fill="FFFFFF"/>
-        </w:rPr>
-      </w:pPr>
-    </w:p>
-    <w:p>
-      <w:pPr>
-        <w:pStyle w:val="111111111"/>
-        <w:ind w:firstLine="709"/>
-      </w:pPr>
-      <w:bookmarkStart w:id="3" w:name="_Toc231384716"/>
-      <w:r>
-        <w:t>1</w:t>
+        <w:rPr>
+          <w:rFonts w:ascii="Times New Roman" w:eastAsiaTheme="majorEastAsia" w:hAnsi="Times New Roman" w:cstheme="majorBidi"/>
+          <w:sz w:val="28"/>
+          <w:szCs w:val="32"/>
+        </w:rPr>
+      </w:pPr>
+    </w:p>
+    <w:p>
+      <w:pPr>
+        <w:pStyle w:val="2222222"/>
+      </w:pPr>
+      <w:bookmarkStart w:id="3" w:name="_Toc231407063"/>
+      <w:r>
+        <w:t>1.1</w:t>
       </w:r>
       <w:r>
         <w:t>.</w:t>
       </w:r>
       <w:r>
-        <w:t xml:space="preserve"> Техника безопасности. Охрана труда</w:t>
-      </w:r>
-      <w:r>
-        <w:t>.</w:t>
-      </w:r>
-      <w:bookmarkEnd w:id="0"/>
+        <w:t xml:space="preserve"> Общие требования безопасности</w:t>
+      </w:r>
       <w:bookmarkEnd w:id="3"/>
-    </w:p>
-    <w:p>
-      <w:pPr>
-        <w:spacing w:after="0" w:line="360" w:lineRule="auto"/>
-        <w:ind w:firstLine="709"/>
-        <w:jc w:val="both"/>
-        <w:rPr>
-          <w:rFonts w:ascii="Times New Roman" w:eastAsiaTheme="majorEastAsia" w:hAnsi="Times New Roman" w:cstheme="majorBidi"/>
-          <w:sz w:val="28"/>
-          <w:szCs w:val="32"/>
-        </w:rPr>
-      </w:pPr>
-      <w:r>
-        <w:rPr>
-          <w:rFonts w:ascii="Times New Roman" w:eastAsiaTheme="majorEastAsia" w:hAnsi="Times New Roman" w:cstheme="majorBidi"/>
-          <w:sz w:val="28"/>
-          <w:szCs w:val="32"/>
-        </w:rPr>
-        <w:t>Прохождение учебной практики по разработке программного обеспечения неразрывно связано с использованием вычислительной техники. В связи с этим важным аспектом является соблюдение правил техники безопасности и охраны труда при работе с компьютерами, периферийными устройствами и другим электрооборудованием. Целью данных правил является предотвращение поражения электрическим током, возникновения пожаров, а также снижение утомляемости и сохранение здоровья оператора.</w:t>
-      </w:r>
-    </w:p>
-    <w:p>
-      <w:pPr>
-        <w:spacing w:after="0" w:line="360" w:lineRule="auto"/>
-        <w:ind w:firstLine="709"/>
-        <w:jc w:val="both"/>
-        <w:rPr>
-          <w:rFonts w:ascii="Times New Roman" w:eastAsiaTheme="majorEastAsia" w:hAnsi="Times New Roman" w:cstheme="majorBidi"/>
-          <w:sz w:val="28"/>
-          <w:szCs w:val="32"/>
-        </w:rPr>
-      </w:pPr>
-      <w:r>
-        <w:rPr>
-          <w:rFonts w:ascii="Times New Roman" w:eastAsiaTheme="majorEastAsia" w:hAnsi="Times New Roman" w:cstheme="majorBidi"/>
-          <w:b/>
-          <w:bCs/>
-          <w:sz w:val="28"/>
-          <w:szCs w:val="32"/>
-        </w:rPr>
-        <w:t>1.1 Общие требования безопасности</w:t>
-      </w:r>
     </w:p>
     <w:p>
       <w:pPr>
@@ -1445,8 +2333,9 @@
     </w:p>
     <w:p>
       <w:pPr>
+        <w:pStyle w:val="a8"/>
         <w:spacing w:after="0" w:line="360" w:lineRule="auto"/>
-        <w:ind w:firstLine="709"/>
+        <w:ind w:left="709"/>
         <w:jc w:val="both"/>
         <w:rPr>
           <w:rFonts w:ascii="Times New Roman" w:eastAsiaTheme="majorEastAsia" w:hAnsi="Times New Roman" w:cstheme="majorBidi"/>
@@ -1454,16 +2343,22 @@
           <w:szCs w:val="32"/>
         </w:rPr>
       </w:pPr>
-      <w:r>
-        <w:rPr>
-          <w:rFonts w:ascii="Times New Roman" w:eastAsiaTheme="majorEastAsia" w:hAnsi="Times New Roman" w:cstheme="majorBidi"/>
-          <w:b/>
-          <w:bCs/>
-          <w:sz w:val="28"/>
-          <w:szCs w:val="32"/>
-        </w:rPr>
-        <w:t>1.2 Требования безопасности перед началом работы</w:t>
-      </w:r>
+    </w:p>
+    <w:p>
+      <w:pPr>
+        <w:pStyle w:val="2222222"/>
+      </w:pPr>
+      <w:bookmarkStart w:id="4" w:name="_Toc231407064"/>
+      <w:r>
+        <w:t>1.2</w:t>
+      </w:r>
+      <w:r>
+        <w:t>.</w:t>
+      </w:r>
+      <w:r>
+        <w:t xml:space="preserve"> Требования безопасности перед началом работы</w:t>
+      </w:r>
+      <w:bookmarkEnd w:id="4"/>
     </w:p>
     <w:p>
       <w:pPr>
@@ -1613,8 +2508,9 @@
     </w:p>
     <w:p>
       <w:pPr>
+        <w:pStyle w:val="a8"/>
         <w:spacing w:after="0" w:line="360" w:lineRule="auto"/>
-        <w:ind w:firstLine="709"/>
+        <w:ind w:left="709"/>
         <w:jc w:val="both"/>
         <w:rPr>
           <w:rFonts w:ascii="Times New Roman" w:eastAsiaTheme="majorEastAsia" w:hAnsi="Times New Roman" w:cstheme="majorBidi"/>
@@ -1622,16 +2518,22 @@
           <w:szCs w:val="32"/>
         </w:rPr>
       </w:pPr>
-      <w:r>
-        <w:rPr>
-          <w:rFonts w:ascii="Times New Roman" w:eastAsiaTheme="majorEastAsia" w:hAnsi="Times New Roman" w:cstheme="majorBidi"/>
-          <w:b/>
-          <w:bCs/>
-          <w:sz w:val="28"/>
-          <w:szCs w:val="32"/>
-        </w:rPr>
-        <w:t>1.3 Требования безопасности во время работы</w:t>
-      </w:r>
+    </w:p>
+    <w:p>
+      <w:pPr>
+        <w:pStyle w:val="2222222"/>
+      </w:pPr>
+      <w:bookmarkStart w:id="5" w:name="_Toc231407065"/>
+      <w:r>
+        <w:t>1.3</w:t>
+      </w:r>
+      <w:r>
+        <w:t>.</w:t>
+      </w:r>
+      <w:r>
+        <w:t xml:space="preserve"> Требования безопасности во время работы</w:t>
+      </w:r>
+      <w:bookmarkEnd w:id="5"/>
     </w:p>
     <w:p>
       <w:pPr>
@@ -1800,13 +2702,22 @@
           <w:sz w:val="28"/>
           <w:szCs w:val="32"/>
         </w:rPr>
-        <w:t>Сидеть на расстоянии не менее 50 см от экрана монитора, сохраняя правильную осанку.</w:t>
-      </w:r>
-    </w:p>
-    <w:p>
-      <w:pPr>
+        <w:t>Сидеть на расстоянии не менее 50 см от экрана монит</w:t>
+      </w:r>
+      <w:r>
+        <w:rPr>
+          <w:rFonts w:ascii="Times New Roman" w:eastAsiaTheme="majorEastAsia" w:hAnsi="Times New Roman" w:cstheme="majorBidi"/>
+          <w:sz w:val="28"/>
+          <w:szCs w:val="32"/>
+        </w:rPr>
+        <w:t>ора, сохраняя правильную осанку</w:t>
+      </w:r>
+    </w:p>
+    <w:p>
+      <w:pPr>
+        <w:pStyle w:val="a8"/>
         <w:spacing w:after="0" w:line="360" w:lineRule="auto"/>
-        <w:ind w:firstLine="709"/>
+        <w:ind w:left="709"/>
         <w:jc w:val="both"/>
         <w:rPr>
           <w:rFonts w:ascii="Times New Roman" w:eastAsiaTheme="majorEastAsia" w:hAnsi="Times New Roman" w:cstheme="majorBidi"/>
@@ -1814,16 +2725,22 @@
           <w:szCs w:val="32"/>
         </w:rPr>
       </w:pPr>
-      <w:r>
-        <w:rPr>
-          <w:rFonts w:ascii="Times New Roman" w:eastAsiaTheme="majorEastAsia" w:hAnsi="Times New Roman" w:cstheme="majorBidi"/>
-          <w:b/>
-          <w:bCs/>
-          <w:sz w:val="28"/>
-          <w:szCs w:val="32"/>
-        </w:rPr>
-        <w:t>1.4 Требования безопасности в аварийных ситуациях</w:t>
-      </w:r>
+    </w:p>
+    <w:p>
+      <w:pPr>
+        <w:pStyle w:val="2222222"/>
+      </w:pPr>
+      <w:bookmarkStart w:id="6" w:name="_Toc231407066"/>
+      <w:r>
+        <w:t>1.4</w:t>
+      </w:r>
+      <w:r>
+        <w:t>.</w:t>
+      </w:r>
+      <w:r>
+        <w:t xml:space="preserve"> Требования безопасности в аварийных ситуациях</w:t>
+      </w:r>
+      <w:bookmarkEnd w:id="6"/>
     </w:p>
     <w:p>
       <w:pPr>
@@ -1892,6 +2809,7 @@
           <w:sz w:val="28"/>
           <w:szCs w:val="32"/>
         </w:rPr>
+        <w:lastRenderedPageBreak/>
         <w:t>Сообщить о происшествии руководителю практики или администратору сети.</w:t>
       </w:r>
     </w:p>
@@ -1917,7 +2835,6 @@
           <w:sz w:val="28"/>
           <w:szCs w:val="32"/>
         </w:rPr>
-        <w:lastRenderedPageBreak/>
         <w:t>При поражении человека электрическим током освободить пострадавшего от контакта с проводом (используя сухую палку, деревянный предмет или отключив питание) и вызвать медицинскую помощь.</w:t>
       </w:r>
     </w:p>
@@ -1948,8 +2865,9 @@
     </w:p>
     <w:p>
       <w:pPr>
+        <w:pStyle w:val="a8"/>
         <w:spacing w:after="0" w:line="360" w:lineRule="auto"/>
-        <w:ind w:firstLine="709"/>
+        <w:ind w:left="709"/>
         <w:jc w:val="both"/>
         <w:rPr>
           <w:rFonts w:ascii="Times New Roman" w:eastAsiaTheme="majorEastAsia" w:hAnsi="Times New Roman" w:cstheme="majorBidi"/>
@@ -1957,16 +2875,22 @@
           <w:szCs w:val="32"/>
         </w:rPr>
       </w:pPr>
-      <w:r>
-        <w:rPr>
-          <w:rFonts w:ascii="Times New Roman" w:eastAsiaTheme="majorEastAsia" w:hAnsi="Times New Roman" w:cstheme="majorBidi"/>
-          <w:b/>
-          <w:bCs/>
-          <w:sz w:val="28"/>
-          <w:szCs w:val="32"/>
-        </w:rPr>
-        <w:t>1.5 Требования безопасности по окончании работы</w:t>
-      </w:r>
+    </w:p>
+    <w:p>
+      <w:pPr>
+        <w:pStyle w:val="2222222"/>
+      </w:pPr>
+      <w:bookmarkStart w:id="7" w:name="_Toc231407067"/>
+      <w:r>
+        <w:t>1.5</w:t>
+      </w:r>
+      <w:r>
+        <w:t>.</w:t>
+      </w:r>
+      <w:r>
+        <w:t xml:space="preserve"> Требования безопасности по окончании работы</w:t>
+      </w:r>
+      <w:bookmarkEnd w:id="7"/>
     </w:p>
     <w:p>
       <w:pPr>
@@ -2181,86 +3105,98 @@
       <w:pPr>
         <w:pStyle w:val="111111111"/>
       </w:pPr>
-      <w:bookmarkStart w:id="4" w:name="_Toc231384717"/>
+      <w:bookmarkStart w:id="8" w:name="_Toc231407068"/>
       <w:r>
         <w:rPr>
           <w:rFonts w:eastAsiaTheme="majorEastAsia"/>
         </w:rPr>
         <w:lastRenderedPageBreak/>
-        <w:t>2 Разработка приложения</w:t>
-      </w:r>
-      <w:bookmarkEnd w:id="4"/>
+        <w:t>2</w:t>
+      </w:r>
+      <w:r>
+        <w:rPr>
+          <w:rFonts w:eastAsiaTheme="majorEastAsia"/>
+        </w:rPr>
+        <w:t>.</w:t>
+      </w:r>
+      <w:r>
+        <w:rPr>
+          <w:rFonts w:eastAsiaTheme="majorEastAsia"/>
+        </w:rPr>
+        <w:t xml:space="preserve"> Разработка приложения</w:t>
+      </w:r>
+      <w:bookmarkEnd w:id="8"/>
     </w:p>
     <w:p>
       <w:pPr>
         <w:spacing w:after="0" w:line="360" w:lineRule="auto"/>
-        <w:ind w:left="993" w:right="283"/>
+        <w:ind w:firstLine="709"/>
         <w:jc w:val="both"/>
         <w:rPr>
-          <w:rFonts w:ascii="Tahoma" w:hAnsi="Tahoma" w:cs="Tahoma"/>
+          <w:rFonts w:ascii="Times New Roman" w:hAnsi="Times New Roman" w:cs="Times New Roman"/>
           <w:color w:val="262626"/>
+          <w:sz w:val="28"/>
+          <w:szCs w:val="28"/>
           <w:shd w:val="clear" w:color="auto" w:fill="FFFFFF"/>
         </w:rPr>
       </w:pPr>
+      <w:r>
+        <w:rPr>
+          <w:rFonts w:ascii="Times New Roman" w:hAnsi="Times New Roman" w:cs="Times New Roman"/>
+          <w:color w:val="262626"/>
+          <w:sz w:val="28"/>
+          <w:szCs w:val="28"/>
+          <w:shd w:val="clear" w:color="auto" w:fill="FFFFFF"/>
+        </w:rPr>
+        <w:t xml:space="preserve">На рисунке 1 изображено </w:t>
+      </w:r>
+      <w:r>
+        <w:rPr>
+          <w:rFonts w:ascii="Times New Roman" w:hAnsi="Times New Roman" w:cs="Times New Roman"/>
+          <w:color w:val="262626"/>
+          <w:sz w:val="28"/>
+          <w:szCs w:val="28"/>
+          <w:shd w:val="clear" w:color="auto" w:fill="FFFFFF"/>
+        </w:rPr>
+        <w:t xml:space="preserve">приложение </w:t>
+      </w:r>
+      <w:r>
+        <w:rPr>
+          <w:rFonts w:ascii="Times New Roman" w:hAnsi="Times New Roman" w:cs="Times New Roman"/>
+          <w:color w:val="262626"/>
+          <w:sz w:val="28"/>
+          <w:szCs w:val="28"/>
+          <w:shd w:val="clear" w:color="auto" w:fill="FFFFFF"/>
+        </w:rPr>
+        <w:t xml:space="preserve">под названием </w:t>
+      </w:r>
+      <w:r>
+        <w:rPr>
+          <w:rFonts w:ascii="Times New Roman" w:hAnsi="Times New Roman" w:cs="Times New Roman"/>
+          <w:color w:val="262626"/>
+          <w:sz w:val="28"/>
+          <w:szCs w:val="28"/>
+          <w:shd w:val="clear" w:color="auto" w:fill="FFFFFF"/>
+        </w:rPr>
+        <w:t>«Управление задачами»</w:t>
+      </w:r>
+      <w:r>
+        <w:rPr>
+          <w:rFonts w:ascii="Times New Roman" w:hAnsi="Times New Roman" w:cs="Times New Roman"/>
+          <w:color w:val="262626"/>
+          <w:sz w:val="28"/>
+          <w:szCs w:val="28"/>
+          <w:shd w:val="clear" w:color="auto" w:fill="FFFFFF"/>
+        </w:rPr>
+        <w:t>.</w:t>
+      </w:r>
+      <w:bookmarkStart w:id="9" w:name="_GoBack"/>
+      <w:bookmarkEnd w:id="9"/>
     </w:p>
     <w:p>
       <w:pPr>
         <w:spacing w:after="0" w:line="360" w:lineRule="auto"/>
-        <w:ind w:left="993" w:right="283"/>
-        <w:jc w:val="both"/>
-        <w:rPr>
-          <w:rFonts w:ascii="Times New Roman" w:hAnsi="Times New Roman" w:cs="Times New Roman"/>
-          <w:color w:val="262626"/>
-          <w:sz w:val="28"/>
-          <w:szCs w:val="28"/>
-          <w:shd w:val="clear" w:color="auto" w:fill="FFFFFF"/>
-        </w:rPr>
-      </w:pPr>
-      <w:r>
-        <w:rPr>
-          <w:rFonts w:ascii="Times New Roman" w:hAnsi="Times New Roman" w:cs="Times New Roman"/>
-          <w:color w:val="262626"/>
-          <w:sz w:val="28"/>
-          <w:szCs w:val="28"/>
-          <w:shd w:val="clear" w:color="auto" w:fill="FFFFFF"/>
-        </w:rPr>
-        <w:t xml:space="preserve">Я сделал приложение </w:t>
-      </w:r>
-      <w:r>
-        <w:rPr>
-          <w:rFonts w:ascii="Times New Roman" w:hAnsi="Times New Roman" w:cs="Times New Roman"/>
-          <w:color w:val="262626"/>
-          <w:sz w:val="28"/>
-          <w:szCs w:val="28"/>
-          <w:shd w:val="clear" w:color="auto" w:fill="FFFFFF"/>
-        </w:rPr>
-        <w:t xml:space="preserve">под названием </w:t>
-      </w:r>
-      <w:r>
-        <w:rPr>
-          <w:rFonts w:ascii="Times New Roman" w:hAnsi="Times New Roman" w:cs="Times New Roman"/>
-          <w:color w:val="262626"/>
-          <w:sz w:val="28"/>
-          <w:szCs w:val="28"/>
-          <w:shd w:val="clear" w:color="auto" w:fill="FFFFFF"/>
-        </w:rPr>
-        <w:t>«Управление задачами»</w:t>
-      </w:r>
-      <w:r>
-        <w:rPr>
-          <w:rFonts w:ascii="Times New Roman" w:hAnsi="Times New Roman" w:cs="Times New Roman"/>
-          <w:color w:val="262626"/>
-          <w:sz w:val="28"/>
-          <w:szCs w:val="28"/>
-          <w:shd w:val="clear" w:color="auto" w:fill="FFFFFF"/>
-        </w:rPr>
-        <w:t>.</w:t>
-      </w:r>
-    </w:p>
-    <w:p>
-      <w:pPr>
-        <w:spacing w:after="0" w:line="360" w:lineRule="auto"/>
-        <w:ind w:left="993" w:right="283"/>
+        <w:ind w:firstLine="709"/>
         <w:jc w:val="center"/>
         <w:rPr>
           <w:rFonts w:ascii="Times New Roman" w:hAnsi="Times New Roman" w:cs="Times New Roman"/>
@@ -2282,8 +3218,8 @@
         </w:rPr>
         <w:drawing>
           <wp:inline distT="0" distB="0" distL="0" distR="0" wp14:anchorId="4BEAB7C1" wp14:editId="18E9CEDC">
-            <wp:extent cx="4965657" cy="3643952"/>
-            <wp:effectExtent l="0" t="0" r="6985" b="0"/>
+            <wp:extent cx="4426318" cy="3248168"/>
+            <wp:effectExtent l="0" t="0" r="0" b="0"/>
             <wp:docPr id="5" name="Рисунок 5"/>
             <wp:cNvGraphicFramePr>
               <a:graphicFrameLocks xmlns:a="http://schemas.openxmlformats.org/drawingml/2006/main" noChangeAspect="1"/>
@@ -2304,7 +3240,7 @@
                   <pic:spPr>
                     <a:xfrm>
                       <a:off x="0" y="0"/>
-                      <a:ext cx="4995827" cy="3666091"/>
+                      <a:ext cx="4466169" cy="3277412"/>
                     </a:xfrm>
                     <a:prstGeom prst="rect">
                       <a:avLst/>
@@ -2320,50 +3256,54 @@
     <w:p>
       <w:pPr>
         <w:spacing w:after="0" w:line="360" w:lineRule="auto"/>
-        <w:ind w:left="993" w:right="283"/>
+        <w:ind w:firstLine="709"/>
+        <w:jc w:val="center"/>
+      </w:pPr>
+      <w:r>
+        <w:rPr>
+          <w:rStyle w:val="af0"/>
+          <w:rFonts w:ascii="Times New Roman" w:hAnsi="Times New Roman" w:cs="Times New Roman"/>
+          <w:b w:val="0"/>
+          <w:bCs w:val="0"/>
+          <w:sz w:val="28"/>
+          <w:szCs w:val="28"/>
+        </w:rPr>
+        <w:t>Рисунок 1 — Главное окно приложения «Управление задачами»</w:t>
+      </w:r>
+      <w:r>
+        <w:rPr>
+          <w:rStyle w:val="af0"/>
+          <w:rFonts w:ascii="Times New Roman" w:hAnsi="Times New Roman" w:cs="Times New Roman"/>
+          <w:b w:val="0"/>
+          <w:bCs w:val="0"/>
+          <w:sz w:val="28"/>
+          <w:szCs w:val="28"/>
+        </w:rPr>
+        <w:t>.</w:t>
+      </w:r>
+    </w:p>
+    <w:p>
+      <w:pPr>
+        <w:spacing w:after="0" w:line="360" w:lineRule="auto"/>
+        <w:ind w:firstLine="709"/>
         <w:jc w:val="both"/>
         <w:rPr>
           <w:rFonts w:ascii="Times New Roman" w:hAnsi="Times New Roman" w:cs="Times New Roman"/>
-          <w:color w:val="262626"/>
-          <w:sz w:val="28"/>
-          <w:szCs w:val="28"/>
-          <w:shd w:val="clear" w:color="auto" w:fill="FFFFFF"/>
-        </w:rPr>
-      </w:pPr>
-    </w:p>
-    <w:p>
-      <w:pPr>
-        <w:rPr>
-          <w:rFonts w:ascii="Times New Roman" w:hAnsi="Times New Roman" w:cs="Times New Roman"/>
-          <w:sz w:val="28"/>
-        </w:rPr>
-      </w:pPr>
-      <w:r>
-        <w:rPr>
-          <w:rFonts w:ascii="Times New Roman" w:hAnsi="Times New Roman" w:cs="Times New Roman"/>
-          <w:sz w:val="28"/>
-        </w:rPr>
-        <w:t xml:space="preserve">Программа сделана для выставления целей, чтобы человек не </w:t>
-      </w:r>
-      <w:proofErr w:type="gramStart"/>
-      <w:r>
-        <w:rPr>
-          <w:rFonts w:ascii="Times New Roman" w:hAnsi="Times New Roman" w:cs="Times New Roman"/>
-          <w:sz w:val="28"/>
-        </w:rPr>
-        <w:t>забыл</w:t>
-      </w:r>
-      <w:proofErr w:type="gramEnd"/>
-      <w:r>
-        <w:rPr>
-          <w:rFonts w:ascii="Times New Roman" w:hAnsi="Times New Roman" w:cs="Times New Roman"/>
-          <w:sz w:val="28"/>
-        </w:rPr>
-        <w:t xml:space="preserve"> что ему надо сделать. </w:t>
-      </w:r>
-    </w:p>
-    <w:p>
-      <w:pPr>
+          <w:sz w:val="28"/>
+        </w:rPr>
+      </w:pPr>
+      <w:r>
+        <w:rPr>
+          <w:rFonts w:ascii="Times New Roman" w:hAnsi="Times New Roman" w:cs="Times New Roman"/>
+          <w:sz w:val="28"/>
+        </w:rPr>
+        <w:t>На рисунке 2 изображено поле ввода новой задачи и кнопки управления</w:t>
+      </w:r>
+    </w:p>
+    <w:p>
+      <w:pPr>
+        <w:spacing w:after="0" w:line="360" w:lineRule="auto"/>
+        <w:ind w:firstLine="709"/>
         <w:jc w:val="center"/>
         <w:rPr>
           <w:rFonts w:ascii="Times New Roman" w:hAnsi="Times New Roman" w:cs="Times New Roman"/>
@@ -2416,60 +3356,105 @@
     </w:p>
     <w:p>
       <w:pPr>
-        <w:rPr>
-          <w:rFonts w:ascii="Times New Roman" w:hAnsi="Times New Roman" w:cs="Times New Roman"/>
-          <w:sz w:val="28"/>
-        </w:rPr>
-      </w:pPr>
-    </w:p>
-    <w:p>
-      <w:pPr>
-        <w:rPr>
-          <w:rFonts w:ascii="Times New Roman" w:hAnsi="Times New Roman" w:cs="Times New Roman"/>
-          <w:sz w:val="28"/>
-        </w:rPr>
-      </w:pPr>
-      <w:r>
-        <w:rPr>
-          <w:rFonts w:ascii="Times New Roman" w:hAnsi="Times New Roman" w:cs="Times New Roman"/>
-          <w:sz w:val="28"/>
-        </w:rPr>
-        <w:t>Пишем цель и нажимаем кнопку «Добавить».</w:t>
-      </w:r>
-    </w:p>
-    <w:p>
-      <w:pPr>
-        <w:rPr>
-          <w:rFonts w:ascii="Times New Roman" w:hAnsi="Times New Roman" w:cs="Times New Roman"/>
-          <w:sz w:val="28"/>
-        </w:rPr>
-      </w:pPr>
-    </w:p>
-    <w:p>
-      <w:pPr>
-        <w:rPr>
-          <w:rFonts w:ascii="Times New Roman" w:hAnsi="Times New Roman" w:cs="Times New Roman"/>
-          <w:sz w:val="28"/>
-        </w:rPr>
-      </w:pPr>
-      <w:r>
-        <w:rPr>
-          <w:rFonts w:ascii="Times New Roman" w:hAnsi="Times New Roman" w:cs="Times New Roman"/>
-          <w:sz w:val="28"/>
-        </w:rPr>
-        <w:t xml:space="preserve">Чтобы отметить цель как выполненную нужно выбрать цель из списка и нажать кнопку «Отметить как выполнено». </w:t>
-      </w:r>
-    </w:p>
-    <w:p>
-      <w:pPr>
-        <w:rPr>
-          <w:rFonts w:ascii="Times New Roman" w:hAnsi="Times New Roman" w:cs="Times New Roman"/>
-          <w:sz w:val="28"/>
-        </w:rPr>
-      </w:pPr>
-    </w:p>
-    <w:p>
-      <w:pPr>
+        <w:spacing w:after="0" w:line="360" w:lineRule="auto"/>
+        <w:ind w:firstLine="709"/>
+        <w:jc w:val="center"/>
+        <w:rPr>
+          <w:rFonts w:ascii="Times New Roman" w:hAnsi="Times New Roman" w:cs="Times New Roman"/>
+          <w:sz w:val="28"/>
+          <w:szCs w:val="28"/>
+        </w:rPr>
+      </w:pPr>
+      <w:r>
+        <w:rPr>
+          <w:rStyle w:val="af0"/>
+          <w:rFonts w:ascii="Times New Roman" w:hAnsi="Times New Roman" w:cs="Times New Roman"/>
+          <w:b w:val="0"/>
+          <w:bCs w:val="0"/>
+          <w:sz w:val="28"/>
+          <w:szCs w:val="28"/>
+        </w:rPr>
+        <w:t>Рисунок 2 –</w:t>
+      </w:r>
+      <w:r>
+        <w:rPr>
+          <w:rStyle w:val="af0"/>
+          <w:rFonts w:ascii="Times New Roman" w:hAnsi="Times New Roman" w:cs="Times New Roman"/>
+          <w:b w:val="0"/>
+          <w:bCs w:val="0"/>
+          <w:sz w:val="28"/>
+          <w:szCs w:val="28"/>
+        </w:rPr>
+        <w:t xml:space="preserve"> П</w:t>
+      </w:r>
+      <w:r>
+        <w:rPr>
+          <w:rStyle w:val="af0"/>
+          <w:rFonts w:ascii="Times New Roman" w:hAnsi="Times New Roman" w:cs="Times New Roman"/>
+          <w:b w:val="0"/>
+          <w:bCs w:val="0"/>
+          <w:sz w:val="28"/>
+          <w:szCs w:val="28"/>
+        </w:rPr>
+        <w:t>оле ввода новой задачи и кнопки управления</w:t>
+      </w:r>
+    </w:p>
+    <w:p>
+      <w:pPr>
+        <w:spacing w:after="0" w:line="360" w:lineRule="auto"/>
+        <w:ind w:firstLine="709"/>
+        <w:jc w:val="both"/>
+        <w:rPr>
+          <w:rFonts w:ascii="Times New Roman" w:hAnsi="Times New Roman" w:cs="Times New Roman"/>
+          <w:sz w:val="28"/>
+        </w:rPr>
+      </w:pPr>
+    </w:p>
+    <w:p>
+      <w:pPr>
+        <w:rPr>
+          <w:rFonts w:ascii="Times New Roman" w:hAnsi="Times New Roman" w:cs="Times New Roman"/>
+          <w:sz w:val="28"/>
+        </w:rPr>
+      </w:pPr>
+      <w:r>
+        <w:rPr>
+          <w:rFonts w:ascii="Times New Roman" w:hAnsi="Times New Roman" w:cs="Times New Roman"/>
+          <w:sz w:val="28"/>
+        </w:rPr>
+        <w:br w:type="page"/>
+      </w:r>
+    </w:p>
+    <w:p>
+      <w:pPr>
+        <w:spacing w:after="0" w:line="360" w:lineRule="auto"/>
+        <w:ind w:firstLine="709"/>
+        <w:jc w:val="both"/>
+        <w:rPr>
+          <w:rFonts w:ascii="Times New Roman" w:hAnsi="Times New Roman" w:cs="Times New Roman"/>
+          <w:sz w:val="28"/>
+        </w:rPr>
+      </w:pPr>
+      <w:r>
+        <w:rPr>
+          <w:rFonts w:ascii="Times New Roman" w:hAnsi="Times New Roman" w:cs="Times New Roman"/>
+          <w:sz w:val="28"/>
+        </w:rPr>
+        <w:lastRenderedPageBreak/>
+        <w:t>На рисунке 3 изображено отметка задачи как выполненной</w:t>
+      </w:r>
+      <w:r>
+        <w:rPr>
+          <w:rFonts w:ascii="Times New Roman" w:hAnsi="Times New Roman" w:cs="Times New Roman"/>
+          <w:sz w:val="28"/>
+        </w:rPr>
+        <w:t>.</w:t>
+      </w:r>
+    </w:p>
+    <w:p>
+      <w:pPr>
+        <w:spacing w:after="0" w:line="360" w:lineRule="auto"/>
+        <w:ind w:firstLine="709"/>
         <w:jc w:val="center"/>
         <w:rPr>
           <w:rFonts w:ascii="Times New Roman" w:hAnsi="Times New Roman" w:cs="Times New Roman"/>
@@ -2522,29 +3507,51 @@
     </w:p>
     <w:p>
       <w:pPr>
-        <w:rPr>
-          <w:rFonts w:ascii="Times New Roman" w:hAnsi="Times New Roman" w:cs="Times New Roman"/>
-          <w:sz w:val="28"/>
-        </w:rPr>
-      </w:pPr>
-    </w:p>
-    <w:p>
-      <w:pPr>
-        <w:rPr>
-          <w:rFonts w:ascii="Times New Roman" w:hAnsi="Times New Roman" w:cs="Times New Roman"/>
-          <w:sz w:val="28"/>
-        </w:rPr>
-      </w:pPr>
-      <w:r>
-        <w:rPr>
-          <w:rFonts w:ascii="Times New Roman" w:hAnsi="Times New Roman" w:cs="Times New Roman"/>
-          <w:sz w:val="28"/>
-        </w:rPr>
-        <w:t>Чтобы удалить цель нужно также нажать на нужную нам цель и потом нажать на кнопку «Удалить задачу».</w:t>
-      </w:r>
-    </w:p>
-    <w:p>
-      <w:pPr>
+        <w:spacing w:after="0" w:line="360" w:lineRule="auto"/>
+        <w:ind w:firstLine="709"/>
+        <w:jc w:val="center"/>
+        <w:rPr>
+          <w:rFonts w:ascii="Times New Roman" w:hAnsi="Times New Roman" w:cs="Times New Roman"/>
+          <w:sz w:val="28"/>
+        </w:rPr>
+      </w:pPr>
+      <w:r>
+        <w:rPr>
+          <w:rFonts w:ascii="Times New Roman" w:hAnsi="Times New Roman" w:cs="Times New Roman"/>
+          <w:sz w:val="28"/>
+        </w:rPr>
+        <w:t>Рисунок 3 - Отметка задачи как выполненной</w:t>
+      </w:r>
+    </w:p>
+    <w:p>
+      <w:pPr>
+        <w:spacing w:after="0" w:line="360" w:lineRule="auto"/>
+        <w:ind w:firstLine="709"/>
+        <w:jc w:val="both"/>
+        <w:rPr>
+          <w:rFonts w:ascii="Times New Roman" w:hAnsi="Times New Roman" w:cs="Times New Roman"/>
+          <w:sz w:val="28"/>
+        </w:rPr>
+      </w:pPr>
+      <w:r>
+        <w:rPr>
+          <w:rFonts w:ascii="Times New Roman" w:hAnsi="Times New Roman" w:cs="Times New Roman"/>
+          <w:sz w:val="28"/>
+        </w:rPr>
+        <w:t>На рисунке 4 изображено удаление задачи из списка</w:t>
+      </w:r>
+      <w:r>
+        <w:rPr>
+          <w:rFonts w:ascii="Times New Roman" w:hAnsi="Times New Roman" w:cs="Times New Roman"/>
+          <w:sz w:val="28"/>
+        </w:rPr>
+        <w:t>.</w:t>
+      </w:r>
+    </w:p>
+    <w:p>
+      <w:pPr>
+        <w:spacing w:after="0" w:line="360" w:lineRule="auto"/>
+        <w:ind w:firstLine="709"/>
         <w:jc w:val="center"/>
         <w:rPr>
           <w:rStyle w:val="1111111110"/>
@@ -2563,7 +3570,6 @@
           <w:sz w:val="28"/>
           <w:lang w:eastAsia="ru-RU"/>
         </w:rPr>
-        <w:lastRenderedPageBreak/>
         <w:drawing>
           <wp:inline distT="0" distB="0" distL="0" distR="0" wp14:anchorId="3CD68F44" wp14:editId="3839CF5F">
             <wp:extent cx="4012442" cy="3523120"/>
@@ -2603,19 +3609,62 @@
     </w:p>
     <w:p>
       <w:pPr>
+        <w:spacing w:after="0" w:line="360" w:lineRule="auto"/>
+        <w:ind w:firstLine="709"/>
+        <w:jc w:val="center"/>
+        <w:rPr>
+          <w:rFonts w:ascii="Times New Roman" w:hAnsi="Times New Roman" w:cs="Times New Roman"/>
+          <w:sz w:val="28"/>
+        </w:rPr>
+      </w:pPr>
+      <w:r>
+        <w:rPr>
+          <w:rFonts w:ascii="Times New Roman" w:hAnsi="Times New Roman" w:cs="Times New Roman"/>
+          <w:sz w:val="28"/>
+        </w:rPr>
+        <w:t>Рисунок 4 – Удаление задачи из списка</w:t>
+      </w:r>
+    </w:p>
+    <w:p>
+      <w:pPr>
+        <w:spacing w:after="0" w:line="360" w:lineRule="auto"/>
+        <w:ind w:firstLine="709"/>
+        <w:jc w:val="center"/>
+        <w:rPr>
+          <w:rStyle w:val="1111111110"/>
+          <w:rFonts w:eastAsiaTheme="minorHAnsi"/>
+          <w:b w:val="0"/>
+          <w:caps w:val="0"/>
+          <w:color w:val="auto"/>
+          <w:szCs w:val="22"/>
+          <w:lang w:eastAsia="en-US"/>
+        </w:rPr>
+      </w:pPr>
+    </w:p>
+    <w:p>
+      <w:pPr>
         <w:pStyle w:val="111111111"/>
       </w:pPr>
-      <w:bookmarkStart w:id="5" w:name="_Toc231384718"/>
-      <w:r>
-        <w:t>3 Тестирование «белым ящиком»</w:t>
-      </w:r>
-      <w:bookmarkEnd w:id="5"/>
+      <w:bookmarkStart w:id="10" w:name="_Toc231407069"/>
+      <w:r>
+        <w:lastRenderedPageBreak/>
+        <w:t>3</w:t>
+      </w:r>
+      <w:r>
+        <w:t>.</w:t>
+      </w:r>
+      <w:r>
+        <w:t xml:space="preserve"> Тестирование «белым ящиком»</w:t>
+      </w:r>
+      <w:bookmarkEnd w:id="10"/>
     </w:p>
     <w:p>
       <w:pPr>
         <w:pStyle w:val="ds-markdown-paragraph"/>
         <w:shd w:val="clear" w:color="auto" w:fill="FFFFFF"/>
         <w:spacing w:before="0" w:beforeAutospacing="0" w:after="0" w:afterAutospacing="0" w:line="360" w:lineRule="auto"/>
+        <w:ind w:firstLine="709"/>
+        <w:jc w:val="both"/>
         <w:rPr>
           <w:color w:val="0F1115"/>
           <w:sz w:val="28"/>
@@ -2633,31 +3682,21 @@
     </w:p>
     <w:p>
       <w:pPr>
-        <w:pStyle w:val="3"/>
-        <w:shd w:val="clear" w:color="auto" w:fill="FFFFFF"/>
-        <w:spacing w:before="0" w:line="360" w:lineRule="auto"/>
-        <w:rPr>
-          <w:rFonts w:ascii="Times New Roman" w:hAnsi="Times New Roman" w:cs="Times New Roman"/>
-          <w:color w:val="0F1115"/>
-          <w:sz w:val="28"/>
-          <w:szCs w:val="28"/>
-        </w:rPr>
-      </w:pPr>
-      <w:r>
-        <w:rPr>
-          <w:rFonts w:ascii="Times New Roman" w:hAnsi="Times New Roman" w:cs="Times New Roman"/>
-          <w:color w:val="0F1115"/>
-          <w:sz w:val="28"/>
-          <w:szCs w:val="28"/>
-        </w:rPr>
+        <w:pStyle w:val="2222222"/>
+      </w:pPr>
+      <w:bookmarkStart w:id="11" w:name="_Toc231407070"/>
+      <w:r>
         <w:t>3.1 Объекты тестирования</w:t>
       </w:r>
+      <w:bookmarkEnd w:id="11"/>
     </w:p>
     <w:p>
       <w:pPr>
         <w:pStyle w:val="ds-markdown-paragraph"/>
         <w:shd w:val="clear" w:color="auto" w:fill="FFFFFF"/>
         <w:spacing w:before="0" w:beforeAutospacing="0" w:after="0" w:afterAutospacing="0" w:line="360" w:lineRule="auto"/>
+        <w:ind w:firstLine="709"/>
+        <w:jc w:val="both"/>
         <w:rPr>
           <w:color w:val="0F1115"/>
           <w:sz w:val="28"/>
@@ -2780,31 +3819,21 @@
     </w:p>
     <w:p>
       <w:pPr>
-        <w:pStyle w:val="3"/>
-        <w:shd w:val="clear" w:color="auto" w:fill="FFFFFF"/>
-        <w:spacing w:before="0" w:line="360" w:lineRule="auto"/>
-        <w:rPr>
-          <w:rFonts w:ascii="Times New Roman" w:hAnsi="Times New Roman" w:cs="Times New Roman"/>
-          <w:color w:val="0F1115"/>
-          <w:sz w:val="28"/>
-          <w:szCs w:val="28"/>
-        </w:rPr>
-      </w:pPr>
-      <w:r>
-        <w:rPr>
-          <w:rFonts w:ascii="Times New Roman" w:hAnsi="Times New Roman" w:cs="Times New Roman"/>
-          <w:color w:val="0F1115"/>
-          <w:sz w:val="28"/>
-          <w:szCs w:val="28"/>
-        </w:rPr>
+        <w:pStyle w:val="2222222"/>
+      </w:pPr>
+      <w:bookmarkStart w:id="12" w:name="_Toc231407071"/>
+      <w:r>
         <w:t>3.2 Методы тестирования</w:t>
       </w:r>
+      <w:bookmarkEnd w:id="12"/>
     </w:p>
     <w:p>
       <w:pPr>
         <w:pStyle w:val="ds-markdown-paragraph"/>
         <w:shd w:val="clear" w:color="auto" w:fill="FFFFFF"/>
         <w:spacing w:before="0" w:beforeAutospacing="0" w:after="0" w:afterAutospacing="0" w:line="360" w:lineRule="auto"/>
+        <w:ind w:firstLine="709"/>
+        <w:jc w:val="both"/>
         <w:rPr>
           <w:color w:val="0F1115"/>
           <w:sz w:val="28"/>
@@ -2829,7 +3858,8 @@
         </w:numPr>
         <w:shd w:val="clear" w:color="auto" w:fill="FFFFFF"/>
         <w:spacing w:before="0" w:beforeAutospacing="0" w:after="0" w:afterAutospacing="0" w:line="360" w:lineRule="auto"/>
-        <w:ind w:left="0"/>
+        <w:ind w:left="0" w:firstLine="709"/>
+        <w:jc w:val="both"/>
         <w:rPr>
           <w:color w:val="0F1115"/>
           <w:sz w:val="28"/>
@@ -2839,6 +3869,7 @@
       <w:r>
         <w:rPr>
           <w:rStyle w:val="af0"/>
+          <w:b w:val="0"/>
           <w:color w:val="0F1115"/>
           <w:sz w:val="28"/>
           <w:szCs w:val="28"/>
@@ -2847,11 +3878,20 @@
       </w:r>
       <w:r>
         <w:rPr>
-          <w:color w:val="0F1115"/>
-          <w:sz w:val="28"/>
-          <w:szCs w:val="28"/>
-        </w:rPr>
-        <w:t> – выполнение каждой строки кода хотя бы один раз.</w:t>
+          <w:b/>
+          <w:color w:val="0F1115"/>
+          <w:sz w:val="28"/>
+          <w:szCs w:val="28"/>
+        </w:rPr>
+        <w:t> –</w:t>
+      </w:r>
+      <w:r>
+        <w:rPr>
+          <w:color w:val="0F1115"/>
+          <w:sz w:val="28"/>
+          <w:szCs w:val="28"/>
+        </w:rPr>
+        <w:t xml:space="preserve"> выполнение каждой строки кода хотя бы один раз.</w:t>
       </w:r>
     </w:p>
     <w:p>
@@ -2863,7 +3903,8 @@
         </w:numPr>
         <w:shd w:val="clear" w:color="auto" w:fill="FFFFFF"/>
         <w:spacing w:before="0" w:beforeAutospacing="0" w:after="0" w:afterAutospacing="0" w:line="360" w:lineRule="auto"/>
-        <w:ind w:left="0"/>
+        <w:ind w:left="0" w:firstLine="709"/>
+        <w:jc w:val="both"/>
         <w:rPr>
           <w:color w:val="0F1115"/>
           <w:sz w:val="28"/>
@@ -2873,6 +3914,7 @@
       <w:r>
         <w:rPr>
           <w:rStyle w:val="af0"/>
+          <w:b w:val="0"/>
           <w:color w:val="0F1115"/>
           <w:sz w:val="28"/>
           <w:szCs w:val="28"/>
@@ -2881,11 +3923,20 @@
       </w:r>
       <w:r>
         <w:rPr>
-          <w:color w:val="0F1115"/>
-          <w:sz w:val="28"/>
-          <w:szCs w:val="28"/>
-        </w:rPr>
-        <w:t> – проверка истинных и ложных исходов каждого условного оператора (</w:t>
+          <w:b/>
+          <w:color w:val="0F1115"/>
+          <w:sz w:val="28"/>
+          <w:szCs w:val="28"/>
+        </w:rPr>
+        <w:t> –</w:t>
+      </w:r>
+      <w:r>
+        <w:rPr>
+          <w:color w:val="0F1115"/>
+          <w:sz w:val="28"/>
+          <w:szCs w:val="28"/>
+        </w:rPr>
+        <w:t xml:space="preserve"> проверка истинных и ложных исходов каждого условного оператора (</w:t>
       </w:r>
       <w:proofErr w:type="spellStart"/>
       <w:r>
@@ -2960,7 +4011,8 @@
         </w:numPr>
         <w:shd w:val="clear" w:color="auto" w:fill="FFFFFF"/>
         <w:spacing w:before="0" w:beforeAutospacing="0" w:after="0" w:afterAutospacing="0" w:line="360" w:lineRule="auto"/>
-        <w:ind w:left="0"/>
+        <w:ind w:left="0" w:firstLine="709"/>
+        <w:jc w:val="both"/>
         <w:rPr>
           <w:color w:val="0F1115"/>
           <w:sz w:val="28"/>
@@ -2970,20 +4022,29 @@
       <w:r>
         <w:rPr>
           <w:rStyle w:val="af0"/>
-          <w:color w:val="0F1115"/>
-          <w:sz w:val="28"/>
-          <w:szCs w:val="28"/>
-        </w:rPr>
-        <w:lastRenderedPageBreak/>
+          <w:b w:val="0"/>
+          <w:color w:val="0F1115"/>
+          <w:sz w:val="28"/>
+          <w:szCs w:val="28"/>
+        </w:rPr>
         <w:t>Покрытие путей</w:t>
       </w:r>
       <w:r>
         <w:rPr>
-          <w:color w:val="0F1115"/>
-          <w:sz w:val="28"/>
-          <w:szCs w:val="28"/>
-        </w:rPr>
-        <w:t> – тестирование всех возможных маршрутов выполнения (например, добавление пустой задачи → ошибка; добавление корректной → успех).</w:t>
+          <w:b/>
+          <w:color w:val="0F1115"/>
+          <w:sz w:val="28"/>
+          <w:szCs w:val="28"/>
+        </w:rPr>
+        <w:t> –</w:t>
+      </w:r>
+      <w:r>
+        <w:rPr>
+          <w:color w:val="0F1115"/>
+          <w:sz w:val="28"/>
+          <w:szCs w:val="28"/>
+        </w:rPr>
+        <w:t xml:space="preserve"> тестирование всех возможных маршрутов выполнения (например, добавление пустой задачи → ошибка; добавление корректной → успех).</w:t>
       </w:r>
     </w:p>
     <w:p>
@@ -2995,7 +4056,8 @@
         </w:numPr>
         <w:shd w:val="clear" w:color="auto" w:fill="FFFFFF"/>
         <w:spacing w:before="0" w:beforeAutospacing="0" w:after="0" w:afterAutospacing="0" w:line="360" w:lineRule="auto"/>
-        <w:ind w:left="0"/>
+        <w:ind w:left="0" w:firstLine="709"/>
+        <w:jc w:val="both"/>
         <w:rPr>
           <w:color w:val="0F1115"/>
           <w:sz w:val="28"/>
@@ -3005,6 +4067,7 @@
       <w:r>
         <w:rPr>
           <w:rStyle w:val="af0"/>
+          <w:b w:val="0"/>
           <w:color w:val="0F1115"/>
           <w:sz w:val="28"/>
           <w:szCs w:val="28"/>
@@ -3022,42 +4085,105 @@
     </w:p>
     <w:p>
       <w:pPr>
-        <w:pStyle w:val="3"/>
+        <w:pStyle w:val="ds-markdown-paragraph"/>
         <w:shd w:val="clear" w:color="auto" w:fill="FFFFFF"/>
-        <w:spacing w:before="480" w:after="240" w:line="450" w:lineRule="atLeast"/>
-        <w:jc w:val="center"/>
-        <w:rPr>
-          <w:rFonts w:ascii="Times New Roman" w:hAnsi="Times New Roman" w:cs="Times New Roman"/>
-          <w:b/>
-          <w:color w:val="0F1115"/>
-          <w:sz w:val="28"/>
-          <w:szCs w:val="28"/>
-        </w:rPr>
-      </w:pPr>
-      <w:r>
-        <w:rPr>
-          <w:rFonts w:ascii="Times New Roman" w:hAnsi="Times New Roman" w:cs="Times New Roman"/>
-          <w:b/>
-          <w:color w:val="0F1115"/>
-          <w:sz w:val="28"/>
-          <w:szCs w:val="28"/>
-        </w:rPr>
-        <w:t>3.3 Тестовые случаи</w:t>
-      </w:r>
-    </w:p>
-    <w:p>
-      <w:pPr>
-        <w:pStyle w:val="4"/>
-        <w:shd w:val="clear" w:color="auto" w:fill="FFFFFF"/>
-        <w:spacing w:before="240" w:after="240" w:line="420" w:lineRule="atLeast"/>
-        <w:rPr>
-          <w:rFonts w:ascii="Times New Roman" w:hAnsi="Times New Roman" w:cs="Times New Roman"/>
-          <w:i w:val="0"/>
-          <w:color w:val="0F1115"/>
-          <w:sz w:val="28"/>
-          <w:szCs w:val="28"/>
-        </w:rPr>
-      </w:pPr>
+        <w:spacing w:before="0" w:beforeAutospacing="0" w:after="0" w:afterAutospacing="0" w:line="360" w:lineRule="auto"/>
+        <w:jc w:val="both"/>
+        <w:rPr>
+          <w:color w:val="0F1115"/>
+          <w:sz w:val="28"/>
+          <w:szCs w:val="28"/>
+        </w:rPr>
+      </w:pPr>
+    </w:p>
+    <w:p>
+      <w:pPr>
+        <w:rPr>
+          <w:rFonts w:ascii="Times New Roman" w:eastAsia="Times New Roman" w:hAnsi="Times New Roman" w:cs="Times New Roman"/>
+          <w:color w:val="0F1115"/>
+          <w:sz w:val="28"/>
+          <w:szCs w:val="28"/>
+          <w:lang w:eastAsia="ru-RU"/>
+        </w:rPr>
+      </w:pPr>
+      <w:r>
+        <w:rPr>
+          <w:color w:val="0F1115"/>
+          <w:sz w:val="28"/>
+          <w:szCs w:val="28"/>
+        </w:rPr>
+        <w:br w:type="page"/>
+      </w:r>
+    </w:p>
+    <w:p>
+      <w:pPr>
+        <w:pStyle w:val="2222222"/>
+      </w:pPr>
+      <w:bookmarkStart w:id="13" w:name="_Toc231407072"/>
+      <w:r>
+        <w:lastRenderedPageBreak/>
+        <w:t>3.3</w:t>
+      </w:r>
+      <w:r>
+        <w:t>.</w:t>
+      </w:r>
+      <w:r>
+        <w:t xml:space="preserve"> Тестовые случаи</w:t>
+      </w:r>
+      <w:bookmarkEnd w:id="13"/>
+    </w:p>
+    <w:p>
+      <w:pPr>
+        <w:spacing w:after="0" w:line="360" w:lineRule="auto"/>
+        <w:ind w:firstLine="709"/>
+        <w:jc w:val="both"/>
+        <w:rPr>
+          <w:rFonts w:ascii="Times New Roman" w:eastAsiaTheme="majorEastAsia" w:hAnsi="Times New Roman" w:cs="Times New Roman"/>
+          <w:color w:val="0F1115"/>
+          <w:sz w:val="28"/>
+          <w:szCs w:val="28"/>
+        </w:rPr>
+      </w:pPr>
+      <w:r>
+        <w:rPr>
+          <w:rFonts w:ascii="Times New Roman" w:hAnsi="Times New Roman" w:cs="Times New Roman"/>
+          <w:color w:val="0F1115"/>
+          <w:sz w:val="28"/>
+          <w:szCs w:val="28"/>
+        </w:rPr>
+        <w:t>В таблице 1 изображены тестовые случаи тестирования «белым ящиком»</w:t>
+      </w:r>
+      <w:r>
+        <w:rPr>
+          <w:rFonts w:ascii="Times New Roman" w:eastAsiaTheme="majorEastAsia" w:hAnsi="Times New Roman" w:cs="Times New Roman"/>
+          <w:color w:val="0F1115"/>
+          <w:sz w:val="28"/>
+          <w:szCs w:val="28"/>
+        </w:rPr>
+        <w:t>.</w:t>
+      </w:r>
+    </w:p>
+    <w:p>
+      <w:pPr>
+        <w:spacing w:after="0" w:line="360" w:lineRule="auto"/>
+        <w:ind w:firstLine="709"/>
+        <w:jc w:val="both"/>
+        <w:rPr>
+          <w:rFonts w:ascii="Times New Roman" w:eastAsiaTheme="majorEastAsia" w:hAnsi="Times New Roman" w:cs="Times New Roman"/>
+          <w:color w:val="0F1115"/>
+          <w:sz w:val="28"/>
+          <w:szCs w:val="28"/>
+        </w:rPr>
+      </w:pPr>
+      <w:r>
+        <w:rPr>
+          <w:rFonts w:ascii="Times New Roman" w:eastAsiaTheme="majorEastAsia" w:hAnsi="Times New Roman" w:cs="Times New Roman"/>
+          <w:color w:val="0F1115"/>
+          <w:sz w:val="28"/>
+          <w:szCs w:val="28"/>
+        </w:rPr>
+        <w:t>Таблица 1 – Тестовые случаи тестирования «белым ящиком»</w:t>
+      </w:r>
     </w:p>
     <w:tbl>
       <w:tblPr>
@@ -3071,16 +4197,16 @@
         <w:tblLook w:val="04A0" w:firstRow="1" w:lastRow="0" w:firstColumn="1" w:lastColumn="0" w:noHBand="0" w:noVBand="1"/>
       </w:tblPr>
       <w:tblGrid>
-        <w:gridCol w:w="508"/>
-        <w:gridCol w:w="2281"/>
+        <w:gridCol w:w="469"/>
+        <w:gridCol w:w="2024"/>
         <w:gridCol w:w="36"/>
-        <w:gridCol w:w="2974"/>
-        <w:gridCol w:w="2528"/>
-        <w:gridCol w:w="1301"/>
+        <w:gridCol w:w="3681"/>
+        <w:gridCol w:w="2235"/>
+        <w:gridCol w:w="1183"/>
       </w:tblGrid>
       <w:tr>
         <w:trPr>
-          <w:trHeight w:val="1660"/>
+          <w:trHeight w:val="325"/>
           <w:tblHeader/>
         </w:trPr>
         <w:tc>
@@ -3106,15 +4232,15 @@
               <w:spacing w:line="375" w:lineRule="atLeast"/>
               <w:rPr>
                 <w:rFonts w:ascii="Times New Roman" w:hAnsi="Times New Roman" w:cs="Times New Roman"/>
-                <w:sz w:val="28"/>
-                <w:szCs w:val="28"/>
+                <w:sz w:val="24"/>
+                <w:szCs w:val="24"/>
               </w:rPr>
             </w:pPr>
             <w:r>
               <w:rPr>
                 <w:rFonts w:ascii="Times New Roman" w:hAnsi="Times New Roman" w:cs="Times New Roman"/>
-                <w:sz w:val="28"/>
-                <w:szCs w:val="28"/>
+                <w:sz w:val="24"/>
+                <w:szCs w:val="24"/>
               </w:rPr>
               <w:t>№</w:t>
             </w:r>
@@ -3143,15 +4269,15 @@
               <w:spacing w:line="375" w:lineRule="atLeast"/>
               <w:rPr>
                 <w:rFonts w:ascii="Times New Roman" w:hAnsi="Times New Roman" w:cs="Times New Roman"/>
-                <w:sz w:val="28"/>
-                <w:szCs w:val="28"/>
+                <w:sz w:val="24"/>
+                <w:szCs w:val="24"/>
               </w:rPr>
             </w:pPr>
             <w:r>
               <w:rPr>
                 <w:rFonts w:ascii="Times New Roman" w:hAnsi="Times New Roman" w:cs="Times New Roman"/>
-                <w:sz w:val="28"/>
-                <w:szCs w:val="28"/>
+                <w:sz w:val="24"/>
+                <w:szCs w:val="24"/>
               </w:rPr>
               <w:t>Входные данные</w:t>
             </w:r>
@@ -3171,8 +4297,8 @@
               <w:spacing w:line="375" w:lineRule="atLeast"/>
               <w:rPr>
                 <w:rFonts w:ascii="Times New Roman" w:hAnsi="Times New Roman" w:cs="Times New Roman"/>
-                <w:sz w:val="28"/>
-                <w:szCs w:val="28"/>
+                <w:sz w:val="24"/>
+                <w:szCs w:val="24"/>
               </w:rPr>
             </w:pPr>
           </w:p>
@@ -3199,15 +4325,15 @@
               <w:spacing w:line="375" w:lineRule="atLeast"/>
               <w:rPr>
                 <w:rFonts w:ascii="Times New Roman" w:hAnsi="Times New Roman" w:cs="Times New Roman"/>
-                <w:sz w:val="28"/>
-                <w:szCs w:val="28"/>
+                <w:sz w:val="24"/>
+                <w:szCs w:val="24"/>
               </w:rPr>
             </w:pPr>
             <w:r>
               <w:rPr>
                 <w:rFonts w:ascii="Times New Roman" w:hAnsi="Times New Roman" w:cs="Times New Roman"/>
-                <w:sz w:val="28"/>
-                <w:szCs w:val="28"/>
+                <w:sz w:val="24"/>
+                <w:szCs w:val="24"/>
               </w:rPr>
               <w:t>Ожидаемый результат</w:t>
             </w:r>
@@ -3236,15 +4362,15 @@
               <w:spacing w:line="375" w:lineRule="atLeast"/>
               <w:rPr>
                 <w:rFonts w:ascii="Times New Roman" w:hAnsi="Times New Roman" w:cs="Times New Roman"/>
-                <w:sz w:val="28"/>
-                <w:szCs w:val="28"/>
+                <w:sz w:val="24"/>
+                <w:szCs w:val="24"/>
               </w:rPr>
             </w:pPr>
             <w:r>
               <w:rPr>
                 <w:rFonts w:ascii="Times New Roman" w:hAnsi="Times New Roman" w:cs="Times New Roman"/>
-                <w:sz w:val="28"/>
-                <w:szCs w:val="28"/>
+                <w:sz w:val="24"/>
+                <w:szCs w:val="24"/>
               </w:rPr>
               <w:t>Реальный результат</w:t>
             </w:r>
@@ -3273,15 +4399,15 @@
               <w:spacing w:line="375" w:lineRule="atLeast"/>
               <w:rPr>
                 <w:rFonts w:ascii="Times New Roman" w:hAnsi="Times New Roman" w:cs="Times New Roman"/>
-                <w:sz w:val="28"/>
-                <w:szCs w:val="28"/>
+                <w:sz w:val="24"/>
+                <w:szCs w:val="24"/>
               </w:rPr>
             </w:pPr>
             <w:r>
               <w:rPr>
                 <w:rFonts w:ascii="Times New Roman" w:hAnsi="Times New Roman" w:cs="Times New Roman"/>
-                <w:sz w:val="28"/>
-                <w:szCs w:val="28"/>
+                <w:sz w:val="24"/>
+                <w:szCs w:val="24"/>
               </w:rPr>
               <w:t>Статус</w:t>
             </w:r>
@@ -3290,7 +4416,7 @@
       </w:tr>
       <w:tr>
         <w:trPr>
-          <w:trHeight w:val="1660"/>
+          <w:trHeight w:val="371"/>
         </w:trPr>
         <w:tc>
           <w:tcPr>
@@ -3315,15 +4441,15 @@
               <w:spacing w:line="375" w:lineRule="atLeast"/>
               <w:rPr>
                 <w:rFonts w:ascii="Times New Roman" w:hAnsi="Times New Roman" w:cs="Times New Roman"/>
-                <w:sz w:val="28"/>
-                <w:szCs w:val="28"/>
+                <w:sz w:val="24"/>
+                <w:szCs w:val="24"/>
               </w:rPr>
             </w:pPr>
             <w:r>
               <w:rPr>
                 <w:rFonts w:ascii="Times New Roman" w:hAnsi="Times New Roman" w:cs="Times New Roman"/>
-                <w:sz w:val="28"/>
-                <w:szCs w:val="28"/>
+                <w:sz w:val="24"/>
+                <w:szCs w:val="24"/>
               </w:rPr>
               <w:t>1</w:t>
             </w:r>
@@ -3352,15 +4478,15 @@
               <w:spacing w:line="375" w:lineRule="atLeast"/>
               <w:rPr>
                 <w:rFonts w:ascii="Times New Roman" w:hAnsi="Times New Roman" w:cs="Times New Roman"/>
-                <w:sz w:val="28"/>
-                <w:szCs w:val="28"/>
+                <w:sz w:val="24"/>
+                <w:szCs w:val="24"/>
               </w:rPr>
             </w:pPr>
             <w:r>
               <w:rPr>
                 <w:rFonts w:ascii="Times New Roman" w:hAnsi="Times New Roman" w:cs="Times New Roman"/>
-                <w:sz w:val="28"/>
-                <w:szCs w:val="28"/>
+                <w:sz w:val="24"/>
+                <w:szCs w:val="24"/>
               </w:rPr>
               <w:t>Поле ввода пустое</w:t>
             </w:r>
@@ -3380,8 +4506,8 @@
               <w:spacing w:line="375" w:lineRule="atLeast"/>
               <w:rPr>
                 <w:rFonts w:ascii="Times New Roman" w:hAnsi="Times New Roman" w:cs="Times New Roman"/>
-                <w:sz w:val="28"/>
-                <w:szCs w:val="28"/>
+                <w:sz w:val="24"/>
+                <w:szCs w:val="24"/>
               </w:rPr>
             </w:pPr>
           </w:p>
@@ -3408,15 +4534,15 @@
               <w:spacing w:line="375" w:lineRule="atLeast"/>
               <w:rPr>
                 <w:rFonts w:ascii="Times New Roman" w:hAnsi="Times New Roman" w:cs="Times New Roman"/>
-                <w:sz w:val="28"/>
-                <w:szCs w:val="28"/>
+                <w:sz w:val="24"/>
+                <w:szCs w:val="24"/>
               </w:rPr>
             </w:pPr>
             <w:r>
               <w:rPr>
                 <w:rFonts w:ascii="Times New Roman" w:hAnsi="Times New Roman" w:cs="Times New Roman"/>
-                <w:sz w:val="28"/>
-                <w:szCs w:val="28"/>
+                <w:sz w:val="24"/>
+                <w:szCs w:val="24"/>
               </w:rPr>
               <w:t>Сообщение об ошибке, задача не добавляется</w:t>
             </w:r>
@@ -3445,15 +4571,15 @@
               <w:spacing w:line="375" w:lineRule="atLeast"/>
               <w:rPr>
                 <w:rFonts w:ascii="Times New Roman" w:hAnsi="Times New Roman" w:cs="Times New Roman"/>
-                <w:sz w:val="28"/>
-                <w:szCs w:val="28"/>
+                <w:sz w:val="24"/>
+                <w:szCs w:val="24"/>
               </w:rPr>
             </w:pPr>
             <w:r>
               <w:rPr>
                 <w:rFonts w:ascii="Times New Roman" w:hAnsi="Times New Roman" w:cs="Times New Roman"/>
-                <w:sz w:val="28"/>
-                <w:szCs w:val="28"/>
+                <w:sz w:val="24"/>
+                <w:szCs w:val="24"/>
               </w:rPr>
               <w:t>Сообщение об ошибке</w:t>
             </w:r>
@@ -3482,15 +4608,15 @@
               <w:spacing w:line="375" w:lineRule="atLeast"/>
               <w:rPr>
                 <w:rFonts w:ascii="Times New Roman" w:hAnsi="Times New Roman" w:cs="Times New Roman"/>
-                <w:sz w:val="28"/>
-                <w:szCs w:val="28"/>
+                <w:sz w:val="24"/>
+                <w:szCs w:val="24"/>
               </w:rPr>
             </w:pPr>
             <w:r>
               <w:rPr>
                 <w:rFonts w:ascii="Segoe UI Symbol" w:hAnsi="Segoe UI Symbol" w:cs="Segoe UI Symbol"/>
-                <w:sz w:val="28"/>
-                <w:szCs w:val="28"/>
+                <w:sz w:val="24"/>
+                <w:szCs w:val="24"/>
               </w:rPr>
               <w:t>✅</w:t>
             </w:r>
@@ -3499,7 +4625,7 @@
       </w:tr>
       <w:tr>
         <w:trPr>
-          <w:trHeight w:val="1660"/>
+          <w:trHeight w:val="289"/>
         </w:trPr>
         <w:tc>
           <w:tcPr>
@@ -3524,15 +4650,15 @@
               <w:spacing w:line="375" w:lineRule="atLeast"/>
               <w:rPr>
                 <w:rFonts w:ascii="Times New Roman" w:hAnsi="Times New Roman" w:cs="Times New Roman"/>
-                <w:sz w:val="28"/>
-                <w:szCs w:val="28"/>
+                <w:sz w:val="24"/>
+                <w:szCs w:val="24"/>
               </w:rPr>
             </w:pPr>
             <w:r>
               <w:rPr>
                 <w:rFonts w:ascii="Times New Roman" w:hAnsi="Times New Roman" w:cs="Times New Roman"/>
-                <w:sz w:val="28"/>
-                <w:szCs w:val="28"/>
+                <w:sz w:val="24"/>
+                <w:szCs w:val="24"/>
               </w:rPr>
               <w:t>2</w:t>
             </w:r>
@@ -3561,15 +4687,15 @@
               <w:spacing w:line="375" w:lineRule="atLeast"/>
               <w:rPr>
                 <w:rFonts w:ascii="Times New Roman" w:hAnsi="Times New Roman" w:cs="Times New Roman"/>
-                <w:sz w:val="28"/>
-                <w:szCs w:val="28"/>
+                <w:sz w:val="24"/>
+                <w:szCs w:val="24"/>
               </w:rPr>
             </w:pPr>
             <w:r>
               <w:rPr>
                 <w:rFonts w:ascii="Times New Roman" w:hAnsi="Times New Roman" w:cs="Times New Roman"/>
-                <w:sz w:val="28"/>
-                <w:szCs w:val="28"/>
+                <w:sz w:val="24"/>
+                <w:szCs w:val="24"/>
               </w:rPr>
               <w:t>«Купить молоко»</w:t>
             </w:r>
@@ -3589,8 +4715,8 @@
               <w:spacing w:line="375" w:lineRule="atLeast"/>
               <w:rPr>
                 <w:rFonts w:ascii="Times New Roman" w:hAnsi="Times New Roman" w:cs="Times New Roman"/>
-                <w:sz w:val="28"/>
-                <w:szCs w:val="28"/>
+                <w:sz w:val="24"/>
+                <w:szCs w:val="24"/>
               </w:rPr>
             </w:pPr>
           </w:p>
@@ -3617,15 +4743,15 @@
               <w:spacing w:line="375" w:lineRule="atLeast"/>
               <w:rPr>
                 <w:rFonts w:ascii="Times New Roman" w:hAnsi="Times New Roman" w:cs="Times New Roman"/>
-                <w:sz w:val="28"/>
-                <w:szCs w:val="28"/>
+                <w:sz w:val="24"/>
+                <w:szCs w:val="24"/>
               </w:rPr>
             </w:pPr>
             <w:r>
               <w:rPr>
                 <w:rFonts w:ascii="Times New Roman" w:hAnsi="Times New Roman" w:cs="Times New Roman"/>
-                <w:sz w:val="28"/>
-                <w:szCs w:val="28"/>
+                <w:sz w:val="24"/>
+                <w:szCs w:val="24"/>
               </w:rPr>
               <w:t>Задача добавляется в список</w:t>
             </w:r>
@@ -3654,15 +4780,15 @@
               <w:spacing w:line="375" w:lineRule="atLeast"/>
               <w:rPr>
                 <w:rFonts w:ascii="Times New Roman" w:hAnsi="Times New Roman" w:cs="Times New Roman"/>
-                <w:sz w:val="28"/>
-                <w:szCs w:val="28"/>
+                <w:sz w:val="24"/>
+                <w:szCs w:val="24"/>
               </w:rPr>
             </w:pPr>
             <w:r>
               <w:rPr>
                 <w:rFonts w:ascii="Times New Roman" w:hAnsi="Times New Roman" w:cs="Times New Roman"/>
-                <w:sz w:val="28"/>
-                <w:szCs w:val="28"/>
+                <w:sz w:val="24"/>
+                <w:szCs w:val="24"/>
               </w:rPr>
               <w:t>Добавлено</w:t>
             </w:r>
@@ -3691,15 +4817,15 @@
               <w:spacing w:line="375" w:lineRule="atLeast"/>
               <w:rPr>
                 <w:rFonts w:ascii="Times New Roman" w:hAnsi="Times New Roman" w:cs="Times New Roman"/>
-                <w:sz w:val="28"/>
-                <w:szCs w:val="28"/>
+                <w:sz w:val="24"/>
+                <w:szCs w:val="24"/>
               </w:rPr>
             </w:pPr>
             <w:r>
               <w:rPr>
                 <w:rFonts w:ascii="Segoe UI Symbol" w:hAnsi="Segoe UI Symbol" w:cs="Segoe UI Symbol"/>
-                <w:sz w:val="28"/>
-                <w:szCs w:val="28"/>
+                <w:sz w:val="24"/>
+                <w:szCs w:val="24"/>
               </w:rPr>
               <w:t>✅</w:t>
             </w:r>
@@ -3708,7 +4834,7 @@
       </w:tr>
       <w:tr>
         <w:trPr>
-          <w:trHeight w:val="1660"/>
+          <w:trHeight w:val="65"/>
         </w:trPr>
         <w:tc>
           <w:tcPr>
@@ -3733,15 +4859,15 @@
               <w:spacing w:line="375" w:lineRule="atLeast"/>
               <w:rPr>
                 <w:rFonts w:ascii="Times New Roman" w:hAnsi="Times New Roman" w:cs="Times New Roman"/>
-                <w:sz w:val="28"/>
-                <w:szCs w:val="28"/>
+                <w:sz w:val="24"/>
+                <w:szCs w:val="24"/>
               </w:rPr>
             </w:pPr>
             <w:r>
               <w:rPr>
                 <w:rFonts w:ascii="Times New Roman" w:hAnsi="Times New Roman" w:cs="Times New Roman"/>
-                <w:sz w:val="28"/>
-                <w:szCs w:val="28"/>
+                <w:sz w:val="24"/>
+                <w:szCs w:val="24"/>
               </w:rPr>
               <w:t>3</w:t>
             </w:r>
@@ -3770,15 +4896,15 @@
               <w:spacing w:line="375" w:lineRule="atLeast"/>
               <w:rPr>
                 <w:rFonts w:ascii="Times New Roman" w:hAnsi="Times New Roman" w:cs="Times New Roman"/>
-                <w:sz w:val="28"/>
-                <w:szCs w:val="28"/>
+                <w:sz w:val="24"/>
+                <w:szCs w:val="24"/>
               </w:rPr>
             </w:pPr>
             <w:r>
               <w:rPr>
                 <w:rFonts w:ascii="Times New Roman" w:hAnsi="Times New Roman" w:cs="Times New Roman"/>
-                <w:sz w:val="28"/>
-                <w:szCs w:val="28"/>
+                <w:sz w:val="24"/>
+                <w:szCs w:val="24"/>
               </w:rPr>
               <w:t>Одинаковая задача, уже существующая</w:t>
             </w:r>
@@ -3798,8 +4924,8 @@
               <w:spacing w:line="375" w:lineRule="atLeast"/>
               <w:rPr>
                 <w:rFonts w:ascii="Times New Roman" w:hAnsi="Times New Roman" w:cs="Times New Roman"/>
-                <w:sz w:val="28"/>
-                <w:szCs w:val="28"/>
+                <w:sz w:val="24"/>
+                <w:szCs w:val="24"/>
               </w:rPr>
             </w:pPr>
           </w:p>
@@ -3826,15 +4952,15 @@
               <w:spacing w:line="375" w:lineRule="atLeast"/>
               <w:rPr>
                 <w:rFonts w:ascii="Times New Roman" w:hAnsi="Times New Roman" w:cs="Times New Roman"/>
-                <w:sz w:val="28"/>
-                <w:szCs w:val="28"/>
+                <w:sz w:val="24"/>
+                <w:szCs w:val="24"/>
               </w:rPr>
             </w:pPr>
             <w:r>
               <w:rPr>
                 <w:rFonts w:ascii="Times New Roman" w:hAnsi="Times New Roman" w:cs="Times New Roman"/>
-                <w:sz w:val="28"/>
-                <w:szCs w:val="28"/>
+                <w:sz w:val="24"/>
+                <w:szCs w:val="24"/>
               </w:rPr>
               <w:t>Предупреждение о дубликате, добавление запрещено</w:t>
             </w:r>
@@ -3863,15 +4989,15 @@
               <w:spacing w:line="375" w:lineRule="atLeast"/>
               <w:rPr>
                 <w:rFonts w:ascii="Times New Roman" w:hAnsi="Times New Roman" w:cs="Times New Roman"/>
-                <w:sz w:val="28"/>
-                <w:szCs w:val="28"/>
+                <w:sz w:val="24"/>
+                <w:szCs w:val="24"/>
               </w:rPr>
             </w:pPr>
             <w:r>
               <w:rPr>
                 <w:rFonts w:ascii="Times New Roman" w:hAnsi="Times New Roman" w:cs="Times New Roman"/>
-                <w:sz w:val="28"/>
-                <w:szCs w:val="28"/>
+                <w:sz w:val="24"/>
+                <w:szCs w:val="24"/>
               </w:rPr>
               <w:t>Предупреждение</w:t>
             </w:r>
@@ -3900,15 +5026,15 @@
               <w:spacing w:line="375" w:lineRule="atLeast"/>
               <w:rPr>
                 <w:rFonts w:ascii="Times New Roman" w:hAnsi="Times New Roman" w:cs="Times New Roman"/>
-                <w:sz w:val="28"/>
-                <w:szCs w:val="28"/>
+                <w:sz w:val="24"/>
+                <w:szCs w:val="24"/>
               </w:rPr>
             </w:pPr>
             <w:r>
               <w:rPr>
                 <w:rFonts w:ascii="Segoe UI Symbol" w:hAnsi="Segoe UI Symbol" w:cs="Segoe UI Symbol"/>
-                <w:sz w:val="28"/>
-                <w:szCs w:val="28"/>
+                <w:sz w:val="24"/>
+                <w:szCs w:val="24"/>
               </w:rPr>
               <w:t>✅</w:t>
             </w:r>
@@ -3917,7 +5043,7 @@
       </w:tr>
       <w:tr>
         <w:trPr>
-          <w:trHeight w:val="1660"/>
+          <w:trHeight w:val="32"/>
         </w:trPr>
         <w:tc>
           <w:tcPr>
@@ -3942,15 +5068,15 @@
               <w:spacing w:line="375" w:lineRule="atLeast"/>
               <w:rPr>
                 <w:rFonts w:ascii="Times New Roman" w:hAnsi="Times New Roman" w:cs="Times New Roman"/>
-                <w:sz w:val="28"/>
-                <w:szCs w:val="28"/>
+                <w:sz w:val="24"/>
+                <w:szCs w:val="24"/>
               </w:rPr>
             </w:pPr>
             <w:r>
               <w:rPr>
                 <w:rFonts w:ascii="Times New Roman" w:hAnsi="Times New Roman" w:cs="Times New Roman"/>
-                <w:sz w:val="28"/>
-                <w:szCs w:val="28"/>
+                <w:sz w:val="24"/>
+                <w:szCs w:val="24"/>
               </w:rPr>
               <w:t>4</w:t>
             </w:r>
@@ -3979,15 +5105,15 @@
               <w:spacing w:line="375" w:lineRule="atLeast"/>
               <w:rPr>
                 <w:rFonts w:ascii="Times New Roman" w:hAnsi="Times New Roman" w:cs="Times New Roman"/>
-                <w:sz w:val="28"/>
-                <w:szCs w:val="28"/>
+                <w:sz w:val="24"/>
+                <w:szCs w:val="24"/>
               </w:rPr>
             </w:pPr>
             <w:r>
               <w:rPr>
                 <w:rFonts w:ascii="Times New Roman" w:hAnsi="Times New Roman" w:cs="Times New Roman"/>
-                <w:sz w:val="28"/>
-                <w:szCs w:val="28"/>
+                <w:sz w:val="24"/>
+                <w:szCs w:val="24"/>
               </w:rPr>
               <w:t xml:space="preserve">Строка </w:t>
             </w:r>
@@ -3995,8 +5121,8 @@
             <w:r>
               <w:rPr>
                 <w:rFonts w:ascii="Times New Roman" w:hAnsi="Times New Roman" w:cs="Times New Roman"/>
-                <w:sz w:val="28"/>
-                <w:szCs w:val="28"/>
+                <w:sz w:val="24"/>
+                <w:szCs w:val="24"/>
               </w:rPr>
               <w:t>длиной &gt;</w:t>
             </w:r>
@@ -4004,8 +5130,8 @@
             <w:r>
               <w:rPr>
                 <w:rFonts w:ascii="Times New Roman" w:hAnsi="Times New Roman" w:cs="Times New Roman"/>
-                <w:sz w:val="28"/>
-                <w:szCs w:val="28"/>
+                <w:sz w:val="24"/>
+                <w:szCs w:val="24"/>
               </w:rPr>
               <w:t xml:space="preserve"> 100 символов</w:t>
             </w:r>
@@ -4025,8 +5151,8 @@
               <w:spacing w:line="375" w:lineRule="atLeast"/>
               <w:rPr>
                 <w:rFonts w:ascii="Times New Roman" w:hAnsi="Times New Roman" w:cs="Times New Roman"/>
-                <w:sz w:val="28"/>
-                <w:szCs w:val="28"/>
+                <w:sz w:val="24"/>
+                <w:szCs w:val="24"/>
               </w:rPr>
             </w:pPr>
           </w:p>
@@ -4053,15 +5179,15 @@
               <w:spacing w:line="375" w:lineRule="atLeast"/>
               <w:rPr>
                 <w:rFonts w:ascii="Times New Roman" w:hAnsi="Times New Roman" w:cs="Times New Roman"/>
-                <w:sz w:val="28"/>
-                <w:szCs w:val="28"/>
+                <w:sz w:val="24"/>
+                <w:szCs w:val="24"/>
               </w:rPr>
             </w:pPr>
             <w:r>
               <w:rPr>
                 <w:rFonts w:ascii="Times New Roman" w:hAnsi="Times New Roman" w:cs="Times New Roman"/>
-                <w:sz w:val="28"/>
-                <w:szCs w:val="28"/>
+                <w:sz w:val="24"/>
+                <w:szCs w:val="24"/>
               </w:rPr>
               <w:t>Обрезка или сообщение об ограничении</w:t>
             </w:r>
@@ -4090,15 +5216,15 @@
               <w:spacing w:line="375" w:lineRule="atLeast"/>
               <w:rPr>
                 <w:rFonts w:ascii="Times New Roman" w:hAnsi="Times New Roman" w:cs="Times New Roman"/>
-                <w:sz w:val="28"/>
-                <w:szCs w:val="28"/>
+                <w:sz w:val="24"/>
+                <w:szCs w:val="24"/>
               </w:rPr>
             </w:pPr>
             <w:r>
               <w:rPr>
                 <w:rFonts w:ascii="Times New Roman" w:hAnsi="Times New Roman" w:cs="Times New Roman"/>
-                <w:sz w:val="28"/>
-                <w:szCs w:val="28"/>
+                <w:sz w:val="24"/>
+                <w:szCs w:val="24"/>
               </w:rPr>
               <w:t>Обрезка до 100 символов</w:t>
             </w:r>
@@ -4127,15 +5253,15 @@
               <w:spacing w:line="375" w:lineRule="atLeast"/>
               <w:rPr>
                 <w:rFonts w:ascii="Times New Roman" w:hAnsi="Times New Roman" w:cs="Times New Roman"/>
-                <w:sz w:val="28"/>
-                <w:szCs w:val="28"/>
+                <w:sz w:val="24"/>
+                <w:szCs w:val="24"/>
               </w:rPr>
             </w:pPr>
             <w:r>
               <w:rPr>
                 <w:rFonts w:ascii="Segoe UI Symbol" w:hAnsi="Segoe UI Symbol" w:cs="Segoe UI Symbol"/>
-                <w:sz w:val="28"/>
-                <w:szCs w:val="28"/>
+                <w:sz w:val="24"/>
+                <w:szCs w:val="24"/>
               </w:rPr>
               <w:t>✅</w:t>
             </w:r>
@@ -4145,30 +5271,6 @@
     </w:tbl>
     <w:p>
       <w:pPr>
-        <w:pStyle w:val="2"/>
-        <w:shd w:val="clear" w:color="auto" w:fill="FFFFFF"/>
-        <w:spacing w:before="0" w:line="360" w:lineRule="auto"/>
-        <w:rPr>
-          <w:rFonts w:cs="Times New Roman"/>
-          <w:color w:val="0F1115"/>
-          <w:szCs w:val="28"/>
-        </w:rPr>
-      </w:pPr>
-    </w:p>
-    <w:p>
-      <w:pPr>
-        <w:pStyle w:val="2"/>
-        <w:shd w:val="clear" w:color="auto" w:fill="FFFFFF"/>
-        <w:spacing w:before="0" w:line="360" w:lineRule="auto"/>
-        <w:rPr>
-          <w:rFonts w:cs="Times New Roman"/>
-          <w:color w:val="0F1115"/>
-          <w:szCs w:val="28"/>
-        </w:rPr>
-      </w:pPr>
-    </w:p>
-    <w:p>
-      <w:pPr>
         <w:rPr>
           <w:rFonts w:ascii="Times New Roman" w:eastAsiaTheme="majorEastAsia" w:hAnsi="Times New Roman" w:cs="Times New Roman"/>
           <w:b/>
@@ -4179,8 +5281,10 @@
       </w:pPr>
       <w:r>
         <w:rPr>
-          <w:rFonts w:cs="Times New Roman"/>
-          <w:color w:val="0F1115"/>
+          <w:rFonts w:ascii="Times New Roman" w:eastAsiaTheme="majorEastAsia" w:hAnsi="Times New Roman" w:cs="Times New Roman"/>
+          <w:b/>
+          <w:color w:val="0F1115"/>
+          <w:sz w:val="28"/>
           <w:szCs w:val="28"/>
         </w:rPr>
         <w:br w:type="page"/>
@@ -4190,18 +5294,26 @@
       <w:pPr>
         <w:pStyle w:val="111111111"/>
       </w:pPr>
-      <w:bookmarkStart w:id="6" w:name="_Toc231384719"/>
+      <w:bookmarkStart w:id="14" w:name="_Toc231407073"/>
       <w:r>
         <w:lastRenderedPageBreak/>
-        <w:t>4 Тестирование «черным ящиком»</w:t>
-      </w:r>
-      <w:bookmarkEnd w:id="6"/>
+        <w:t>4</w:t>
+      </w:r>
+      <w:r>
+        <w:t>.</w:t>
+      </w:r>
+      <w:r>
+        <w:t xml:space="preserve"> Тестирование «черным ящиком»</w:t>
+      </w:r>
+      <w:bookmarkEnd w:id="14"/>
     </w:p>
     <w:p>
       <w:pPr>
         <w:pStyle w:val="ds-markdown-paragraph"/>
         <w:shd w:val="clear" w:color="auto" w:fill="FFFFFF"/>
         <w:spacing w:before="0" w:beforeAutospacing="0" w:after="0" w:afterAutospacing="0" w:line="360" w:lineRule="auto"/>
+        <w:ind w:firstLine="709"/>
+        <w:jc w:val="both"/>
         <w:rPr>
           <w:color w:val="0F1115"/>
           <w:sz w:val="28"/>
@@ -4219,25 +5331,19 @@
     </w:p>
     <w:p>
       <w:pPr>
-        <w:pStyle w:val="3"/>
-        <w:shd w:val="clear" w:color="auto" w:fill="FFFFFF"/>
-        <w:spacing w:before="0" w:line="360" w:lineRule="auto"/>
-        <w:rPr>
-          <w:rFonts w:ascii="Times New Roman" w:hAnsi="Times New Roman" w:cs="Times New Roman"/>
-          <w:color w:val="0F1115"/>
-          <w:sz w:val="28"/>
-          <w:szCs w:val="28"/>
-        </w:rPr>
-      </w:pPr>
-      <w:r>
-        <w:rPr>
-          <w:rFonts w:ascii="Times New Roman" w:hAnsi="Times New Roman" w:cs="Times New Roman"/>
-          <w:color w:val="0F1115"/>
-          <w:sz w:val="28"/>
-          <w:szCs w:val="28"/>
-        </w:rPr>
-        <w:t>4.1 Объекты тестирования</w:t>
-      </w:r>
+        <w:pStyle w:val="2222222"/>
+      </w:pPr>
+      <w:bookmarkStart w:id="15" w:name="_Toc231407074"/>
+      <w:r>
+        <w:t>4.1</w:t>
+      </w:r>
+      <w:r>
+        <w:t>.</w:t>
+      </w:r>
+      <w:r>
+        <w:t xml:space="preserve"> Объекты тестирования</w:t>
+      </w:r>
+      <w:bookmarkEnd w:id="15"/>
     </w:p>
     <w:p>
       <w:pPr>
@@ -4248,7 +5354,8 @@
         </w:numPr>
         <w:shd w:val="clear" w:color="auto" w:fill="FFFFFF"/>
         <w:spacing w:before="0" w:beforeAutospacing="0" w:after="0" w:afterAutospacing="0" w:line="360" w:lineRule="auto"/>
-        <w:ind w:left="0"/>
+        <w:ind w:left="0" w:firstLine="709"/>
+        <w:jc w:val="both"/>
         <w:rPr>
           <w:color w:val="0F1115"/>
           <w:sz w:val="28"/>
@@ -4273,7 +5380,8 @@
         </w:numPr>
         <w:shd w:val="clear" w:color="auto" w:fill="FFFFFF"/>
         <w:spacing w:before="0" w:beforeAutospacing="0" w:after="0" w:afterAutospacing="0" w:line="360" w:lineRule="auto"/>
-        <w:ind w:left="0"/>
+        <w:ind w:left="0" w:firstLine="709"/>
+        <w:jc w:val="both"/>
         <w:rPr>
           <w:color w:val="0F1115"/>
           <w:sz w:val="28"/>
@@ -4298,7 +5406,8 @@
         </w:numPr>
         <w:shd w:val="clear" w:color="auto" w:fill="FFFFFF"/>
         <w:spacing w:before="0" w:beforeAutospacing="0" w:after="0" w:afterAutospacing="0" w:line="360" w:lineRule="auto"/>
-        <w:ind w:left="0"/>
+        <w:ind w:left="0" w:firstLine="709"/>
+        <w:jc w:val="both"/>
         <w:rPr>
           <w:color w:val="0F1115"/>
           <w:sz w:val="28"/>
@@ -4323,7 +5432,8 @@
         </w:numPr>
         <w:shd w:val="clear" w:color="auto" w:fill="FFFFFF"/>
         <w:spacing w:before="0" w:beforeAutospacing="0" w:after="0" w:afterAutospacing="0" w:line="360" w:lineRule="auto"/>
-        <w:ind w:left="0"/>
+        <w:ind w:left="0" w:firstLine="709"/>
+        <w:jc w:val="both"/>
         <w:rPr>
           <w:color w:val="0F1115"/>
           <w:sz w:val="28"/>
@@ -4348,7 +5458,8 @@
         </w:numPr>
         <w:shd w:val="clear" w:color="auto" w:fill="FFFFFF"/>
         <w:spacing w:before="0" w:beforeAutospacing="0" w:after="0" w:afterAutospacing="0" w:line="360" w:lineRule="auto"/>
-        <w:ind w:left="0"/>
+        <w:ind w:left="0" w:firstLine="709"/>
+        <w:jc w:val="both"/>
         <w:rPr>
           <w:color w:val="0F1115"/>
           <w:sz w:val="28"/>
@@ -4366,31 +5477,27 @@
     </w:p>
     <w:p>
       <w:pPr>
-        <w:pStyle w:val="3"/>
-        <w:shd w:val="clear" w:color="auto" w:fill="FFFFFF"/>
-        <w:spacing w:before="0" w:line="360" w:lineRule="auto"/>
-        <w:rPr>
-          <w:rFonts w:ascii="Times New Roman" w:hAnsi="Times New Roman" w:cs="Times New Roman"/>
-          <w:color w:val="0F1115"/>
-          <w:sz w:val="28"/>
-          <w:szCs w:val="28"/>
-        </w:rPr>
-      </w:pPr>
-      <w:r>
-        <w:rPr>
-          <w:rFonts w:ascii="Times New Roman" w:hAnsi="Times New Roman" w:cs="Times New Roman"/>
-          <w:color w:val="0F1115"/>
-          <w:sz w:val="28"/>
-          <w:szCs w:val="28"/>
-        </w:rPr>
-        <w:t>4.2 Методы тестирования</w:t>
-      </w:r>
+        <w:pStyle w:val="2222222"/>
+      </w:pPr>
+      <w:bookmarkStart w:id="16" w:name="_Toc231407075"/>
+      <w:r>
+        <w:t>4.2</w:t>
+      </w:r>
+      <w:r>
+        <w:t>.</w:t>
+      </w:r>
+      <w:r>
+        <w:t xml:space="preserve"> Методы тестирования</w:t>
+      </w:r>
+      <w:bookmarkEnd w:id="16"/>
     </w:p>
     <w:p>
       <w:pPr>
         <w:pStyle w:val="ds-markdown-paragraph"/>
         <w:shd w:val="clear" w:color="auto" w:fill="FFFFFF"/>
         <w:spacing w:before="0" w:beforeAutospacing="0" w:after="0" w:afterAutospacing="0" w:line="360" w:lineRule="auto"/>
+        <w:ind w:firstLine="709"/>
+        <w:jc w:val="both"/>
         <w:rPr>
           <w:color w:val="0F1115"/>
           <w:sz w:val="28"/>
@@ -4415,7 +5522,8 @@
         </w:numPr>
         <w:shd w:val="clear" w:color="auto" w:fill="FFFFFF"/>
         <w:spacing w:before="0" w:beforeAutospacing="0" w:after="0" w:afterAutospacing="0" w:line="360" w:lineRule="auto"/>
-        <w:ind w:left="0"/>
+        <w:ind w:left="0" w:firstLine="709"/>
+        <w:jc w:val="both"/>
         <w:rPr>
           <w:color w:val="0F1115"/>
           <w:sz w:val="28"/>
@@ -4425,6 +5533,7 @@
       <w:r>
         <w:rPr>
           <w:rStyle w:val="af0"/>
+          <w:b w:val="0"/>
           <w:color w:val="0F1115"/>
           <w:sz w:val="28"/>
           <w:szCs w:val="28"/>
@@ -4449,7 +5558,8 @@
         </w:numPr>
         <w:shd w:val="clear" w:color="auto" w:fill="FFFFFF"/>
         <w:spacing w:before="0" w:beforeAutospacing="0" w:after="0" w:afterAutospacing="0" w:line="360" w:lineRule="auto"/>
-        <w:ind w:left="0"/>
+        <w:ind w:left="0" w:firstLine="709"/>
+        <w:jc w:val="both"/>
         <w:rPr>
           <w:color w:val="0F1115"/>
           <w:sz w:val="28"/>
@@ -4459,6 +5569,7 @@
       <w:r>
         <w:rPr>
           <w:rStyle w:val="af0"/>
+          <w:b w:val="0"/>
           <w:color w:val="0F1115"/>
           <w:sz w:val="28"/>
           <w:szCs w:val="28"/>
@@ -4483,7 +5594,8 @@
         </w:numPr>
         <w:shd w:val="clear" w:color="auto" w:fill="FFFFFF"/>
         <w:spacing w:before="0" w:beforeAutospacing="0" w:after="0" w:afterAutospacing="0" w:line="360" w:lineRule="auto"/>
-        <w:ind w:left="0"/>
+        <w:ind w:left="0" w:firstLine="709"/>
+        <w:jc w:val="both"/>
         <w:rPr>
           <w:color w:val="0F1115"/>
           <w:sz w:val="28"/>
@@ -4493,6 +5605,7 @@
       <w:r>
         <w:rPr>
           <w:rStyle w:val="af0"/>
+          <w:b w:val="0"/>
           <w:color w:val="0F1115"/>
           <w:sz w:val="28"/>
           <w:szCs w:val="28"/>
@@ -4503,6 +5616,7 @@
       <w:r>
         <w:rPr>
           <w:rStyle w:val="af0"/>
+          <w:b w:val="0"/>
           <w:color w:val="0F1115"/>
           <w:sz w:val="28"/>
           <w:szCs w:val="28"/>
@@ -4513,6 +5627,7 @@
       <w:r>
         <w:rPr>
           <w:rStyle w:val="af0"/>
+          <w:b w:val="0"/>
           <w:color w:val="0F1115"/>
           <w:sz w:val="28"/>
           <w:szCs w:val="28"/>
@@ -4523,6 +5638,7 @@
       <w:r>
         <w:rPr>
           <w:rStyle w:val="af0"/>
+          <w:b w:val="0"/>
           <w:color w:val="0F1115"/>
           <w:sz w:val="28"/>
           <w:szCs w:val="28"/>
@@ -4533,6 +5649,7 @@
       <w:r>
         <w:rPr>
           <w:rStyle w:val="af0"/>
+          <w:b w:val="0"/>
           <w:color w:val="0F1115"/>
           <w:sz w:val="28"/>
           <w:szCs w:val="28"/>
@@ -4557,7 +5674,8 @@
         </w:numPr>
         <w:shd w:val="clear" w:color="auto" w:fill="FFFFFF"/>
         <w:spacing w:before="0" w:beforeAutospacing="0" w:after="0" w:afterAutospacing="0" w:line="360" w:lineRule="auto"/>
-        <w:ind w:left="0"/>
+        <w:ind w:left="0" w:firstLine="709"/>
+        <w:jc w:val="both"/>
         <w:rPr>
           <w:color w:val="0F1115"/>
           <w:sz w:val="28"/>
@@ -4567,6 +5685,7 @@
       <w:r>
         <w:rPr>
           <w:rStyle w:val="af0"/>
+          <w:b w:val="0"/>
           <w:color w:val="0F1115"/>
           <w:sz w:val="28"/>
           <w:szCs w:val="28"/>
@@ -4575,15 +5694,27 @@
       </w:r>
       <w:r>
         <w:rPr>
-          <w:color w:val="0F1115"/>
-          <w:sz w:val="28"/>
-          <w:szCs w:val="28"/>
-        </w:rPr>
-        <w:t> – попытки выполнить действия без выбора элемента, дублирование задач</w:t>
-      </w:r>
-    </w:p>
-    <w:p>
-      <w:pPr>
+          <w:b/>
+          <w:color w:val="0F1115"/>
+          <w:sz w:val="28"/>
+          <w:szCs w:val="28"/>
+        </w:rPr>
+        <w:t> –</w:t>
+      </w:r>
+      <w:r>
+        <w:rPr>
+          <w:color w:val="0F1115"/>
+          <w:sz w:val="28"/>
+          <w:szCs w:val="28"/>
+        </w:rPr>
+        <w:t xml:space="preserve"> попытки выполнить действия без выбора элемента, дублирование задач</w:t>
+      </w:r>
+    </w:p>
+    <w:p>
+      <w:pPr>
+        <w:spacing w:after="0" w:line="360" w:lineRule="auto"/>
+        <w:ind w:firstLine="709"/>
+        <w:jc w:val="both"/>
         <w:rPr>
           <w:rFonts w:ascii="Times New Roman" w:eastAsiaTheme="majorEastAsia" w:hAnsi="Times New Roman" w:cs="Times New Roman"/>
           <w:color w:val="0F1115"/>
@@ -4603,42 +5734,91 @@
     </w:p>
     <w:p>
       <w:pPr>
-        <w:pStyle w:val="3"/>
-        <w:shd w:val="clear" w:color="auto" w:fill="FFFFFF"/>
-        <w:spacing w:before="0" w:line="360" w:lineRule="auto"/>
-        <w:jc w:val="center"/>
-        <w:rPr>
-          <w:rFonts w:ascii="Times New Roman" w:hAnsi="Times New Roman" w:cs="Times New Roman"/>
-          <w:b/>
-          <w:color w:val="0F1115"/>
-          <w:sz w:val="28"/>
-          <w:szCs w:val="28"/>
-        </w:rPr>
-      </w:pPr>
-      <w:r>
-        <w:rPr>
-          <w:rFonts w:ascii="Times New Roman" w:hAnsi="Times New Roman" w:cs="Times New Roman"/>
-          <w:b/>
-          <w:color w:val="0F1115"/>
-          <w:sz w:val="28"/>
-          <w:szCs w:val="28"/>
-        </w:rPr>
+        <w:pStyle w:val="2222222"/>
+      </w:pPr>
+      <w:bookmarkStart w:id="17" w:name="_Toc231407076"/>
+      <w:r>
         <w:lastRenderedPageBreak/>
-        <w:t>4.3 Тестовые случаи</w:t>
-      </w:r>
-    </w:p>
-    <w:p>
-      <w:pPr>
-        <w:pStyle w:val="4"/>
-        <w:shd w:val="clear" w:color="auto" w:fill="FFFFFF"/>
-        <w:spacing w:before="0" w:line="360" w:lineRule="auto"/>
-        <w:rPr>
-          <w:rFonts w:ascii="Times New Roman" w:hAnsi="Times New Roman" w:cs="Times New Roman"/>
-          <w:color w:val="0F1115"/>
-          <w:sz w:val="28"/>
-          <w:szCs w:val="28"/>
-        </w:rPr>
-      </w:pPr>
+        <w:t>4.3</w:t>
+      </w:r>
+      <w:r>
+        <w:t>.</w:t>
+      </w:r>
+      <w:r>
+        <w:t xml:space="preserve"> Тестовые случаи</w:t>
+      </w:r>
+      <w:bookmarkEnd w:id="17"/>
+    </w:p>
+    <w:p>
+      <w:pPr>
+        <w:spacing w:after="0" w:line="360" w:lineRule="auto"/>
+        <w:ind w:firstLine="709"/>
+        <w:jc w:val="both"/>
+        <w:rPr>
+          <w:rFonts w:ascii="Times New Roman" w:eastAsiaTheme="majorEastAsia" w:hAnsi="Times New Roman" w:cs="Times New Roman"/>
+          <w:color w:val="0F1115"/>
+          <w:sz w:val="28"/>
+          <w:szCs w:val="28"/>
+        </w:rPr>
+      </w:pPr>
+      <w:r>
+        <w:rPr>
+          <w:rFonts w:ascii="Times New Roman" w:hAnsi="Times New Roman" w:cs="Times New Roman"/>
+          <w:color w:val="0F1115"/>
+          <w:sz w:val="28"/>
+          <w:szCs w:val="28"/>
+        </w:rPr>
+        <w:t>В таблице 2 изображены тестовые случаи тестирования «черным ящиком»</w:t>
+      </w:r>
+      <w:r>
+        <w:rPr>
+          <w:rFonts w:ascii="Times New Roman" w:hAnsi="Times New Roman" w:cs="Times New Roman"/>
+          <w:color w:val="0F1115"/>
+          <w:sz w:val="28"/>
+          <w:szCs w:val="28"/>
+        </w:rPr>
+        <w:t>.</w:t>
+      </w:r>
+      <w:r>
+        <w:rPr>
+          <w:rFonts w:ascii="Times New Roman" w:eastAsiaTheme="majorEastAsia" w:hAnsi="Times New Roman" w:cs="Times New Roman"/>
+          <w:color w:val="0F1115"/>
+          <w:sz w:val="28"/>
+          <w:szCs w:val="28"/>
+        </w:rPr>
+        <w:t xml:space="preserve"> </w:t>
+      </w:r>
+    </w:p>
+    <w:p>
+      <w:pPr>
+        <w:spacing w:after="0" w:line="360" w:lineRule="auto"/>
+        <w:ind w:firstLine="709"/>
+        <w:jc w:val="both"/>
+        <w:rPr>
+          <w:rFonts w:ascii="Times New Roman" w:eastAsiaTheme="majorEastAsia" w:hAnsi="Times New Roman" w:cs="Times New Roman"/>
+          <w:color w:val="0F1115"/>
+          <w:sz w:val="28"/>
+          <w:szCs w:val="28"/>
+        </w:rPr>
+      </w:pPr>
+      <w:r>
+        <w:rPr>
+          <w:rFonts w:ascii="Times New Roman" w:eastAsiaTheme="majorEastAsia" w:hAnsi="Times New Roman" w:cs="Times New Roman"/>
+          <w:color w:val="0F1115"/>
+          <w:sz w:val="28"/>
+          <w:szCs w:val="28"/>
+        </w:rPr>
+        <w:t>Таблица 2 – Тестовые случ</w:t>
+      </w:r>
+      <w:r>
+        <w:rPr>
+          <w:rFonts w:ascii="Times New Roman" w:eastAsiaTheme="majorEastAsia" w:hAnsi="Times New Roman" w:cs="Times New Roman"/>
+          <w:color w:val="0F1115"/>
+          <w:sz w:val="28"/>
+          <w:szCs w:val="28"/>
+        </w:rPr>
+        <w:t>аи тестирования «черным ящиком»</w:t>
+      </w:r>
     </w:p>
     <w:tbl>
       <w:tblPr>
@@ -4660,11 +5840,11 @@
         <w:tblLook w:val="04A0" w:firstRow="1" w:lastRow="0" w:firstColumn="1" w:lastColumn="0" w:noHBand="0" w:noVBand="1"/>
       </w:tblPr>
       <w:tblGrid>
-        <w:gridCol w:w="509"/>
-        <w:gridCol w:w="2306"/>
-        <w:gridCol w:w="2928"/>
-        <w:gridCol w:w="2584"/>
-        <w:gridCol w:w="1301"/>
+        <w:gridCol w:w="469"/>
+        <w:gridCol w:w="2542"/>
+        <w:gridCol w:w="3080"/>
+        <w:gridCol w:w="2354"/>
+        <w:gridCol w:w="1183"/>
       </w:tblGrid>
       <w:tr>
         <w:trPr>
@@ -4687,15 +5867,15 @@
               <w:spacing w:after="0" w:line="360" w:lineRule="auto"/>
               <w:rPr>
                 <w:rFonts w:ascii="Times New Roman" w:hAnsi="Times New Roman" w:cs="Times New Roman"/>
-                <w:sz w:val="28"/>
-                <w:szCs w:val="28"/>
+                <w:sz w:val="24"/>
+                <w:szCs w:val="24"/>
               </w:rPr>
             </w:pPr>
             <w:r>
               <w:rPr>
                 <w:rFonts w:ascii="Times New Roman" w:hAnsi="Times New Roman" w:cs="Times New Roman"/>
-                <w:sz w:val="28"/>
-                <w:szCs w:val="28"/>
+                <w:sz w:val="24"/>
+                <w:szCs w:val="24"/>
               </w:rPr>
               <w:t>№</w:t>
             </w:r>
@@ -4718,15 +5898,15 @@
               <w:spacing w:after="0" w:line="360" w:lineRule="auto"/>
               <w:rPr>
                 <w:rFonts w:ascii="Times New Roman" w:hAnsi="Times New Roman" w:cs="Times New Roman"/>
-                <w:sz w:val="28"/>
-                <w:szCs w:val="28"/>
+                <w:sz w:val="24"/>
+                <w:szCs w:val="24"/>
               </w:rPr>
             </w:pPr>
             <w:r>
               <w:rPr>
                 <w:rFonts w:ascii="Times New Roman" w:hAnsi="Times New Roman" w:cs="Times New Roman"/>
-                <w:sz w:val="28"/>
-                <w:szCs w:val="28"/>
+                <w:sz w:val="24"/>
+                <w:szCs w:val="24"/>
               </w:rPr>
               <w:t>Входные данные</w:t>
             </w:r>
@@ -4749,15 +5929,15 @@
               <w:spacing w:after="0" w:line="360" w:lineRule="auto"/>
               <w:rPr>
                 <w:rFonts w:ascii="Times New Roman" w:hAnsi="Times New Roman" w:cs="Times New Roman"/>
-                <w:sz w:val="28"/>
-                <w:szCs w:val="28"/>
+                <w:sz w:val="24"/>
+                <w:szCs w:val="24"/>
               </w:rPr>
             </w:pPr>
             <w:r>
               <w:rPr>
                 <w:rFonts w:ascii="Times New Roman" w:hAnsi="Times New Roman" w:cs="Times New Roman"/>
-                <w:sz w:val="28"/>
-                <w:szCs w:val="28"/>
+                <w:sz w:val="24"/>
+                <w:szCs w:val="24"/>
               </w:rPr>
               <w:t>Ожидаемый результат</w:t>
             </w:r>
@@ -4780,15 +5960,15 @@
               <w:spacing w:after="0" w:line="360" w:lineRule="auto"/>
               <w:rPr>
                 <w:rFonts w:ascii="Times New Roman" w:hAnsi="Times New Roman" w:cs="Times New Roman"/>
-                <w:sz w:val="28"/>
-                <w:szCs w:val="28"/>
+                <w:sz w:val="24"/>
+                <w:szCs w:val="24"/>
               </w:rPr>
             </w:pPr>
             <w:r>
               <w:rPr>
                 <w:rFonts w:ascii="Times New Roman" w:hAnsi="Times New Roman" w:cs="Times New Roman"/>
-                <w:sz w:val="28"/>
-                <w:szCs w:val="28"/>
+                <w:sz w:val="24"/>
+                <w:szCs w:val="24"/>
               </w:rPr>
               <w:t>Реальный результат</w:t>
             </w:r>
@@ -4811,15 +5991,15 @@
               <w:spacing w:after="0" w:line="360" w:lineRule="auto"/>
               <w:rPr>
                 <w:rFonts w:ascii="Times New Roman" w:hAnsi="Times New Roman" w:cs="Times New Roman"/>
-                <w:sz w:val="28"/>
-                <w:szCs w:val="28"/>
+                <w:sz w:val="24"/>
+                <w:szCs w:val="24"/>
               </w:rPr>
             </w:pPr>
             <w:r>
               <w:rPr>
                 <w:rFonts w:ascii="Times New Roman" w:hAnsi="Times New Roman" w:cs="Times New Roman"/>
-                <w:sz w:val="28"/>
-                <w:szCs w:val="28"/>
+                <w:sz w:val="24"/>
+                <w:szCs w:val="24"/>
               </w:rPr>
               <w:t>Статус</w:t>
             </w:r>
@@ -4844,15 +6024,15 @@
               <w:spacing w:after="0" w:line="360" w:lineRule="auto"/>
               <w:rPr>
                 <w:rFonts w:ascii="Times New Roman" w:hAnsi="Times New Roman" w:cs="Times New Roman"/>
-                <w:sz w:val="28"/>
-                <w:szCs w:val="28"/>
+                <w:sz w:val="24"/>
+                <w:szCs w:val="24"/>
               </w:rPr>
             </w:pPr>
             <w:r>
               <w:rPr>
                 <w:rFonts w:ascii="Times New Roman" w:hAnsi="Times New Roman" w:cs="Times New Roman"/>
-                <w:sz w:val="28"/>
-                <w:szCs w:val="28"/>
+                <w:sz w:val="24"/>
+                <w:szCs w:val="24"/>
               </w:rPr>
               <w:t>1</w:t>
             </w:r>
@@ -4875,15 +6055,15 @@
               <w:spacing w:after="0" w:line="360" w:lineRule="auto"/>
               <w:rPr>
                 <w:rFonts w:ascii="Times New Roman" w:hAnsi="Times New Roman" w:cs="Times New Roman"/>
-                <w:sz w:val="28"/>
-                <w:szCs w:val="28"/>
+                <w:sz w:val="24"/>
+                <w:szCs w:val="24"/>
               </w:rPr>
             </w:pPr>
             <w:r>
               <w:rPr>
                 <w:rFonts w:ascii="Times New Roman" w:hAnsi="Times New Roman" w:cs="Times New Roman"/>
-                <w:sz w:val="28"/>
-                <w:szCs w:val="28"/>
+                <w:sz w:val="24"/>
+                <w:szCs w:val="24"/>
               </w:rPr>
               <w:t>Пустое поле ввода, нажатие «Добавить»</w:t>
             </w:r>
@@ -4906,15 +6086,15 @@
               <w:spacing w:after="0" w:line="360" w:lineRule="auto"/>
               <w:rPr>
                 <w:rFonts w:ascii="Times New Roman" w:hAnsi="Times New Roman" w:cs="Times New Roman"/>
-                <w:sz w:val="28"/>
-                <w:szCs w:val="28"/>
+                <w:sz w:val="24"/>
+                <w:szCs w:val="24"/>
               </w:rPr>
             </w:pPr>
             <w:r>
               <w:rPr>
                 <w:rFonts w:ascii="Times New Roman" w:hAnsi="Times New Roman" w:cs="Times New Roman"/>
-                <w:sz w:val="28"/>
-                <w:szCs w:val="28"/>
+                <w:sz w:val="24"/>
+                <w:szCs w:val="24"/>
               </w:rPr>
               <w:t>Сообщение «Введите текст задачи», список не меняется</w:t>
             </w:r>
@@ -4937,15 +6117,15 @@
               <w:spacing w:after="0" w:line="360" w:lineRule="auto"/>
               <w:rPr>
                 <w:rFonts w:ascii="Times New Roman" w:hAnsi="Times New Roman" w:cs="Times New Roman"/>
-                <w:sz w:val="28"/>
-                <w:szCs w:val="28"/>
+                <w:sz w:val="24"/>
+                <w:szCs w:val="24"/>
               </w:rPr>
             </w:pPr>
             <w:r>
               <w:rPr>
                 <w:rFonts w:ascii="Times New Roman" w:hAnsi="Times New Roman" w:cs="Times New Roman"/>
-                <w:sz w:val="28"/>
-                <w:szCs w:val="28"/>
+                <w:sz w:val="24"/>
+                <w:szCs w:val="24"/>
               </w:rPr>
               <w:t>Сообщение об ошибке</w:t>
             </w:r>
@@ -4968,15 +6148,15 @@
               <w:spacing w:after="0" w:line="360" w:lineRule="auto"/>
               <w:rPr>
                 <w:rFonts w:ascii="Times New Roman" w:hAnsi="Times New Roman" w:cs="Times New Roman"/>
-                <w:sz w:val="28"/>
-                <w:szCs w:val="28"/>
+                <w:sz w:val="24"/>
+                <w:szCs w:val="24"/>
               </w:rPr>
             </w:pPr>
             <w:r>
               <w:rPr>
                 <w:rFonts w:ascii="Segoe UI Symbol" w:hAnsi="Segoe UI Symbol" w:cs="Segoe UI Symbol"/>
-                <w:sz w:val="28"/>
-                <w:szCs w:val="28"/>
+                <w:sz w:val="24"/>
+                <w:szCs w:val="24"/>
               </w:rPr>
               <w:t>✅</w:t>
             </w:r>
@@ -5001,15 +6181,15 @@
               <w:spacing w:after="0" w:line="360" w:lineRule="auto"/>
               <w:rPr>
                 <w:rFonts w:ascii="Times New Roman" w:hAnsi="Times New Roman" w:cs="Times New Roman"/>
-                <w:sz w:val="28"/>
-                <w:szCs w:val="28"/>
+                <w:sz w:val="24"/>
+                <w:szCs w:val="24"/>
               </w:rPr>
             </w:pPr>
             <w:r>
               <w:rPr>
                 <w:rFonts w:ascii="Times New Roman" w:hAnsi="Times New Roman" w:cs="Times New Roman"/>
-                <w:sz w:val="28"/>
-                <w:szCs w:val="28"/>
+                <w:sz w:val="24"/>
+                <w:szCs w:val="24"/>
               </w:rPr>
               <w:t>2</w:t>
             </w:r>
@@ -5032,15 +6212,15 @@
               <w:spacing w:after="0" w:line="360" w:lineRule="auto"/>
               <w:rPr>
                 <w:rFonts w:ascii="Times New Roman" w:hAnsi="Times New Roman" w:cs="Times New Roman"/>
-                <w:sz w:val="28"/>
-                <w:szCs w:val="28"/>
+                <w:sz w:val="24"/>
+                <w:szCs w:val="24"/>
               </w:rPr>
             </w:pPr>
             <w:r>
               <w:rPr>
                 <w:rFonts w:ascii="Times New Roman" w:hAnsi="Times New Roman" w:cs="Times New Roman"/>
-                <w:sz w:val="28"/>
-                <w:szCs w:val="28"/>
+                <w:sz w:val="24"/>
+                <w:szCs w:val="24"/>
               </w:rPr>
               <w:t>«Сделать отчёт по практике»</w:t>
             </w:r>
@@ -5063,15 +6243,15 @@
               <w:spacing w:after="0" w:line="360" w:lineRule="auto"/>
               <w:rPr>
                 <w:rFonts w:ascii="Times New Roman" w:hAnsi="Times New Roman" w:cs="Times New Roman"/>
-                <w:sz w:val="28"/>
-                <w:szCs w:val="28"/>
+                <w:sz w:val="24"/>
+                <w:szCs w:val="24"/>
               </w:rPr>
             </w:pPr>
             <w:r>
               <w:rPr>
                 <w:rFonts w:ascii="Times New Roman" w:hAnsi="Times New Roman" w:cs="Times New Roman"/>
-                <w:sz w:val="28"/>
-                <w:szCs w:val="28"/>
+                <w:sz w:val="24"/>
+                <w:szCs w:val="24"/>
               </w:rPr>
               <w:t>Задача добавляется в конец списка</w:t>
             </w:r>
@@ -5094,15 +6274,15 @@
               <w:spacing w:after="0" w:line="360" w:lineRule="auto"/>
               <w:rPr>
                 <w:rFonts w:ascii="Times New Roman" w:hAnsi="Times New Roman" w:cs="Times New Roman"/>
-                <w:sz w:val="28"/>
-                <w:szCs w:val="28"/>
+                <w:sz w:val="24"/>
+                <w:szCs w:val="24"/>
               </w:rPr>
             </w:pPr>
             <w:r>
               <w:rPr>
                 <w:rFonts w:ascii="Times New Roman" w:hAnsi="Times New Roman" w:cs="Times New Roman"/>
-                <w:sz w:val="28"/>
-                <w:szCs w:val="28"/>
+                <w:sz w:val="24"/>
+                <w:szCs w:val="24"/>
               </w:rPr>
               <w:t>Появилась в списке</w:t>
             </w:r>
@@ -5125,15 +6305,15 @@
               <w:spacing w:after="0" w:line="360" w:lineRule="auto"/>
               <w:rPr>
                 <w:rFonts w:ascii="Times New Roman" w:hAnsi="Times New Roman" w:cs="Times New Roman"/>
-                <w:sz w:val="28"/>
-                <w:szCs w:val="28"/>
+                <w:sz w:val="24"/>
+                <w:szCs w:val="24"/>
               </w:rPr>
             </w:pPr>
             <w:r>
               <w:rPr>
                 <w:rFonts w:ascii="Segoe UI Symbol" w:hAnsi="Segoe UI Symbol" w:cs="Segoe UI Symbol"/>
-                <w:sz w:val="28"/>
-                <w:szCs w:val="28"/>
+                <w:sz w:val="24"/>
+                <w:szCs w:val="24"/>
               </w:rPr>
               <w:t>✅</w:t>
             </w:r>
@@ -5158,15 +6338,15 @@
               <w:spacing w:after="0" w:line="360" w:lineRule="auto"/>
               <w:rPr>
                 <w:rFonts w:ascii="Times New Roman" w:hAnsi="Times New Roman" w:cs="Times New Roman"/>
-                <w:sz w:val="28"/>
-                <w:szCs w:val="28"/>
+                <w:sz w:val="24"/>
+                <w:szCs w:val="24"/>
               </w:rPr>
             </w:pPr>
             <w:r>
               <w:rPr>
                 <w:rFonts w:ascii="Times New Roman" w:hAnsi="Times New Roman" w:cs="Times New Roman"/>
-                <w:sz w:val="28"/>
-                <w:szCs w:val="28"/>
+                <w:sz w:val="24"/>
+                <w:szCs w:val="24"/>
               </w:rPr>
               <w:t>3</w:t>
             </w:r>
@@ -5189,15 +6369,15 @@
               <w:spacing w:after="0" w:line="360" w:lineRule="auto"/>
               <w:rPr>
                 <w:rFonts w:ascii="Times New Roman" w:hAnsi="Times New Roman" w:cs="Times New Roman"/>
-                <w:sz w:val="28"/>
-                <w:szCs w:val="28"/>
+                <w:sz w:val="24"/>
+                <w:szCs w:val="24"/>
               </w:rPr>
             </w:pPr>
             <w:r>
               <w:rPr>
                 <w:rFonts w:ascii="Times New Roman" w:hAnsi="Times New Roman" w:cs="Times New Roman"/>
-                <w:sz w:val="28"/>
-                <w:szCs w:val="28"/>
+                <w:sz w:val="24"/>
+                <w:szCs w:val="24"/>
               </w:rPr>
               <w:t xml:space="preserve">Пробелы </w:t>
             </w:r>
@@ -5205,8 +6385,8 @@
             <w:r>
               <w:rPr>
                 <w:rFonts w:ascii="Times New Roman" w:hAnsi="Times New Roman" w:cs="Times New Roman"/>
-                <w:sz w:val="28"/>
-                <w:szCs w:val="28"/>
+                <w:sz w:val="24"/>
+                <w:szCs w:val="24"/>
               </w:rPr>
               <w:t>(« »</w:t>
             </w:r>
@@ -5214,8 +6394,8 @@
             <w:r>
               <w:rPr>
                 <w:rFonts w:ascii="Times New Roman" w:hAnsi="Times New Roman" w:cs="Times New Roman"/>
-                <w:sz w:val="28"/>
-                <w:szCs w:val="28"/>
+                <w:sz w:val="24"/>
+                <w:szCs w:val="24"/>
               </w:rPr>
               <w:t>)</w:t>
             </w:r>
@@ -5238,15 +6418,15 @@
               <w:spacing w:after="0" w:line="360" w:lineRule="auto"/>
               <w:rPr>
                 <w:rFonts w:ascii="Times New Roman" w:hAnsi="Times New Roman" w:cs="Times New Roman"/>
-                <w:sz w:val="28"/>
-                <w:szCs w:val="28"/>
+                <w:sz w:val="24"/>
+                <w:szCs w:val="24"/>
               </w:rPr>
             </w:pPr>
             <w:r>
               <w:rPr>
                 <w:rFonts w:ascii="Times New Roman" w:hAnsi="Times New Roman" w:cs="Times New Roman"/>
-                <w:sz w:val="28"/>
-                <w:szCs w:val="28"/>
+                <w:sz w:val="24"/>
+                <w:szCs w:val="24"/>
               </w:rPr>
               <w:t>Сообщение «Некорректный ввод»</w:t>
             </w:r>
@@ -5269,15 +6449,15 @@
               <w:spacing w:after="0" w:line="360" w:lineRule="auto"/>
               <w:rPr>
                 <w:rFonts w:ascii="Times New Roman" w:hAnsi="Times New Roman" w:cs="Times New Roman"/>
-                <w:sz w:val="28"/>
-                <w:szCs w:val="28"/>
+                <w:sz w:val="24"/>
+                <w:szCs w:val="24"/>
               </w:rPr>
             </w:pPr>
             <w:r>
               <w:rPr>
                 <w:rFonts w:ascii="Times New Roman" w:hAnsi="Times New Roman" w:cs="Times New Roman"/>
-                <w:sz w:val="28"/>
-                <w:szCs w:val="28"/>
+                <w:sz w:val="24"/>
+                <w:szCs w:val="24"/>
               </w:rPr>
               <w:t>Сообщение</w:t>
             </w:r>
@@ -5300,15 +6480,15 @@
               <w:spacing w:after="0" w:line="360" w:lineRule="auto"/>
               <w:rPr>
                 <w:rFonts w:ascii="Times New Roman" w:hAnsi="Times New Roman" w:cs="Times New Roman"/>
-                <w:sz w:val="28"/>
-                <w:szCs w:val="28"/>
+                <w:sz w:val="24"/>
+                <w:szCs w:val="24"/>
               </w:rPr>
             </w:pPr>
             <w:r>
               <w:rPr>
                 <w:rFonts w:ascii="Segoe UI Symbol" w:hAnsi="Segoe UI Symbol" w:cs="Segoe UI Symbol"/>
-                <w:sz w:val="28"/>
-                <w:szCs w:val="28"/>
+                <w:sz w:val="24"/>
+                <w:szCs w:val="24"/>
               </w:rPr>
               <w:t>✅</w:t>
             </w:r>
@@ -5333,15 +6513,15 @@
               <w:spacing w:after="0" w:line="360" w:lineRule="auto"/>
               <w:rPr>
                 <w:rFonts w:ascii="Times New Roman" w:hAnsi="Times New Roman" w:cs="Times New Roman"/>
-                <w:sz w:val="28"/>
-                <w:szCs w:val="28"/>
+                <w:sz w:val="24"/>
+                <w:szCs w:val="24"/>
               </w:rPr>
             </w:pPr>
             <w:r>
               <w:rPr>
                 <w:rFonts w:ascii="Times New Roman" w:hAnsi="Times New Roman" w:cs="Times New Roman"/>
-                <w:sz w:val="28"/>
-                <w:szCs w:val="28"/>
+                <w:sz w:val="24"/>
+                <w:szCs w:val="24"/>
               </w:rPr>
               <w:t>4</w:t>
             </w:r>
@@ -5364,15 +6544,15 @@
               <w:spacing w:after="0" w:line="360" w:lineRule="auto"/>
               <w:rPr>
                 <w:rFonts w:ascii="Times New Roman" w:hAnsi="Times New Roman" w:cs="Times New Roman"/>
-                <w:sz w:val="28"/>
-                <w:szCs w:val="28"/>
+                <w:sz w:val="24"/>
+                <w:szCs w:val="24"/>
               </w:rPr>
             </w:pPr>
             <w:r>
               <w:rPr>
                 <w:rFonts w:ascii="Times New Roman" w:hAnsi="Times New Roman" w:cs="Times New Roman"/>
-                <w:sz w:val="28"/>
-                <w:szCs w:val="28"/>
+                <w:sz w:val="24"/>
+                <w:szCs w:val="24"/>
               </w:rPr>
               <w:t>Одинаковая задача дважды подряд</w:t>
             </w:r>
@@ -5395,15 +6575,15 @@
               <w:spacing w:after="0" w:line="360" w:lineRule="auto"/>
               <w:rPr>
                 <w:rFonts w:ascii="Times New Roman" w:hAnsi="Times New Roman" w:cs="Times New Roman"/>
-                <w:sz w:val="28"/>
-                <w:szCs w:val="28"/>
+                <w:sz w:val="24"/>
+                <w:szCs w:val="24"/>
               </w:rPr>
             </w:pPr>
             <w:r>
               <w:rPr>
                 <w:rFonts w:ascii="Times New Roman" w:hAnsi="Times New Roman" w:cs="Times New Roman"/>
-                <w:sz w:val="28"/>
-                <w:szCs w:val="28"/>
+                <w:sz w:val="24"/>
+                <w:szCs w:val="24"/>
               </w:rPr>
               <w:t>Предупреждение «Такая задача уже есть»</w:t>
             </w:r>
@@ -5426,15 +6606,15 @@
               <w:spacing w:after="0" w:line="360" w:lineRule="auto"/>
               <w:rPr>
                 <w:rFonts w:ascii="Times New Roman" w:hAnsi="Times New Roman" w:cs="Times New Roman"/>
-                <w:sz w:val="28"/>
-                <w:szCs w:val="28"/>
+                <w:sz w:val="24"/>
+                <w:szCs w:val="24"/>
               </w:rPr>
             </w:pPr>
             <w:r>
               <w:rPr>
                 <w:rFonts w:ascii="Times New Roman" w:hAnsi="Times New Roman" w:cs="Times New Roman"/>
-                <w:sz w:val="28"/>
-                <w:szCs w:val="28"/>
+                <w:sz w:val="24"/>
+                <w:szCs w:val="24"/>
               </w:rPr>
               <w:t>Предупреждение</w:t>
             </w:r>
@@ -5457,15 +6637,15 @@
               <w:spacing w:after="0" w:line="360" w:lineRule="auto"/>
               <w:rPr>
                 <w:rFonts w:ascii="Times New Roman" w:hAnsi="Times New Roman" w:cs="Times New Roman"/>
-                <w:sz w:val="28"/>
-                <w:szCs w:val="28"/>
+                <w:sz w:val="24"/>
+                <w:szCs w:val="24"/>
               </w:rPr>
             </w:pPr>
             <w:r>
               <w:rPr>
                 <w:rFonts w:ascii="Segoe UI Symbol" w:hAnsi="Segoe UI Symbol" w:cs="Segoe UI Symbol"/>
-                <w:sz w:val="28"/>
-                <w:szCs w:val="28"/>
+                <w:sz w:val="24"/>
+                <w:szCs w:val="24"/>
               </w:rPr>
               <w:t>✅</w:t>
             </w:r>
@@ -5490,15 +6670,15 @@
               <w:spacing w:after="0" w:line="360" w:lineRule="auto"/>
               <w:rPr>
                 <w:rFonts w:ascii="Times New Roman" w:hAnsi="Times New Roman" w:cs="Times New Roman"/>
-                <w:sz w:val="28"/>
-                <w:szCs w:val="28"/>
+                <w:sz w:val="24"/>
+                <w:szCs w:val="24"/>
               </w:rPr>
             </w:pPr>
             <w:r>
               <w:rPr>
                 <w:rFonts w:ascii="Times New Roman" w:hAnsi="Times New Roman" w:cs="Times New Roman"/>
-                <w:sz w:val="28"/>
-                <w:szCs w:val="28"/>
+                <w:sz w:val="24"/>
+                <w:szCs w:val="24"/>
               </w:rPr>
               <w:t>5</w:t>
             </w:r>
@@ -5521,15 +6701,15 @@
               <w:spacing w:after="0" w:line="360" w:lineRule="auto"/>
               <w:rPr>
                 <w:rFonts w:ascii="Times New Roman" w:hAnsi="Times New Roman" w:cs="Times New Roman"/>
-                <w:sz w:val="28"/>
-                <w:szCs w:val="28"/>
+                <w:sz w:val="24"/>
+                <w:szCs w:val="24"/>
               </w:rPr>
             </w:pPr>
             <w:r>
               <w:rPr>
                 <w:rFonts w:ascii="Times New Roman" w:hAnsi="Times New Roman" w:cs="Times New Roman"/>
-                <w:sz w:val="28"/>
-                <w:szCs w:val="28"/>
+                <w:sz w:val="24"/>
+                <w:szCs w:val="24"/>
               </w:rPr>
               <w:t xml:space="preserve">Текст с пробелами в начале и конце </w:t>
             </w:r>
@@ -5537,8 +6717,8 @@
             <w:r>
               <w:rPr>
                 <w:rFonts w:ascii="Times New Roman" w:hAnsi="Times New Roman" w:cs="Times New Roman"/>
-                <w:sz w:val="28"/>
-                <w:szCs w:val="28"/>
+                <w:sz w:val="24"/>
+                <w:szCs w:val="24"/>
               </w:rPr>
               <w:t>« Позвонить</w:t>
             </w:r>
@@ -5546,8 +6726,8 @@
             <w:r>
               <w:rPr>
                 <w:rFonts w:ascii="Times New Roman" w:hAnsi="Times New Roman" w:cs="Times New Roman"/>
-                <w:sz w:val="28"/>
-                <w:szCs w:val="28"/>
+                <w:sz w:val="24"/>
+                <w:szCs w:val="24"/>
               </w:rPr>
               <w:t xml:space="preserve"> »</w:t>
             </w:r>
@@ -5570,15 +6750,15 @@
               <w:spacing w:after="0" w:line="360" w:lineRule="auto"/>
               <w:rPr>
                 <w:rFonts w:ascii="Times New Roman" w:hAnsi="Times New Roman" w:cs="Times New Roman"/>
-                <w:sz w:val="28"/>
-                <w:szCs w:val="28"/>
+                <w:sz w:val="24"/>
+                <w:szCs w:val="24"/>
               </w:rPr>
             </w:pPr>
             <w:r>
               <w:rPr>
                 <w:rFonts w:ascii="Times New Roman" w:hAnsi="Times New Roman" w:cs="Times New Roman"/>
-                <w:sz w:val="28"/>
-                <w:szCs w:val="28"/>
+                <w:sz w:val="24"/>
+                <w:szCs w:val="24"/>
               </w:rPr>
               <w:t>Добавляется «Позвонить» (без лишних пробелов)</w:t>
             </w:r>
@@ -5601,15 +6781,15 @@
               <w:spacing w:after="0" w:line="360" w:lineRule="auto"/>
               <w:rPr>
                 <w:rFonts w:ascii="Times New Roman" w:hAnsi="Times New Roman" w:cs="Times New Roman"/>
-                <w:sz w:val="28"/>
-                <w:szCs w:val="28"/>
+                <w:sz w:val="24"/>
+                <w:szCs w:val="24"/>
               </w:rPr>
             </w:pPr>
             <w:r>
               <w:rPr>
                 <w:rFonts w:ascii="Times New Roman" w:hAnsi="Times New Roman" w:cs="Times New Roman"/>
-                <w:sz w:val="28"/>
-                <w:szCs w:val="28"/>
+                <w:sz w:val="24"/>
+                <w:szCs w:val="24"/>
               </w:rPr>
               <w:t>Добавлено корректно</w:t>
             </w:r>
@@ -5632,15 +6812,15 @@
               <w:spacing w:after="0" w:line="360" w:lineRule="auto"/>
               <w:rPr>
                 <w:rFonts w:ascii="Times New Roman" w:hAnsi="Times New Roman" w:cs="Times New Roman"/>
-                <w:sz w:val="28"/>
-                <w:szCs w:val="28"/>
+                <w:sz w:val="24"/>
+                <w:szCs w:val="24"/>
               </w:rPr>
             </w:pPr>
             <w:r>
               <w:rPr>
                 <w:rFonts w:ascii="Segoe UI Symbol" w:hAnsi="Segoe UI Symbol" w:cs="Segoe UI Symbol"/>
-                <w:sz w:val="28"/>
-                <w:szCs w:val="28"/>
+                <w:sz w:val="24"/>
+                <w:szCs w:val="24"/>
               </w:rPr>
               <w:t>✅</w:t>
             </w:r>
@@ -5650,63 +6830,19 @@
     </w:tbl>
     <w:p>
       <w:pPr>
-        <w:spacing w:after="0" w:line="360" w:lineRule="auto"/>
-        <w:ind w:left="284" w:right="284" w:firstLine="425"/>
-        <w:jc w:val="both"/>
-        <w:rPr>
-          <w:rFonts w:ascii="Times New Roman" w:hAnsi="Times New Roman" w:cs="Times New Roman"/>
-          <w:b/>
-          <w:sz w:val="28"/>
-          <w:szCs w:val="28"/>
-        </w:rPr>
-      </w:pPr>
-    </w:p>
-    <w:p>
-      <w:pPr>
-        <w:rPr>
-          <w:rFonts w:ascii="Times New Roman" w:hAnsi="Times New Roman" w:cs="Times New Roman"/>
-          <w:b/>
-          <w:sz w:val="28"/>
-        </w:rPr>
-      </w:pPr>
-    </w:p>
-    <w:p>
-      <w:pPr>
-        <w:spacing w:after="0" w:line="240" w:lineRule="auto"/>
-        <w:ind w:left="284" w:right="284"/>
-        <w:jc w:val="center"/>
-        <w:rPr>
-          <w:rFonts w:ascii="Times New Roman" w:hAnsi="Times New Roman" w:cs="Times New Roman"/>
-          <w:b/>
-          <w:sz w:val="28"/>
-        </w:rPr>
-      </w:pPr>
-    </w:p>
-    <w:p>
-      <w:pPr>
-        <w:spacing w:after="0" w:line="240" w:lineRule="auto"/>
-        <w:ind w:left="284" w:right="284"/>
-        <w:jc w:val="center"/>
-        <w:rPr>
-          <w:rFonts w:ascii="Times New Roman" w:hAnsi="Times New Roman" w:cs="Times New Roman"/>
-          <w:b/>
-          <w:sz w:val="28"/>
-        </w:rPr>
-      </w:pPr>
-    </w:p>
-    <w:p>
-      <w:pPr>
-        <w:rPr>
-          <w:rFonts w:ascii="Times New Roman" w:hAnsi="Times New Roman" w:cs="Times New Roman"/>
-          <w:b/>
-          <w:sz w:val="28"/>
-        </w:rPr>
-      </w:pPr>
-      <w:r>
-        <w:rPr>
-          <w:rFonts w:ascii="Times New Roman" w:hAnsi="Times New Roman" w:cs="Times New Roman"/>
-          <w:b/>
-          <w:sz w:val="28"/>
+        <w:rPr>
+          <w:rFonts w:ascii="Times New Roman" w:eastAsiaTheme="majorEastAsia" w:hAnsi="Times New Roman" w:cs="Times New Roman"/>
+          <w:color w:val="0F1115"/>
+          <w:sz w:val="28"/>
+          <w:szCs w:val="28"/>
+        </w:rPr>
+      </w:pPr>
+      <w:r>
+        <w:rPr>
+          <w:rFonts w:ascii="Times New Roman" w:eastAsiaTheme="majorEastAsia" w:hAnsi="Times New Roman" w:cs="Times New Roman"/>
+          <w:color w:val="0F1115"/>
+          <w:sz w:val="28"/>
+          <w:szCs w:val="28"/>
         </w:rPr>
         <w:br w:type="page"/>
       </w:r>
@@ -5715,48 +6851,37 @@
       <w:pPr>
         <w:pStyle w:val="111111111"/>
       </w:pPr>
-      <w:bookmarkStart w:id="7" w:name="_Toc228434683"/>
-      <w:bookmarkStart w:id="8" w:name="_Toc231384720"/>
+      <w:bookmarkStart w:id="18" w:name="_Toc228434683"/>
+      <w:bookmarkStart w:id="19" w:name="_Toc231407077"/>
       <w:r>
         <w:lastRenderedPageBreak/>
         <w:t>5. МОДУЛЬНОЕ ТЕСТИРОВАНИЕ</w:t>
       </w:r>
+      <w:bookmarkEnd w:id="18"/>
+      <w:bookmarkEnd w:id="19"/>
+    </w:p>
+    <w:p>
+      <w:pPr>
+        <w:pStyle w:val="2222222"/>
+      </w:pPr>
+      <w:bookmarkStart w:id="20" w:name="_Toc231407078"/>
+      <w:r>
+        <w:t>5.1</w:t>
+      </w:r>
       <w:r>
         <w:t>.</w:t>
       </w:r>
-      <w:bookmarkEnd w:id="7"/>
-      <w:bookmarkEnd w:id="8"/>
-    </w:p>
-    <w:p>
-      <w:pPr>
-        <w:pStyle w:val="3"/>
-        <w:shd w:val="clear" w:color="auto" w:fill="FFFFFF"/>
-        <w:spacing w:before="0" w:line="360" w:lineRule="auto"/>
-        <w:jc w:val="both"/>
-        <w:rPr>
-          <w:rFonts w:ascii="Times New Roman" w:hAnsi="Times New Roman" w:cs="Times New Roman"/>
-          <w:b/>
-          <w:color w:val="0F1115"/>
-          <w:sz w:val="28"/>
-          <w:szCs w:val="28"/>
-        </w:rPr>
-      </w:pPr>
-      <w:r>
-        <w:rPr>
-          <w:rFonts w:ascii="Times New Roman" w:hAnsi="Times New Roman" w:cs="Times New Roman"/>
-          <w:b/>
-          <w:color w:val="0F1115"/>
-          <w:sz w:val="28"/>
-          <w:szCs w:val="28"/>
-        </w:rPr>
-        <w:t>5.1 Цель тестирования</w:t>
-      </w:r>
+      <w:r>
+        <w:t xml:space="preserve"> Цель тестирования</w:t>
+      </w:r>
+      <w:bookmarkEnd w:id="20"/>
     </w:p>
     <w:p>
       <w:pPr>
         <w:pStyle w:val="ds-markdown-paragraph"/>
         <w:shd w:val="clear" w:color="auto" w:fill="FFFFFF"/>
         <w:spacing w:before="0" w:beforeAutospacing="0" w:after="0" w:afterAutospacing="0" w:line="360" w:lineRule="auto"/>
+        <w:ind w:firstLine="709"/>
         <w:jc w:val="both"/>
         <w:rPr>
           <w:color w:val="0F1115"/>
@@ -5794,6 +6919,7 @@
       <w:r>
         <w:rPr>
           <w:rStyle w:val="af0"/>
+          <w:b w:val="0"/>
           <w:color w:val="0F1115"/>
           <w:sz w:val="28"/>
           <w:szCs w:val="28"/>
@@ -5803,6 +6929,7 @@
       <w:proofErr w:type="spellEnd"/>
       <w:r>
         <w:rPr>
+          <w:b/>
           <w:color w:val="0F1115"/>
           <w:sz w:val="28"/>
           <w:szCs w:val="28"/>
@@ -5812,34 +6939,26 @@
     </w:p>
     <w:p>
       <w:pPr>
-        <w:pStyle w:val="3"/>
-        <w:shd w:val="clear" w:color="auto" w:fill="FFFFFF"/>
-        <w:spacing w:before="0" w:line="360" w:lineRule="auto"/>
-        <w:jc w:val="both"/>
-        <w:rPr>
-          <w:rFonts w:ascii="Times New Roman" w:hAnsi="Times New Roman" w:cs="Times New Roman"/>
-          <w:b/>
-          <w:color w:val="0F1115"/>
-          <w:sz w:val="28"/>
-          <w:szCs w:val="28"/>
-        </w:rPr>
-      </w:pPr>
-      <w:r>
-        <w:rPr>
-          <w:rFonts w:ascii="Times New Roman" w:hAnsi="Times New Roman" w:cs="Times New Roman"/>
-          <w:b/>
-          <w:color w:val="0F1115"/>
-          <w:sz w:val="28"/>
-          <w:szCs w:val="28"/>
-        </w:rPr>
-        <w:t>5.2 Пример модульного теста</w:t>
-      </w:r>
+        <w:pStyle w:val="2222222"/>
+      </w:pPr>
+      <w:bookmarkStart w:id="21" w:name="_Toc231407079"/>
+      <w:r>
+        <w:t>5.2</w:t>
+      </w:r>
+      <w:r>
+        <w:t>.</w:t>
+      </w:r>
+      <w:r>
+        <w:t xml:space="preserve"> Пример модульного теста</w:t>
+      </w:r>
+      <w:bookmarkEnd w:id="21"/>
     </w:p>
     <w:p>
       <w:pPr>
         <w:pStyle w:val="ds-markdown-paragraph"/>
         <w:shd w:val="clear" w:color="auto" w:fill="FFFFFF"/>
         <w:spacing w:before="0" w:beforeAutospacing="0" w:after="0" w:afterAutospacing="0" w:line="360" w:lineRule="auto"/>
+        <w:ind w:firstLine="709"/>
         <w:jc w:val="both"/>
         <w:rPr>
           <w:color w:val="0F1115"/>
@@ -5850,6 +6969,7 @@
       <w:r>
         <w:rPr>
           <w:rStyle w:val="af0"/>
+          <w:b w:val="0"/>
           <w:color w:val="0F1115"/>
           <w:sz w:val="28"/>
           <w:szCs w:val="28"/>
@@ -5891,8 +7011,10 @@
         <w:pStyle w:val="ds-markdown-paragraph"/>
         <w:shd w:val="clear" w:color="auto" w:fill="FFFFFF"/>
         <w:spacing w:before="0" w:beforeAutospacing="0" w:after="0" w:afterAutospacing="0" w:line="360" w:lineRule="auto"/>
+        <w:ind w:firstLine="709"/>
         <w:jc w:val="both"/>
         <w:rPr>
+          <w:b/>
           <w:color w:val="0F1115"/>
           <w:sz w:val="28"/>
           <w:szCs w:val="28"/>
@@ -5902,6 +7024,7 @@
       <w:r>
         <w:rPr>
           <w:rStyle w:val="af0"/>
+          <w:b w:val="0"/>
           <w:color w:val="0F1115"/>
           <w:sz w:val="28"/>
           <w:szCs w:val="28"/>
@@ -5911,6 +7034,7 @@
       <w:r>
         <w:rPr>
           <w:rStyle w:val="af0"/>
+          <w:b w:val="0"/>
           <w:color w:val="0F1115"/>
           <w:sz w:val="28"/>
           <w:szCs w:val="28"/>
@@ -5921,6 +7045,7 @@
       <w:r>
         <w:rPr>
           <w:rStyle w:val="af0"/>
+          <w:b w:val="0"/>
           <w:color w:val="0F1115"/>
           <w:sz w:val="28"/>
           <w:szCs w:val="28"/>
@@ -5930,6 +7055,7 @@
       <w:r>
         <w:rPr>
           <w:rStyle w:val="af0"/>
+          <w:b w:val="0"/>
           <w:color w:val="0F1115"/>
           <w:sz w:val="28"/>
           <w:szCs w:val="28"/>
@@ -5942,6 +7068,7 @@
       <w:pPr>
         <w:shd w:val="clear" w:color="auto" w:fill="FFFFFF"/>
         <w:spacing w:after="0" w:line="360" w:lineRule="auto"/>
+        <w:ind w:firstLine="709"/>
         <w:jc w:val="both"/>
         <w:rPr>
           <w:rFonts w:ascii="Times New Roman" w:hAnsi="Times New Roman" w:cs="Times New Roman"/>
@@ -5971,6 +7098,7 @@
       <w:pPr>
         <w:pStyle w:val="HTML0"/>
         <w:spacing w:line="360" w:lineRule="auto"/>
+        <w:ind w:firstLine="709"/>
         <w:jc w:val="both"/>
         <w:rPr>
           <w:rFonts w:ascii="Times New Roman" w:hAnsi="Times New Roman" w:cs="Times New Roman"/>
@@ -6018,6 +7146,7 @@
       <w:pPr>
         <w:pStyle w:val="HTML0"/>
         <w:spacing w:line="360" w:lineRule="auto"/>
+        <w:ind w:firstLine="709"/>
         <w:jc w:val="both"/>
         <w:rPr>
           <w:rFonts w:ascii="Times New Roman" w:hAnsi="Times New Roman" w:cs="Times New Roman"/>
@@ -6100,6 +7229,7 @@
       <w:pPr>
         <w:pStyle w:val="HTML0"/>
         <w:spacing w:line="360" w:lineRule="auto"/>
+        <w:ind w:firstLine="709"/>
         <w:jc w:val="both"/>
         <w:rPr>
           <w:rFonts w:ascii="Times New Roman" w:hAnsi="Times New Roman" w:cs="Times New Roman"/>
@@ -6125,6 +7255,7 @@
       <w:pPr>
         <w:pStyle w:val="HTML0"/>
         <w:spacing w:line="360" w:lineRule="auto"/>
+        <w:ind w:firstLine="709"/>
         <w:jc w:val="both"/>
         <w:rPr>
           <w:rFonts w:ascii="Times New Roman" w:hAnsi="Times New Roman" w:cs="Times New Roman"/>
@@ -6215,6 +7346,7 @@
       <w:pPr>
         <w:pStyle w:val="HTML0"/>
         <w:spacing w:line="360" w:lineRule="auto"/>
+        <w:ind w:firstLine="709"/>
         <w:jc w:val="both"/>
         <w:rPr>
           <w:rFonts w:ascii="Times New Roman" w:hAnsi="Times New Roman" w:cs="Times New Roman"/>
@@ -6341,6 +7473,7 @@
       <w:pPr>
         <w:pStyle w:val="HTML0"/>
         <w:spacing w:line="360" w:lineRule="auto"/>
+        <w:ind w:firstLine="709"/>
         <w:jc w:val="both"/>
         <w:rPr>
           <w:rFonts w:ascii="Times New Roman" w:hAnsi="Times New Roman" w:cs="Times New Roman"/>
@@ -6499,6 +7632,7 @@
       <w:pPr>
         <w:pStyle w:val="HTML0"/>
         <w:spacing w:line="360" w:lineRule="auto"/>
+        <w:ind w:firstLine="709"/>
         <w:jc w:val="both"/>
         <w:rPr>
           <w:rFonts w:ascii="Times New Roman" w:hAnsi="Times New Roman" w:cs="Times New Roman"/>
@@ -6513,6 +7647,7 @@
       <w:pPr>
         <w:pStyle w:val="HTML0"/>
         <w:spacing w:line="360" w:lineRule="auto"/>
+        <w:ind w:firstLine="709"/>
         <w:jc w:val="both"/>
         <w:rPr>
           <w:rFonts w:ascii="Times New Roman" w:hAnsi="Times New Roman" w:cs="Times New Roman"/>
@@ -6574,6 +7709,7 @@
       <w:pPr>
         <w:pStyle w:val="HTML0"/>
         <w:spacing w:line="360" w:lineRule="auto"/>
+        <w:ind w:firstLine="709"/>
         <w:jc w:val="both"/>
         <w:rPr>
           <w:rFonts w:ascii="Times New Roman" w:hAnsi="Times New Roman" w:cs="Times New Roman"/>
@@ -6686,6 +7822,7 @@
       <w:pPr>
         <w:pStyle w:val="HTML0"/>
         <w:spacing w:line="360" w:lineRule="auto"/>
+        <w:ind w:firstLine="709"/>
         <w:jc w:val="both"/>
         <w:rPr>
           <w:rFonts w:ascii="Times New Roman" w:hAnsi="Times New Roman" w:cs="Times New Roman"/>
@@ -6699,6 +7836,7 @@
       <w:pPr>
         <w:pStyle w:val="HTML0"/>
         <w:spacing w:line="360" w:lineRule="auto"/>
+        <w:ind w:firstLine="709"/>
         <w:jc w:val="both"/>
         <w:rPr>
           <w:rFonts w:ascii="Times New Roman" w:hAnsi="Times New Roman" w:cs="Times New Roman"/>
@@ -6788,6 +7926,7 @@
       <w:pPr>
         <w:pStyle w:val="HTML0"/>
         <w:spacing w:line="360" w:lineRule="auto"/>
+        <w:ind w:firstLine="709"/>
         <w:jc w:val="both"/>
         <w:rPr>
           <w:rFonts w:ascii="Times New Roman" w:hAnsi="Times New Roman" w:cs="Times New Roman"/>
@@ -6946,6 +8085,7 @@
       <w:pPr>
         <w:pStyle w:val="HTML0"/>
         <w:spacing w:line="360" w:lineRule="auto"/>
+        <w:ind w:firstLine="709"/>
         <w:jc w:val="both"/>
         <w:rPr>
           <w:rFonts w:ascii="Times New Roman" w:hAnsi="Times New Roman" w:cs="Times New Roman"/>
@@ -7115,10 +8255,12 @@
       <w:pPr>
         <w:pStyle w:val="HTML0"/>
         <w:spacing w:line="360" w:lineRule="auto"/>
+        <w:ind w:firstLine="709"/>
         <w:jc w:val="both"/>
         <w:rPr>
-          <w:rFonts w:ascii="Times New Roman" w:hAnsi="Times New Roman" w:cs="Times New Roman"/>
-          <w:color w:val="0F1115"/>
+          <w:rStyle w:val="token"/>
+          <w:rFonts w:ascii="Times New Roman" w:hAnsi="Times New Roman" w:cs="Times New Roman"/>
+          <w:color w:val="383A42"/>
           <w:sz w:val="28"/>
           <w:szCs w:val="28"/>
           <w:lang w:val="en-US"/>
@@ -7138,86 +8280,106 @@
     </w:p>
     <w:p>
       <w:pPr>
-        <w:pStyle w:val="3"/>
-        <w:shd w:val="clear" w:color="auto" w:fill="FFFFFF"/>
-        <w:spacing w:before="0" w:line="360" w:lineRule="auto"/>
+        <w:pStyle w:val="HTML0"/>
+        <w:spacing w:line="360" w:lineRule="auto"/>
+        <w:ind w:firstLine="709"/>
         <w:jc w:val="both"/>
         <w:rPr>
           <w:rFonts w:ascii="Times New Roman" w:hAnsi="Times New Roman" w:cs="Times New Roman"/>
-          <w:b/>
           <w:color w:val="0F1115"/>
           <w:sz w:val="28"/>
           <w:szCs w:val="28"/>
           <w:lang w:val="en-US"/>
         </w:rPr>
       </w:pPr>
-      <w:r>
-        <w:rPr>
-          <w:rFonts w:ascii="Times New Roman" w:hAnsi="Times New Roman" w:cs="Times New Roman"/>
-          <w:b/>
-          <w:color w:val="0F1115"/>
-          <w:sz w:val="28"/>
-          <w:szCs w:val="28"/>
-          <w:lang w:val="en-US"/>
-        </w:rPr>
-        <w:t xml:space="preserve">5.3 </w:t>
-      </w:r>
-      <w:r>
-        <w:rPr>
-          <w:rFonts w:ascii="Times New Roman" w:hAnsi="Times New Roman" w:cs="Times New Roman"/>
-          <w:b/>
-          <w:color w:val="0F1115"/>
-          <w:sz w:val="28"/>
-          <w:szCs w:val="28"/>
-        </w:rPr>
+    </w:p>
+    <w:p>
+      <w:pPr>
+        <w:pStyle w:val="2222222"/>
+      </w:pPr>
+      <w:bookmarkStart w:id="22" w:name="_Toc231407080"/>
+      <w:r>
+        <w:t>5.3</w:t>
+      </w:r>
+      <w:r>
+        <w:t>.</w:t>
+      </w:r>
+      <w:r>
+        <w:t xml:space="preserve"> </w:t>
+      </w:r>
+      <w:r>
         <w:t>Результат</w:t>
       </w:r>
       <w:r>
-        <w:rPr>
-          <w:rFonts w:ascii="Times New Roman" w:hAnsi="Times New Roman" w:cs="Times New Roman"/>
-          <w:b/>
-          <w:color w:val="0F1115"/>
-          <w:sz w:val="28"/>
-          <w:szCs w:val="28"/>
-          <w:lang w:val="en-US"/>
-        </w:rPr>
         <w:t xml:space="preserve"> </w:t>
       </w:r>
       <w:r>
-        <w:rPr>
-          <w:rFonts w:ascii="Times New Roman" w:hAnsi="Times New Roman" w:cs="Times New Roman"/>
-          <w:b/>
-          <w:color w:val="0F1115"/>
-          <w:sz w:val="28"/>
-          <w:szCs w:val="28"/>
-        </w:rPr>
         <w:t>модульного</w:t>
       </w:r>
       <w:r>
-        <w:rPr>
-          <w:rFonts w:ascii="Times New Roman" w:hAnsi="Times New Roman" w:cs="Times New Roman"/>
-          <w:b/>
-          <w:color w:val="0F1115"/>
-          <w:sz w:val="28"/>
-          <w:szCs w:val="28"/>
-          <w:lang w:val="en-US"/>
-        </w:rPr>
         <w:t xml:space="preserve"> </w:t>
       </w:r>
       <w:r>
-        <w:rPr>
-          <w:rFonts w:ascii="Times New Roman" w:hAnsi="Times New Roman" w:cs="Times New Roman"/>
-          <w:b/>
-          <w:color w:val="0F1115"/>
-          <w:sz w:val="28"/>
-          <w:szCs w:val="28"/>
-        </w:rPr>
         <w:t>тестирования</w:t>
+      </w:r>
+      <w:bookmarkEnd w:id="22"/>
+    </w:p>
+    <w:p>
+      <w:pPr>
+        <w:spacing w:after="0" w:line="360" w:lineRule="auto"/>
+        <w:ind w:firstLine="709"/>
+        <w:jc w:val="both"/>
+        <w:rPr>
+          <w:rFonts w:ascii="Times New Roman" w:eastAsiaTheme="majorEastAsia" w:hAnsi="Times New Roman" w:cs="Times New Roman"/>
+          <w:color w:val="0F1115"/>
+          <w:sz w:val="28"/>
+          <w:szCs w:val="28"/>
+        </w:rPr>
+      </w:pPr>
+      <w:r>
+        <w:rPr>
+          <w:rFonts w:ascii="Times New Roman" w:hAnsi="Times New Roman" w:cs="Times New Roman"/>
+          <w:color w:val="0F1115"/>
+          <w:sz w:val="28"/>
+          <w:szCs w:val="28"/>
+        </w:rPr>
+        <w:t>В таблице 3 изображены результаты модульного тестирования</w:t>
+      </w:r>
+      <w:r>
+        <w:rPr>
+          <w:rFonts w:ascii="Times New Roman" w:eastAsiaTheme="majorEastAsia" w:hAnsi="Times New Roman" w:cs="Times New Roman"/>
+          <w:color w:val="0F1115"/>
+          <w:sz w:val="28"/>
+          <w:szCs w:val="28"/>
+        </w:rPr>
+        <w:t>.</w:t>
+      </w:r>
+    </w:p>
+    <w:p>
+      <w:pPr>
+        <w:spacing w:after="0" w:line="360" w:lineRule="auto"/>
+        <w:ind w:firstLine="709"/>
+        <w:jc w:val="both"/>
+        <w:rPr>
+          <w:rFonts w:ascii="Times New Roman" w:eastAsiaTheme="majorEastAsia" w:hAnsi="Times New Roman" w:cs="Times New Roman"/>
+          <w:color w:val="0F1115"/>
+          <w:sz w:val="28"/>
+          <w:szCs w:val="28"/>
+        </w:rPr>
+      </w:pPr>
+      <w:r>
+        <w:rPr>
+          <w:rFonts w:ascii="Times New Roman" w:eastAsiaTheme="majorEastAsia" w:hAnsi="Times New Roman" w:cs="Times New Roman"/>
+          <w:color w:val="0F1115"/>
+          <w:sz w:val="28"/>
+          <w:szCs w:val="28"/>
+        </w:rPr>
+        <w:t>Таблица 3 – Результаты модульного тестирования</w:t>
       </w:r>
     </w:p>
     <w:tbl>
       <w:tblPr>
-        <w:tblW w:w="10356" w:type="dxa"/>
+        <w:tblW w:w="9561" w:type="dxa"/>
         <w:tblBorders>
           <w:top w:val="single" w:sz="4" w:space="0" w:color="auto"/>
           <w:left w:val="single" w:sz="4" w:space="0" w:color="auto"/>
@@ -7235,15 +8397,15 @@
         <w:tblLook w:val="04A0" w:firstRow="1" w:lastRow="0" w:firstColumn="1" w:lastColumn="0" w:noHBand="0" w:noVBand="1"/>
       </w:tblPr>
       <w:tblGrid>
-        <w:gridCol w:w="508"/>
+        <w:gridCol w:w="469"/>
+        <w:gridCol w:w="1931"/>
+        <w:gridCol w:w="2597"/>
+        <w:gridCol w:w="2472"/>
         <w:gridCol w:w="2092"/>
-        <w:gridCol w:w="2813"/>
-        <w:gridCol w:w="2677"/>
-        <w:gridCol w:w="2266"/>
       </w:tblGrid>
       <w:tr>
         <w:trPr>
-          <w:trHeight w:val="522"/>
+          <w:trHeight w:val="533"/>
           <w:tblHeader/>
         </w:trPr>
         <w:tc>
@@ -7263,15 +8425,15 @@
               <w:spacing w:after="0" w:line="240" w:lineRule="auto"/>
               <w:rPr>
                 <w:rFonts w:ascii="Times New Roman" w:hAnsi="Times New Roman" w:cs="Times New Roman"/>
-                <w:sz w:val="28"/>
-                <w:szCs w:val="28"/>
+                <w:sz w:val="24"/>
+                <w:szCs w:val="24"/>
               </w:rPr>
             </w:pPr>
             <w:r>
               <w:rPr>
                 <w:rFonts w:ascii="Times New Roman" w:hAnsi="Times New Roman" w:cs="Times New Roman"/>
-                <w:sz w:val="28"/>
-                <w:szCs w:val="28"/>
+                <w:sz w:val="24"/>
+                <w:szCs w:val="24"/>
               </w:rPr>
               <w:t>№</w:t>
             </w:r>
@@ -7279,7 +8441,7 @@
         </w:tc>
         <w:tc>
           <w:tcPr>
-            <w:tcW w:w="2092" w:type="dxa"/>
+            <w:tcW w:w="1931" w:type="dxa"/>
             <w:tcMar>
               <w:top w:w="150" w:type="dxa"/>
               <w:left w:w="240" w:type="dxa"/>
@@ -7294,15 +8456,15 @@
               <w:spacing w:after="0" w:line="240" w:lineRule="auto"/>
               <w:rPr>
                 <w:rFonts w:ascii="Times New Roman" w:hAnsi="Times New Roman" w:cs="Times New Roman"/>
-                <w:sz w:val="28"/>
-                <w:szCs w:val="28"/>
+                <w:sz w:val="24"/>
+                <w:szCs w:val="24"/>
               </w:rPr>
             </w:pPr>
             <w:r>
               <w:rPr>
                 <w:rFonts w:ascii="Times New Roman" w:hAnsi="Times New Roman" w:cs="Times New Roman"/>
-                <w:sz w:val="28"/>
-                <w:szCs w:val="28"/>
+                <w:sz w:val="24"/>
+                <w:szCs w:val="24"/>
               </w:rPr>
               <w:t>Тестируемый метод</w:t>
             </w:r>
@@ -7310,7 +8472,7 @@
         </w:tc>
         <w:tc>
           <w:tcPr>
-            <w:tcW w:w="2813" w:type="dxa"/>
+            <w:tcW w:w="2597" w:type="dxa"/>
             <w:tcMar>
               <w:top w:w="150" w:type="dxa"/>
               <w:left w:w="240" w:type="dxa"/>
@@ -7325,15 +8487,15 @@
               <w:spacing w:after="0" w:line="240" w:lineRule="auto"/>
               <w:rPr>
                 <w:rFonts w:ascii="Times New Roman" w:hAnsi="Times New Roman" w:cs="Times New Roman"/>
-                <w:sz w:val="28"/>
-                <w:szCs w:val="28"/>
+                <w:sz w:val="24"/>
+                <w:szCs w:val="24"/>
               </w:rPr>
             </w:pPr>
             <w:r>
               <w:rPr>
                 <w:rFonts w:ascii="Times New Roman" w:hAnsi="Times New Roman" w:cs="Times New Roman"/>
-                <w:sz w:val="28"/>
-                <w:szCs w:val="28"/>
+                <w:sz w:val="24"/>
+                <w:szCs w:val="24"/>
               </w:rPr>
               <w:t>Входные данные</w:t>
             </w:r>
@@ -7341,7 +8503,7 @@
         </w:tc>
         <w:tc>
           <w:tcPr>
-            <w:tcW w:w="2677" w:type="dxa"/>
+            <w:tcW w:w="2472" w:type="dxa"/>
             <w:tcMar>
               <w:top w:w="150" w:type="dxa"/>
               <w:left w:w="240" w:type="dxa"/>
@@ -7356,15 +8518,15 @@
               <w:spacing w:after="0" w:line="240" w:lineRule="auto"/>
               <w:rPr>
                 <w:rFonts w:ascii="Times New Roman" w:hAnsi="Times New Roman" w:cs="Times New Roman"/>
-                <w:sz w:val="28"/>
-                <w:szCs w:val="28"/>
+                <w:sz w:val="24"/>
+                <w:szCs w:val="24"/>
               </w:rPr>
             </w:pPr>
             <w:r>
               <w:rPr>
                 <w:rFonts w:ascii="Times New Roman" w:hAnsi="Times New Roman" w:cs="Times New Roman"/>
-                <w:sz w:val="28"/>
-                <w:szCs w:val="28"/>
+                <w:sz w:val="24"/>
+                <w:szCs w:val="24"/>
               </w:rPr>
               <w:t>Ожидаемый результат</w:t>
             </w:r>
@@ -7387,15 +8549,15 @@
               <w:spacing w:after="0" w:line="240" w:lineRule="auto"/>
               <w:rPr>
                 <w:rFonts w:ascii="Times New Roman" w:hAnsi="Times New Roman" w:cs="Times New Roman"/>
-                <w:sz w:val="28"/>
-                <w:szCs w:val="28"/>
+                <w:sz w:val="24"/>
+                <w:szCs w:val="24"/>
               </w:rPr>
             </w:pPr>
             <w:r>
               <w:rPr>
                 <w:rFonts w:ascii="Times New Roman" w:hAnsi="Times New Roman" w:cs="Times New Roman"/>
-                <w:sz w:val="28"/>
-                <w:szCs w:val="28"/>
+                <w:sz w:val="24"/>
+                <w:szCs w:val="24"/>
               </w:rPr>
               <w:t>Фактический результат</w:t>
             </w:r>
@@ -7423,15 +8585,15 @@
               <w:spacing w:after="0" w:line="240" w:lineRule="auto"/>
               <w:rPr>
                 <w:rFonts w:ascii="Times New Roman" w:hAnsi="Times New Roman" w:cs="Times New Roman"/>
-                <w:sz w:val="28"/>
-                <w:szCs w:val="28"/>
+                <w:sz w:val="24"/>
+                <w:szCs w:val="24"/>
               </w:rPr>
             </w:pPr>
             <w:r>
               <w:rPr>
                 <w:rFonts w:ascii="Times New Roman" w:hAnsi="Times New Roman" w:cs="Times New Roman"/>
-                <w:sz w:val="28"/>
-                <w:szCs w:val="28"/>
+                <w:sz w:val="24"/>
+                <w:szCs w:val="24"/>
               </w:rPr>
               <w:t>1</w:t>
             </w:r>
@@ -7439,7 +8601,7 @@
         </w:tc>
         <w:tc>
           <w:tcPr>
-            <w:tcW w:w="2092" w:type="dxa"/>
+            <w:tcW w:w="1931" w:type="dxa"/>
             <w:tcMar>
               <w:top w:w="150" w:type="dxa"/>
               <w:left w:w="240" w:type="dxa"/>
@@ -7454,8 +8616,8 @@
               <w:spacing w:after="0" w:line="240" w:lineRule="auto"/>
               <w:rPr>
                 <w:rFonts w:ascii="Times New Roman" w:hAnsi="Times New Roman" w:cs="Times New Roman"/>
-                <w:sz w:val="28"/>
-                <w:szCs w:val="28"/>
+                <w:sz w:val="24"/>
+                <w:szCs w:val="24"/>
               </w:rPr>
             </w:pPr>
             <w:proofErr w:type="spellStart"/>
@@ -7463,8 +8625,8 @@
               <w:rPr>
                 <w:rStyle w:val="HTML"/>
                 <w:rFonts w:ascii="Times New Roman" w:eastAsiaTheme="minorHAnsi" w:hAnsi="Times New Roman" w:cs="Times New Roman"/>
-                <w:sz w:val="28"/>
-                <w:szCs w:val="28"/>
+                <w:sz w:val="24"/>
+                <w:szCs w:val="24"/>
                 <w:shd w:val="clear" w:color="auto" w:fill="EBEEF2"/>
               </w:rPr>
               <w:t>AddTask</w:t>
@@ -7474,7 +8636,7 @@
         </w:tc>
         <w:tc>
           <w:tcPr>
-            <w:tcW w:w="2813" w:type="dxa"/>
+            <w:tcW w:w="2597" w:type="dxa"/>
             <w:tcMar>
               <w:top w:w="150" w:type="dxa"/>
               <w:left w:w="240" w:type="dxa"/>
@@ -7489,16 +8651,16 @@
               <w:spacing w:after="0" w:line="240" w:lineRule="auto"/>
               <w:rPr>
                 <w:rFonts w:ascii="Times New Roman" w:hAnsi="Times New Roman" w:cs="Times New Roman"/>
-                <w:sz w:val="28"/>
-                <w:szCs w:val="28"/>
+                <w:sz w:val="24"/>
+                <w:szCs w:val="24"/>
               </w:rPr>
             </w:pPr>
             <w:proofErr w:type="spellStart"/>
             <w:r>
               <w:rPr>
                 <w:rFonts w:ascii="Times New Roman" w:hAnsi="Times New Roman" w:cs="Times New Roman"/>
-                <w:sz w:val="28"/>
-                <w:szCs w:val="28"/>
+                <w:sz w:val="24"/>
+                <w:szCs w:val="24"/>
               </w:rPr>
               <w:t>Title</w:t>
             </w:r>
@@ -7506,8 +8668,8 @@
             <w:r>
               <w:rPr>
                 <w:rFonts w:ascii="Times New Roman" w:hAnsi="Times New Roman" w:cs="Times New Roman"/>
-                <w:sz w:val="28"/>
-                <w:szCs w:val="28"/>
+                <w:sz w:val="24"/>
+                <w:szCs w:val="24"/>
               </w:rPr>
               <w:t xml:space="preserve"> = "Тестовая задача", </w:t>
             </w:r>
@@ -7515,8 +8677,8 @@
             <w:r>
               <w:rPr>
                 <w:rFonts w:ascii="Times New Roman" w:hAnsi="Times New Roman" w:cs="Times New Roman"/>
-                <w:sz w:val="28"/>
-                <w:szCs w:val="28"/>
+                <w:sz w:val="24"/>
+                <w:szCs w:val="24"/>
               </w:rPr>
               <w:t>Description</w:t>
             </w:r>
@@ -7524,8 +8686,8 @@
             <w:r>
               <w:rPr>
                 <w:rFonts w:ascii="Times New Roman" w:hAnsi="Times New Roman" w:cs="Times New Roman"/>
-                <w:sz w:val="28"/>
-                <w:szCs w:val="28"/>
+                <w:sz w:val="24"/>
+                <w:szCs w:val="24"/>
               </w:rPr>
               <w:t xml:space="preserve"> = "Описание"</w:t>
             </w:r>
@@ -7533,7 +8695,7 @@
         </w:tc>
         <w:tc>
           <w:tcPr>
-            <w:tcW w:w="2677" w:type="dxa"/>
+            <w:tcW w:w="2472" w:type="dxa"/>
             <w:tcMar>
               <w:top w:w="150" w:type="dxa"/>
               <w:left w:w="240" w:type="dxa"/>
@@ -7548,15 +8710,15 @@
               <w:spacing w:after="0" w:line="240" w:lineRule="auto"/>
               <w:rPr>
                 <w:rFonts w:ascii="Times New Roman" w:hAnsi="Times New Roman" w:cs="Times New Roman"/>
-                <w:sz w:val="28"/>
-                <w:szCs w:val="28"/>
+                <w:sz w:val="24"/>
+                <w:szCs w:val="24"/>
               </w:rPr>
             </w:pPr>
             <w:r>
               <w:rPr>
                 <w:rFonts w:ascii="Times New Roman" w:hAnsi="Times New Roman" w:cs="Times New Roman"/>
-                <w:sz w:val="28"/>
-                <w:szCs w:val="28"/>
+                <w:sz w:val="24"/>
+                <w:szCs w:val="24"/>
               </w:rPr>
               <w:t>Количество задач увеличивается на 1</w:t>
             </w:r>
@@ -7579,23 +8741,23 @@
               <w:spacing w:after="0" w:line="240" w:lineRule="auto"/>
               <w:rPr>
                 <w:rFonts w:ascii="Times New Roman" w:hAnsi="Times New Roman" w:cs="Times New Roman"/>
-                <w:sz w:val="28"/>
-                <w:szCs w:val="28"/>
+                <w:sz w:val="24"/>
+                <w:szCs w:val="24"/>
               </w:rPr>
             </w:pPr>
             <w:r>
               <w:rPr>
                 <w:rFonts w:ascii="Segoe UI Symbol" w:hAnsi="Segoe UI Symbol" w:cs="Segoe UI Symbol"/>
-                <w:sz w:val="28"/>
-                <w:szCs w:val="28"/>
+                <w:sz w:val="24"/>
+                <w:szCs w:val="24"/>
               </w:rPr>
               <w:t>✅</w:t>
             </w:r>
             <w:r>
               <w:rPr>
                 <w:rFonts w:ascii="Times New Roman" w:hAnsi="Times New Roman" w:cs="Times New Roman"/>
-                <w:sz w:val="28"/>
-                <w:szCs w:val="28"/>
+                <w:sz w:val="24"/>
+                <w:szCs w:val="24"/>
               </w:rPr>
               <w:t xml:space="preserve"> Пройден</w:t>
             </w:r>
@@ -7605,43 +8767,10 @@
     </w:tbl>
     <w:p>
       <w:pPr>
-        <w:spacing w:after="0" w:line="360" w:lineRule="auto"/>
-        <w:ind w:left="284" w:right="284"/>
-        <w:jc w:val="center"/>
-        <w:rPr>
-          <w:rFonts w:ascii="Times New Roman" w:hAnsi="Times New Roman" w:cs="Times New Roman"/>
-          <w:b/>
-          <w:sz w:val="28"/>
-          <w:szCs w:val="28"/>
-        </w:rPr>
-      </w:pPr>
-    </w:p>
-    <w:p>
-      <w:pPr>
-        <w:spacing w:after="0" w:line="360" w:lineRule="auto"/>
-        <w:rPr>
-          <w:rFonts w:ascii="Times New Roman" w:hAnsi="Times New Roman" w:cs="Times New Roman"/>
-          <w:b/>
-          <w:sz w:val="28"/>
-          <w:szCs w:val="28"/>
-        </w:rPr>
-      </w:pPr>
-      <w:r>
-        <w:rPr>
-          <w:rFonts w:ascii="Times New Roman" w:hAnsi="Times New Roman" w:cs="Times New Roman"/>
-          <w:b/>
-          <w:sz w:val="28"/>
-          <w:szCs w:val="28"/>
-        </w:rPr>
-        <w:br w:type="page"/>
-      </w:r>
-    </w:p>
-    <w:p>
-      <w:pPr>
         <w:pStyle w:val="111111111"/>
       </w:pPr>
-      <w:bookmarkStart w:id="9" w:name="_Toc228434684"/>
-      <w:bookmarkStart w:id="10" w:name="_Toc231384721"/>
+      <w:bookmarkStart w:id="23" w:name="_Toc228434684"/>
+      <w:bookmarkStart w:id="24" w:name="_Toc231407081"/>
       <w:r>
         <w:lastRenderedPageBreak/>
         <w:t>6.</w:t>
@@ -7652,37 +8781,24 @@
       <w:r>
         <w:t>ИНТЕГРАЦИОННОЕ ТЕСТИРОВАНИЕ</w:t>
       </w:r>
+      <w:bookmarkEnd w:id="23"/>
+      <w:bookmarkEnd w:id="24"/>
+    </w:p>
+    <w:p>
+      <w:pPr>
+        <w:pStyle w:val="2222222"/>
+      </w:pPr>
+      <w:bookmarkStart w:id="25" w:name="_Toc231407082"/>
+      <w:r>
+        <w:t>6.1</w:t>
+      </w:r>
       <w:r>
         <w:t>.</w:t>
       </w:r>
-      <w:bookmarkEnd w:id="9"/>
-      <w:bookmarkEnd w:id="10"/>
-    </w:p>
-    <w:p>
-      <w:pPr>
-        <w:pStyle w:val="3"/>
-        <w:shd w:val="clear" w:color="auto" w:fill="FFFFFF"/>
-        <w:spacing w:before="0" w:line="360" w:lineRule="auto"/>
-        <w:ind w:firstLine="709"/>
-        <w:jc w:val="both"/>
-        <w:rPr>
-          <w:rFonts w:ascii="Times New Roman" w:hAnsi="Times New Roman" w:cs="Times New Roman"/>
-          <w:b/>
-          <w:color w:val="0F1115"/>
-          <w:sz w:val="28"/>
-          <w:szCs w:val="28"/>
-        </w:rPr>
-      </w:pPr>
-      <w:r>
-        <w:rPr>
-          <w:rFonts w:ascii="Times New Roman" w:hAnsi="Times New Roman" w:cs="Times New Roman"/>
-          <w:b/>
-          <w:color w:val="0F1115"/>
-          <w:sz w:val="28"/>
-          <w:szCs w:val="28"/>
-        </w:rPr>
-        <w:t>6.1 Цель тестирования</w:t>
-      </w:r>
+      <w:r>
+        <w:t xml:space="preserve"> Цель тестирования</w:t>
+      </w:r>
+      <w:bookmarkEnd w:id="25"/>
     </w:p>
     <w:p>
       <w:pPr>
@@ -7754,6 +8870,7 @@
         <w:ind w:left="0" w:firstLine="709"/>
         <w:jc w:val="both"/>
         <w:rPr>
+          <w:b/>
           <w:color w:val="0F1115"/>
           <w:sz w:val="28"/>
           <w:szCs w:val="28"/>
@@ -7763,6 +8880,7 @@
       <w:r>
         <w:rPr>
           <w:rStyle w:val="af0"/>
+          <w:b w:val="0"/>
           <w:color w:val="0F1115"/>
           <w:sz w:val="28"/>
           <w:szCs w:val="28"/>
@@ -7772,11 +8890,20 @@
       <w:proofErr w:type="spellEnd"/>
       <w:r>
         <w:rPr>
-          <w:color w:val="0F1115"/>
-          <w:sz w:val="28"/>
-          <w:szCs w:val="28"/>
-        </w:rPr>
-        <w:t> (бизнес-логика)</w:t>
+          <w:b/>
+          <w:color w:val="0F1115"/>
+          <w:sz w:val="28"/>
+          <w:szCs w:val="28"/>
+        </w:rPr>
+        <w:t> </w:t>
+      </w:r>
+      <w:r>
+        <w:rPr>
+          <w:color w:val="0F1115"/>
+          <w:sz w:val="28"/>
+          <w:szCs w:val="28"/>
+        </w:rPr>
+        <w:t>(бизнес-логика)</w:t>
       </w:r>
     </w:p>
     <w:p>
@@ -7791,6 +8918,7 @@
         <w:ind w:left="0" w:firstLine="709"/>
         <w:jc w:val="both"/>
         <w:rPr>
+          <w:b/>
           <w:color w:val="0F1115"/>
           <w:sz w:val="28"/>
           <w:szCs w:val="28"/>
@@ -7800,6 +8928,7 @@
       <w:r>
         <w:rPr>
           <w:rStyle w:val="af0"/>
+          <w:b w:val="0"/>
           <w:color w:val="0F1115"/>
           <w:sz w:val="28"/>
           <w:szCs w:val="28"/>
@@ -7809,11 +8938,20 @@
       <w:proofErr w:type="spellEnd"/>
       <w:r>
         <w:rPr>
-          <w:color w:val="0F1115"/>
-          <w:sz w:val="28"/>
-          <w:szCs w:val="28"/>
-        </w:rPr>
-        <w:t> (работа с файлом)</w:t>
+          <w:b/>
+          <w:color w:val="0F1115"/>
+          <w:sz w:val="28"/>
+          <w:szCs w:val="28"/>
+        </w:rPr>
+        <w:t> </w:t>
+      </w:r>
+      <w:r>
+        <w:rPr>
+          <w:color w:val="0F1115"/>
+          <w:sz w:val="28"/>
+          <w:szCs w:val="28"/>
+        </w:rPr>
+        <w:t>(работа с файлом)</w:t>
       </w:r>
     </w:p>
     <w:p>
@@ -7834,6 +8972,54 @@
     </w:p>
     <w:p>
       <w:pPr>
+        <w:pStyle w:val="2222222"/>
+      </w:pPr>
+      <w:bookmarkStart w:id="26" w:name="_Toc231407083"/>
+      <w:r>
+        <w:t>6.2</w:t>
+      </w:r>
+      <w:r>
+        <w:t>.</w:t>
+      </w:r>
+      <w:r>
+        <w:t xml:space="preserve"> Тестируемый сценарий</w:t>
+      </w:r>
+      <w:bookmarkEnd w:id="26"/>
+    </w:p>
+    <w:p>
+      <w:pPr>
+        <w:pStyle w:val="ds-markdown-paragraph"/>
+        <w:shd w:val="clear" w:color="auto" w:fill="FFFFFF"/>
+        <w:spacing w:before="0" w:beforeAutospacing="0" w:after="0" w:afterAutospacing="0" w:line="360" w:lineRule="auto"/>
+        <w:ind w:firstLine="709"/>
+        <w:jc w:val="both"/>
+        <w:rPr>
+          <w:color w:val="0F1115"/>
+          <w:sz w:val="28"/>
+          <w:szCs w:val="28"/>
+        </w:rPr>
+      </w:pPr>
+      <w:r>
+        <w:rPr>
+          <w:rStyle w:val="af0"/>
+          <w:b w:val="0"/>
+          <w:color w:val="0F1115"/>
+          <w:sz w:val="28"/>
+          <w:szCs w:val="28"/>
+        </w:rPr>
+        <w:t>Сценарий:</w:t>
+      </w:r>
+      <w:r>
+        <w:rPr>
+          <w:color w:val="0F1115"/>
+          <w:sz w:val="28"/>
+          <w:szCs w:val="28"/>
+        </w:rPr>
+        <w:t> Добавление задачи → Сохранение в текстовый файл → Закрытие приложения → Запуск приложения → Загрузка из файла</w:t>
+      </w:r>
+    </w:p>
+    <w:p>
+      <w:pPr>
         <w:pStyle w:val="3"/>
         <w:shd w:val="clear" w:color="auto" w:fill="FFFFFF"/>
         <w:spacing w:before="0" w:line="360" w:lineRule="auto"/>
@@ -7847,88 +9033,83 @@
           <w:szCs w:val="28"/>
         </w:rPr>
       </w:pPr>
-      <w:r>
-        <w:rPr>
-          <w:rFonts w:ascii="Times New Roman" w:hAnsi="Times New Roman" w:cs="Times New Roman"/>
-          <w:b/>
-          <w:color w:val="0F1115"/>
-          <w:sz w:val="28"/>
-          <w:szCs w:val="28"/>
-        </w:rPr>
-        <w:t>6.2 Тестируемый сценарий</w:t>
-      </w:r>
-    </w:p>
-    <w:p>
-      <w:pPr>
-        <w:pStyle w:val="ds-markdown-paragraph"/>
-        <w:shd w:val="clear" w:color="auto" w:fill="FFFFFF"/>
-        <w:spacing w:before="0" w:beforeAutospacing="0" w:after="0" w:afterAutospacing="0" w:line="360" w:lineRule="auto"/>
+    </w:p>
+    <w:p>
+      <w:pPr>
+        <w:pStyle w:val="2222222"/>
+      </w:pPr>
+      <w:bookmarkStart w:id="27" w:name="_Toc231407084"/>
+      <w:r>
+        <w:t>6.3</w:t>
+      </w:r>
+      <w:r>
+        <w:t>.</w:t>
+      </w:r>
+      <w:r>
+        <w:t xml:space="preserve"> Результат интеграционного тестирования</w:t>
+      </w:r>
+      <w:bookmarkEnd w:id="27"/>
+    </w:p>
+    <w:p>
+      <w:pPr>
+        <w:spacing w:after="0" w:line="360" w:lineRule="auto"/>
         <w:ind w:firstLine="709"/>
         <w:jc w:val="both"/>
         <w:rPr>
-          <w:color w:val="0F1115"/>
-          <w:sz w:val="28"/>
-          <w:szCs w:val="28"/>
-        </w:rPr>
-      </w:pPr>
-      <w:r>
-        <w:rPr>
-          <w:rStyle w:val="af0"/>
-          <w:color w:val="0F1115"/>
-          <w:sz w:val="28"/>
-          <w:szCs w:val="28"/>
-        </w:rPr>
-        <w:t>Сценарий:</w:t>
-      </w:r>
-      <w:r>
-        <w:rPr>
-          <w:color w:val="0F1115"/>
-          <w:sz w:val="28"/>
-          <w:szCs w:val="28"/>
-        </w:rPr>
-        <w:t> Добавление задачи → Сохранение в текстовый файл → Закрытие приложения → Запуск приложения → Загрузка из файла</w:t>
-      </w:r>
-    </w:p>
-    <w:p>
-      <w:pPr>
-        <w:pStyle w:val="3"/>
-        <w:shd w:val="clear" w:color="auto" w:fill="FFFFFF"/>
-        <w:spacing w:before="0" w:line="360" w:lineRule="auto"/>
+          <w:rFonts w:ascii="Times New Roman" w:eastAsiaTheme="majorEastAsia" w:hAnsi="Times New Roman" w:cs="Times New Roman"/>
+          <w:color w:val="0F1115"/>
+          <w:sz w:val="28"/>
+          <w:szCs w:val="28"/>
+        </w:rPr>
+      </w:pPr>
+      <w:r>
+        <w:rPr>
+          <w:rFonts w:ascii="Times New Roman" w:hAnsi="Times New Roman" w:cs="Times New Roman"/>
+          <w:color w:val="0F1115"/>
+          <w:sz w:val="28"/>
+          <w:szCs w:val="28"/>
+        </w:rPr>
+        <w:t xml:space="preserve">В таблице 4 изображены </w:t>
+      </w:r>
+      <w:r>
+        <w:rPr>
+          <w:rFonts w:ascii="Times New Roman" w:eastAsiaTheme="majorEastAsia" w:hAnsi="Times New Roman" w:cs="Times New Roman"/>
+          <w:color w:val="0F1115"/>
+          <w:sz w:val="28"/>
+          <w:szCs w:val="28"/>
+        </w:rPr>
+        <w:t>Результаты интеграционного тестирования</w:t>
+      </w:r>
+      <w:r>
+        <w:rPr>
+          <w:rFonts w:ascii="Times New Roman" w:eastAsiaTheme="majorEastAsia" w:hAnsi="Times New Roman" w:cs="Times New Roman"/>
+          <w:color w:val="0F1115"/>
+          <w:sz w:val="28"/>
+          <w:szCs w:val="28"/>
+        </w:rPr>
+        <w:t>.</w:t>
+      </w:r>
+    </w:p>
+    <w:p>
+      <w:pPr>
+        <w:spacing w:after="0" w:line="360" w:lineRule="auto"/>
         <w:ind w:firstLine="709"/>
         <w:jc w:val="both"/>
         <w:rPr>
-          <w:rFonts w:ascii="Times New Roman" w:hAnsi="Times New Roman" w:cs="Times New Roman"/>
-          <w:b/>
-          <w:color w:val="0F1115"/>
-          <w:sz w:val="28"/>
-          <w:szCs w:val="28"/>
-        </w:rPr>
-      </w:pPr>
-    </w:p>
-    <w:p>
-      <w:pPr>
-        <w:pStyle w:val="3"/>
-        <w:shd w:val="clear" w:color="auto" w:fill="FFFFFF"/>
-        <w:spacing w:before="0" w:line="360" w:lineRule="auto"/>
-        <w:ind w:firstLine="709"/>
-        <w:jc w:val="both"/>
-        <w:rPr>
-          <w:rFonts w:ascii="Times New Roman" w:hAnsi="Times New Roman" w:cs="Times New Roman"/>
-          <w:b/>
-          <w:color w:val="0F1115"/>
-          <w:sz w:val="28"/>
-          <w:szCs w:val="28"/>
-        </w:rPr>
-      </w:pPr>
-      <w:r>
-        <w:rPr>
-          <w:rFonts w:ascii="Times New Roman" w:hAnsi="Times New Roman" w:cs="Times New Roman"/>
-          <w:b/>
-          <w:color w:val="0F1115"/>
-          <w:sz w:val="28"/>
-          <w:szCs w:val="28"/>
-        </w:rPr>
-        <w:t>6.3 Результат интеграционного тестирования</w:t>
+          <w:rFonts w:ascii="Times New Roman" w:eastAsiaTheme="majorEastAsia" w:hAnsi="Times New Roman" w:cs="Times New Roman"/>
+          <w:color w:val="0F1115"/>
+          <w:sz w:val="28"/>
+          <w:szCs w:val="28"/>
+        </w:rPr>
+      </w:pPr>
+      <w:r>
+        <w:rPr>
+          <w:rFonts w:ascii="Times New Roman" w:eastAsiaTheme="majorEastAsia" w:hAnsi="Times New Roman" w:cs="Times New Roman"/>
+          <w:color w:val="0F1115"/>
+          <w:sz w:val="28"/>
+          <w:szCs w:val="28"/>
+        </w:rPr>
+        <w:t>Таблица 4 – Результаты интеграционного тестирования</w:t>
       </w:r>
     </w:p>
     <w:tbl>
@@ -7951,47 +9132,15 @@
         <w:tblLook w:val="04A0" w:firstRow="1" w:lastRow="0" w:firstColumn="1" w:lastColumn="0" w:noHBand="0" w:noVBand="1"/>
       </w:tblPr>
       <w:tblGrid>
-        <w:gridCol w:w="509"/>
-        <w:gridCol w:w="1002"/>
-        <w:gridCol w:w="2578"/>
-        <w:gridCol w:w="3320"/>
-        <w:gridCol w:w="2219"/>
+        <w:gridCol w:w="928"/>
+        <w:gridCol w:w="2838"/>
+        <w:gridCol w:w="3744"/>
+        <w:gridCol w:w="2118"/>
       </w:tblGrid>
       <w:tr>
         <w:trPr>
           <w:tblHeader/>
         </w:trPr>
-        <w:tc>
-          <w:tcPr>
-            <w:tcW w:w="0" w:type="auto"/>
-            <w:tcMar>
-              <w:top w:w="150" w:type="dxa"/>
-              <w:left w:w="0" w:type="dxa"/>
-              <w:bottom w:w="150" w:type="dxa"/>
-              <w:right w:w="240" w:type="dxa"/>
-            </w:tcMar>
-            <w:vAlign w:val="center"/>
-            <w:hideMark/>
-          </w:tcPr>
-          <w:p>
-            <w:pPr>
-              <w:spacing w:after="0" w:line="240" w:lineRule="auto"/>
-              <w:rPr>
-                <w:rFonts w:ascii="Times New Roman" w:hAnsi="Times New Roman" w:cs="Times New Roman"/>
-                <w:sz w:val="28"/>
-                <w:szCs w:val="28"/>
-              </w:rPr>
-            </w:pPr>
-            <w:r>
-              <w:rPr>
-                <w:rFonts w:ascii="Times New Roman" w:hAnsi="Times New Roman" w:cs="Times New Roman"/>
-                <w:sz w:val="28"/>
-                <w:szCs w:val="28"/>
-              </w:rPr>
-              <w:t>№</w:t>
-            </w:r>
-          </w:p>
-        </w:tc>
         <w:tc>
           <w:tcPr>
             <w:tcW w:w="0" w:type="auto"/>
@@ -8009,15 +9158,15 @@
               <w:spacing w:after="0" w:line="240" w:lineRule="auto"/>
               <w:rPr>
                 <w:rFonts w:ascii="Times New Roman" w:hAnsi="Times New Roman" w:cs="Times New Roman"/>
-                <w:sz w:val="28"/>
-                <w:szCs w:val="28"/>
+                <w:sz w:val="24"/>
+                <w:szCs w:val="24"/>
               </w:rPr>
             </w:pPr>
             <w:r>
               <w:rPr>
                 <w:rFonts w:ascii="Times New Roman" w:hAnsi="Times New Roman" w:cs="Times New Roman"/>
-                <w:sz w:val="28"/>
-                <w:szCs w:val="28"/>
+                <w:sz w:val="24"/>
+                <w:szCs w:val="24"/>
               </w:rPr>
               <w:t>Шаг</w:t>
             </w:r>
@@ -8040,15 +9189,15 @@
               <w:spacing w:after="0" w:line="240" w:lineRule="auto"/>
               <w:rPr>
                 <w:rFonts w:ascii="Times New Roman" w:hAnsi="Times New Roman" w:cs="Times New Roman"/>
-                <w:sz w:val="28"/>
-                <w:szCs w:val="28"/>
+                <w:sz w:val="24"/>
+                <w:szCs w:val="24"/>
               </w:rPr>
             </w:pPr>
             <w:r>
               <w:rPr>
                 <w:rFonts w:ascii="Times New Roman" w:hAnsi="Times New Roman" w:cs="Times New Roman"/>
-                <w:sz w:val="28"/>
-                <w:szCs w:val="28"/>
+                <w:sz w:val="24"/>
+                <w:szCs w:val="24"/>
               </w:rPr>
               <w:t>Действие</w:t>
             </w:r>
@@ -8071,15 +9220,15 @@
               <w:spacing w:after="0" w:line="240" w:lineRule="auto"/>
               <w:rPr>
                 <w:rFonts w:ascii="Times New Roman" w:hAnsi="Times New Roman" w:cs="Times New Roman"/>
-                <w:sz w:val="28"/>
-                <w:szCs w:val="28"/>
+                <w:sz w:val="24"/>
+                <w:szCs w:val="24"/>
               </w:rPr>
             </w:pPr>
             <w:r>
               <w:rPr>
                 <w:rFonts w:ascii="Times New Roman" w:hAnsi="Times New Roman" w:cs="Times New Roman"/>
-                <w:sz w:val="28"/>
-                <w:szCs w:val="28"/>
+                <w:sz w:val="24"/>
+                <w:szCs w:val="24"/>
               </w:rPr>
               <w:t>Ожидаемый результат</w:t>
             </w:r>
@@ -8102,15 +9251,15 @@
               <w:spacing w:after="0" w:line="240" w:lineRule="auto"/>
               <w:rPr>
                 <w:rFonts w:ascii="Times New Roman" w:hAnsi="Times New Roman" w:cs="Times New Roman"/>
-                <w:sz w:val="28"/>
-                <w:szCs w:val="28"/>
+                <w:sz w:val="24"/>
+                <w:szCs w:val="24"/>
               </w:rPr>
             </w:pPr>
             <w:r>
               <w:rPr>
                 <w:rFonts w:ascii="Times New Roman" w:hAnsi="Times New Roman" w:cs="Times New Roman"/>
-                <w:sz w:val="28"/>
-                <w:szCs w:val="28"/>
+                <w:sz w:val="24"/>
+                <w:szCs w:val="24"/>
               </w:rPr>
               <w:t>Фактический результат</w:t>
             </w:r>
@@ -8123,7 +9272,7 @@
             <w:tcW w:w="0" w:type="auto"/>
             <w:tcMar>
               <w:top w:w="150" w:type="dxa"/>
-              <w:left w:w="0" w:type="dxa"/>
+              <w:left w:w="240" w:type="dxa"/>
               <w:bottom w:w="150" w:type="dxa"/>
               <w:right w:w="240" w:type="dxa"/>
             </w:tcMar>
@@ -8135,15 +9284,15 @@
               <w:spacing w:after="0" w:line="240" w:lineRule="auto"/>
               <w:rPr>
                 <w:rFonts w:ascii="Times New Roman" w:hAnsi="Times New Roman" w:cs="Times New Roman"/>
-                <w:sz w:val="28"/>
-                <w:szCs w:val="28"/>
+                <w:sz w:val="24"/>
+                <w:szCs w:val="24"/>
               </w:rPr>
             </w:pPr>
             <w:r>
               <w:rPr>
                 <w:rFonts w:ascii="Times New Roman" w:hAnsi="Times New Roman" w:cs="Times New Roman"/>
-                <w:sz w:val="28"/>
-                <w:szCs w:val="28"/>
+                <w:sz w:val="24"/>
+                <w:szCs w:val="24"/>
               </w:rPr>
               <w:t>1</w:t>
             </w:r>
@@ -8166,46 +9315,15 @@
               <w:spacing w:after="0" w:line="240" w:lineRule="auto"/>
               <w:rPr>
                 <w:rFonts w:ascii="Times New Roman" w:hAnsi="Times New Roman" w:cs="Times New Roman"/>
-                <w:sz w:val="28"/>
-                <w:szCs w:val="28"/>
+                <w:sz w:val="24"/>
+                <w:szCs w:val="24"/>
               </w:rPr>
             </w:pPr>
             <w:r>
               <w:rPr>
                 <w:rFonts w:ascii="Times New Roman" w:hAnsi="Times New Roman" w:cs="Times New Roman"/>
-                <w:sz w:val="28"/>
-                <w:szCs w:val="28"/>
-              </w:rPr>
-              <w:t>1</w:t>
-            </w:r>
-          </w:p>
-        </w:tc>
-        <w:tc>
-          <w:tcPr>
-            <w:tcW w:w="0" w:type="auto"/>
-            <w:tcMar>
-              <w:top w:w="150" w:type="dxa"/>
-              <w:left w:w="240" w:type="dxa"/>
-              <w:bottom w:w="150" w:type="dxa"/>
-              <w:right w:w="240" w:type="dxa"/>
-            </w:tcMar>
-            <w:vAlign w:val="center"/>
-            <w:hideMark/>
-          </w:tcPr>
-          <w:p>
-            <w:pPr>
-              <w:spacing w:after="0" w:line="240" w:lineRule="auto"/>
-              <w:rPr>
-                <w:rFonts w:ascii="Times New Roman" w:hAnsi="Times New Roman" w:cs="Times New Roman"/>
-                <w:sz w:val="28"/>
-                <w:szCs w:val="28"/>
-              </w:rPr>
-            </w:pPr>
-            <w:r>
-              <w:rPr>
-                <w:rFonts w:ascii="Times New Roman" w:hAnsi="Times New Roman" w:cs="Times New Roman"/>
-                <w:sz w:val="28"/>
-                <w:szCs w:val="28"/>
+                <w:sz w:val="24"/>
+                <w:szCs w:val="24"/>
               </w:rPr>
               <w:t>Добавить задачу "Купить продукты" в приложении</w:t>
             </w:r>
@@ -8228,15 +9346,15 @@
               <w:spacing w:after="0" w:line="240" w:lineRule="auto"/>
               <w:rPr>
                 <w:rFonts w:ascii="Times New Roman" w:hAnsi="Times New Roman" w:cs="Times New Roman"/>
-                <w:sz w:val="28"/>
-                <w:szCs w:val="28"/>
+                <w:sz w:val="24"/>
+                <w:szCs w:val="24"/>
               </w:rPr>
             </w:pPr>
             <w:r>
               <w:rPr>
                 <w:rFonts w:ascii="Times New Roman" w:hAnsi="Times New Roman" w:cs="Times New Roman"/>
-                <w:sz w:val="28"/>
-                <w:szCs w:val="28"/>
+                <w:sz w:val="24"/>
+                <w:szCs w:val="24"/>
               </w:rPr>
               <w:t>Задача отображается в списке</w:t>
             </w:r>
@@ -8259,23 +9377,23 @@
               <w:spacing w:after="0" w:line="240" w:lineRule="auto"/>
               <w:rPr>
                 <w:rFonts w:ascii="Times New Roman" w:hAnsi="Times New Roman" w:cs="Times New Roman"/>
-                <w:sz w:val="28"/>
-                <w:szCs w:val="28"/>
+                <w:sz w:val="24"/>
+                <w:szCs w:val="24"/>
               </w:rPr>
             </w:pPr>
             <w:r>
               <w:rPr>
                 <w:rFonts w:ascii="Segoe UI Symbol" w:hAnsi="Segoe UI Symbol" w:cs="Segoe UI Symbol"/>
-                <w:sz w:val="28"/>
-                <w:szCs w:val="28"/>
+                <w:sz w:val="24"/>
+                <w:szCs w:val="24"/>
               </w:rPr>
               <w:t>✅</w:t>
             </w:r>
             <w:r>
               <w:rPr>
                 <w:rFonts w:ascii="Times New Roman" w:hAnsi="Times New Roman" w:cs="Times New Roman"/>
-                <w:sz w:val="28"/>
-                <w:szCs w:val="28"/>
+                <w:sz w:val="24"/>
+                <w:szCs w:val="24"/>
               </w:rPr>
               <w:t xml:space="preserve"> Пройден</w:t>
             </w:r>
@@ -8288,7 +9406,7 @@
             <w:tcW w:w="0" w:type="auto"/>
             <w:tcMar>
               <w:top w:w="150" w:type="dxa"/>
-              <w:left w:w="0" w:type="dxa"/>
+              <w:left w:w="240" w:type="dxa"/>
               <w:bottom w:w="150" w:type="dxa"/>
               <w:right w:w="240" w:type="dxa"/>
             </w:tcMar>
@@ -8300,15 +9418,15 @@
               <w:spacing w:after="0" w:line="240" w:lineRule="auto"/>
               <w:rPr>
                 <w:rFonts w:ascii="Times New Roman" w:hAnsi="Times New Roman" w:cs="Times New Roman"/>
-                <w:sz w:val="28"/>
-                <w:szCs w:val="28"/>
+                <w:sz w:val="24"/>
+                <w:szCs w:val="24"/>
               </w:rPr>
             </w:pPr>
             <w:r>
               <w:rPr>
                 <w:rFonts w:ascii="Times New Roman" w:hAnsi="Times New Roman" w:cs="Times New Roman"/>
-                <w:sz w:val="28"/>
-                <w:szCs w:val="28"/>
+                <w:sz w:val="24"/>
+                <w:szCs w:val="24"/>
               </w:rPr>
               <w:t>2</w:t>
             </w:r>
@@ -8331,46 +9449,15 @@
               <w:spacing w:after="0" w:line="240" w:lineRule="auto"/>
               <w:rPr>
                 <w:rFonts w:ascii="Times New Roman" w:hAnsi="Times New Roman" w:cs="Times New Roman"/>
-                <w:sz w:val="28"/>
-                <w:szCs w:val="28"/>
+                <w:sz w:val="24"/>
+                <w:szCs w:val="24"/>
               </w:rPr>
             </w:pPr>
             <w:r>
               <w:rPr>
                 <w:rFonts w:ascii="Times New Roman" w:hAnsi="Times New Roman" w:cs="Times New Roman"/>
-                <w:sz w:val="28"/>
-                <w:szCs w:val="28"/>
-              </w:rPr>
-              <w:t>2</w:t>
-            </w:r>
-          </w:p>
-        </w:tc>
-        <w:tc>
-          <w:tcPr>
-            <w:tcW w:w="0" w:type="auto"/>
-            <w:tcMar>
-              <w:top w:w="150" w:type="dxa"/>
-              <w:left w:w="240" w:type="dxa"/>
-              <w:bottom w:w="150" w:type="dxa"/>
-              <w:right w:w="240" w:type="dxa"/>
-            </w:tcMar>
-            <w:vAlign w:val="center"/>
-            <w:hideMark/>
-          </w:tcPr>
-          <w:p>
-            <w:pPr>
-              <w:spacing w:after="0" w:line="240" w:lineRule="auto"/>
-              <w:rPr>
-                <w:rFonts w:ascii="Times New Roman" w:hAnsi="Times New Roman" w:cs="Times New Roman"/>
-                <w:sz w:val="28"/>
-                <w:szCs w:val="28"/>
-              </w:rPr>
-            </w:pPr>
-            <w:r>
-              <w:rPr>
-                <w:rFonts w:ascii="Times New Roman" w:hAnsi="Times New Roman" w:cs="Times New Roman"/>
-                <w:sz w:val="28"/>
-                <w:szCs w:val="28"/>
+                <w:sz w:val="24"/>
+                <w:szCs w:val="24"/>
               </w:rPr>
               <w:t>Закрыть приложение</w:t>
             </w:r>
@@ -8393,15 +9480,15 @@
               <w:spacing w:after="0" w:line="240" w:lineRule="auto"/>
               <w:rPr>
                 <w:rFonts w:ascii="Times New Roman" w:hAnsi="Times New Roman" w:cs="Times New Roman"/>
-                <w:sz w:val="28"/>
-                <w:szCs w:val="28"/>
+                <w:sz w:val="24"/>
+                <w:szCs w:val="24"/>
               </w:rPr>
             </w:pPr>
             <w:r>
               <w:rPr>
                 <w:rFonts w:ascii="Times New Roman" w:hAnsi="Times New Roman" w:cs="Times New Roman"/>
-                <w:sz w:val="28"/>
-                <w:szCs w:val="28"/>
+                <w:sz w:val="24"/>
+                <w:szCs w:val="24"/>
               </w:rPr>
               <w:t>Данные сохраняются в файл </w:t>
             </w:r>
@@ -8409,8 +9496,8 @@
               <w:rPr>
                 <w:rStyle w:val="HTML"/>
                 <w:rFonts w:ascii="Times New Roman" w:eastAsiaTheme="minorHAnsi" w:hAnsi="Times New Roman" w:cs="Times New Roman"/>
-                <w:sz w:val="28"/>
-                <w:szCs w:val="28"/>
+                <w:sz w:val="24"/>
+                <w:szCs w:val="24"/>
                 <w:shd w:val="clear" w:color="auto" w:fill="EBEEF2"/>
               </w:rPr>
               <w:t>tasks.txt</w:t>
@@ -8418,8 +9505,8 @@
             <w:r>
               <w:rPr>
                 <w:rFonts w:ascii="Times New Roman" w:hAnsi="Times New Roman" w:cs="Times New Roman"/>
-                <w:sz w:val="28"/>
-                <w:szCs w:val="28"/>
+                <w:sz w:val="24"/>
+                <w:szCs w:val="24"/>
               </w:rPr>
               <w:t> на рабочем столе</w:t>
             </w:r>
@@ -8442,23 +9529,23 @@
               <w:spacing w:after="0" w:line="240" w:lineRule="auto"/>
               <w:rPr>
                 <w:rFonts w:ascii="Times New Roman" w:hAnsi="Times New Roman" w:cs="Times New Roman"/>
-                <w:sz w:val="28"/>
-                <w:szCs w:val="28"/>
+                <w:sz w:val="24"/>
+                <w:szCs w:val="24"/>
               </w:rPr>
             </w:pPr>
             <w:r>
               <w:rPr>
                 <w:rFonts w:ascii="Segoe UI Symbol" w:hAnsi="Segoe UI Symbol" w:cs="Segoe UI Symbol"/>
-                <w:sz w:val="28"/>
-                <w:szCs w:val="28"/>
+                <w:sz w:val="24"/>
+                <w:szCs w:val="24"/>
               </w:rPr>
               <w:t>✅</w:t>
             </w:r>
             <w:r>
               <w:rPr>
                 <w:rFonts w:ascii="Times New Roman" w:hAnsi="Times New Roman" w:cs="Times New Roman"/>
-                <w:sz w:val="28"/>
-                <w:szCs w:val="28"/>
+                <w:sz w:val="24"/>
+                <w:szCs w:val="24"/>
               </w:rPr>
               <w:t xml:space="preserve"> Пройден</w:t>
             </w:r>
@@ -8471,7 +9558,7 @@
             <w:tcW w:w="0" w:type="auto"/>
             <w:tcMar>
               <w:top w:w="150" w:type="dxa"/>
-              <w:left w:w="0" w:type="dxa"/>
+              <w:left w:w="240" w:type="dxa"/>
               <w:bottom w:w="150" w:type="dxa"/>
               <w:right w:w="240" w:type="dxa"/>
             </w:tcMar>
@@ -8483,15 +9570,15 @@
               <w:spacing w:after="0" w:line="240" w:lineRule="auto"/>
               <w:rPr>
                 <w:rFonts w:ascii="Times New Roman" w:hAnsi="Times New Roman" w:cs="Times New Roman"/>
-                <w:sz w:val="28"/>
-                <w:szCs w:val="28"/>
+                <w:sz w:val="24"/>
+                <w:szCs w:val="24"/>
               </w:rPr>
             </w:pPr>
             <w:r>
               <w:rPr>
                 <w:rFonts w:ascii="Times New Roman" w:hAnsi="Times New Roman" w:cs="Times New Roman"/>
-                <w:sz w:val="28"/>
-                <w:szCs w:val="28"/>
+                <w:sz w:val="24"/>
+                <w:szCs w:val="24"/>
               </w:rPr>
               <w:t>3</w:t>
             </w:r>
@@ -8514,46 +9601,15 @@
               <w:spacing w:after="0" w:line="240" w:lineRule="auto"/>
               <w:rPr>
                 <w:rFonts w:ascii="Times New Roman" w:hAnsi="Times New Roman" w:cs="Times New Roman"/>
-                <w:sz w:val="28"/>
-                <w:szCs w:val="28"/>
+                <w:sz w:val="24"/>
+                <w:szCs w:val="24"/>
               </w:rPr>
             </w:pPr>
             <w:r>
               <w:rPr>
                 <w:rFonts w:ascii="Times New Roman" w:hAnsi="Times New Roman" w:cs="Times New Roman"/>
-                <w:sz w:val="28"/>
-                <w:szCs w:val="28"/>
-              </w:rPr>
-              <w:t>3</w:t>
-            </w:r>
-          </w:p>
-        </w:tc>
-        <w:tc>
-          <w:tcPr>
-            <w:tcW w:w="0" w:type="auto"/>
-            <w:tcMar>
-              <w:top w:w="150" w:type="dxa"/>
-              <w:left w:w="240" w:type="dxa"/>
-              <w:bottom w:w="150" w:type="dxa"/>
-              <w:right w:w="240" w:type="dxa"/>
-            </w:tcMar>
-            <w:vAlign w:val="center"/>
-            <w:hideMark/>
-          </w:tcPr>
-          <w:p>
-            <w:pPr>
-              <w:spacing w:after="0" w:line="240" w:lineRule="auto"/>
-              <w:rPr>
-                <w:rFonts w:ascii="Times New Roman" w:hAnsi="Times New Roman" w:cs="Times New Roman"/>
-                <w:sz w:val="28"/>
-                <w:szCs w:val="28"/>
-              </w:rPr>
-            </w:pPr>
-            <w:r>
-              <w:rPr>
-                <w:rFonts w:ascii="Times New Roman" w:hAnsi="Times New Roman" w:cs="Times New Roman"/>
-                <w:sz w:val="28"/>
-                <w:szCs w:val="28"/>
+                <w:sz w:val="24"/>
+                <w:szCs w:val="24"/>
               </w:rPr>
               <w:t>Запустить приложение заново</w:t>
             </w:r>
@@ -8576,15 +9632,15 @@
               <w:spacing w:after="0" w:line="240" w:lineRule="auto"/>
               <w:rPr>
                 <w:rFonts w:ascii="Times New Roman" w:hAnsi="Times New Roman" w:cs="Times New Roman"/>
-                <w:sz w:val="28"/>
-                <w:szCs w:val="28"/>
+                <w:sz w:val="24"/>
+                <w:szCs w:val="24"/>
               </w:rPr>
             </w:pPr>
             <w:r>
               <w:rPr>
                 <w:rFonts w:ascii="Times New Roman" w:hAnsi="Times New Roman" w:cs="Times New Roman"/>
-                <w:sz w:val="28"/>
-                <w:szCs w:val="28"/>
+                <w:sz w:val="24"/>
+                <w:szCs w:val="24"/>
               </w:rPr>
               <w:t>Задача "Купить продукты" загружается из файла и отображается в списке</w:t>
             </w:r>
@@ -8607,23 +9663,23 @@
               <w:spacing w:after="0" w:line="240" w:lineRule="auto"/>
               <w:rPr>
                 <w:rFonts w:ascii="Times New Roman" w:hAnsi="Times New Roman" w:cs="Times New Roman"/>
-                <w:sz w:val="28"/>
-                <w:szCs w:val="28"/>
+                <w:sz w:val="24"/>
+                <w:szCs w:val="24"/>
               </w:rPr>
             </w:pPr>
             <w:r>
               <w:rPr>
                 <w:rFonts w:ascii="Segoe UI Symbol" w:hAnsi="Segoe UI Symbol" w:cs="Segoe UI Symbol"/>
-                <w:sz w:val="28"/>
-                <w:szCs w:val="28"/>
+                <w:sz w:val="24"/>
+                <w:szCs w:val="24"/>
               </w:rPr>
               <w:t>✅</w:t>
             </w:r>
             <w:r>
               <w:rPr>
                 <w:rFonts w:ascii="Times New Roman" w:hAnsi="Times New Roman" w:cs="Times New Roman"/>
-                <w:sz w:val="28"/>
-                <w:szCs w:val="28"/>
+                <w:sz w:val="24"/>
+                <w:szCs w:val="24"/>
               </w:rPr>
               <w:t xml:space="preserve"> Пройден</w:t>
             </w:r>
@@ -8633,44 +9689,31 @@
     </w:tbl>
     <w:p>
       <w:pPr>
-        <w:pStyle w:val="3"/>
-        <w:shd w:val="clear" w:color="auto" w:fill="FFFFFF"/>
-        <w:spacing w:before="0" w:line="360" w:lineRule="auto"/>
         <w:ind w:firstLine="709"/>
-        <w:rPr>
-          <w:rFonts w:ascii="Times New Roman" w:hAnsi="Times New Roman" w:cs="Times New Roman"/>
-          <w:b/>
-          <w:color w:val="0F1115"/>
-          <w:sz w:val="28"/>
-          <w:szCs w:val="28"/>
-        </w:rPr>
-      </w:pPr>
-    </w:p>
-    <w:p>
-      <w:pPr>
-        <w:pStyle w:val="3"/>
-        <w:shd w:val="clear" w:color="auto" w:fill="FFFFFF"/>
-        <w:spacing w:before="0" w:line="360" w:lineRule="auto"/>
-        <w:ind w:firstLine="709"/>
-        <w:jc w:val="both"/>
-        <w:rPr>
-          <w:rFonts w:ascii="Times New Roman" w:hAnsi="Times New Roman" w:cs="Times New Roman"/>
-          <w:b/>
-          <w:color w:val="0F1115"/>
-          <w:sz w:val="28"/>
-          <w:szCs w:val="28"/>
-        </w:rPr>
-      </w:pPr>
-      <w:r>
-        <w:rPr>
-          <w:rFonts w:ascii="Times New Roman" w:hAnsi="Times New Roman" w:cs="Times New Roman"/>
-          <w:b/>
-          <w:color w:val="0F1115"/>
-          <w:sz w:val="28"/>
-          <w:szCs w:val="28"/>
-        </w:rPr>
-        <w:t>6.4 Вывод по разделу</w:t>
-      </w:r>
+        <w:jc w:val="center"/>
+        <w:rPr>
+          <w:rFonts w:ascii="Times New Roman" w:eastAsiaTheme="majorEastAsia" w:hAnsi="Times New Roman" w:cs="Times New Roman"/>
+          <w:color w:val="0F1115"/>
+          <w:sz w:val="28"/>
+          <w:szCs w:val="28"/>
+        </w:rPr>
+      </w:pPr>
+    </w:p>
+    <w:p>
+      <w:pPr>
+        <w:pStyle w:val="2222222"/>
+      </w:pPr>
+      <w:bookmarkStart w:id="28" w:name="_Toc231407085"/>
+      <w:r>
+        <w:t>6.4</w:t>
+      </w:r>
+      <w:r>
+        <w:t>.</w:t>
+      </w:r>
+      <w:r>
+        <w:t xml:space="preserve"> Вывод по разделу</w:t>
+      </w:r>
+      <w:bookmarkEnd w:id="28"/>
     </w:p>
     <w:p>
       <w:pPr>
@@ -8854,40 +9897,17 @@
           <w:sz w:val="28"/>
           <w:szCs w:val="28"/>
         </w:rPr>
+        <w:t>При повторном запуске приложения все задачи загружаются из файла</w:t>
+      </w:r>
+    </w:p>
+    <w:p>
+      <w:pPr>
+        <w:pStyle w:val="111111111"/>
+      </w:pPr>
+      <w:bookmarkStart w:id="29" w:name="_Toc228434685"/>
+      <w:bookmarkStart w:id="30" w:name="_Toc231407086"/>
+      <w:r>
         <w:lastRenderedPageBreak/>
-        <w:t>При повторном запуске приложения все задачи загружаются из файла</w:t>
-      </w:r>
-    </w:p>
-    <w:p>
-      <w:pPr>
-        <w:spacing w:after="0" w:line="360" w:lineRule="auto"/>
-        <w:rPr>
-          <w:rFonts w:ascii="Times New Roman" w:hAnsi="Times New Roman" w:cs="Times New Roman"/>
-          <w:b/>
-          <w:sz w:val="28"/>
-          <w:szCs w:val="28"/>
-        </w:rPr>
-      </w:pPr>
-    </w:p>
-    <w:p>
-      <w:pPr>
-        <w:spacing w:after="0" w:line="240" w:lineRule="auto"/>
-        <w:ind w:left="284" w:right="284"/>
-        <w:jc w:val="center"/>
-        <w:rPr>
-          <w:rFonts w:ascii="Times New Roman" w:hAnsi="Times New Roman" w:cs="Times New Roman"/>
-          <w:b/>
-          <w:sz w:val="28"/>
-        </w:rPr>
-      </w:pPr>
-    </w:p>
-    <w:p>
-      <w:pPr>
-        <w:pStyle w:val="111111111"/>
-      </w:pPr>
-      <w:bookmarkStart w:id="11" w:name="_Toc228434685"/>
-      <w:bookmarkStart w:id="12" w:name="_Toc231384722"/>
-      <w:r>
         <w:t>7</w:t>
       </w:r>
       <w:r>
@@ -8896,11 +9916,8 @@
       <w:r>
         <w:t xml:space="preserve"> Оформление документации на программные средства с использованием инструментальных средств</w:t>
       </w:r>
-      <w:r>
-        <w:t>.</w:t>
-      </w:r>
-      <w:bookmarkEnd w:id="11"/>
-      <w:bookmarkEnd w:id="12"/>
+      <w:bookmarkEnd w:id="29"/>
+      <w:bookmarkEnd w:id="30"/>
     </w:p>
     <w:p>
       <w:pPr>
@@ -8927,6 +9944,7 @@
       <w:r>
         <w:rPr>
           <w:rStyle w:val="af0"/>
+          <w:b w:val="0"/>
           <w:color w:val="0F1115"/>
           <w:sz w:val="28"/>
           <w:szCs w:val="28"/>
@@ -8936,11 +9954,20 @@
       <w:proofErr w:type="spellEnd"/>
       <w:r>
         <w:rPr>
-          <w:color w:val="0F1115"/>
-          <w:sz w:val="28"/>
-          <w:szCs w:val="28"/>
-        </w:rPr>
-        <w:t>, которая позволяет отслеживать изменения исходного кода, возвращаться к предыдущим версиям и работать над проектом в команде.</w:t>
+          <w:b/>
+          <w:color w:val="0F1115"/>
+          <w:sz w:val="28"/>
+          <w:szCs w:val="28"/>
+        </w:rPr>
+        <w:t>,</w:t>
+      </w:r>
+      <w:r>
+        <w:rPr>
+          <w:color w:val="0F1115"/>
+          <w:sz w:val="28"/>
+          <w:szCs w:val="28"/>
+        </w:rPr>
+        <w:t xml:space="preserve"> которая позволяет отслеживать изменения исходного кода, возвращаться к предыдущим версиям и работать над проектом в команде.</w:t>
       </w:r>
     </w:p>
     <w:p>
@@ -9160,6 +10187,41 @@
           <w:color w:val="0F1115"/>
           <w:sz w:val="28"/>
           <w:szCs w:val="28"/>
+        </w:rPr>
+        <w:t>.</w:t>
+      </w:r>
+    </w:p>
+    <w:p>
+      <w:pPr>
+        <w:spacing w:after="0" w:line="360" w:lineRule="auto"/>
+        <w:ind w:firstLine="709"/>
+        <w:jc w:val="both"/>
+        <w:rPr>
+          <w:rFonts w:ascii="Times New Roman" w:hAnsi="Times New Roman" w:cs="Times New Roman"/>
+          <w:sz w:val="28"/>
+        </w:rPr>
+      </w:pPr>
+      <w:r>
+        <w:rPr>
+          <w:rFonts w:ascii="Times New Roman" w:hAnsi="Times New Roman" w:cs="Times New Roman"/>
+          <w:sz w:val="28"/>
+        </w:rPr>
+        <w:t xml:space="preserve">На рисунке 5 изображено создание ветки </w:t>
+      </w:r>
+      <w:proofErr w:type="spellStart"/>
+      <w:r>
+        <w:rPr>
+          <w:rFonts w:ascii="Times New Roman" w:hAnsi="Times New Roman" w:cs="Times New Roman"/>
+          <w:sz w:val="28"/>
+          <w:lang w:val="en-US"/>
+        </w:rPr>
+        <w:t>bugFix</w:t>
+      </w:r>
+      <w:proofErr w:type="spellEnd"/>
+      <w:r>
+        <w:rPr>
+          <w:rFonts w:ascii="Times New Roman" w:hAnsi="Times New Roman" w:cs="Times New Roman"/>
+          <w:sz w:val="28"/>
         </w:rPr>
         <w:t>.</w:t>
       </w:r>
@@ -9226,6 +10288,7 @@
         <w:ind w:firstLine="709"/>
         <w:jc w:val="center"/>
         <w:rPr>
+          <w:b/>
           <w:color w:val="0F1115"/>
           <w:sz w:val="28"/>
           <w:szCs w:val="28"/>
@@ -9234,16 +10297,28 @@
       <w:r>
         <w:rPr>
           <w:rStyle w:val="af0"/>
-          <w:color w:val="0F1115"/>
-          <w:sz w:val="28"/>
-          <w:szCs w:val="28"/>
-        </w:rPr>
-        <w:t xml:space="preserve">Рисунок 1 – Создание ветки </w:t>
+          <w:b w:val="0"/>
+          <w:color w:val="0F1115"/>
+          <w:sz w:val="28"/>
+          <w:szCs w:val="28"/>
+        </w:rPr>
+        <w:t>Рисунок 5</w:t>
+      </w:r>
+      <w:r>
+        <w:rPr>
+          <w:rStyle w:val="af0"/>
+          <w:b w:val="0"/>
+          <w:color w:val="0F1115"/>
+          <w:sz w:val="28"/>
+          <w:szCs w:val="28"/>
+        </w:rPr>
+        <w:t xml:space="preserve"> – Создание ветки </w:t>
       </w:r>
       <w:proofErr w:type="spellStart"/>
       <w:r>
         <w:rPr>
           <w:rStyle w:val="af0"/>
+          <w:b w:val="0"/>
           <w:color w:val="0F1115"/>
           <w:sz w:val="28"/>
           <w:szCs w:val="28"/>
@@ -9254,6 +10329,7 @@
       <w:r>
         <w:rPr>
           <w:rStyle w:val="af0"/>
+          <w:b w:val="0"/>
           <w:color w:val="0F1115"/>
           <w:sz w:val="28"/>
           <w:szCs w:val="28"/>
@@ -9380,6 +10456,120 @@
           <w:szCs w:val="28"/>
         </w:rPr>
         <w:t xml:space="preserve"> сохраняет состояние проекта на определённый момент времени.</w:t>
+      </w:r>
+    </w:p>
+    <w:p>
+      <w:pPr>
+        <w:spacing w:after="0" w:line="360" w:lineRule="auto"/>
+        <w:ind w:firstLine="709"/>
+        <w:jc w:val="both"/>
+        <w:rPr>
+          <w:rFonts w:ascii="Times New Roman" w:hAnsi="Times New Roman" w:cs="Times New Roman"/>
+          <w:sz w:val="28"/>
+        </w:rPr>
+      </w:pPr>
+    </w:p>
+    <w:p>
+      <w:pPr>
+        <w:spacing w:after="0" w:line="360" w:lineRule="auto"/>
+        <w:ind w:firstLine="709"/>
+        <w:jc w:val="both"/>
+        <w:rPr>
+          <w:rFonts w:ascii="Times New Roman" w:hAnsi="Times New Roman" w:cs="Times New Roman"/>
+          <w:sz w:val="28"/>
+        </w:rPr>
+      </w:pPr>
+    </w:p>
+    <w:p>
+      <w:pPr>
+        <w:spacing w:after="0" w:line="360" w:lineRule="auto"/>
+        <w:ind w:firstLine="709"/>
+        <w:jc w:val="both"/>
+        <w:rPr>
+          <w:rFonts w:ascii="Times New Roman" w:hAnsi="Times New Roman" w:cs="Times New Roman"/>
+          <w:sz w:val="28"/>
+        </w:rPr>
+      </w:pPr>
+    </w:p>
+    <w:p>
+      <w:pPr>
+        <w:spacing w:after="0" w:line="360" w:lineRule="auto"/>
+        <w:ind w:firstLine="709"/>
+        <w:jc w:val="both"/>
+        <w:rPr>
+          <w:rFonts w:ascii="Times New Roman" w:hAnsi="Times New Roman" w:cs="Times New Roman"/>
+          <w:sz w:val="28"/>
+        </w:rPr>
+      </w:pPr>
+      <w:r>
+        <w:rPr>
+          <w:rFonts w:ascii="Times New Roman" w:hAnsi="Times New Roman" w:cs="Times New Roman"/>
+          <w:sz w:val="28"/>
+        </w:rPr>
+        <w:lastRenderedPageBreak/>
+        <w:t xml:space="preserve">На рисунке 6 изображено </w:t>
+      </w:r>
+      <w:r>
+        <w:rPr>
+          <w:rFonts w:ascii="Times New Roman" w:hAnsi="Times New Roman" w:cs="Times New Roman"/>
+          <w:sz w:val="28"/>
+        </w:rPr>
+        <w:t xml:space="preserve">выполнение </w:t>
+      </w:r>
+      <w:proofErr w:type="spellStart"/>
+      <w:r>
+        <w:rPr>
+          <w:rFonts w:ascii="Times New Roman" w:hAnsi="Times New Roman" w:cs="Times New Roman"/>
+          <w:sz w:val="28"/>
+        </w:rPr>
+        <w:t>коммитов</w:t>
+      </w:r>
+      <w:proofErr w:type="spellEnd"/>
+      <w:r>
+        <w:rPr>
+          <w:rFonts w:ascii="Times New Roman" w:hAnsi="Times New Roman" w:cs="Times New Roman"/>
+          <w:sz w:val="28"/>
+        </w:rPr>
+        <w:t xml:space="preserve"> в ветках </w:t>
+      </w:r>
+      <w:proofErr w:type="spellStart"/>
+      <w:r>
+        <w:rPr>
+          <w:rFonts w:ascii="Times New Roman" w:hAnsi="Times New Roman" w:cs="Times New Roman"/>
+          <w:sz w:val="28"/>
+          <w:lang w:val="en-US"/>
+        </w:rPr>
+        <w:t>bugFix</w:t>
+      </w:r>
+      <w:proofErr w:type="spellEnd"/>
+      <w:r>
+        <w:rPr>
+          <w:rFonts w:ascii="Times New Roman" w:hAnsi="Times New Roman" w:cs="Times New Roman"/>
+          <w:sz w:val="28"/>
+        </w:rPr>
+        <w:t xml:space="preserve"> </w:t>
+      </w:r>
+      <w:r>
+        <w:rPr>
+          <w:rFonts w:ascii="Times New Roman" w:hAnsi="Times New Roman" w:cs="Times New Roman"/>
+          <w:sz w:val="28"/>
+        </w:rPr>
+        <w:t xml:space="preserve">и </w:t>
+      </w:r>
+      <w:r>
+        <w:rPr>
+          <w:rFonts w:ascii="Times New Roman" w:hAnsi="Times New Roman" w:cs="Times New Roman"/>
+          <w:sz w:val="28"/>
+          <w:lang w:val="en-US"/>
+        </w:rPr>
+        <w:t>main</w:t>
+      </w:r>
+      <w:r>
+        <w:rPr>
+          <w:rFonts w:ascii="Times New Roman" w:hAnsi="Times New Roman" w:cs="Times New Roman"/>
+          <w:sz w:val="28"/>
+        </w:rPr>
+        <w:t>.</w:t>
       </w:r>
     </w:p>
     <w:p>
@@ -9403,7 +10593,6 @@
         <w:rPr>
           <w:noProof/>
         </w:rPr>
-        <w:lastRenderedPageBreak/>
         <w:drawing>
           <wp:inline distT="0" distB="0" distL="0" distR="0" wp14:anchorId="47A5985A" wp14:editId="36D28BD6">
             <wp:extent cx="5048708" cy="1613643"/>
@@ -9452,6 +10641,7 @@
         <w:ind w:firstLine="709"/>
         <w:jc w:val="center"/>
         <w:rPr>
+          <w:b/>
           <w:color w:val="0F1115"/>
           <w:sz w:val="28"/>
           <w:szCs w:val="28"/>
@@ -9460,16 +10650,28 @@
       <w:r>
         <w:rPr>
           <w:rStyle w:val="af0"/>
-          <w:color w:val="0F1115"/>
-          <w:sz w:val="28"/>
-          <w:szCs w:val="28"/>
-        </w:rPr>
-        <w:t xml:space="preserve">Рисунок 2 – Выполнение </w:t>
+          <w:b w:val="0"/>
+          <w:color w:val="0F1115"/>
+          <w:sz w:val="28"/>
+          <w:szCs w:val="28"/>
+        </w:rPr>
+        <w:t>Рисунок 6</w:t>
+      </w:r>
+      <w:r>
+        <w:rPr>
+          <w:rStyle w:val="af0"/>
+          <w:b w:val="0"/>
+          <w:color w:val="0F1115"/>
+          <w:sz w:val="28"/>
+          <w:szCs w:val="28"/>
+        </w:rPr>
+        <w:t xml:space="preserve"> – Выполнение </w:t>
       </w:r>
       <w:proofErr w:type="spellStart"/>
       <w:r>
         <w:rPr>
           <w:rStyle w:val="af0"/>
+          <w:b w:val="0"/>
           <w:color w:val="0F1115"/>
           <w:sz w:val="28"/>
           <w:szCs w:val="28"/>
@@ -9480,6 +10682,7 @@
       <w:r>
         <w:rPr>
           <w:rStyle w:val="af0"/>
+          <w:b w:val="0"/>
           <w:color w:val="0F1115"/>
           <w:sz w:val="28"/>
           <w:szCs w:val="28"/>
@@ -9490,6 +10693,7 @@
       <w:r>
         <w:rPr>
           <w:rStyle w:val="af0"/>
+          <w:b w:val="0"/>
           <w:color w:val="0F1115"/>
           <w:sz w:val="28"/>
           <w:szCs w:val="28"/>
@@ -9500,6 +10704,7 @@
       <w:r>
         <w:rPr>
           <w:rStyle w:val="af0"/>
+          <w:b w:val="0"/>
           <w:color w:val="0F1115"/>
           <w:sz w:val="28"/>
           <w:szCs w:val="28"/>
@@ -9510,6 +10715,7 @@
       <w:r>
         <w:rPr>
           <w:rStyle w:val="af0"/>
+          <w:b w:val="0"/>
           <w:color w:val="0F1115"/>
           <w:sz w:val="28"/>
           <w:szCs w:val="28"/>
@@ -9629,6 +10835,31 @@
     </w:p>
     <w:p>
       <w:pPr>
+        <w:spacing w:after="0" w:line="360" w:lineRule="auto"/>
+        <w:ind w:firstLine="709"/>
+        <w:jc w:val="both"/>
+        <w:rPr>
+          <w:rFonts w:ascii="Times New Roman" w:hAnsi="Times New Roman" w:cs="Times New Roman"/>
+          <w:sz w:val="28"/>
+        </w:rPr>
+      </w:pPr>
+      <w:r>
+        <w:rPr>
+          <w:rFonts w:ascii="Times New Roman" w:hAnsi="Times New Roman" w:cs="Times New Roman"/>
+          <w:sz w:val="28"/>
+        </w:rPr>
+        <w:t>На рисунке 7 изображено удаление задачи из списка</w:t>
+      </w:r>
+      <w:r>
+        <w:rPr>
+          <w:rFonts w:ascii="Times New Roman" w:hAnsi="Times New Roman" w:cs="Times New Roman"/>
+          <w:sz w:val="28"/>
+        </w:rPr>
+        <w:t>.</w:t>
+      </w:r>
+    </w:p>
+    <w:p>
+      <w:pPr>
         <w:pStyle w:val="ds-markdown-paragraph"/>
         <w:shd w:val="clear" w:color="auto" w:fill="FFFFFF"/>
         <w:spacing w:before="0" w:beforeAutospacing="0" w:after="0" w:afterAutospacing="0" w:line="360" w:lineRule="auto"/>
@@ -9646,8 +10877,8 @@
         </w:rPr>
         <w:drawing>
           <wp:inline distT="0" distB="0" distL="0" distR="0" wp14:anchorId="57D4C4FA" wp14:editId="18958244">
-            <wp:extent cx="5539562" cy="2056536"/>
-            <wp:effectExtent l="0" t="0" r="4445" b="1270"/>
+            <wp:extent cx="5189516" cy="1926583"/>
+            <wp:effectExtent l="0" t="0" r="0" b="0"/>
             <wp:docPr id="4" name="Рисунок 4"/>
             <wp:cNvGraphicFramePr>
               <a:graphicFrameLocks xmlns:a="http://schemas.openxmlformats.org/drawingml/2006/main" noChangeAspect="1"/>
@@ -9668,7 +10899,7 @@
                   <pic:spPr>
                     <a:xfrm>
                       <a:off x="0" y="0"/>
-                      <a:ext cx="5553534" cy="2061723"/>
+                      <a:ext cx="5220853" cy="1938217"/>
                     </a:xfrm>
                     <a:prstGeom prst="rect">
                       <a:avLst/>
@@ -9683,16 +10914,28 @@
       <w:r>
         <w:rPr>
           <w:rStyle w:val="af0"/>
-          <w:color w:val="0F1115"/>
-          <w:sz w:val="28"/>
-          <w:szCs w:val="28"/>
-        </w:rPr>
-        <w:t xml:space="preserve">Рисунок 3 – Слияние ветки </w:t>
+          <w:b w:val="0"/>
+          <w:color w:val="0F1115"/>
+          <w:sz w:val="28"/>
+          <w:szCs w:val="28"/>
+        </w:rPr>
+        <w:t>Рисунок 7</w:t>
+      </w:r>
+      <w:r>
+        <w:rPr>
+          <w:rStyle w:val="af0"/>
+          <w:b w:val="0"/>
+          <w:color w:val="0F1115"/>
+          <w:sz w:val="28"/>
+          <w:szCs w:val="28"/>
+        </w:rPr>
+        <w:t xml:space="preserve"> – Слияние ветки </w:t>
       </w:r>
       <w:proofErr w:type="spellStart"/>
       <w:r>
         <w:rPr>
           <w:rStyle w:val="af0"/>
+          <w:b w:val="0"/>
           <w:color w:val="0F1115"/>
           <w:sz w:val="28"/>
           <w:szCs w:val="28"/>
@@ -9703,6 +10946,7 @@
       <w:r>
         <w:rPr>
           <w:rStyle w:val="af0"/>
+          <w:b w:val="0"/>
           <w:color w:val="0F1115"/>
           <w:sz w:val="28"/>
           <w:szCs w:val="28"/>
@@ -9713,6 +10957,7 @@
       <w:r>
         <w:rPr>
           <w:rStyle w:val="af0"/>
+          <w:b w:val="0"/>
           <w:color w:val="0F1115"/>
           <w:sz w:val="28"/>
           <w:szCs w:val="28"/>
@@ -10195,165 +11440,14 @@
     </w:p>
     <w:p>
       <w:pPr>
-        <w:pStyle w:val="ds-markdown-paragraph"/>
-        <w:shd w:val="clear" w:color="auto" w:fill="FFFFFF"/>
-        <w:spacing w:before="0" w:beforeAutospacing="0" w:after="0" w:afterAutospacing="0" w:line="360" w:lineRule="auto"/>
-        <w:ind w:firstLine="709"/>
-        <w:jc w:val="both"/>
-        <w:rPr>
-          <w:color w:val="0F1115"/>
-          <w:sz w:val="28"/>
-          <w:szCs w:val="28"/>
-        </w:rPr>
-      </w:pPr>
-    </w:p>
-    <w:p>
-      <w:pPr>
-        <w:pStyle w:val="ds-markdown-paragraph"/>
-        <w:shd w:val="clear" w:color="auto" w:fill="FFFFFF"/>
-        <w:spacing w:before="0" w:beforeAutospacing="0" w:after="0" w:afterAutospacing="0" w:line="360" w:lineRule="auto"/>
-        <w:ind w:firstLine="709"/>
-        <w:jc w:val="both"/>
-        <w:rPr>
-          <w:color w:val="0F1115"/>
-          <w:sz w:val="28"/>
-          <w:szCs w:val="28"/>
-        </w:rPr>
-      </w:pPr>
-    </w:p>
-    <w:p>
-      <w:pPr>
-        <w:pStyle w:val="ds-markdown-paragraph"/>
-        <w:shd w:val="clear" w:color="auto" w:fill="FFFFFF"/>
-        <w:spacing w:before="0" w:beforeAutospacing="0" w:after="0" w:afterAutospacing="0" w:line="360" w:lineRule="auto"/>
-        <w:ind w:firstLine="709"/>
-        <w:jc w:val="both"/>
-        <w:rPr>
-          <w:color w:val="0F1115"/>
-          <w:sz w:val="28"/>
-          <w:szCs w:val="28"/>
-        </w:rPr>
-      </w:pPr>
-    </w:p>
-    <w:p>
-      <w:pPr>
-        <w:pStyle w:val="ds-markdown-paragraph"/>
-        <w:shd w:val="clear" w:color="auto" w:fill="FFFFFF"/>
-        <w:spacing w:before="0" w:beforeAutospacing="0" w:after="0" w:afterAutospacing="0" w:line="360" w:lineRule="auto"/>
-        <w:ind w:firstLine="709"/>
-        <w:jc w:val="both"/>
-        <w:rPr>
-          <w:color w:val="0F1115"/>
-          <w:sz w:val="28"/>
-          <w:szCs w:val="28"/>
-        </w:rPr>
-      </w:pPr>
-    </w:p>
-    <w:p>
-      <w:pPr>
-        <w:pStyle w:val="ds-markdown-paragraph"/>
-        <w:shd w:val="clear" w:color="auto" w:fill="FFFFFF"/>
-        <w:spacing w:before="0" w:beforeAutospacing="0" w:after="0" w:afterAutospacing="0" w:line="360" w:lineRule="auto"/>
-        <w:ind w:firstLine="709"/>
-        <w:jc w:val="both"/>
-        <w:rPr>
-          <w:color w:val="0F1115"/>
-          <w:sz w:val="28"/>
-          <w:szCs w:val="28"/>
-        </w:rPr>
-      </w:pPr>
-    </w:p>
-    <w:p>
-      <w:pPr>
-        <w:pStyle w:val="ds-markdown-paragraph"/>
-        <w:shd w:val="clear" w:color="auto" w:fill="FFFFFF"/>
-        <w:spacing w:before="0" w:beforeAutospacing="0" w:after="0" w:afterAutospacing="0" w:line="360" w:lineRule="auto"/>
-        <w:ind w:firstLine="709"/>
-        <w:jc w:val="both"/>
-        <w:rPr>
-          <w:color w:val="0F1115"/>
-          <w:sz w:val="28"/>
-          <w:szCs w:val="28"/>
-        </w:rPr>
-      </w:pPr>
-    </w:p>
-    <w:p>
-      <w:pPr>
-        <w:pStyle w:val="ds-markdown-paragraph"/>
-        <w:shd w:val="clear" w:color="auto" w:fill="FFFFFF"/>
-        <w:spacing w:before="0" w:beforeAutospacing="0" w:after="0" w:afterAutospacing="0" w:line="360" w:lineRule="auto"/>
-        <w:ind w:firstLine="709"/>
-        <w:jc w:val="both"/>
-        <w:rPr>
-          <w:color w:val="0F1115"/>
-          <w:sz w:val="28"/>
-          <w:szCs w:val="28"/>
-        </w:rPr>
-      </w:pPr>
-    </w:p>
-    <w:p>
-      <w:pPr>
-        <w:pStyle w:val="ds-markdown-paragraph"/>
-        <w:shd w:val="clear" w:color="auto" w:fill="FFFFFF"/>
-        <w:spacing w:before="0" w:beforeAutospacing="0" w:after="0" w:afterAutospacing="0" w:line="360" w:lineRule="auto"/>
-        <w:ind w:firstLine="709"/>
-        <w:jc w:val="both"/>
-        <w:rPr>
-          <w:color w:val="0F1115"/>
-          <w:sz w:val="28"/>
-          <w:szCs w:val="28"/>
-        </w:rPr>
-      </w:pPr>
-    </w:p>
-    <w:p>
-      <w:pPr>
-        <w:pStyle w:val="ds-markdown-paragraph"/>
-        <w:shd w:val="clear" w:color="auto" w:fill="FFFFFF"/>
-        <w:spacing w:before="0" w:beforeAutospacing="0" w:after="0" w:afterAutospacing="0" w:line="360" w:lineRule="auto"/>
-        <w:ind w:firstLine="709"/>
-        <w:jc w:val="both"/>
-        <w:rPr>
-          <w:color w:val="0F1115"/>
-          <w:sz w:val="28"/>
-          <w:szCs w:val="28"/>
-        </w:rPr>
-      </w:pPr>
-    </w:p>
-    <w:p>
-      <w:pPr>
-        <w:pStyle w:val="ds-markdown-paragraph"/>
-        <w:shd w:val="clear" w:color="auto" w:fill="FFFFFF"/>
-        <w:spacing w:before="0" w:beforeAutospacing="0" w:after="0" w:afterAutospacing="0" w:line="360" w:lineRule="auto"/>
-        <w:ind w:firstLine="709"/>
-        <w:jc w:val="both"/>
-        <w:rPr>
-          <w:color w:val="0F1115"/>
-          <w:sz w:val="28"/>
-          <w:szCs w:val="28"/>
-        </w:rPr>
-      </w:pPr>
-    </w:p>
-    <w:p>
-      <w:pPr>
         <w:pStyle w:val="111111111"/>
       </w:pPr>
-      <w:bookmarkStart w:id="13" w:name="_Toc231384723"/>
-      <w:r>
+      <w:bookmarkStart w:id="31" w:name="_Toc231407087"/>
+      <w:r>
+        <w:lastRenderedPageBreak/>
         <w:t>ЗАКЛЮЧЕНИЕ</w:t>
       </w:r>
-      <w:bookmarkEnd w:id="13"/>
-    </w:p>
-    <w:p>
-      <w:pPr>
-        <w:spacing w:after="0" w:line="240" w:lineRule="auto"/>
-        <w:ind w:left="284" w:right="284" w:firstLine="709"/>
-        <w:jc w:val="both"/>
-        <w:rPr>
-          <w:rFonts w:ascii="Times New Roman" w:hAnsi="Times New Roman" w:cs="Times New Roman"/>
-          <w:b/>
-          <w:sz w:val="28"/>
-        </w:rPr>
-      </w:pPr>
+      <w:bookmarkEnd w:id="31"/>
     </w:p>
     <w:p>
       <w:pPr>
@@ -10381,372 +11475,40 @@
     </w:p>
     <w:p>
       <w:pPr>
-        <w:pStyle w:val="ds-markdown-paragraph"/>
-        <w:shd w:val="clear" w:color="auto" w:fill="FFFFFF"/>
-        <w:spacing w:before="0" w:beforeAutospacing="0" w:after="0" w:afterAutospacing="0" w:line="360" w:lineRule="auto"/>
-        <w:ind w:firstLine="709"/>
-        <w:jc w:val="both"/>
-        <w:rPr>
-          <w:color w:val="0F1115"/>
-          <w:sz w:val="28"/>
-          <w:szCs w:val="28"/>
-        </w:rPr>
-      </w:pPr>
-    </w:p>
-    <w:p>
-      <w:pPr>
-        <w:pStyle w:val="ds-markdown-paragraph"/>
-        <w:shd w:val="clear" w:color="auto" w:fill="FFFFFF"/>
-        <w:spacing w:before="0" w:beforeAutospacing="0" w:after="0" w:afterAutospacing="0" w:line="360" w:lineRule="auto"/>
-        <w:ind w:firstLine="709"/>
-        <w:jc w:val="both"/>
-        <w:rPr>
-          <w:color w:val="0F1115"/>
-          <w:sz w:val="28"/>
-          <w:szCs w:val="28"/>
-        </w:rPr>
-      </w:pPr>
-    </w:p>
-    <w:p>
-      <w:pPr>
-        <w:pStyle w:val="ds-markdown-paragraph"/>
-        <w:shd w:val="clear" w:color="auto" w:fill="FFFFFF"/>
-        <w:spacing w:before="0" w:beforeAutospacing="0" w:after="0" w:afterAutospacing="0" w:line="360" w:lineRule="auto"/>
-        <w:ind w:firstLine="709"/>
-        <w:jc w:val="both"/>
-        <w:rPr>
-          <w:color w:val="0F1115"/>
-          <w:sz w:val="28"/>
-          <w:szCs w:val="28"/>
-        </w:rPr>
-      </w:pPr>
-    </w:p>
-    <w:p>
-      <w:pPr>
-        <w:pStyle w:val="ds-markdown-paragraph"/>
-        <w:shd w:val="clear" w:color="auto" w:fill="FFFFFF"/>
-        <w:spacing w:before="0" w:beforeAutospacing="0" w:after="0" w:afterAutospacing="0" w:line="360" w:lineRule="auto"/>
-        <w:ind w:firstLine="709"/>
-        <w:jc w:val="both"/>
-        <w:rPr>
-          <w:color w:val="0F1115"/>
-          <w:sz w:val="28"/>
-          <w:szCs w:val="28"/>
-        </w:rPr>
-      </w:pPr>
-    </w:p>
-    <w:p>
-      <w:pPr>
-        <w:pStyle w:val="ds-markdown-paragraph"/>
-        <w:shd w:val="clear" w:color="auto" w:fill="FFFFFF"/>
-        <w:spacing w:before="0" w:beforeAutospacing="0" w:after="0" w:afterAutospacing="0" w:line="360" w:lineRule="auto"/>
-        <w:ind w:firstLine="709"/>
-        <w:jc w:val="both"/>
-        <w:rPr>
-          <w:color w:val="0F1115"/>
-          <w:sz w:val="28"/>
-          <w:szCs w:val="28"/>
-        </w:rPr>
-      </w:pPr>
-    </w:p>
-    <w:p>
-      <w:pPr>
-        <w:pStyle w:val="ds-markdown-paragraph"/>
-        <w:shd w:val="clear" w:color="auto" w:fill="FFFFFF"/>
-        <w:spacing w:before="0" w:beforeAutospacing="0" w:after="0" w:afterAutospacing="0" w:line="360" w:lineRule="auto"/>
-        <w:ind w:firstLine="709"/>
-        <w:jc w:val="both"/>
-        <w:rPr>
-          <w:color w:val="0F1115"/>
-          <w:sz w:val="28"/>
-          <w:szCs w:val="28"/>
-        </w:rPr>
-      </w:pPr>
-    </w:p>
-    <w:p>
-      <w:pPr>
-        <w:pStyle w:val="ds-markdown-paragraph"/>
-        <w:shd w:val="clear" w:color="auto" w:fill="FFFFFF"/>
-        <w:spacing w:before="0" w:beforeAutospacing="0" w:after="0" w:afterAutospacing="0" w:line="360" w:lineRule="auto"/>
-        <w:ind w:firstLine="709"/>
-        <w:jc w:val="both"/>
-        <w:rPr>
-          <w:color w:val="0F1115"/>
-          <w:sz w:val="28"/>
-          <w:szCs w:val="28"/>
-        </w:rPr>
-      </w:pPr>
-    </w:p>
-    <w:p>
-      <w:pPr>
-        <w:pStyle w:val="ds-markdown-paragraph"/>
-        <w:shd w:val="clear" w:color="auto" w:fill="FFFFFF"/>
-        <w:spacing w:before="0" w:beforeAutospacing="0" w:after="0" w:afterAutospacing="0" w:line="360" w:lineRule="auto"/>
-        <w:ind w:firstLine="709"/>
-        <w:jc w:val="both"/>
-        <w:rPr>
-          <w:color w:val="0F1115"/>
-          <w:sz w:val="28"/>
-          <w:szCs w:val="28"/>
-        </w:rPr>
-      </w:pPr>
-    </w:p>
-    <w:p>
-      <w:pPr>
-        <w:pStyle w:val="ds-markdown-paragraph"/>
-        <w:shd w:val="clear" w:color="auto" w:fill="FFFFFF"/>
-        <w:spacing w:before="0" w:beforeAutospacing="0" w:after="0" w:afterAutospacing="0" w:line="360" w:lineRule="auto"/>
-        <w:ind w:firstLine="709"/>
-        <w:jc w:val="both"/>
-        <w:rPr>
-          <w:color w:val="0F1115"/>
-          <w:sz w:val="28"/>
-          <w:szCs w:val="28"/>
-        </w:rPr>
-      </w:pPr>
-    </w:p>
-    <w:p>
-      <w:pPr>
-        <w:pStyle w:val="ds-markdown-paragraph"/>
-        <w:shd w:val="clear" w:color="auto" w:fill="FFFFFF"/>
-        <w:spacing w:before="0" w:beforeAutospacing="0" w:after="0" w:afterAutospacing="0" w:line="360" w:lineRule="auto"/>
-        <w:ind w:firstLine="709"/>
-        <w:jc w:val="both"/>
-        <w:rPr>
-          <w:color w:val="0F1115"/>
-          <w:sz w:val="28"/>
-          <w:szCs w:val="28"/>
-        </w:rPr>
-      </w:pPr>
-    </w:p>
-    <w:p>
-      <w:pPr>
-        <w:pStyle w:val="ds-markdown-paragraph"/>
-        <w:shd w:val="clear" w:color="auto" w:fill="FFFFFF"/>
-        <w:spacing w:before="0" w:beforeAutospacing="0" w:after="0" w:afterAutospacing="0" w:line="360" w:lineRule="auto"/>
-        <w:ind w:firstLine="709"/>
-        <w:jc w:val="both"/>
-        <w:rPr>
-          <w:color w:val="0F1115"/>
-          <w:sz w:val="28"/>
-          <w:szCs w:val="28"/>
-        </w:rPr>
-      </w:pPr>
-    </w:p>
-    <w:p>
-      <w:pPr>
-        <w:pStyle w:val="ds-markdown-paragraph"/>
-        <w:shd w:val="clear" w:color="auto" w:fill="FFFFFF"/>
-        <w:spacing w:before="0" w:beforeAutospacing="0" w:after="0" w:afterAutospacing="0" w:line="360" w:lineRule="auto"/>
-        <w:ind w:firstLine="709"/>
-        <w:jc w:val="both"/>
-        <w:rPr>
-          <w:color w:val="0F1115"/>
-          <w:sz w:val="28"/>
-          <w:szCs w:val="28"/>
-        </w:rPr>
-      </w:pPr>
-    </w:p>
-    <w:p>
-      <w:pPr>
-        <w:spacing w:after="0" w:line="240" w:lineRule="auto"/>
-        <w:ind w:left="284" w:right="284"/>
-        <w:jc w:val="center"/>
-        <w:rPr>
-          <w:rFonts w:ascii="Times New Roman" w:hAnsi="Times New Roman" w:cs="Times New Roman"/>
-          <w:b/>
-          <w:sz w:val="28"/>
-        </w:rPr>
-      </w:pPr>
-    </w:p>
-    <w:p>
-      <w:pPr>
-        <w:spacing w:after="0" w:line="240" w:lineRule="auto"/>
-        <w:ind w:left="284" w:right="284"/>
-        <w:jc w:val="center"/>
-        <w:rPr>
-          <w:rFonts w:ascii="Times New Roman" w:hAnsi="Times New Roman" w:cs="Times New Roman"/>
-          <w:b/>
-          <w:sz w:val="28"/>
-        </w:rPr>
-      </w:pPr>
-    </w:p>
-    <w:p>
-      <w:pPr>
-        <w:spacing w:after="0" w:line="240" w:lineRule="auto"/>
-        <w:ind w:left="284" w:right="284"/>
-        <w:jc w:val="center"/>
-        <w:rPr>
-          <w:rFonts w:ascii="Times New Roman" w:hAnsi="Times New Roman" w:cs="Times New Roman"/>
-          <w:b/>
-          <w:sz w:val="28"/>
-        </w:rPr>
-      </w:pPr>
-    </w:p>
-    <w:p>
-      <w:pPr>
-        <w:spacing w:after="0" w:line="240" w:lineRule="auto"/>
-        <w:ind w:left="284" w:right="284"/>
-        <w:jc w:val="center"/>
-        <w:rPr>
-          <w:rFonts w:ascii="Times New Roman" w:hAnsi="Times New Roman" w:cs="Times New Roman"/>
-          <w:b/>
-          <w:sz w:val="28"/>
-        </w:rPr>
-      </w:pPr>
-    </w:p>
-    <w:p>
-      <w:pPr>
-        <w:spacing w:after="0" w:line="240" w:lineRule="auto"/>
-        <w:ind w:left="284" w:right="284"/>
-        <w:jc w:val="center"/>
-        <w:rPr>
-          <w:rFonts w:ascii="Times New Roman" w:hAnsi="Times New Roman" w:cs="Times New Roman"/>
-          <w:b/>
-          <w:sz w:val="28"/>
-        </w:rPr>
-      </w:pPr>
-    </w:p>
-    <w:p>
-      <w:pPr>
-        <w:spacing w:after="0" w:line="240" w:lineRule="auto"/>
-        <w:ind w:left="284" w:right="284"/>
-        <w:jc w:val="center"/>
-        <w:rPr>
-          <w:rFonts w:ascii="Times New Roman" w:hAnsi="Times New Roman" w:cs="Times New Roman"/>
-          <w:b/>
-          <w:sz w:val="28"/>
-        </w:rPr>
-      </w:pPr>
-    </w:p>
-    <w:p>
-      <w:pPr>
-        <w:spacing w:after="0" w:line="240" w:lineRule="auto"/>
-        <w:ind w:left="284" w:right="284"/>
-        <w:jc w:val="center"/>
-        <w:rPr>
-          <w:rFonts w:ascii="Times New Roman" w:hAnsi="Times New Roman" w:cs="Times New Roman"/>
-          <w:b/>
-          <w:sz w:val="28"/>
-        </w:rPr>
-      </w:pPr>
-    </w:p>
-    <w:p>
-      <w:pPr>
-        <w:spacing w:after="0" w:line="240" w:lineRule="auto"/>
-        <w:ind w:left="284" w:right="284"/>
-        <w:jc w:val="center"/>
-        <w:rPr>
-          <w:rFonts w:ascii="Times New Roman" w:hAnsi="Times New Roman" w:cs="Times New Roman"/>
-          <w:b/>
-          <w:sz w:val="28"/>
-        </w:rPr>
-      </w:pPr>
-    </w:p>
-    <w:p>
-      <w:pPr>
-        <w:spacing w:after="0" w:line="240" w:lineRule="auto"/>
-        <w:ind w:left="284" w:right="284"/>
-        <w:jc w:val="center"/>
-        <w:rPr>
-          <w:rFonts w:ascii="Times New Roman" w:hAnsi="Times New Roman" w:cs="Times New Roman"/>
-          <w:b/>
-          <w:sz w:val="28"/>
-        </w:rPr>
-      </w:pPr>
-    </w:p>
-    <w:p>
-      <w:pPr>
-        <w:spacing w:after="0" w:line="240" w:lineRule="auto"/>
-        <w:ind w:left="284" w:right="284"/>
-        <w:jc w:val="center"/>
-        <w:rPr>
-          <w:rFonts w:ascii="Times New Roman" w:hAnsi="Times New Roman" w:cs="Times New Roman"/>
-          <w:b/>
-          <w:sz w:val="28"/>
-        </w:rPr>
-      </w:pPr>
-    </w:p>
-    <w:p>
-      <w:pPr>
-        <w:spacing w:after="0" w:line="240" w:lineRule="auto"/>
-        <w:ind w:left="284" w:right="284"/>
-        <w:jc w:val="center"/>
-        <w:rPr>
-          <w:rFonts w:ascii="Times New Roman" w:hAnsi="Times New Roman" w:cs="Times New Roman"/>
-          <w:b/>
-          <w:sz w:val="28"/>
-        </w:rPr>
-      </w:pPr>
-    </w:p>
-    <w:p>
-      <w:pPr>
-        <w:spacing w:after="0" w:line="240" w:lineRule="auto"/>
-        <w:ind w:left="284" w:right="284"/>
-        <w:jc w:val="center"/>
-        <w:rPr>
-          <w:rFonts w:ascii="Times New Roman" w:hAnsi="Times New Roman" w:cs="Times New Roman"/>
-          <w:b/>
-          <w:sz w:val="28"/>
-        </w:rPr>
-      </w:pPr>
-    </w:p>
-    <w:p>
-      <w:pPr>
-        <w:spacing w:after="0" w:line="240" w:lineRule="auto"/>
-        <w:ind w:left="284" w:right="284"/>
-        <w:jc w:val="center"/>
-        <w:rPr>
-          <w:rFonts w:ascii="Times New Roman" w:hAnsi="Times New Roman" w:cs="Times New Roman"/>
-          <w:b/>
-          <w:sz w:val="28"/>
-        </w:rPr>
-      </w:pPr>
-    </w:p>
-    <w:p>
-      <w:pPr>
-        <w:spacing w:after="0" w:line="240" w:lineRule="auto"/>
-        <w:ind w:left="284" w:right="284"/>
-        <w:jc w:val="center"/>
-        <w:rPr>
-          <w:rFonts w:ascii="Times New Roman" w:hAnsi="Times New Roman" w:cs="Times New Roman"/>
-          <w:b/>
-          <w:sz w:val="28"/>
-        </w:rPr>
-      </w:pPr>
-    </w:p>
-    <w:p>
-      <w:pPr>
-        <w:spacing w:after="0" w:line="240" w:lineRule="auto"/>
-        <w:ind w:left="284" w:right="284"/>
-        <w:jc w:val="center"/>
-        <w:rPr>
-          <w:rFonts w:ascii="Times New Roman" w:hAnsi="Times New Roman" w:cs="Times New Roman"/>
-          <w:b/>
-          <w:sz w:val="28"/>
-        </w:rPr>
-      </w:pPr>
+        <w:rPr>
+          <w:rFonts w:ascii="Times New Roman" w:hAnsi="Times New Roman" w:cs="Times New Roman"/>
+          <w:color w:val="262626"/>
+          <w:sz w:val="28"/>
+          <w:szCs w:val="28"/>
+          <w:shd w:val="clear" w:color="auto" w:fill="FFFFFF"/>
+        </w:rPr>
+      </w:pPr>
+      <w:r>
+        <w:rPr>
+          <w:rFonts w:ascii="Times New Roman" w:hAnsi="Times New Roman" w:cs="Times New Roman"/>
+          <w:color w:val="262626"/>
+          <w:sz w:val="28"/>
+          <w:szCs w:val="28"/>
+          <w:shd w:val="clear" w:color="auto" w:fill="FFFFFF"/>
+        </w:rPr>
+        <w:br w:type="page"/>
+      </w:r>
     </w:p>
     <w:p>
       <w:pPr>
         <w:pStyle w:val="111111111"/>
       </w:pPr>
-      <w:bookmarkStart w:id="14" w:name="_Toc228434687"/>
-      <w:bookmarkStart w:id="15" w:name="_Toc231384724"/>
+      <w:bookmarkStart w:id="32" w:name="_Toc228434687"/>
+      <w:bookmarkStart w:id="33" w:name="_Toc231407088"/>
       <w:r>
         <w:rPr>
           <w:rFonts w:eastAsiaTheme="majorEastAsia"/>
         </w:rPr>
+        <w:lastRenderedPageBreak/>
         <w:t>СПИСОК ИСПОЛЬЗОВАННЫХ ИСТОЧНИКОВ</w:t>
       </w:r>
-      <w:r>
-        <w:rPr>
-          <w:rFonts w:eastAsiaTheme="majorEastAsia"/>
-        </w:rPr>
-        <w:t>.</w:t>
-      </w:r>
-      <w:bookmarkEnd w:id="14"/>
-      <w:bookmarkEnd w:id="15"/>
+      <w:bookmarkEnd w:id="32"/>
+      <w:bookmarkEnd w:id="33"/>
     </w:p>
     <w:p>
       <w:pPr>
@@ -10757,11 +11519,15 @@
         </w:tabs>
         <w:ind w:firstLine="709"/>
         <w:rPr>
+          <w:sz w:val="28"/>
+          <w:szCs w:val="28"/>
           <w:lang w:val="ru-RU"/>
         </w:rPr>
       </w:pPr>
       <w:r>
         <w:rPr>
+          <w:sz w:val="28"/>
+          <w:szCs w:val="28"/>
           <w:lang w:val="ru-RU"/>
         </w:rPr>
         <w:t>Таблица 1 – Обеспечение дисциплины учебными изданиями</w:t>
@@ -10769,7 +11535,7 @@
     </w:p>
     <w:tbl>
       <w:tblPr>
-        <w:tblW w:w="0" w:type="dxa"/>
+        <w:tblW w:w="9498" w:type="dxa"/>
         <w:tblInd w:w="-5" w:type="dxa"/>
         <w:tblBorders>
           <w:top w:val="single" w:sz="4" w:space="0" w:color="auto"/>
@@ -11086,7 +11852,6 @@
               <w:bottom w:val="single" w:sz="4" w:space="0" w:color="auto"/>
               <w:right w:val="single" w:sz="4" w:space="0" w:color="auto"/>
             </w:tcBorders>
-            <w:vAlign w:val="center"/>
             <w:hideMark/>
           </w:tcPr>
           <w:p>
@@ -11101,23 +11866,13 @@
                 <w:lang w:val="ru-RU"/>
               </w:rPr>
             </w:pPr>
-            <w:proofErr w:type="spellStart"/>
             <w:r>
               <w:rPr>
                 <w:sz w:val="24"/>
                 <w:szCs w:val="24"/>
                 <w:lang w:val="ru-RU"/>
               </w:rPr>
-              <w:t>Подбельский</w:t>
-            </w:r>
-            <w:proofErr w:type="spellEnd"/>
-            <w:r>
-              <w:rPr>
-                <w:sz w:val="24"/>
-                <w:szCs w:val="24"/>
-                <w:lang w:val="ru-RU"/>
-              </w:rPr>
-              <w:t>, В. В.  Программирование. Базовый курс С</w:t>
+              <w:t xml:space="preserve">Кудрина, Е. В.  Основы алгоритмизации и программирования на языке </w:t>
             </w:r>
             <w:proofErr w:type="gramStart"/>
             <w:r>
@@ -11126,7 +11881,7 @@
                 <w:szCs w:val="24"/>
                 <w:lang w:val="ru-RU"/>
               </w:rPr>
-              <w:t># :</w:t>
+              <w:t>C# :</w:t>
             </w:r>
             <w:proofErr w:type="gramEnd"/>
             <w:r>
@@ -11135,25 +11890,7 @@
                 <w:szCs w:val="24"/>
                 <w:lang w:val="ru-RU"/>
               </w:rPr>
-              <w:t xml:space="preserve"> учебник для среднего профессионального образования / В. В. </w:t>
-            </w:r>
-            <w:proofErr w:type="spellStart"/>
-            <w:r>
-              <w:rPr>
-                <w:sz w:val="24"/>
-                <w:szCs w:val="24"/>
-                <w:lang w:val="ru-RU"/>
-              </w:rPr>
-              <w:t>Подбельский</w:t>
-            </w:r>
-            <w:proofErr w:type="spellEnd"/>
-            <w:r>
-              <w:rPr>
-                <w:sz w:val="24"/>
-                <w:szCs w:val="24"/>
-                <w:lang w:val="ru-RU"/>
-              </w:rPr>
-              <w:t xml:space="preserve">. — </w:t>
+              <w:t xml:space="preserve"> учебное пособие для среднего профессионального образования / Е. В. Кудрина, М. В. Огнева. — </w:t>
             </w:r>
             <w:proofErr w:type="gramStart"/>
             <w:r>
@@ -11189,7 +11926,7 @@
                 <w:szCs w:val="24"/>
                 <w:lang w:val="ru-RU"/>
               </w:rPr>
-              <w:t>, 2023. — 369 с. </w:t>
+              <w:t>, 2023. — 322 с. </w:t>
             </w:r>
           </w:p>
         </w:tc>
@@ -11218,7 +11955,6 @@
           <w:p>
             <w:pPr>
               <w:spacing w:after="0" w:line="240" w:lineRule="auto"/>
-              <w:ind w:left="142"/>
               <w:jc w:val="center"/>
               <w:rPr>
                 <w:rFonts w:ascii="Times New Roman" w:hAnsi="Times New Roman" w:cs="Times New Roman"/>
@@ -11232,7 +11968,7 @@
                 <w:sz w:val="24"/>
                 <w:szCs w:val="24"/>
               </w:rPr>
-              <w:t xml:space="preserve">Основная </w:t>
+              <w:t>Основная</w:t>
             </w:r>
           </w:p>
         </w:tc>
@@ -11250,7 +11986,6 @@
           <w:p>
             <w:pPr>
               <w:spacing w:after="0" w:line="240" w:lineRule="auto"/>
-              <w:ind w:left="142"/>
               <w:jc w:val="center"/>
               <w:rPr>
                 <w:rFonts w:ascii="Times New Roman" w:hAnsi="Times New Roman" w:cs="Times New Roman"/>
@@ -11277,17 +12012,16 @@
               <w:bottom w:val="single" w:sz="4" w:space="0" w:color="auto"/>
               <w:right w:val="single" w:sz="4" w:space="0" w:color="auto"/>
             </w:tcBorders>
-            <w:vAlign w:val="center"/>
           </w:tcPr>
           <w:p>
             <w:pPr>
               <w:spacing w:after="0" w:line="240" w:lineRule="auto"/>
               <w:ind w:left="142" w:right="162"/>
-              <w:rPr>
-                <w:rFonts w:ascii="Times New Roman" w:hAnsi="Times New Roman" w:cs="Times New Roman"/>
-                <w:sz w:val="24"/>
-                <w:szCs w:val="24"/>
-                <w:shd w:val="clear" w:color="auto" w:fill="FFFFFF"/>
+              <w:jc w:val="center"/>
+              <w:rPr>
+                <w:rFonts w:ascii="Times New Roman" w:hAnsi="Times New Roman" w:cs="Times New Roman"/>
+                <w:sz w:val="24"/>
+                <w:szCs w:val="24"/>
               </w:rPr>
             </w:pPr>
             <w:hyperlink r:id="rId15" w:history="1">
@@ -11297,10 +12031,8 @@
                   <w:rFonts w:ascii="Times New Roman" w:hAnsi="Times New Roman" w:cs="Times New Roman"/>
                   <w:sz w:val="24"/>
                   <w:szCs w:val="24"/>
-                  <w:shd w:val="clear" w:color="auto" w:fill="FFFFFF"/>
-                  <w:lang w:val="en-US"/>
                 </w:rPr>
-                <w:t>https://urait.ru/bcode/517893</w:t>
+                <w:t>https://urait.ru/bcode/517324</w:t>
               </w:r>
             </w:hyperlink>
           </w:p>
@@ -11308,11 +12040,11 @@
             <w:pPr>
               <w:spacing w:after="0" w:line="240" w:lineRule="auto"/>
               <w:ind w:left="142" w:right="162"/>
-              <w:rPr>
-                <w:rFonts w:ascii="Times New Roman" w:hAnsi="Times New Roman" w:cs="Times New Roman"/>
-                <w:sz w:val="24"/>
-                <w:szCs w:val="24"/>
-                <w:lang w:val="en-US"/>
+              <w:jc w:val="center"/>
+              <w:rPr>
+                <w:rFonts w:ascii="Times New Roman" w:hAnsi="Times New Roman" w:cs="Times New Roman"/>
+                <w:sz w:val="24"/>
+                <w:szCs w:val="24"/>
               </w:rPr>
             </w:pPr>
           </w:p>
@@ -11351,7 +12083,7 @@
                 <w:szCs w:val="24"/>
                 <w:lang w:val="ru-RU"/>
               </w:rPr>
-              <w:t xml:space="preserve">Кудрина, Е. В.  Основы алгоритмизации и программирования на языке </w:t>
+              <w:t xml:space="preserve">Черткова, Е. А.  Программная инженерия. Визуальное моделирование программных </w:t>
             </w:r>
             <w:proofErr w:type="gramStart"/>
             <w:r>
@@ -11360,7 +12092,7 @@
                 <w:szCs w:val="24"/>
                 <w:lang w:val="ru-RU"/>
               </w:rPr>
-              <w:t>C# :</w:t>
+              <w:t>систем :</w:t>
             </w:r>
             <w:proofErr w:type="gramEnd"/>
             <w:r>
@@ -11369,7 +12101,25 @@
                 <w:szCs w:val="24"/>
                 <w:lang w:val="ru-RU"/>
               </w:rPr>
-              <w:t xml:space="preserve"> учебное пособие для среднего профессионального образования / Е. В. Кудрина, М. В. Огнева. — </w:t>
+              <w:t xml:space="preserve"> учебник для среднего профессионального образования / Е. А. Черткова. — 2-е изд., </w:t>
+            </w:r>
+            <w:proofErr w:type="spellStart"/>
+            <w:r>
+              <w:rPr>
+                <w:sz w:val="24"/>
+                <w:szCs w:val="24"/>
+                <w:lang w:val="ru-RU"/>
+              </w:rPr>
+              <w:t>испр</w:t>
+            </w:r>
+            <w:proofErr w:type="spellEnd"/>
+            <w:r>
+              <w:rPr>
+                <w:sz w:val="24"/>
+                <w:szCs w:val="24"/>
+                <w:lang w:val="ru-RU"/>
+              </w:rPr>
+              <w:t xml:space="preserve">. и доп. — </w:t>
             </w:r>
             <w:proofErr w:type="gramStart"/>
             <w:r>
@@ -11405,7 +12155,7 @@
                 <w:szCs w:val="24"/>
                 <w:lang w:val="ru-RU"/>
               </w:rPr>
-              <w:t>, 2023. — 322 с. </w:t>
+              <w:t>, 2023. — 147 с. </w:t>
             </w:r>
           </w:p>
         </w:tc>
@@ -11434,7 +12184,6 @@
           <w:p>
             <w:pPr>
               <w:spacing w:after="0" w:line="240" w:lineRule="auto"/>
-              <w:ind w:left="142"/>
               <w:jc w:val="center"/>
               <w:rPr>
                 <w:rFonts w:ascii="Times New Roman" w:hAnsi="Times New Roman" w:cs="Times New Roman"/>
@@ -11513,7 +12262,7 @@
                   <w:sz w:val="24"/>
                   <w:szCs w:val="24"/>
                 </w:rPr>
-                <w:t>https://urait.ru/bcode/517324</w:t>
+                <w:t>https://urait.ru/bcode/515393</w:t>
               </w:r>
             </w:hyperlink>
           </w:p>
@@ -11555,6 +12304,7 @@
               <w:rPr>
                 <w:sz w:val="24"/>
                 <w:szCs w:val="24"/>
+                <w:shd w:val="clear" w:color="auto" w:fill="FFFFFF"/>
                 <w:lang w:val="ru-RU"/>
               </w:rPr>
             </w:pPr>
@@ -11562,51 +12312,37 @@
               <w:rPr>
                 <w:sz w:val="24"/>
                 <w:szCs w:val="24"/>
+                <w:shd w:val="clear" w:color="auto" w:fill="FFFFFF"/>
                 <w:lang w:val="ru-RU"/>
               </w:rPr>
-              <w:t xml:space="preserve">Черткова, Е. А.  Программная инженерия. Визуальное моделирование программных </w:t>
+              <w:t xml:space="preserve">Трофимов, В. В.  Основы алгоритмизации и </w:t>
             </w:r>
             <w:proofErr w:type="gramStart"/>
             <w:r>
               <w:rPr>
                 <w:sz w:val="24"/>
                 <w:szCs w:val="24"/>
+                <w:shd w:val="clear" w:color="auto" w:fill="FFFFFF"/>
                 <w:lang w:val="ru-RU"/>
               </w:rPr>
-              <w:t>систем :</w:t>
+              <w:t>программирования :</w:t>
             </w:r>
             <w:proofErr w:type="gramEnd"/>
             <w:r>
               <w:rPr>
                 <w:sz w:val="24"/>
                 <w:szCs w:val="24"/>
+                <w:shd w:val="clear" w:color="auto" w:fill="FFFFFF"/>
                 <w:lang w:val="ru-RU"/>
               </w:rPr>
-              <w:t xml:space="preserve"> учебник для среднего профессионального образования / Е. А. Черткова. — 2-е изд., </w:t>
-            </w:r>
-            <w:proofErr w:type="spellStart"/>
-            <w:r>
-              <w:rPr>
-                <w:sz w:val="24"/>
-                <w:szCs w:val="24"/>
-                <w:lang w:val="ru-RU"/>
-              </w:rPr>
-              <w:t>испр</w:t>
-            </w:r>
-            <w:proofErr w:type="spellEnd"/>
-            <w:r>
-              <w:rPr>
-                <w:sz w:val="24"/>
-                <w:szCs w:val="24"/>
-                <w:lang w:val="ru-RU"/>
-              </w:rPr>
-              <w:t xml:space="preserve">. и доп. — </w:t>
+              <w:t xml:space="preserve"> учебник для среднего профессионального образования / В. В. Трофимов, Т. А. Павловская ; под редакцией В. В. Трофимова. — </w:t>
             </w:r>
             <w:proofErr w:type="gramStart"/>
             <w:r>
               <w:rPr>
                 <w:sz w:val="24"/>
                 <w:szCs w:val="24"/>
+                <w:shd w:val="clear" w:color="auto" w:fill="FFFFFF"/>
                 <w:lang w:val="ru-RU"/>
               </w:rPr>
               <w:t>Москва :</w:t>
@@ -11616,6 +12352,7 @@
               <w:rPr>
                 <w:sz w:val="24"/>
                 <w:szCs w:val="24"/>
+                <w:shd w:val="clear" w:color="auto" w:fill="FFFFFF"/>
                 <w:lang w:val="ru-RU"/>
               </w:rPr>
               <w:t xml:space="preserve"> Издательство </w:t>
@@ -11625,6 +12362,7 @@
               <w:rPr>
                 <w:sz w:val="24"/>
                 <w:szCs w:val="24"/>
+                <w:shd w:val="clear" w:color="auto" w:fill="FFFFFF"/>
                 <w:lang w:val="ru-RU"/>
               </w:rPr>
               <w:t>Юрайт</w:t>
@@ -11634,9 +12372,10 @@
               <w:rPr>
                 <w:sz w:val="24"/>
                 <w:szCs w:val="24"/>
+                <w:shd w:val="clear" w:color="auto" w:fill="FFFFFF"/>
                 <w:lang w:val="ru-RU"/>
               </w:rPr>
-              <w:t>, 2023. — 147 с. </w:t>
+              <w:t>, 2023. — 137 с</w:t>
             </w:r>
           </w:p>
         </w:tc>
@@ -11665,7 +12404,6 @@
           <w:p>
             <w:pPr>
               <w:spacing w:after="0" w:line="240" w:lineRule="auto"/>
-              <w:ind w:left="142"/>
               <w:jc w:val="center"/>
               <w:rPr>
                 <w:rFonts w:ascii="Times New Roman" w:hAnsi="Times New Roman" w:cs="Times New Roman"/>
@@ -11679,7 +12417,7 @@
                 <w:sz w:val="24"/>
                 <w:szCs w:val="24"/>
               </w:rPr>
-              <w:t>Основная</w:t>
+              <w:t>Дополнительная</w:t>
             </w:r>
           </w:p>
         </w:tc>
@@ -11724,6 +12462,7 @@
               <w:bottom w:val="single" w:sz="4" w:space="0" w:color="auto"/>
               <w:right w:val="single" w:sz="4" w:space="0" w:color="auto"/>
             </w:tcBorders>
+            <w:vAlign w:val="center"/>
           </w:tcPr>
           <w:p>
             <w:pPr>
@@ -11734,6 +12473,7 @@
                 <w:rFonts w:ascii="Times New Roman" w:hAnsi="Times New Roman" w:cs="Times New Roman"/>
                 <w:sz w:val="24"/>
                 <w:szCs w:val="24"/>
+                <w:shd w:val="clear" w:color="auto" w:fill="FFFFFF"/>
               </w:rPr>
             </w:pPr>
             <w:hyperlink r:id="rId17" w:history="1">
@@ -11743,8 +12483,9 @@
                   <w:rFonts w:ascii="Times New Roman" w:hAnsi="Times New Roman" w:cs="Times New Roman"/>
                   <w:sz w:val="24"/>
                   <w:szCs w:val="24"/>
+                  <w:shd w:val="clear" w:color="auto" w:fill="FFFFFF"/>
                 </w:rPr>
-                <w:t>https://urait.ru/bcode/515393</w:t>
+                <w:t>https://urait.ru/bcode/515434</w:t>
               </w:r>
             </w:hyperlink>
           </w:p>
@@ -11797,7 +12538,27 @@
                 <w:shd w:val="clear" w:color="auto" w:fill="FFFFFF"/>
                 <w:lang w:val="ru-RU"/>
               </w:rPr>
-              <w:t xml:space="preserve">Трофимов, В. В.  Основы алгоритмизации и </w:t>
+              <w:t xml:space="preserve">Казанский, А. А.  Программирование на </w:t>
+            </w:r>
+            <w:proofErr w:type="spellStart"/>
+            <w:r>
+              <w:rPr>
+                <w:sz w:val="24"/>
+                <w:szCs w:val="24"/>
+                <w:shd w:val="clear" w:color="auto" w:fill="FFFFFF"/>
+                <w:lang w:val="ru-RU"/>
+              </w:rPr>
+              <w:t>Visual</w:t>
+            </w:r>
+            <w:proofErr w:type="spellEnd"/>
+            <w:r>
+              <w:rPr>
+                <w:sz w:val="24"/>
+                <w:szCs w:val="24"/>
+                <w:shd w:val="clear" w:color="auto" w:fill="FFFFFF"/>
+                <w:lang w:val="ru-RU"/>
+              </w:rPr>
+              <w:t xml:space="preserve"> </w:t>
             </w:r>
             <w:proofErr w:type="gramStart"/>
             <w:r>
@@ -11807,7 +12568,7 @@
                 <w:shd w:val="clear" w:color="auto" w:fill="FFFFFF"/>
                 <w:lang w:val="ru-RU"/>
               </w:rPr>
-              <w:t>программирования :</w:t>
+              <w:t>C# :</w:t>
             </w:r>
             <w:proofErr w:type="gramEnd"/>
             <w:r>
@@ -11817,7 +12578,27 @@
                 <w:shd w:val="clear" w:color="auto" w:fill="FFFFFF"/>
                 <w:lang w:val="ru-RU"/>
               </w:rPr>
-              <w:t xml:space="preserve"> учебник для среднего профессионального образования / В. В. Трофимов, Т. А. Павловская ; под редакцией В. В. Трофимова. — </w:t>
+              <w:t xml:space="preserve"> учебное пособие для среднего профессионального образования / А. А. Казанский. — 2-е изд., </w:t>
+            </w:r>
+            <w:proofErr w:type="spellStart"/>
+            <w:r>
+              <w:rPr>
+                <w:sz w:val="24"/>
+                <w:szCs w:val="24"/>
+                <w:shd w:val="clear" w:color="auto" w:fill="FFFFFF"/>
+                <w:lang w:val="ru-RU"/>
+              </w:rPr>
+              <w:t>перераб</w:t>
+            </w:r>
+            <w:proofErr w:type="spellEnd"/>
+            <w:r>
+              <w:rPr>
+                <w:sz w:val="24"/>
+                <w:szCs w:val="24"/>
+                <w:shd w:val="clear" w:color="auto" w:fill="FFFFFF"/>
+                <w:lang w:val="ru-RU"/>
+              </w:rPr>
+              <w:t xml:space="preserve">. и доп. — </w:t>
             </w:r>
             <w:proofErr w:type="gramStart"/>
             <w:r>
@@ -11857,7 +12638,7 @@
                 <w:shd w:val="clear" w:color="auto" w:fill="FFFFFF"/>
                 <w:lang w:val="ru-RU"/>
               </w:rPr>
-              <w:t>, 2023. — 137 с</w:t>
+              <w:t>, 2023. — 192 с. </w:t>
             </w:r>
           </w:p>
         </w:tc>
@@ -11886,7 +12667,6 @@
           <w:p>
             <w:pPr>
               <w:spacing w:after="0" w:line="240" w:lineRule="auto"/>
-              <w:ind w:left="142"/>
               <w:jc w:val="center"/>
               <w:rPr>
                 <w:rFonts w:ascii="Times New Roman" w:hAnsi="Times New Roman" w:cs="Times New Roman"/>
@@ -11968,271 +12748,6 @@
                   <w:szCs w:val="24"/>
                   <w:shd w:val="clear" w:color="auto" w:fill="FFFFFF"/>
                 </w:rPr>
-                <w:t>https://urait.ru/bcode/515434</w:t>
-              </w:r>
-            </w:hyperlink>
-          </w:p>
-          <w:p>
-            <w:pPr>
-              <w:spacing w:after="0" w:line="240" w:lineRule="auto"/>
-              <w:ind w:left="142" w:right="162"/>
-              <w:jc w:val="center"/>
-              <w:rPr>
-                <w:rFonts w:ascii="Times New Roman" w:hAnsi="Times New Roman" w:cs="Times New Roman"/>
-                <w:sz w:val="24"/>
-                <w:szCs w:val="24"/>
-              </w:rPr>
-            </w:pPr>
-          </w:p>
-        </w:tc>
-      </w:tr>
-      <w:tr>
-        <w:trPr>
-          <w:trHeight w:val="283"/>
-        </w:trPr>
-        <w:tc>
-          <w:tcPr>
-            <w:tcW w:w="4536" w:type="dxa"/>
-            <w:tcBorders>
-              <w:top w:val="single" w:sz="4" w:space="0" w:color="auto"/>
-              <w:left w:val="single" w:sz="4" w:space="0" w:color="auto"/>
-              <w:bottom w:val="single" w:sz="4" w:space="0" w:color="auto"/>
-              <w:right w:val="single" w:sz="4" w:space="0" w:color="auto"/>
-            </w:tcBorders>
-            <w:hideMark/>
-          </w:tcPr>
-          <w:p>
-            <w:pPr>
-              <w:pStyle w:val="TableParagraph"/>
-              <w:spacing w:line="256" w:lineRule="auto"/>
-              <w:ind w:left="142" w:right="98"/>
-              <w:jc w:val="both"/>
-              <w:rPr>
-                <w:sz w:val="24"/>
-                <w:szCs w:val="24"/>
-                <w:shd w:val="clear" w:color="auto" w:fill="FFFFFF"/>
-                <w:lang w:val="ru-RU"/>
-              </w:rPr>
-            </w:pPr>
-            <w:r>
-              <w:rPr>
-                <w:sz w:val="24"/>
-                <w:szCs w:val="24"/>
-                <w:shd w:val="clear" w:color="auto" w:fill="FFFFFF"/>
-                <w:lang w:val="ru-RU"/>
-              </w:rPr>
-              <w:lastRenderedPageBreak/>
-              <w:t xml:space="preserve">Казанский, А. А.  Программирование на </w:t>
-            </w:r>
-            <w:proofErr w:type="spellStart"/>
-            <w:r>
-              <w:rPr>
-                <w:sz w:val="24"/>
-                <w:szCs w:val="24"/>
-                <w:shd w:val="clear" w:color="auto" w:fill="FFFFFF"/>
-                <w:lang w:val="ru-RU"/>
-              </w:rPr>
-              <w:t>Visual</w:t>
-            </w:r>
-            <w:proofErr w:type="spellEnd"/>
-            <w:r>
-              <w:rPr>
-                <w:sz w:val="24"/>
-                <w:szCs w:val="24"/>
-                <w:shd w:val="clear" w:color="auto" w:fill="FFFFFF"/>
-                <w:lang w:val="ru-RU"/>
-              </w:rPr>
-              <w:t xml:space="preserve"> </w:t>
-            </w:r>
-            <w:proofErr w:type="gramStart"/>
-            <w:r>
-              <w:rPr>
-                <w:sz w:val="24"/>
-                <w:szCs w:val="24"/>
-                <w:shd w:val="clear" w:color="auto" w:fill="FFFFFF"/>
-                <w:lang w:val="ru-RU"/>
-              </w:rPr>
-              <w:t>C# :</w:t>
-            </w:r>
-            <w:proofErr w:type="gramEnd"/>
-            <w:r>
-              <w:rPr>
-                <w:sz w:val="24"/>
-                <w:szCs w:val="24"/>
-                <w:shd w:val="clear" w:color="auto" w:fill="FFFFFF"/>
-                <w:lang w:val="ru-RU"/>
-              </w:rPr>
-              <w:t xml:space="preserve"> учебное пособие для среднего профессионального образования / А. А. Казанский. — 2-е изд., </w:t>
-            </w:r>
-            <w:proofErr w:type="spellStart"/>
-            <w:r>
-              <w:rPr>
-                <w:sz w:val="24"/>
-                <w:szCs w:val="24"/>
-                <w:shd w:val="clear" w:color="auto" w:fill="FFFFFF"/>
-                <w:lang w:val="ru-RU"/>
-              </w:rPr>
-              <w:t>перераб</w:t>
-            </w:r>
-            <w:proofErr w:type="spellEnd"/>
-            <w:r>
-              <w:rPr>
-                <w:sz w:val="24"/>
-                <w:szCs w:val="24"/>
-                <w:shd w:val="clear" w:color="auto" w:fill="FFFFFF"/>
-                <w:lang w:val="ru-RU"/>
-              </w:rPr>
-              <w:t xml:space="preserve">. и доп. — </w:t>
-            </w:r>
-            <w:proofErr w:type="gramStart"/>
-            <w:r>
-              <w:rPr>
-                <w:sz w:val="24"/>
-                <w:szCs w:val="24"/>
-                <w:shd w:val="clear" w:color="auto" w:fill="FFFFFF"/>
-                <w:lang w:val="ru-RU"/>
-              </w:rPr>
-              <w:t>Москва :</w:t>
-            </w:r>
-            <w:proofErr w:type="gramEnd"/>
-            <w:r>
-              <w:rPr>
-                <w:sz w:val="24"/>
-                <w:szCs w:val="24"/>
-                <w:shd w:val="clear" w:color="auto" w:fill="FFFFFF"/>
-                <w:lang w:val="ru-RU"/>
-              </w:rPr>
-              <w:t xml:space="preserve"> Издательство </w:t>
-            </w:r>
-            <w:proofErr w:type="spellStart"/>
-            <w:r>
-              <w:rPr>
-                <w:sz w:val="24"/>
-                <w:szCs w:val="24"/>
-                <w:shd w:val="clear" w:color="auto" w:fill="FFFFFF"/>
-                <w:lang w:val="ru-RU"/>
-              </w:rPr>
-              <w:t>Юрайт</w:t>
-            </w:r>
-            <w:proofErr w:type="spellEnd"/>
-            <w:r>
-              <w:rPr>
-                <w:sz w:val="24"/>
-                <w:szCs w:val="24"/>
-                <w:shd w:val="clear" w:color="auto" w:fill="FFFFFF"/>
-                <w:lang w:val="ru-RU"/>
-              </w:rPr>
-              <w:t>, 2023. — 192 с. </w:t>
-            </w:r>
-          </w:p>
-        </w:tc>
-        <w:tc>
-          <w:tcPr>
-            <w:tcW w:w="1870" w:type="dxa"/>
-            <w:tcBorders>
-              <w:top w:val="single" w:sz="4" w:space="0" w:color="auto"/>
-              <w:left w:val="single" w:sz="4" w:space="0" w:color="auto"/>
-              <w:bottom w:val="single" w:sz="4" w:space="0" w:color="auto"/>
-              <w:right w:val="single" w:sz="4" w:space="0" w:color="auto"/>
-            </w:tcBorders>
-          </w:tcPr>
-          <w:p>
-            <w:pPr>
-              <w:spacing w:after="0" w:line="240" w:lineRule="auto"/>
-              <w:ind w:left="142"/>
-              <w:jc w:val="center"/>
-              <w:rPr>
-                <w:rFonts w:ascii="Times New Roman" w:hAnsi="Times New Roman" w:cs="Times New Roman"/>
-                <w:sz w:val="24"/>
-                <w:szCs w:val="24"/>
-              </w:rPr>
-            </w:pPr>
-          </w:p>
-          <w:p>
-            <w:pPr>
-              <w:spacing w:after="0" w:line="240" w:lineRule="auto"/>
-              <w:ind w:left="142"/>
-              <w:jc w:val="center"/>
-              <w:rPr>
-                <w:rFonts w:ascii="Times New Roman" w:hAnsi="Times New Roman" w:cs="Times New Roman"/>
-                <w:sz w:val="24"/>
-                <w:szCs w:val="24"/>
-              </w:rPr>
-            </w:pPr>
-            <w:r>
-              <w:rPr>
-                <w:rFonts w:ascii="Times New Roman" w:hAnsi="Times New Roman" w:cs="Times New Roman"/>
-                <w:sz w:val="24"/>
-                <w:szCs w:val="24"/>
-              </w:rPr>
-              <w:t>Дополнительная</w:t>
-            </w:r>
-          </w:p>
-        </w:tc>
-        <w:tc>
-          <w:tcPr>
-            <w:tcW w:w="1100" w:type="dxa"/>
-            <w:tcBorders>
-              <w:top w:val="single" w:sz="4" w:space="0" w:color="auto"/>
-              <w:left w:val="single" w:sz="4" w:space="0" w:color="auto"/>
-              <w:bottom w:val="single" w:sz="4" w:space="0" w:color="auto"/>
-              <w:right w:val="single" w:sz="4" w:space="0" w:color="auto"/>
-            </w:tcBorders>
-            <w:hideMark/>
-          </w:tcPr>
-          <w:p>
-            <w:pPr>
-              <w:spacing w:after="0" w:line="240" w:lineRule="auto"/>
-              <w:ind w:left="142"/>
-              <w:jc w:val="center"/>
-              <w:rPr>
-                <w:rFonts w:ascii="Times New Roman" w:hAnsi="Times New Roman" w:cs="Times New Roman"/>
-                <w:sz w:val="24"/>
-                <w:szCs w:val="24"/>
-              </w:rPr>
-            </w:pPr>
-            <w:r>
-              <w:rPr>
-                <w:rFonts w:ascii="Times New Roman" w:hAnsi="Times New Roman" w:cs="Times New Roman"/>
-                <w:sz w:val="24"/>
-                <w:szCs w:val="24"/>
-              </w:rPr>
-              <w:t>-</w:t>
-            </w:r>
-          </w:p>
-        </w:tc>
-        <w:tc>
-          <w:tcPr>
-            <w:tcW w:w="1992" w:type="dxa"/>
-            <w:tcBorders>
-              <w:top w:val="single" w:sz="4" w:space="0" w:color="auto"/>
-              <w:left w:val="single" w:sz="4" w:space="0" w:color="auto"/>
-              <w:bottom w:val="single" w:sz="4" w:space="0" w:color="auto"/>
-              <w:right w:val="single" w:sz="4" w:space="0" w:color="auto"/>
-            </w:tcBorders>
-            <w:vAlign w:val="center"/>
-          </w:tcPr>
-          <w:p>
-            <w:pPr>
-              <w:spacing w:after="0" w:line="240" w:lineRule="auto"/>
-              <w:ind w:left="142" w:right="162"/>
-              <w:jc w:val="center"/>
-              <w:rPr>
-                <w:rFonts w:ascii="Times New Roman" w:hAnsi="Times New Roman" w:cs="Times New Roman"/>
-                <w:sz w:val="24"/>
-                <w:szCs w:val="24"/>
-                <w:shd w:val="clear" w:color="auto" w:fill="FFFFFF"/>
-              </w:rPr>
-            </w:pPr>
-            <w:hyperlink r:id="rId19" w:history="1">
-              <w:r>
-                <w:rPr>
-                  <w:rStyle w:val="aa"/>
-                  <w:rFonts w:ascii="Times New Roman" w:hAnsi="Times New Roman" w:cs="Times New Roman"/>
-                  <w:sz w:val="24"/>
-                  <w:szCs w:val="24"/>
-                  <w:shd w:val="clear" w:color="auto" w:fill="FFFFFF"/>
-                </w:rPr>
                 <w:t>https://urait.ru/bcode/513400</w:t>
               </w:r>
             </w:hyperlink>
@@ -12266,11 +12781,15 @@
         <w:pStyle w:val="ad"/>
         <w:ind w:firstLine="709"/>
         <w:rPr>
+          <w:sz w:val="28"/>
+          <w:szCs w:val="28"/>
           <w:lang w:val="ru-RU"/>
         </w:rPr>
       </w:pPr>
       <w:r>
         <w:rPr>
+          <w:sz w:val="28"/>
+          <w:szCs w:val="28"/>
           <w:lang w:val="ru-RU"/>
         </w:rPr>
         <w:t>Таблица 2 – Перечень современных профессиональных баз данных (СПБД)</w:t>
@@ -12295,8 +12814,8 @@
         <w:tblLook w:val="01E0" w:firstRow="1" w:lastRow="1" w:firstColumn="1" w:lastColumn="1" w:noHBand="0" w:noVBand="0"/>
       </w:tblPr>
       <w:tblGrid>
-        <w:gridCol w:w="948"/>
-        <w:gridCol w:w="7788"/>
+        <w:gridCol w:w="914"/>
+        <w:gridCol w:w="7822"/>
       </w:tblGrid>
       <w:tr>
         <w:trPr>
@@ -12316,8 +12835,6 @@
           <w:p>
             <w:pPr>
               <w:spacing w:after="0" w:line="240" w:lineRule="auto"/>
-              <w:ind w:firstLine="709"/>
-              <w:jc w:val="center"/>
               <w:rPr>
                 <w:rFonts w:ascii="Times New Roman" w:hAnsi="Times New Roman" w:cs="Times New Roman"/>
                 <w:sz w:val="24"/>
@@ -12349,8 +12866,6 @@
           <w:p>
             <w:pPr>
               <w:spacing w:after="0" w:line="240" w:lineRule="auto"/>
-              <w:ind w:firstLine="709"/>
-              <w:jc w:val="center"/>
               <w:rPr>
                 <w:rFonts w:ascii="Times New Roman" w:hAnsi="Times New Roman" w:cs="Times New Roman"/>
                 <w:sz w:val="24"/>
@@ -12388,7 +12903,7 @@
               <w:pStyle w:val="42"/>
               <w:shd w:val="clear" w:color="auto" w:fill="auto"/>
               <w:spacing w:after="0" w:line="240" w:lineRule="auto"/>
-              <w:ind w:firstLine="709"/>
+              <w:jc w:val="left"/>
               <w:rPr>
                 <w:rFonts w:eastAsia="Calibri" w:cs="Times New Roman"/>
                 <w:sz w:val="24"/>
@@ -12421,7 +12936,6 @@
               <w:pStyle w:val="42"/>
               <w:shd w:val="clear" w:color="auto" w:fill="auto"/>
               <w:spacing w:after="0" w:line="240" w:lineRule="auto"/>
-              <w:ind w:firstLine="709"/>
               <w:jc w:val="left"/>
               <w:rPr>
                 <w:rFonts w:eastAsia="Calibri" w:cs="Times New Roman"/>
@@ -12464,7 +12978,7 @@
               </w:rPr>
               <w:t xml:space="preserve"> - </w:t>
             </w:r>
-            <w:hyperlink r:id="rId20" w:history="1">
+            <w:hyperlink r:id="rId19" w:history="1">
               <w:r>
                 <w:rPr>
                   <w:rStyle w:val="aa"/>
@@ -12498,7 +13012,7 @@
               <w:pStyle w:val="42"/>
               <w:shd w:val="clear" w:color="auto" w:fill="auto"/>
               <w:spacing w:after="0" w:line="240" w:lineRule="auto"/>
-              <w:ind w:firstLine="709"/>
+              <w:jc w:val="left"/>
               <w:rPr>
                 <w:rFonts w:eastAsia="Calibri" w:cs="Times New Roman"/>
                 <w:sz w:val="24"/>
@@ -12531,7 +13045,6 @@
               <w:pStyle w:val="42"/>
               <w:shd w:val="clear" w:color="auto" w:fill="auto"/>
               <w:spacing w:after="0" w:line="240" w:lineRule="auto"/>
-              <w:ind w:firstLine="709"/>
               <w:jc w:val="both"/>
               <w:rPr>
                 <w:rFonts w:eastAsia="Calibri" w:cs="Times New Roman"/>
@@ -12573,7 +13086,7 @@
               </w:rPr>
               <w:t xml:space="preserve"> - </w:t>
             </w:r>
-            <w:hyperlink r:id="rId21" w:history="1">
+            <w:hyperlink r:id="rId20" w:history="1">
               <w:r>
                 <w:rPr>
                   <w:rStyle w:val="aa"/>
@@ -12591,22 +13104,35 @@
     <w:p>
       <w:pPr>
         <w:pStyle w:val="ad"/>
+        <w:tabs>
+          <w:tab w:val="left" w:pos="3955"/>
+        </w:tabs>
         <w:ind w:firstLine="709"/>
         <w:rPr>
           <w:lang w:val="ru-RU"/>
         </w:rPr>
       </w:pPr>
+      <w:r>
+        <w:rPr>
+          <w:lang w:val="ru-RU"/>
+        </w:rPr>
+        <w:tab/>
+      </w:r>
     </w:p>
     <w:p>
       <w:pPr>
         <w:pStyle w:val="ad"/>
         <w:ind w:firstLine="709"/>
         <w:rPr>
+          <w:sz w:val="28"/>
+          <w:szCs w:val="28"/>
           <w:lang w:val="ru-RU"/>
         </w:rPr>
       </w:pPr>
       <w:r>
         <w:rPr>
+          <w:sz w:val="28"/>
+          <w:szCs w:val="28"/>
           <w:lang w:val="ru-RU"/>
         </w:rPr>
         <w:t>Таблица 3 – Перечень информационных справочных систем (ИСС)</w:t>
@@ -12665,6 +13191,14 @@
             </w:pPr>
             <w:r>
               <w:rPr>
+                <w:rFonts w:cs="Times New Roman"/>
+                <w:sz w:val="24"/>
+                <w:szCs w:val="24"/>
+              </w:rPr>
+              <w:t>№</w:t>
+            </w:r>
+            <w:r>
+              <w:rPr>
                 <w:rStyle w:val="12"/>
                 <w:sz w:val="24"/>
                 <w:szCs w:val="24"/>
@@ -12688,8 +13222,6 @@
           <w:p>
             <w:pPr>
               <w:spacing w:after="0" w:line="240" w:lineRule="auto"/>
-              <w:ind w:firstLine="709"/>
-              <w:jc w:val="center"/>
               <w:rPr>
                 <w:rFonts w:ascii="Times New Roman" w:hAnsi="Times New Roman" w:cs="Times New Roman"/>
                 <w:sz w:val="24"/>
@@ -12763,8 +13295,6 @@
           <w:p>
             <w:pPr>
               <w:spacing w:after="0" w:line="240" w:lineRule="auto"/>
-              <w:ind w:firstLine="709"/>
-              <w:jc w:val="both"/>
               <w:rPr>
                 <w:rStyle w:val="12"/>
                 <w:rFonts w:eastAsiaTheme="minorHAnsi"/>
@@ -12802,7 +13332,7 @@
               </w:rPr>
               <w:t xml:space="preserve">  </w:t>
             </w:r>
-            <w:hyperlink r:id="rId22" w:history="1">
+            <w:hyperlink r:id="rId21" w:history="1">
               <w:r>
                 <w:rPr>
                   <w:rStyle w:val="aa"/>
@@ -12871,7 +13401,6 @@
               <w:pStyle w:val="42"/>
               <w:shd w:val="clear" w:color="auto" w:fill="auto"/>
               <w:spacing w:after="0" w:line="240" w:lineRule="auto"/>
-              <w:ind w:firstLine="709"/>
               <w:jc w:val="left"/>
               <w:rPr>
                 <w:rFonts w:eastAsia="Calibri" w:cs="Times New Roman"/>
@@ -12887,7 +13416,7 @@
               </w:rPr>
               <w:t xml:space="preserve">Электронная библиотечная система ЭБС ЮРАИТ - </w:t>
             </w:r>
-            <w:hyperlink r:id="rId23" w:history="1">
+            <w:hyperlink r:id="rId22" w:history="1">
               <w:r>
                 <w:rPr>
                   <w:rStyle w:val="aa"/>
@@ -12925,8 +13454,8 @@
       </w:pPr>
     </w:p>
     <w:sectPr>
-      <w:footerReference w:type="default" r:id="rId24"/>
-      <w:footerReference w:type="first" r:id="rId25"/>
+      <w:footerReference w:type="default" r:id="rId23"/>
+      <w:footerReference w:type="first" r:id="rId24"/>
       <w:pgSz w:w="11906" w:h="16838"/>
       <w:pgMar w:top="1134" w:right="567" w:bottom="1134" w:left="1701" w:header="0" w:footer="0" w:gutter="0"/>
       <w:cols w:space="708"/>
@@ -12977,7 +13506,6 @@
         <w:docPartUnique/>
       </w:docPartObj>
     </w:sdtPr>
-    <w:sdtEndPr/>
     <w:sdtContent>
       <w:p>
         <w:pPr>
@@ -13020,7 +13548,7 @@
             <w:sz w:val="28"/>
             <w:szCs w:val="28"/>
           </w:rPr>
-          <w:t>20</w:t>
+          <w:t>17</w:t>
         </w:r>
         <w:r>
           <w:rPr>
@@ -13097,11 +13625,11 @@
   <w:abstractNum w:abstractNumId="0" w15:restartNumberingAfterBreak="0">
     <w:nsid w:val="03DD5D2E"/>
     <w:multiLevelType w:val="multilevel"/>
-    <w:tmpl w:val="EB5CACB8"/>
+    <w:tmpl w:val="B2F84970"/>
     <w:lvl w:ilvl="0">
       <w:start w:val="1"/>
       <w:numFmt w:val="bullet"/>
-      <w:lvlText w:val=""/>
+      <w:lvlText w:val=""/>
       <w:lvlJc w:val="left"/>
       <w:pPr>
         <w:tabs>
@@ -13858,11 +14386,11 @@
   <w:abstractNum w:abstractNumId="7" w15:restartNumberingAfterBreak="0">
     <w:nsid w:val="267E5DF0"/>
     <w:multiLevelType w:val="multilevel"/>
-    <w:tmpl w:val="F4062E3A"/>
+    <w:tmpl w:val="4DDA1304"/>
     <w:lvl w:ilvl="0">
       <w:start w:val="1"/>
       <w:numFmt w:val="bullet"/>
-      <w:lvlText w:val=""/>
+      <w:lvlText w:val=""/>
       <w:lvlJc w:val="left"/>
       <w:pPr>
         <w:tabs>
@@ -14209,11 +14737,11 @@
   <w:abstractNum w:abstractNumId="10" w15:restartNumberingAfterBreak="0">
     <w:nsid w:val="2AC33C0C"/>
     <w:multiLevelType w:val="hybridMultilevel"/>
-    <w:tmpl w:val="BC50F57A"/>
-    <w:lvl w:ilvl="0" w:tplc="04190001">
+    <w:tmpl w:val="EBC0B6B6"/>
+    <w:lvl w:ilvl="0" w:tplc="9F68F54E">
       <w:start w:val="1"/>
       <w:numFmt w:val="bullet"/>
-      <w:lvlText w:val=""/>
+      <w:lvlText w:val=""/>
       <w:lvlJc w:val="left"/>
       <w:pPr>
         <w:ind w:left="1429" w:hanging="360"/>
@@ -14621,11 +15149,11 @@
   <w:abstractNum w:abstractNumId="14" w15:restartNumberingAfterBreak="0">
     <w:nsid w:val="45133691"/>
     <w:multiLevelType w:val="multilevel"/>
-    <w:tmpl w:val="389AC254"/>
+    <w:tmpl w:val="487E94F8"/>
     <w:lvl w:ilvl="0">
       <w:start w:val="1"/>
       <w:numFmt w:val="bullet"/>
-      <w:lvlText w:val=""/>
+      <w:lvlText w:val=""/>
       <w:lvlJc w:val="left"/>
       <w:pPr>
         <w:tabs>
@@ -14856,11 +15384,11 @@
   <w:abstractNum w:abstractNumId="16" w15:restartNumberingAfterBreak="0">
     <w:nsid w:val="523B5BB9"/>
     <w:multiLevelType w:val="multilevel"/>
-    <w:tmpl w:val="3ABEE4B2"/>
+    <w:tmpl w:val="0B306D92"/>
     <w:lvl w:ilvl="0">
       <w:start w:val="1"/>
       <w:numFmt w:val="bullet"/>
-      <w:lvlText w:val=""/>
+      <w:lvlText w:val=""/>
       <w:lvlJc w:val="left"/>
       <w:pPr>
         <w:tabs>
@@ -15382,11 +15910,11 @@
   <w:abstractNum w:abstractNumId="21" w15:restartNumberingAfterBreak="0">
     <w:nsid w:val="69D26A5D"/>
     <w:multiLevelType w:val="multilevel"/>
-    <w:tmpl w:val="739823C0"/>
+    <w:tmpl w:val="4134E2CE"/>
     <w:lvl w:ilvl="0">
       <w:start w:val="1"/>
       <w:numFmt w:val="bullet"/>
-      <w:lvlText w:val=""/>
+      <w:lvlText w:val=""/>
       <w:lvlJc w:val="left"/>
       <w:pPr>
         <w:tabs>
@@ -15531,11 +16059,11 @@
   <w:abstractNum w:abstractNumId="22" w15:restartNumberingAfterBreak="0">
     <w:nsid w:val="6A7840C5"/>
     <w:multiLevelType w:val="multilevel"/>
-    <w:tmpl w:val="1DB4FDCE"/>
+    <w:tmpl w:val="CAC47C1A"/>
     <w:lvl w:ilvl="0">
       <w:start w:val="1"/>
       <w:numFmt w:val="bullet"/>
-      <w:lvlText w:val=""/>
+      <w:lvlText w:val=""/>
       <w:lvlJc w:val="left"/>
       <w:pPr>
         <w:tabs>
@@ -16981,7 +17509,6 @@
     <w:next w:val="a"/>
     <w:link w:val="40"/>
     <w:uiPriority w:val="9"/>
-    <w:semiHidden/>
     <w:unhideWhenUsed/>
     <w:qFormat/>
     <w:rsid w:val="00E2498C"/>
@@ -17024,6 +17551,59 @@
     <w:uiPriority w:val="99"/>
     <w:semiHidden/>
     <w:unhideWhenUsed/>
+  </w:style>
+  <w:style w:type="character" w:customStyle="1" w:styleId="10">
+    <w:name w:val="Заголовок 1 Знак"/>
+    <w:basedOn w:val="a0"/>
+    <w:link w:val="1"/>
+    <w:uiPriority w:val="9"/>
+    <w:rsid w:val="00EB72A8"/>
+    <w:rPr>
+      <w:rFonts w:ascii="Times New Roman" w:eastAsiaTheme="majorEastAsia" w:hAnsi="Times New Roman" w:cstheme="majorBidi"/>
+      <w:b/>
+      <w:sz w:val="28"/>
+      <w:szCs w:val="32"/>
+    </w:rPr>
+  </w:style>
+  <w:style w:type="character" w:customStyle="1" w:styleId="20">
+    <w:name w:val="Заголовок 2 Знак"/>
+    <w:basedOn w:val="a0"/>
+    <w:link w:val="2"/>
+    <w:uiPriority w:val="9"/>
+    <w:rsid w:val="00EB72A8"/>
+    <w:rPr>
+      <w:rFonts w:ascii="Times New Roman" w:eastAsiaTheme="majorEastAsia" w:hAnsi="Times New Roman" w:cstheme="majorBidi"/>
+      <w:b/>
+      <w:color w:val="000000" w:themeColor="text1"/>
+      <w:sz w:val="28"/>
+      <w:szCs w:val="26"/>
+    </w:rPr>
+  </w:style>
+  <w:style w:type="character" w:customStyle="1" w:styleId="30">
+    <w:name w:val="Заголовок 3 Знак"/>
+    <w:basedOn w:val="a0"/>
+    <w:link w:val="3"/>
+    <w:uiPriority w:val="9"/>
+    <w:rsid w:val="00141EF7"/>
+    <w:rPr>
+      <w:rFonts w:asciiTheme="majorHAnsi" w:eastAsiaTheme="majorEastAsia" w:hAnsiTheme="majorHAnsi" w:cstheme="majorBidi"/>
+      <w:color w:val="1F4D78" w:themeColor="accent1" w:themeShade="7F"/>
+      <w:sz w:val="24"/>
+      <w:szCs w:val="24"/>
+    </w:rPr>
+  </w:style>
+  <w:style w:type="character" w:customStyle="1" w:styleId="40">
+    <w:name w:val="Заголовок 4 Знак"/>
+    <w:basedOn w:val="a0"/>
+    <w:link w:val="4"/>
+    <w:uiPriority w:val="9"/>
+    <w:rsid w:val="00E2498C"/>
+    <w:rPr>
+      <w:rFonts w:asciiTheme="majorHAnsi" w:eastAsiaTheme="majorEastAsia" w:hAnsiTheme="majorHAnsi" w:cstheme="majorBidi"/>
+      <w:i/>
+      <w:iCs/>
+      <w:color w:val="2E74B5" w:themeColor="accent1" w:themeShade="BF"/>
+    </w:rPr>
   </w:style>
   <w:style w:type="paragraph" w:styleId="a3">
     <w:name w:val="header"/>
@@ -17087,33 +17667,6 @@
         <w:insideV w:val="single" w:sz="4" w:space="0" w:color="auto"/>
       </w:tblBorders>
     </w:tblPr>
-  </w:style>
-  <w:style w:type="character" w:customStyle="1" w:styleId="10">
-    <w:name w:val="Заголовок 1 Знак"/>
-    <w:basedOn w:val="a0"/>
-    <w:link w:val="1"/>
-    <w:uiPriority w:val="9"/>
-    <w:rsid w:val="00EB72A8"/>
-    <w:rPr>
-      <w:rFonts w:ascii="Times New Roman" w:eastAsiaTheme="majorEastAsia" w:hAnsi="Times New Roman" w:cstheme="majorBidi"/>
-      <w:b/>
-      <w:sz w:val="28"/>
-      <w:szCs w:val="32"/>
-    </w:rPr>
-  </w:style>
-  <w:style w:type="character" w:customStyle="1" w:styleId="20">
-    <w:name w:val="Заголовок 2 Знак"/>
-    <w:basedOn w:val="a0"/>
-    <w:link w:val="2"/>
-    <w:uiPriority w:val="9"/>
-    <w:rsid w:val="00EB72A8"/>
-    <w:rPr>
-      <w:rFonts w:ascii="Times New Roman" w:eastAsiaTheme="majorEastAsia" w:hAnsi="Times New Roman" w:cstheme="majorBidi"/>
-      <w:b/>
-      <w:color w:val="000000" w:themeColor="text1"/>
-      <w:sz w:val="28"/>
-      <w:szCs w:val="26"/>
-    </w:rPr>
   </w:style>
   <w:style w:type="paragraph" w:styleId="a8">
     <w:name w:val="List Paragraph"/>
@@ -17221,7 +17774,6 @@
     <w:next w:val="a"/>
     <w:autoRedefine/>
     <w:uiPriority w:val="39"/>
-    <w:semiHidden/>
     <w:unhideWhenUsed/>
     <w:rsid w:val="00751DD0"/>
     <w:pPr>
@@ -17302,6 +17854,23 @@
       <w:shd w:val="clear" w:color="auto" w:fill="FFFFFF"/>
     </w:rPr>
   </w:style>
+  <w:style w:type="paragraph" w:customStyle="1" w:styleId="42">
+    <w:name w:val="Основной текст4"/>
+    <w:basedOn w:val="a"/>
+    <w:link w:val="af"/>
+    <w:rsid w:val="00754BF1"/>
+    <w:pPr>
+      <w:widowControl w:val="0"/>
+      <w:shd w:val="clear" w:color="auto" w:fill="FFFFFF"/>
+      <w:spacing w:after="660" w:line="0" w:lineRule="atLeast"/>
+      <w:jc w:val="center"/>
+    </w:pPr>
+    <w:rPr>
+      <w:rFonts w:ascii="Times New Roman" w:eastAsia="Times New Roman" w:hAnsi="Times New Roman"/>
+      <w:sz w:val="21"/>
+      <w:szCs w:val="21"/>
+    </w:rPr>
+  </w:style>
   <w:style w:type="character" w:customStyle="1" w:styleId="12">
     <w:name w:val="Основной текст1"/>
     <w:basedOn w:val="af"/>
@@ -17334,23 +17903,6 @@
       <w:lang w:val="ru-RU"/>
     </w:rPr>
   </w:style>
-  <w:style w:type="paragraph" w:customStyle="1" w:styleId="42">
-    <w:name w:val="Основной текст4"/>
-    <w:basedOn w:val="a"/>
-    <w:link w:val="af"/>
-    <w:rsid w:val="00754BF1"/>
-    <w:pPr>
-      <w:widowControl w:val="0"/>
-      <w:shd w:val="clear" w:color="auto" w:fill="FFFFFF"/>
-      <w:spacing w:after="660" w:line="0" w:lineRule="atLeast"/>
-      <w:jc w:val="center"/>
-    </w:pPr>
-    <w:rPr>
-      <w:rFonts w:ascii="Times New Roman" w:eastAsia="Times New Roman" w:hAnsi="Times New Roman"/>
-      <w:sz w:val="21"/>
-      <w:szCs w:val="21"/>
-    </w:rPr>
-  </w:style>
   <w:style w:type="paragraph" w:customStyle="1" w:styleId="TableParagraph">
     <w:name w:val="Table Paragraph"/>
     <w:basedOn w:val="a"/>
@@ -17368,19 +17920,6 @@
       <w:lang w:val="en-US"/>
     </w:rPr>
   </w:style>
-  <w:style w:type="character" w:customStyle="1" w:styleId="30">
-    <w:name w:val="Заголовок 3 Знак"/>
-    <w:basedOn w:val="a0"/>
-    <w:link w:val="3"/>
-    <w:uiPriority w:val="9"/>
-    <w:rsid w:val="00141EF7"/>
-    <w:rPr>
-      <w:rFonts w:asciiTheme="majorHAnsi" w:eastAsiaTheme="majorEastAsia" w:hAnsiTheme="majorHAnsi" w:cstheme="majorBidi"/>
-      <w:color w:val="1F4D78" w:themeColor="accent1" w:themeShade="7F"/>
-      <w:sz w:val="24"/>
-      <w:szCs w:val="24"/>
-    </w:rPr>
-  </w:style>
   <w:style w:type="paragraph" w:customStyle="1" w:styleId="ds-markdown-paragraph">
     <w:name w:val="ds-markdown-paragraph"/>
     <w:basedOn w:val="a"/>
@@ -17393,20 +17932,6 @@
       <w:sz w:val="24"/>
       <w:szCs w:val="24"/>
       <w:lang w:eastAsia="ru-RU"/>
-    </w:rPr>
-  </w:style>
-  <w:style w:type="character" w:customStyle="1" w:styleId="40">
-    <w:name w:val="Заголовок 4 Знак"/>
-    <w:basedOn w:val="a0"/>
-    <w:link w:val="4"/>
-    <w:uiPriority w:val="9"/>
-    <w:semiHidden/>
-    <w:rsid w:val="00E2498C"/>
-    <w:rPr>
-      <w:rFonts w:asciiTheme="majorHAnsi" w:eastAsiaTheme="majorEastAsia" w:hAnsiTheme="majorHAnsi" w:cstheme="majorBidi"/>
-      <w:i/>
-      <w:iCs/>
-      <w:color w:val="2E74B5" w:themeColor="accent1" w:themeShade="BF"/>
     </w:rPr>
   </w:style>
   <w:style w:type="character" w:styleId="af0">
@@ -17524,6 +18049,35 @@
       <w:sz w:val="28"/>
       <w:szCs w:val="28"/>
       <w:lang w:eastAsia="ru-RU"/>
+    </w:rPr>
+  </w:style>
+  <w:style w:type="paragraph" w:customStyle="1" w:styleId="2222222">
+    <w:name w:val="2222222"/>
+    <w:basedOn w:val="a"/>
+    <w:link w:val="22222220"/>
+    <w:qFormat/>
+    <w:rsid w:val="00E339A1"/>
+    <w:pPr>
+      <w:spacing w:after="0" w:line="360" w:lineRule="auto"/>
+      <w:ind w:firstLine="709"/>
+    </w:pPr>
+    <w:rPr>
+      <w:rFonts w:ascii="Times New Roman" w:eastAsiaTheme="majorEastAsia" w:hAnsi="Times New Roman" w:cstheme="majorBidi"/>
+      <w:bCs/>
+      <w:sz w:val="28"/>
+      <w:szCs w:val="32"/>
+    </w:rPr>
+  </w:style>
+  <w:style w:type="character" w:customStyle="1" w:styleId="22222220">
+    <w:name w:val="2222222 Знак"/>
+    <w:basedOn w:val="a0"/>
+    <w:link w:val="2222222"/>
+    <w:rsid w:val="00E339A1"/>
+    <w:rPr>
+      <w:rFonts w:ascii="Times New Roman" w:eastAsiaTheme="majorEastAsia" w:hAnsi="Times New Roman" w:cstheme="majorBidi"/>
+      <w:bCs/>
+      <w:sz w:val="28"/>
+      <w:szCs w:val="32"/>
     </w:rPr>
   </w:style>
 </w:styles>
@@ -17795,7 +18349,7 @@
 </file>
 
 <file path=customXml/itemProps1.xml><?xml version="1.0" encoding="utf-8"?>
-<ds:datastoreItem xmlns:ds="http://schemas.openxmlformats.org/officeDocument/2006/customXml" ds:itemID="{4EA3FB68-BA55-47BE-BBC2-DBB8E4BC3C31}">
+<ds:datastoreItem xmlns:ds="http://schemas.openxmlformats.org/officeDocument/2006/customXml" ds:itemID="{E58F8424-F0C6-4A73-AC7B-A515B8C1BC21}">
   <ds:schemaRefs>
     <ds:schemaRef ds:uri="http://schemas.openxmlformats.org/officeDocument/2006/bibliography"/>
   </ds:schemaRefs>

--- a/Отчет по практике .docx
+++ b/Отчет по практике .docx
@@ -2015,15 +2015,15 @@
         <w:lastRenderedPageBreak/>
         <w:fldChar w:fldCharType="end"/>
       </w:r>
-      <w:bookmarkStart w:id="0" w:name="_Toc228434680"/>
-      <w:bookmarkStart w:id="1" w:name="_Toc231407061"/>
+      <w:bookmarkStart w:id="0" w:name="_Toc231407061"/>
+      <w:bookmarkStart w:id="1" w:name="_Toc228434680"/>
       <w:r>
         <w:rPr>
           <w:rFonts w:eastAsiaTheme="majorEastAsia"/>
         </w:rPr>
         <w:t>ВВЕДЕНИЕ</w:t>
       </w:r>
-      <w:bookmarkEnd w:id="1"/>
+      <w:bookmarkEnd w:id="0"/>
     </w:p>
     <w:p>
       <w:pPr>
@@ -2102,7 +2102,7 @@
       <w:r>
         <w:t xml:space="preserve"> Техника безопасности. Охрана труда</w:t>
       </w:r>
-      <w:bookmarkEnd w:id="0"/>
+      <w:bookmarkEnd w:id="1"/>
       <w:bookmarkEnd w:id="2"/>
     </w:p>
     <w:p>
@@ -3190,8 +3190,6 @@
         </w:rPr>
         <w:t>.</w:t>
       </w:r>
-      <w:bookmarkStart w:id="9" w:name="_GoBack"/>
-      <w:bookmarkEnd w:id="9"/>
     </w:p>
     <w:p>
       <w:pPr>
@@ -3645,7 +3643,7 @@
       <w:pPr>
         <w:pStyle w:val="111111111"/>
       </w:pPr>
-      <w:bookmarkStart w:id="10" w:name="_Toc231407069"/>
+      <w:bookmarkStart w:id="9" w:name="_Toc231407069"/>
       <w:r>
         <w:lastRenderedPageBreak/>
         <w:t>3</w:t>
@@ -3656,7 +3654,7 @@
       <w:r>
         <w:t xml:space="preserve"> Тестирование «белым ящиком»</w:t>
       </w:r>
-      <w:bookmarkEnd w:id="10"/>
+      <w:bookmarkEnd w:id="9"/>
     </w:p>
     <w:p>
       <w:pPr>
@@ -3682,16 +3680,6 @@
     </w:p>
     <w:p>
       <w:pPr>
-        <w:pStyle w:val="2222222"/>
-      </w:pPr>
-      <w:bookmarkStart w:id="11" w:name="_Toc231407070"/>
-      <w:r>
-        <w:t>3.1 Объекты тестирования</w:t>
-      </w:r>
-      <w:bookmarkEnd w:id="11"/>
-    </w:p>
-    <w:p>
-      <w:pPr>
         <w:pStyle w:val="ds-markdown-paragraph"/>
         <w:shd w:val="clear" w:color="auto" w:fill="FFFFFF"/>
         <w:spacing w:before="0" w:beforeAutospacing="0" w:after="0" w:afterAutospacing="0" w:line="360" w:lineRule="auto"/>
@@ -3703,6 +3691,36 @@
           <w:szCs w:val="28"/>
         </w:rPr>
       </w:pPr>
+    </w:p>
+    <w:p>
+      <w:pPr>
+        <w:pStyle w:val="2222222"/>
+        <w:rPr>
+          <w:b/>
+        </w:rPr>
+      </w:pPr>
+      <w:bookmarkStart w:id="10" w:name="_Toc231407070"/>
+      <w:r>
+        <w:rPr>
+          <w:b/>
+        </w:rPr>
+        <w:t>3.1 Объекты тестирования</w:t>
+      </w:r>
+      <w:bookmarkEnd w:id="10"/>
+    </w:p>
+    <w:p>
+      <w:pPr>
+        <w:pStyle w:val="ds-markdown-paragraph"/>
+        <w:shd w:val="clear" w:color="auto" w:fill="FFFFFF"/>
+        <w:spacing w:before="0" w:beforeAutospacing="0" w:after="0" w:afterAutospacing="0" w:line="360" w:lineRule="auto"/>
+        <w:ind w:firstLine="709"/>
+        <w:jc w:val="both"/>
+        <w:rPr>
+          <w:color w:val="0F1115"/>
+          <w:sz w:val="28"/>
+          <w:szCs w:val="28"/>
+        </w:rPr>
+      </w:pPr>
       <w:r>
         <w:rPr>
           <w:color w:val="0F1115"/>
@@ -3819,13 +3837,33 @@
     </w:p>
     <w:p>
       <w:pPr>
+        <w:pStyle w:val="ds-markdown-paragraph"/>
+        <w:shd w:val="clear" w:color="auto" w:fill="FFFFFF"/>
+        <w:spacing w:before="0" w:beforeAutospacing="0" w:after="0" w:afterAutospacing="0" w:line="360" w:lineRule="auto"/>
+        <w:ind w:firstLine="709"/>
+        <w:jc w:val="both"/>
+        <w:rPr>
+          <w:color w:val="0F1115"/>
+          <w:sz w:val="28"/>
+          <w:szCs w:val="28"/>
+        </w:rPr>
+      </w:pPr>
+    </w:p>
+    <w:p>
+      <w:pPr>
         <w:pStyle w:val="2222222"/>
-      </w:pPr>
-      <w:bookmarkStart w:id="12" w:name="_Toc231407071"/>
-      <w:r>
+        <w:rPr>
+          <w:b/>
+        </w:rPr>
+      </w:pPr>
+      <w:bookmarkStart w:id="11" w:name="_Toc231407071"/>
+      <w:r>
+        <w:rPr>
+          <w:b/>
+        </w:rPr>
         <w:t>3.2 Методы тестирования</w:t>
       </w:r>
-      <w:bookmarkEnd w:id="12"/>
+      <w:bookmarkEnd w:id="11"/>
     </w:p>
     <w:p>
       <w:pPr>
@@ -4118,19 +4156,31 @@
     <w:p>
       <w:pPr>
         <w:pStyle w:val="2222222"/>
-      </w:pPr>
-      <w:bookmarkStart w:id="13" w:name="_Toc231407072"/>
-      <w:r>
+        <w:rPr>
+          <w:b/>
+        </w:rPr>
+      </w:pPr>
+      <w:bookmarkStart w:id="12" w:name="_Toc231407072"/>
+      <w:r>
+        <w:rPr>
+          <w:b/>
+        </w:rPr>
         <w:lastRenderedPageBreak/>
         <w:t>3.3</w:t>
       </w:r>
       <w:r>
+        <w:rPr>
+          <w:b/>
+        </w:rPr>
         <w:t>.</w:t>
       </w:r>
       <w:r>
+        <w:rPr>
+          <w:b/>
+        </w:rPr>
         <w:t xml:space="preserve"> Тестовые случаи</w:t>
       </w:r>
-      <w:bookmarkEnd w:id="13"/>
+      <w:bookmarkEnd w:id="12"/>
     </w:p>
     <w:p>
       <w:pPr>
@@ -5294,7 +5344,7 @@
       <w:pPr>
         <w:pStyle w:val="111111111"/>
       </w:pPr>
-      <w:bookmarkStart w:id="14" w:name="_Toc231407073"/>
+      <w:bookmarkStart w:id="13" w:name="_Toc231407073"/>
       <w:r>
         <w:lastRenderedPageBreak/>
         <w:t>4</w:t>
@@ -5305,7 +5355,7 @@
       <w:r>
         <w:t xml:space="preserve"> Тестирование «черным ящиком»</w:t>
       </w:r>
-      <w:bookmarkEnd w:id="14"/>
+      <w:bookmarkEnd w:id="13"/>
     </w:p>
     <w:p>
       <w:pPr>
@@ -5331,19 +5381,45 @@
     </w:p>
     <w:p>
       <w:pPr>
+        <w:pStyle w:val="ds-markdown-paragraph"/>
+        <w:shd w:val="clear" w:color="auto" w:fill="FFFFFF"/>
+        <w:spacing w:before="0" w:beforeAutospacing="0" w:after="0" w:afterAutospacing="0" w:line="360" w:lineRule="auto"/>
+        <w:ind w:firstLine="709"/>
+        <w:jc w:val="both"/>
+        <w:rPr>
+          <w:color w:val="0F1115"/>
+          <w:sz w:val="28"/>
+          <w:szCs w:val="28"/>
+        </w:rPr>
+      </w:pPr>
+    </w:p>
+    <w:p>
+      <w:pPr>
         <w:pStyle w:val="2222222"/>
-      </w:pPr>
-      <w:bookmarkStart w:id="15" w:name="_Toc231407074"/>
-      <w:r>
+        <w:rPr>
+          <w:b/>
+        </w:rPr>
+      </w:pPr>
+      <w:bookmarkStart w:id="14" w:name="_Toc231407074"/>
+      <w:r>
+        <w:rPr>
+          <w:b/>
+        </w:rPr>
         <w:t>4.1</w:t>
       </w:r>
       <w:r>
+        <w:rPr>
+          <w:b/>
+        </w:rPr>
         <w:t>.</w:t>
       </w:r>
       <w:r>
+        <w:rPr>
+          <w:b/>
+        </w:rPr>
         <w:t xml:space="preserve"> Объекты тестирования</w:t>
       </w:r>
-      <w:bookmarkEnd w:id="15"/>
+      <w:bookmarkEnd w:id="14"/>
     </w:p>
     <w:p>
       <w:pPr>
@@ -5477,19 +5553,44 @@
     </w:p>
     <w:p>
       <w:pPr>
+        <w:pStyle w:val="ds-markdown-paragraph"/>
+        <w:shd w:val="clear" w:color="auto" w:fill="FFFFFF"/>
+        <w:spacing w:before="0" w:beforeAutospacing="0" w:after="0" w:afterAutospacing="0" w:line="360" w:lineRule="auto"/>
+        <w:jc w:val="both"/>
+        <w:rPr>
+          <w:color w:val="0F1115"/>
+          <w:sz w:val="28"/>
+          <w:szCs w:val="28"/>
+        </w:rPr>
+      </w:pPr>
+    </w:p>
+    <w:p>
+      <w:pPr>
         <w:pStyle w:val="2222222"/>
-      </w:pPr>
-      <w:bookmarkStart w:id="16" w:name="_Toc231407075"/>
-      <w:r>
+        <w:rPr>
+          <w:b/>
+        </w:rPr>
+      </w:pPr>
+      <w:bookmarkStart w:id="15" w:name="_Toc231407075"/>
+      <w:r>
+        <w:rPr>
+          <w:b/>
+        </w:rPr>
         <w:t>4.2</w:t>
       </w:r>
       <w:r>
+        <w:rPr>
+          <w:b/>
+        </w:rPr>
         <w:t>.</w:t>
       </w:r>
       <w:r>
+        <w:rPr>
+          <w:b/>
+        </w:rPr>
         <w:t xml:space="preserve"> Методы тестирования</w:t>
       </w:r>
-      <w:bookmarkEnd w:id="16"/>
+      <w:bookmarkEnd w:id="15"/>
     </w:p>
     <w:p>
       <w:pPr>
@@ -5735,19 +5836,31 @@
     <w:p>
       <w:pPr>
         <w:pStyle w:val="2222222"/>
-      </w:pPr>
-      <w:bookmarkStart w:id="17" w:name="_Toc231407076"/>
-      <w:r>
+        <w:rPr>
+          <w:b/>
+        </w:rPr>
+      </w:pPr>
+      <w:bookmarkStart w:id="16" w:name="_Toc231407076"/>
+      <w:r>
+        <w:rPr>
+          <w:b/>
+        </w:rPr>
         <w:lastRenderedPageBreak/>
         <w:t>4.3</w:t>
       </w:r>
       <w:r>
+        <w:rPr>
+          <w:b/>
+        </w:rPr>
         <w:t>.</w:t>
       </w:r>
       <w:r>
+        <w:rPr>
+          <w:b/>
+        </w:rPr>
         <w:t xml:space="preserve"> Тестовые случаи</w:t>
       </w:r>
-      <w:bookmarkEnd w:id="17"/>
+      <w:bookmarkEnd w:id="16"/>
     </w:p>
     <w:p>
       <w:pPr>
@@ -6851,30 +6964,42 @@
       <w:pPr>
         <w:pStyle w:val="111111111"/>
       </w:pPr>
-      <w:bookmarkStart w:id="18" w:name="_Toc228434683"/>
-      <w:bookmarkStart w:id="19" w:name="_Toc231407077"/>
+      <w:bookmarkStart w:id="17" w:name="_Toc228434683"/>
+      <w:bookmarkStart w:id="18" w:name="_Toc231407077"/>
       <w:r>
         <w:lastRenderedPageBreak/>
         <w:t>5. МОДУЛЬНОЕ ТЕСТИРОВАНИЕ</w:t>
       </w:r>
+      <w:bookmarkEnd w:id="17"/>
       <w:bookmarkEnd w:id="18"/>
+    </w:p>
+    <w:p>
+      <w:pPr>
+        <w:pStyle w:val="2222222"/>
+        <w:rPr>
+          <w:b/>
+        </w:rPr>
+      </w:pPr>
+      <w:bookmarkStart w:id="19" w:name="_Toc231407078"/>
+      <w:r>
+        <w:rPr>
+          <w:b/>
+        </w:rPr>
+        <w:t>5.1</w:t>
+      </w:r>
+      <w:r>
+        <w:rPr>
+          <w:b/>
+        </w:rPr>
+        <w:t>.</w:t>
+      </w:r>
+      <w:r>
+        <w:rPr>
+          <w:b/>
+        </w:rPr>
+        <w:t xml:space="preserve"> Цель тестирования</w:t>
+      </w:r>
       <w:bookmarkEnd w:id="19"/>
-    </w:p>
-    <w:p>
-      <w:pPr>
-        <w:pStyle w:val="2222222"/>
-      </w:pPr>
-      <w:bookmarkStart w:id="20" w:name="_Toc231407078"/>
-      <w:r>
-        <w:t>5.1</w:t>
-      </w:r>
-      <w:r>
-        <w:t>.</w:t>
-      </w:r>
-      <w:r>
-        <w:t xml:space="preserve"> Цель тестирования</w:t>
-      </w:r>
-      <w:bookmarkEnd w:id="20"/>
     </w:p>
     <w:p>
       <w:pPr>
@@ -6884,6 +7009,7 @@
         <w:ind w:firstLine="709"/>
         <w:jc w:val="both"/>
         <w:rPr>
+          <w:b/>
           <w:color w:val="0F1115"/>
           <w:sz w:val="28"/>
           <w:szCs w:val="28"/>
@@ -6936,22 +7062,6 @@
         </w:rPr>
         <w:t>.</w:t>
       </w:r>
-    </w:p>
-    <w:p>
-      <w:pPr>
-        <w:pStyle w:val="2222222"/>
-      </w:pPr>
-      <w:bookmarkStart w:id="21" w:name="_Toc231407079"/>
-      <w:r>
-        <w:t>5.2</w:t>
-      </w:r>
-      <w:r>
-        <w:t>.</w:t>
-      </w:r>
-      <w:r>
-        <w:t xml:space="preserve"> Пример модульного теста</w:t>
-      </w:r>
-      <w:bookmarkEnd w:id="21"/>
     </w:p>
     <w:p>
       <w:pPr>
@@ -6966,45 +7076,34 @@
           <w:szCs w:val="28"/>
         </w:rPr>
       </w:pPr>
-      <w:r>
-        <w:rPr>
-          <w:rStyle w:val="af0"/>
-          <w:b w:val="0"/>
-          <w:color w:val="0F1115"/>
-          <w:sz w:val="28"/>
-          <w:szCs w:val="28"/>
-        </w:rPr>
-        <w:t>Тестируемый метод:</w:t>
-      </w:r>
-      <w:r>
-        <w:rPr>
-          <w:color w:val="0F1115"/>
-          <w:sz w:val="28"/>
-          <w:szCs w:val="28"/>
-        </w:rPr>
-        <w:t> </w:t>
-      </w:r>
-      <w:proofErr w:type="spellStart"/>
-      <w:r>
-        <w:rPr>
-          <w:rStyle w:val="HTML"/>
-          <w:rFonts w:ascii="Times New Roman" w:hAnsi="Times New Roman" w:cs="Times New Roman"/>
-          <w:color w:val="0F1115"/>
-          <w:sz w:val="28"/>
-          <w:szCs w:val="28"/>
-          <w:shd w:val="clear" w:color="auto" w:fill="EBEEF2"/>
-        </w:rPr>
-        <w:t>AddTask</w:t>
-      </w:r>
-      <w:proofErr w:type="spellEnd"/>
-      <w:r>
-        <w:rPr>
-          <w:color w:val="0F1115"/>
-          <w:sz w:val="28"/>
-          <w:szCs w:val="28"/>
-        </w:rPr>
-        <w:t> (добавление задачи)</w:t>
-      </w:r>
+    </w:p>
+    <w:p>
+      <w:pPr>
+        <w:pStyle w:val="2222222"/>
+        <w:rPr>
+          <w:b/>
+        </w:rPr>
+      </w:pPr>
+      <w:bookmarkStart w:id="20" w:name="_Toc231407079"/>
+      <w:r>
+        <w:rPr>
+          <w:b/>
+        </w:rPr>
+        <w:t>5.2</w:t>
+      </w:r>
+      <w:r>
+        <w:rPr>
+          <w:b/>
+        </w:rPr>
+        <w:t>.</w:t>
+      </w:r>
+      <w:r>
+        <w:rPr>
+          <w:b/>
+        </w:rPr>
+        <w:t xml:space="preserve"> Пример модульного теста</w:t>
+      </w:r>
+      <w:bookmarkEnd w:id="20"/>
     </w:p>
     <w:p>
       <w:pPr>
@@ -7014,6 +7113,59 @@
         <w:ind w:firstLine="709"/>
         <w:jc w:val="both"/>
         <w:rPr>
+          <w:color w:val="0F1115"/>
+          <w:sz w:val="28"/>
+          <w:szCs w:val="28"/>
+        </w:rPr>
+      </w:pPr>
+      <w:r>
+        <w:rPr>
+          <w:rStyle w:val="af0"/>
+          <w:b w:val="0"/>
+          <w:color w:val="0F1115"/>
+          <w:sz w:val="28"/>
+          <w:szCs w:val="28"/>
+        </w:rPr>
+        <w:t>Тестируемый метод:</w:t>
+      </w:r>
+      <w:r>
+        <w:rPr>
+          <w:color w:val="0F1115"/>
+          <w:sz w:val="28"/>
+          <w:szCs w:val="28"/>
+        </w:rPr>
+        <w:t> </w:t>
+      </w:r>
+      <w:proofErr w:type="spellStart"/>
+      <w:r>
+        <w:rPr>
+          <w:rStyle w:val="HTML"/>
+          <w:rFonts w:ascii="Times New Roman" w:hAnsi="Times New Roman" w:cs="Times New Roman"/>
+          <w:color w:val="0F1115"/>
+          <w:sz w:val="28"/>
+          <w:szCs w:val="28"/>
+          <w:shd w:val="clear" w:color="auto" w:fill="EBEEF2"/>
+        </w:rPr>
+        <w:t>AddTask</w:t>
+      </w:r>
+      <w:proofErr w:type="spellEnd"/>
+      <w:r>
+        <w:rPr>
+          <w:color w:val="0F1115"/>
+          <w:sz w:val="28"/>
+          <w:szCs w:val="28"/>
+        </w:rPr>
+        <w:t> (добавление задачи)</w:t>
+      </w:r>
+    </w:p>
+    <w:p>
+      <w:pPr>
+        <w:pStyle w:val="ds-markdown-paragraph"/>
+        <w:shd w:val="clear" w:color="auto" w:fill="FFFFFF"/>
+        <w:spacing w:before="0" w:beforeAutospacing="0" w:after="0" w:afterAutospacing="0" w:line="360" w:lineRule="auto"/>
+        <w:ind w:firstLine="709"/>
+        <w:jc w:val="both"/>
+        <w:rPr>
           <w:b/>
           <w:color w:val="0F1115"/>
           <w:sz w:val="28"/>
@@ -7273,73 +7425,7 @@
           <w:szCs w:val="28"/>
           <w:lang w:val="en-US"/>
         </w:rPr>
-        <w:t xml:space="preserve">    </w:t>
-      </w:r>
-      <w:r>
-        <w:rPr>
-          <w:rStyle w:val="token"/>
-          <w:rFonts w:ascii="Times New Roman" w:hAnsi="Times New Roman" w:cs="Times New Roman"/>
-          <w:i/>
-          <w:iCs/>
-          <w:color w:val="A0A1A7"/>
-          <w:sz w:val="28"/>
-          <w:szCs w:val="28"/>
-          <w:lang w:val="en-US"/>
-        </w:rPr>
-        <w:t xml:space="preserve">// </w:t>
-      </w:r>
-      <w:proofErr w:type="gramStart"/>
-      <w:r>
-        <w:rPr>
-          <w:rStyle w:val="token"/>
-          <w:rFonts w:ascii="Times New Roman" w:hAnsi="Times New Roman" w:cs="Times New Roman"/>
-          <w:i/>
-          <w:iCs/>
-          <w:color w:val="A0A1A7"/>
-          <w:sz w:val="28"/>
-          <w:szCs w:val="28"/>
-          <w:lang w:val="en-US"/>
-        </w:rPr>
-        <w:t>Arrange</w:t>
-      </w:r>
-      <w:proofErr w:type="gramEnd"/>
-      <w:r>
-        <w:rPr>
-          <w:rStyle w:val="token"/>
-          <w:rFonts w:ascii="Times New Roman" w:hAnsi="Times New Roman" w:cs="Times New Roman"/>
-          <w:i/>
-          <w:iCs/>
-          <w:color w:val="A0A1A7"/>
-          <w:sz w:val="28"/>
-          <w:szCs w:val="28"/>
-          <w:lang w:val="en-US"/>
-        </w:rPr>
-        <w:t xml:space="preserve"> (</w:t>
-      </w:r>
-      <w:r>
-        <w:rPr>
-          <w:rStyle w:val="token"/>
-          <w:rFonts w:ascii="Times New Roman" w:hAnsi="Times New Roman" w:cs="Times New Roman"/>
-          <w:i/>
-          <w:iCs/>
-          <w:color w:val="A0A1A7"/>
-          <w:sz w:val="28"/>
-          <w:szCs w:val="28"/>
-        </w:rPr>
-        <w:t>подготовка</w:t>
-      </w:r>
-      <w:r>
-        <w:rPr>
-          <w:rStyle w:val="token"/>
-          <w:rFonts w:ascii="Times New Roman" w:hAnsi="Times New Roman" w:cs="Times New Roman"/>
-          <w:i/>
-          <w:iCs/>
-          <w:color w:val="A0A1A7"/>
-          <w:sz w:val="28"/>
-          <w:szCs w:val="28"/>
-          <w:lang w:val="en-US"/>
-        </w:rPr>
-        <w:t>)</w:t>
+        <w:t xml:space="preserve"> </w:t>
       </w:r>
     </w:p>
     <w:p>
@@ -7662,13 +7748,106 @@
           <w:color w:val="0F1115"/>
           <w:sz w:val="28"/>
           <w:szCs w:val="28"/>
-          <w:lang w:val="en-US"/>
         </w:rPr>
         <w:t xml:space="preserve">    </w:t>
       </w:r>
+      <w:proofErr w:type="spellStart"/>
+      <w:r>
+        <w:rPr>
+          <w:rFonts w:ascii="Times New Roman" w:hAnsi="Times New Roman" w:cs="Times New Roman"/>
+          <w:color w:val="0F1115"/>
+          <w:sz w:val="28"/>
+          <w:szCs w:val="28"/>
+        </w:rPr>
+        <w:t>manager</w:t>
+      </w:r>
       <w:r>
         <w:rPr>
           <w:rStyle w:val="token"/>
+          <w:rFonts w:ascii="Times New Roman" w:hAnsi="Times New Roman" w:cs="Times New Roman"/>
+          <w:color w:val="383A42"/>
+          <w:sz w:val="28"/>
+          <w:szCs w:val="28"/>
+        </w:rPr>
+        <w:t>.</w:t>
+      </w:r>
+      <w:r>
+        <w:rPr>
+          <w:rStyle w:val="token"/>
+          <w:rFonts w:ascii="Times New Roman" w:hAnsi="Times New Roman" w:cs="Times New Roman"/>
+          <w:color w:val="4078F2"/>
+          <w:sz w:val="28"/>
+          <w:szCs w:val="28"/>
+        </w:rPr>
+        <w:t>AddTask</w:t>
+      </w:r>
+      <w:proofErr w:type="spellEnd"/>
+      <w:r>
+        <w:rPr>
+          <w:rStyle w:val="token"/>
+          <w:rFonts w:ascii="Times New Roman" w:hAnsi="Times New Roman" w:cs="Times New Roman"/>
+          <w:color w:val="383A42"/>
+          <w:sz w:val="28"/>
+          <w:szCs w:val="28"/>
+        </w:rPr>
+        <w:t>(</w:t>
+      </w:r>
+      <w:r>
+        <w:rPr>
+          <w:rStyle w:val="token"/>
+          <w:rFonts w:ascii="Times New Roman" w:hAnsi="Times New Roman" w:cs="Times New Roman"/>
+          <w:color w:val="50A14F"/>
+          <w:sz w:val="28"/>
+          <w:szCs w:val="28"/>
+        </w:rPr>
+        <w:t>"Тестовая задача"</w:t>
+      </w:r>
+      <w:r>
+        <w:rPr>
+          <w:rStyle w:val="token"/>
+          <w:rFonts w:ascii="Times New Roman" w:hAnsi="Times New Roman" w:cs="Times New Roman"/>
+          <w:color w:val="383A42"/>
+          <w:sz w:val="28"/>
+          <w:szCs w:val="28"/>
+        </w:rPr>
+        <w:t>,</w:t>
+      </w:r>
+      <w:r>
+        <w:rPr>
+          <w:rFonts w:ascii="Times New Roman" w:hAnsi="Times New Roman" w:cs="Times New Roman"/>
+          <w:color w:val="0F1115"/>
+          <w:sz w:val="28"/>
+          <w:szCs w:val="28"/>
+        </w:rPr>
+        <w:t xml:space="preserve"> </w:t>
+      </w:r>
+      <w:r>
+        <w:rPr>
+          <w:rStyle w:val="token"/>
+          <w:rFonts w:ascii="Times New Roman" w:hAnsi="Times New Roman" w:cs="Times New Roman"/>
+          <w:color w:val="50A14F"/>
+          <w:sz w:val="28"/>
+          <w:szCs w:val="28"/>
+        </w:rPr>
+        <w:t>"Описание"</w:t>
+      </w:r>
+      <w:r>
+        <w:rPr>
+          <w:rStyle w:val="token"/>
+          <w:rFonts w:ascii="Times New Roman" w:hAnsi="Times New Roman" w:cs="Times New Roman"/>
+          <w:color w:val="383A42"/>
+          <w:sz w:val="28"/>
+          <w:szCs w:val="28"/>
+        </w:rPr>
+        <w:t>);</w:t>
+      </w:r>
+    </w:p>
+    <w:p>
+      <w:pPr>
+        <w:pStyle w:val="HTML0"/>
+        <w:spacing w:line="360" w:lineRule="auto"/>
+        <w:jc w:val="both"/>
+        <w:rPr>
           <w:rFonts w:ascii="Times New Roman" w:hAnsi="Times New Roman" w:cs="Times New Roman"/>
           <w:i/>
           <w:iCs/>
@@ -7676,34 +7855,7 @@
           <w:sz w:val="28"/>
           <w:szCs w:val="28"/>
         </w:rPr>
-        <w:t xml:space="preserve">// </w:t>
-      </w:r>
-      <w:proofErr w:type="spellStart"/>
-      <w:r>
-        <w:rPr>
-          <w:rStyle w:val="token"/>
-          <w:rFonts w:ascii="Times New Roman" w:hAnsi="Times New Roman" w:cs="Times New Roman"/>
-          <w:i/>
-          <w:iCs/>
-          <w:color w:val="A0A1A7"/>
-          <w:sz w:val="28"/>
-          <w:szCs w:val="28"/>
-        </w:rPr>
-        <w:t>Act</w:t>
-      </w:r>
-      <w:proofErr w:type="spellEnd"/>
-      <w:r>
-        <w:rPr>
-          <w:rStyle w:val="token"/>
-          <w:rFonts w:ascii="Times New Roman" w:hAnsi="Times New Roman" w:cs="Times New Roman"/>
-          <w:i/>
-          <w:iCs/>
-          <w:color w:val="A0A1A7"/>
-          <w:sz w:val="28"/>
-          <w:szCs w:val="28"/>
-        </w:rPr>
-        <w:t xml:space="preserve"> (действие)</w:t>
-      </w:r>
+      </w:pPr>
     </w:p>
     <w:p>
       <w:pPr>
@@ -7716,24 +7868,95 @@
           <w:color w:val="0F1115"/>
           <w:sz w:val="28"/>
           <w:szCs w:val="28"/>
-        </w:rPr>
-      </w:pPr>
-      <w:r>
-        <w:rPr>
-          <w:rFonts w:ascii="Times New Roman" w:hAnsi="Times New Roman" w:cs="Times New Roman"/>
-          <w:color w:val="0F1115"/>
-          <w:sz w:val="28"/>
-          <w:szCs w:val="28"/>
+          <w:lang w:val="en-US"/>
+        </w:rPr>
+      </w:pPr>
+      <w:r>
+        <w:rPr>
+          <w:rFonts w:ascii="Times New Roman" w:hAnsi="Times New Roman" w:cs="Times New Roman"/>
+          <w:color w:val="0F1115"/>
+          <w:sz w:val="28"/>
+          <w:szCs w:val="28"/>
+          <w:lang w:val="en-US"/>
         </w:rPr>
         <w:t xml:space="preserve">    </w:t>
       </w:r>
       <w:proofErr w:type="spellStart"/>
-      <w:r>
-        <w:rPr>
-          <w:rFonts w:ascii="Times New Roman" w:hAnsi="Times New Roman" w:cs="Times New Roman"/>
-          <w:color w:val="0F1115"/>
-          <w:sz w:val="28"/>
-          <w:szCs w:val="28"/>
+      <w:proofErr w:type="gramStart"/>
+      <w:r>
+        <w:rPr>
+          <w:rStyle w:val="token"/>
+          <w:rFonts w:ascii="Times New Roman" w:hAnsi="Times New Roman" w:cs="Times New Roman"/>
+          <w:color w:val="A626A4"/>
+          <w:sz w:val="28"/>
+          <w:szCs w:val="28"/>
+          <w:lang w:val="en-US"/>
+        </w:rPr>
+        <w:t>int</w:t>
+      </w:r>
+      <w:proofErr w:type="spellEnd"/>
+      <w:proofErr w:type="gramEnd"/>
+      <w:r>
+        <w:rPr>
+          <w:rFonts w:ascii="Times New Roman" w:hAnsi="Times New Roman" w:cs="Times New Roman"/>
+          <w:color w:val="0F1115"/>
+          <w:sz w:val="28"/>
+          <w:szCs w:val="28"/>
+          <w:lang w:val="en-US"/>
+        </w:rPr>
+        <w:t xml:space="preserve"> </w:t>
+      </w:r>
+      <w:proofErr w:type="spellStart"/>
+      <w:r>
+        <w:rPr>
+          <w:rFonts w:ascii="Times New Roman" w:hAnsi="Times New Roman" w:cs="Times New Roman"/>
+          <w:color w:val="0F1115"/>
+          <w:sz w:val="28"/>
+          <w:szCs w:val="28"/>
+          <w:lang w:val="en-US"/>
+        </w:rPr>
+        <w:t>countAfter</w:t>
+      </w:r>
+      <w:proofErr w:type="spellEnd"/>
+      <w:r>
+        <w:rPr>
+          <w:rFonts w:ascii="Times New Roman" w:hAnsi="Times New Roman" w:cs="Times New Roman"/>
+          <w:color w:val="0F1115"/>
+          <w:sz w:val="28"/>
+          <w:szCs w:val="28"/>
+          <w:lang w:val="en-US"/>
+        </w:rPr>
+        <w:t xml:space="preserve"> </w:t>
+      </w:r>
+      <w:r>
+        <w:rPr>
+          <w:rStyle w:val="token"/>
+          <w:rFonts w:ascii="Times New Roman" w:hAnsi="Times New Roman" w:cs="Times New Roman"/>
+          <w:color w:val="4078F2"/>
+          <w:sz w:val="28"/>
+          <w:szCs w:val="28"/>
+          <w:lang w:val="en-US"/>
+        </w:rPr>
+        <w:t>=</w:t>
+      </w:r>
+      <w:r>
+        <w:rPr>
+          <w:rFonts w:ascii="Times New Roman" w:hAnsi="Times New Roman" w:cs="Times New Roman"/>
+          <w:color w:val="0F1115"/>
+          <w:sz w:val="28"/>
+          <w:szCs w:val="28"/>
+          <w:lang w:val="en-US"/>
+        </w:rPr>
+        <w:t xml:space="preserve"> </w:t>
+      </w:r>
+      <w:proofErr w:type="spellStart"/>
+      <w:r>
+        <w:rPr>
+          <w:rFonts w:ascii="Times New Roman" w:hAnsi="Times New Roman" w:cs="Times New Roman"/>
+          <w:color w:val="0F1115"/>
+          <w:sz w:val="28"/>
+          <w:szCs w:val="28"/>
+          <w:lang w:val="en-US"/>
         </w:rPr>
         <w:t>manager</w:t>
       </w:r>
@@ -7744,6 +7967,7 @@
           <w:color w:val="383A42"/>
           <w:sz w:val="28"/>
           <w:szCs w:val="28"/>
+          <w:lang w:val="en-US"/>
         </w:rPr>
         <w:t>.</w:t>
       </w:r>
@@ -7754,8 +7978,9 @@
           <w:color w:val="4078F2"/>
           <w:sz w:val="28"/>
           <w:szCs w:val="28"/>
-        </w:rPr>
-        <w:t>AddTask</w:t>
+          <w:lang w:val="en-US"/>
+        </w:rPr>
+        <w:t>GetAllTasks</w:t>
       </w:r>
       <w:proofErr w:type="spellEnd"/>
       <w:r>
@@ -7765,57 +7990,30 @@
           <w:color w:val="383A42"/>
           <w:sz w:val="28"/>
           <w:szCs w:val="28"/>
-        </w:rPr>
-        <w:t>(</w:t>
+          <w:lang w:val="en-US"/>
+        </w:rPr>
+        <w:t>().</w:t>
+      </w:r>
+      <w:r>
+        <w:rPr>
+          <w:rFonts w:ascii="Times New Roman" w:hAnsi="Times New Roman" w:cs="Times New Roman"/>
+          <w:color w:val="0F1115"/>
+          <w:sz w:val="28"/>
+          <w:szCs w:val="28"/>
+          <w:lang w:val="en-US"/>
+        </w:rPr>
+        <w:t>Count</w:t>
       </w:r>
       <w:r>
         <w:rPr>
           <w:rStyle w:val="token"/>
           <w:rFonts w:ascii="Times New Roman" w:hAnsi="Times New Roman" w:cs="Times New Roman"/>
-          <w:color w:val="50A14F"/>
-          <w:sz w:val="28"/>
-          <w:szCs w:val="28"/>
-        </w:rPr>
-        <w:t>"Тестовая задача"</w:t>
-      </w:r>
-      <w:r>
-        <w:rPr>
-          <w:rStyle w:val="token"/>
-          <w:rFonts w:ascii="Times New Roman" w:hAnsi="Times New Roman" w:cs="Times New Roman"/>
           <w:color w:val="383A42"/>
           <w:sz w:val="28"/>
           <w:szCs w:val="28"/>
-        </w:rPr>
-        <w:t>,</w:t>
-      </w:r>
-      <w:r>
-        <w:rPr>
-          <w:rFonts w:ascii="Times New Roman" w:hAnsi="Times New Roman" w:cs="Times New Roman"/>
-          <w:color w:val="0F1115"/>
-          <w:sz w:val="28"/>
-          <w:szCs w:val="28"/>
-        </w:rPr>
-        <w:t xml:space="preserve"> </w:t>
-      </w:r>
-      <w:r>
-        <w:rPr>
-          <w:rStyle w:val="token"/>
-          <w:rFonts w:ascii="Times New Roman" w:hAnsi="Times New Roman" w:cs="Times New Roman"/>
-          <w:color w:val="50A14F"/>
-          <w:sz w:val="28"/>
-          <w:szCs w:val="28"/>
-        </w:rPr>
-        <w:t>"Описание"</w:t>
-      </w:r>
-      <w:r>
-        <w:rPr>
-          <w:rStyle w:val="token"/>
-          <w:rFonts w:ascii="Times New Roman" w:hAnsi="Times New Roman" w:cs="Times New Roman"/>
-          <w:color w:val="383A42"/>
-          <w:sz w:val="28"/>
-          <w:szCs w:val="28"/>
-        </w:rPr>
-        <w:t>);</w:t>
+          <w:lang w:val="en-US"/>
+        </w:rPr>
+        <w:t>;</w:t>
       </w:r>
     </w:p>
     <w:p>
@@ -7829,8 +8027,164 @@
           <w:color w:val="0F1115"/>
           <w:sz w:val="28"/>
           <w:szCs w:val="28"/>
-        </w:rPr>
-      </w:pPr>
+          <w:lang w:val="en-US"/>
+        </w:rPr>
+      </w:pPr>
+      <w:r>
+        <w:rPr>
+          <w:rFonts w:ascii="Times New Roman" w:hAnsi="Times New Roman" w:cs="Times New Roman"/>
+          <w:color w:val="0F1115"/>
+          <w:sz w:val="28"/>
+          <w:szCs w:val="28"/>
+          <w:lang w:val="en-US"/>
+        </w:rPr>
+        <w:t xml:space="preserve">    </w:t>
+      </w:r>
+      <w:proofErr w:type="spellStart"/>
+      <w:proofErr w:type="gramStart"/>
+      <w:r>
+        <w:rPr>
+          <w:rFonts w:ascii="Times New Roman" w:hAnsi="Times New Roman" w:cs="Times New Roman"/>
+          <w:color w:val="0F1115"/>
+          <w:sz w:val="28"/>
+          <w:szCs w:val="28"/>
+          <w:lang w:val="en-US"/>
+        </w:rPr>
+        <w:t>Assert</w:t>
+      </w:r>
+      <w:r>
+        <w:rPr>
+          <w:rStyle w:val="token"/>
+          <w:rFonts w:ascii="Times New Roman" w:hAnsi="Times New Roman" w:cs="Times New Roman"/>
+          <w:color w:val="383A42"/>
+          <w:sz w:val="28"/>
+          <w:szCs w:val="28"/>
+          <w:lang w:val="en-US"/>
+        </w:rPr>
+        <w:t>.</w:t>
+      </w:r>
+      <w:r>
+        <w:rPr>
+          <w:rStyle w:val="token"/>
+          <w:rFonts w:ascii="Times New Roman" w:hAnsi="Times New Roman" w:cs="Times New Roman"/>
+          <w:color w:val="4078F2"/>
+          <w:sz w:val="28"/>
+          <w:szCs w:val="28"/>
+          <w:lang w:val="en-US"/>
+        </w:rPr>
+        <w:t>AreEqual</w:t>
+      </w:r>
+      <w:proofErr w:type="spellEnd"/>
+      <w:r>
+        <w:rPr>
+          <w:rStyle w:val="token"/>
+          <w:rFonts w:ascii="Times New Roman" w:hAnsi="Times New Roman" w:cs="Times New Roman"/>
+          <w:color w:val="383A42"/>
+          <w:sz w:val="28"/>
+          <w:szCs w:val="28"/>
+          <w:lang w:val="en-US"/>
+        </w:rPr>
+        <w:t>(</w:t>
+      </w:r>
+      <w:proofErr w:type="spellStart"/>
+      <w:proofErr w:type="gramEnd"/>
+      <w:r>
+        <w:rPr>
+          <w:rFonts w:ascii="Times New Roman" w:hAnsi="Times New Roman" w:cs="Times New Roman"/>
+          <w:color w:val="0F1115"/>
+          <w:sz w:val="28"/>
+          <w:szCs w:val="28"/>
+          <w:lang w:val="en-US"/>
+        </w:rPr>
+        <w:t>countBefore</w:t>
+      </w:r>
+      <w:proofErr w:type="spellEnd"/>
+      <w:r>
+        <w:rPr>
+          <w:rFonts w:ascii="Times New Roman" w:hAnsi="Times New Roman" w:cs="Times New Roman"/>
+          <w:color w:val="0F1115"/>
+          <w:sz w:val="28"/>
+          <w:szCs w:val="28"/>
+          <w:lang w:val="en-US"/>
+        </w:rPr>
+        <w:t xml:space="preserve"> </w:t>
+      </w:r>
+      <w:r>
+        <w:rPr>
+          <w:rStyle w:val="token"/>
+          <w:rFonts w:ascii="Times New Roman" w:hAnsi="Times New Roman" w:cs="Times New Roman"/>
+          <w:color w:val="4078F2"/>
+          <w:sz w:val="28"/>
+          <w:szCs w:val="28"/>
+          <w:lang w:val="en-US"/>
+        </w:rPr>
+        <w:t>+</w:t>
+      </w:r>
+      <w:r>
+        <w:rPr>
+          <w:rFonts w:ascii="Times New Roman" w:hAnsi="Times New Roman" w:cs="Times New Roman"/>
+          <w:color w:val="0F1115"/>
+          <w:sz w:val="28"/>
+          <w:szCs w:val="28"/>
+          <w:lang w:val="en-US"/>
+        </w:rPr>
+        <w:t xml:space="preserve"> </w:t>
+      </w:r>
+      <w:r>
+        <w:rPr>
+          <w:rStyle w:val="token"/>
+          <w:rFonts w:ascii="Times New Roman" w:hAnsi="Times New Roman" w:cs="Times New Roman"/>
+          <w:color w:val="B76B01"/>
+          <w:sz w:val="28"/>
+          <w:szCs w:val="28"/>
+          <w:lang w:val="en-US"/>
+        </w:rPr>
+        <w:t>1</w:t>
+      </w:r>
+      <w:r>
+        <w:rPr>
+          <w:rStyle w:val="token"/>
+          <w:rFonts w:ascii="Times New Roman" w:hAnsi="Times New Roman" w:cs="Times New Roman"/>
+          <w:color w:val="383A42"/>
+          <w:sz w:val="28"/>
+          <w:szCs w:val="28"/>
+          <w:lang w:val="en-US"/>
+        </w:rPr>
+        <w:t>,</w:t>
+      </w:r>
+      <w:r>
+        <w:rPr>
+          <w:rFonts w:ascii="Times New Roman" w:hAnsi="Times New Roman" w:cs="Times New Roman"/>
+          <w:color w:val="0F1115"/>
+          <w:sz w:val="28"/>
+          <w:szCs w:val="28"/>
+          <w:lang w:val="en-US"/>
+        </w:rPr>
+        <w:t xml:space="preserve"> </w:t>
+      </w:r>
+      <w:proofErr w:type="spellStart"/>
+      <w:r>
+        <w:rPr>
+          <w:rFonts w:ascii="Times New Roman" w:hAnsi="Times New Roman" w:cs="Times New Roman"/>
+          <w:color w:val="0F1115"/>
+          <w:sz w:val="28"/>
+          <w:szCs w:val="28"/>
+          <w:lang w:val="en-US"/>
+        </w:rPr>
+        <w:t>countAfter</w:t>
+      </w:r>
+      <w:proofErr w:type="spellEnd"/>
+      <w:r>
+        <w:rPr>
+          <w:rStyle w:val="token"/>
+          <w:rFonts w:ascii="Times New Roman" w:hAnsi="Times New Roman" w:cs="Times New Roman"/>
+          <w:color w:val="383A42"/>
+          <w:sz w:val="28"/>
+          <w:szCs w:val="28"/>
+          <w:lang w:val="en-US"/>
+        </w:rPr>
+        <w:t>);</w:t>
+      </w:r>
     </w:p>
     <w:p>
       <w:pPr>
@@ -7839,8 +8193,9 @@
         <w:ind w:firstLine="709"/>
         <w:jc w:val="both"/>
         <w:rPr>
-          <w:rFonts w:ascii="Times New Roman" w:hAnsi="Times New Roman" w:cs="Times New Roman"/>
-          <w:color w:val="0F1115"/>
+          <w:rStyle w:val="token"/>
+          <w:rFonts w:ascii="Times New Roman" w:hAnsi="Times New Roman" w:cs="Times New Roman"/>
+          <w:color w:val="383A42"/>
           <w:sz w:val="28"/>
           <w:szCs w:val="28"/>
           <w:lang w:val="en-US"/>
@@ -7848,78 +8203,14 @@
       </w:pPr>
       <w:r>
         <w:rPr>
-          <w:rFonts w:ascii="Times New Roman" w:hAnsi="Times New Roman" w:cs="Times New Roman"/>
-          <w:color w:val="0F1115"/>
-          <w:sz w:val="28"/>
-          <w:szCs w:val="28"/>
-        </w:rPr>
-        <w:t xml:space="preserve">    </w:t>
-      </w:r>
-      <w:r>
-        <w:rPr>
           <w:rStyle w:val="token"/>
           <w:rFonts w:ascii="Times New Roman" w:hAnsi="Times New Roman" w:cs="Times New Roman"/>
-          <w:i/>
-          <w:iCs/>
-          <w:color w:val="A0A1A7"/>
+          <w:color w:val="383A42"/>
           <w:sz w:val="28"/>
           <w:szCs w:val="28"/>
           <w:lang w:val="en-US"/>
         </w:rPr>
-        <w:t xml:space="preserve">// </w:t>
-      </w:r>
-      <w:proofErr w:type="gramStart"/>
-      <w:r>
-        <w:rPr>
-          <w:rStyle w:val="token"/>
-          <w:rFonts w:ascii="Times New Roman" w:hAnsi="Times New Roman" w:cs="Times New Roman"/>
-          <w:i/>
-          <w:iCs/>
-          <w:color w:val="A0A1A7"/>
-          <w:sz w:val="28"/>
-          <w:szCs w:val="28"/>
-          <w:lang w:val="en-US"/>
-        </w:rPr>
-        <w:t>Assert</w:t>
-      </w:r>
-      <w:proofErr w:type="gramEnd"/>
-      <w:r>
-        <w:rPr>
-          <w:rStyle w:val="token"/>
-          <w:rFonts w:ascii="Times New Roman" w:hAnsi="Times New Roman" w:cs="Times New Roman"/>
-          <w:i/>
-          <w:iCs/>
-          <w:color w:val="A0A1A7"/>
-          <w:sz w:val="28"/>
-          <w:szCs w:val="28"/>
-          <w:lang w:val="en-US"/>
-        </w:rPr>
-        <w:t xml:space="preserve"> (</w:t>
-      </w:r>
-      <w:r>
-        <w:rPr>
-          <w:rStyle w:val="token"/>
-          <w:rFonts w:ascii="Times New Roman" w:hAnsi="Times New Roman" w:cs="Times New Roman"/>
-          <w:i/>
-          <w:iCs/>
-          <w:color w:val="A0A1A7"/>
-          <w:sz w:val="28"/>
-          <w:szCs w:val="28"/>
-        </w:rPr>
-        <w:t>проверка</w:t>
-      </w:r>
-      <w:r>
-        <w:rPr>
-          <w:rStyle w:val="token"/>
-          <w:rFonts w:ascii="Times New Roman" w:hAnsi="Times New Roman" w:cs="Times New Roman"/>
-          <w:i/>
-          <w:iCs/>
-          <w:color w:val="A0A1A7"/>
-          <w:sz w:val="28"/>
-          <w:szCs w:val="28"/>
-          <w:lang w:val="en-US"/>
-        </w:rPr>
-        <w:t>)</w:t>
+        <w:t>}</w:t>
       </w:r>
     </w:p>
     <w:p>
@@ -7936,393 +8227,70 @@
           <w:lang w:val="en-US"/>
         </w:rPr>
       </w:pPr>
-      <w:r>
-        <w:rPr>
-          <w:rFonts w:ascii="Times New Roman" w:hAnsi="Times New Roman" w:cs="Times New Roman"/>
-          <w:color w:val="0F1115"/>
-          <w:sz w:val="28"/>
-          <w:szCs w:val="28"/>
+    </w:p>
+    <w:p>
+      <w:pPr>
+        <w:pStyle w:val="2222222"/>
+        <w:rPr>
+          <w:b/>
           <w:lang w:val="en-US"/>
         </w:rPr>
-        <w:t xml:space="preserve">    </w:t>
-      </w:r>
-      <w:proofErr w:type="spellStart"/>
-      <w:proofErr w:type="gramStart"/>
-      <w:r>
-        <w:rPr>
-          <w:rStyle w:val="token"/>
-          <w:rFonts w:ascii="Times New Roman" w:hAnsi="Times New Roman" w:cs="Times New Roman"/>
-          <w:color w:val="A626A4"/>
-          <w:sz w:val="28"/>
-          <w:szCs w:val="28"/>
+      </w:pPr>
+      <w:bookmarkStart w:id="21" w:name="_Toc231407080"/>
+      <w:r>
+        <w:rPr>
+          <w:b/>
           <w:lang w:val="en-US"/>
         </w:rPr>
-        <w:t>int</w:t>
-      </w:r>
-      <w:proofErr w:type="spellEnd"/>
-      <w:proofErr w:type="gramEnd"/>
-      <w:r>
-        <w:rPr>
-          <w:rFonts w:ascii="Times New Roman" w:hAnsi="Times New Roman" w:cs="Times New Roman"/>
-          <w:color w:val="0F1115"/>
-          <w:sz w:val="28"/>
-          <w:szCs w:val="28"/>
+        <w:t>5.3</w:t>
+      </w:r>
+      <w:r>
+        <w:rPr>
+          <w:b/>
           <w:lang w:val="en-US"/>
         </w:rPr>
+        <w:t>.</w:t>
+      </w:r>
+      <w:r>
+        <w:rPr>
+          <w:b/>
+          <w:lang w:val="en-US"/>
+        </w:rPr>
         <w:t xml:space="preserve"> </w:t>
       </w:r>
-      <w:proofErr w:type="spellStart"/>
-      <w:r>
-        <w:rPr>
-          <w:rFonts w:ascii="Times New Roman" w:hAnsi="Times New Roman" w:cs="Times New Roman"/>
-          <w:color w:val="0F1115"/>
-          <w:sz w:val="28"/>
-          <w:szCs w:val="28"/>
+      <w:r>
+        <w:rPr>
+          <w:b/>
+        </w:rPr>
+        <w:t>Результат</w:t>
+      </w:r>
+      <w:r>
+        <w:rPr>
+          <w:b/>
           <w:lang w:val="en-US"/>
         </w:rPr>
-        <w:t>countAfter</w:t>
-      </w:r>
-      <w:proofErr w:type="spellEnd"/>
-      <w:r>
-        <w:rPr>
-          <w:rFonts w:ascii="Times New Roman" w:hAnsi="Times New Roman" w:cs="Times New Roman"/>
-          <w:color w:val="0F1115"/>
-          <w:sz w:val="28"/>
-          <w:szCs w:val="28"/>
+        <w:t xml:space="preserve"> </w:t>
+      </w:r>
+      <w:r>
+        <w:rPr>
+          <w:b/>
+        </w:rPr>
+        <w:t>модульного</w:t>
+      </w:r>
+      <w:r>
+        <w:rPr>
+          <w:b/>
           <w:lang w:val="en-US"/>
         </w:rPr>
         <w:t xml:space="preserve"> </w:t>
       </w:r>
       <w:r>
         <w:rPr>
-          <w:rStyle w:val="token"/>
-          <w:rFonts w:ascii="Times New Roman" w:hAnsi="Times New Roman" w:cs="Times New Roman"/>
-          <w:color w:val="4078F2"/>
-          <w:sz w:val="28"/>
-          <w:szCs w:val="28"/>
-          <w:lang w:val="en-US"/>
-        </w:rPr>
-        <w:t>=</w:t>
-      </w:r>
-      <w:r>
-        <w:rPr>
-          <w:rFonts w:ascii="Times New Roman" w:hAnsi="Times New Roman" w:cs="Times New Roman"/>
-          <w:color w:val="0F1115"/>
-          <w:sz w:val="28"/>
-          <w:szCs w:val="28"/>
-          <w:lang w:val="en-US"/>
-        </w:rPr>
-        <w:t xml:space="preserve"> </w:t>
-      </w:r>
-      <w:proofErr w:type="spellStart"/>
-      <w:r>
-        <w:rPr>
-          <w:rFonts w:ascii="Times New Roman" w:hAnsi="Times New Roman" w:cs="Times New Roman"/>
-          <w:color w:val="0F1115"/>
-          <w:sz w:val="28"/>
-          <w:szCs w:val="28"/>
-          <w:lang w:val="en-US"/>
-        </w:rPr>
-        <w:t>manager</w:t>
-      </w:r>
-      <w:r>
-        <w:rPr>
-          <w:rStyle w:val="token"/>
-          <w:rFonts w:ascii="Times New Roman" w:hAnsi="Times New Roman" w:cs="Times New Roman"/>
-          <w:color w:val="383A42"/>
-          <w:sz w:val="28"/>
-          <w:szCs w:val="28"/>
-          <w:lang w:val="en-US"/>
-        </w:rPr>
-        <w:t>.</w:t>
-      </w:r>
-      <w:r>
-        <w:rPr>
-          <w:rStyle w:val="token"/>
-          <w:rFonts w:ascii="Times New Roman" w:hAnsi="Times New Roman" w:cs="Times New Roman"/>
-          <w:color w:val="4078F2"/>
-          <w:sz w:val="28"/>
-          <w:szCs w:val="28"/>
-          <w:lang w:val="en-US"/>
-        </w:rPr>
-        <w:t>GetAllTasks</w:t>
-      </w:r>
-      <w:proofErr w:type="spellEnd"/>
-      <w:r>
-        <w:rPr>
-          <w:rStyle w:val="token"/>
-          <w:rFonts w:ascii="Times New Roman" w:hAnsi="Times New Roman" w:cs="Times New Roman"/>
-          <w:color w:val="383A42"/>
-          <w:sz w:val="28"/>
-          <w:szCs w:val="28"/>
-          <w:lang w:val="en-US"/>
-        </w:rPr>
-        <w:t>().</w:t>
-      </w:r>
-      <w:r>
-        <w:rPr>
-          <w:rFonts w:ascii="Times New Roman" w:hAnsi="Times New Roman" w:cs="Times New Roman"/>
-          <w:color w:val="0F1115"/>
-          <w:sz w:val="28"/>
-          <w:szCs w:val="28"/>
-          <w:lang w:val="en-US"/>
-        </w:rPr>
-        <w:t>Count</w:t>
-      </w:r>
-      <w:r>
-        <w:rPr>
-          <w:rStyle w:val="token"/>
-          <w:rFonts w:ascii="Times New Roman" w:hAnsi="Times New Roman" w:cs="Times New Roman"/>
-          <w:color w:val="383A42"/>
-          <w:sz w:val="28"/>
-          <w:szCs w:val="28"/>
-          <w:lang w:val="en-US"/>
-        </w:rPr>
-        <w:t>;</w:t>
-      </w:r>
-    </w:p>
-    <w:p>
-      <w:pPr>
-        <w:pStyle w:val="HTML0"/>
-        <w:spacing w:line="360" w:lineRule="auto"/>
-        <w:ind w:firstLine="709"/>
-        <w:jc w:val="both"/>
-        <w:rPr>
-          <w:rFonts w:ascii="Times New Roman" w:hAnsi="Times New Roman" w:cs="Times New Roman"/>
-          <w:color w:val="0F1115"/>
-          <w:sz w:val="28"/>
-          <w:szCs w:val="28"/>
-          <w:lang w:val="en-US"/>
-        </w:rPr>
-      </w:pPr>
-      <w:r>
-        <w:rPr>
-          <w:rFonts w:ascii="Times New Roman" w:hAnsi="Times New Roman" w:cs="Times New Roman"/>
-          <w:color w:val="0F1115"/>
-          <w:sz w:val="28"/>
-          <w:szCs w:val="28"/>
-          <w:lang w:val="en-US"/>
-        </w:rPr>
-        <w:t xml:space="preserve">    </w:t>
-      </w:r>
-      <w:proofErr w:type="spellStart"/>
-      <w:proofErr w:type="gramStart"/>
-      <w:r>
-        <w:rPr>
-          <w:rFonts w:ascii="Times New Roman" w:hAnsi="Times New Roman" w:cs="Times New Roman"/>
-          <w:color w:val="0F1115"/>
-          <w:sz w:val="28"/>
-          <w:szCs w:val="28"/>
-          <w:lang w:val="en-US"/>
-        </w:rPr>
-        <w:t>Assert</w:t>
-      </w:r>
-      <w:r>
-        <w:rPr>
-          <w:rStyle w:val="token"/>
-          <w:rFonts w:ascii="Times New Roman" w:hAnsi="Times New Roman" w:cs="Times New Roman"/>
-          <w:color w:val="383A42"/>
-          <w:sz w:val="28"/>
-          <w:szCs w:val="28"/>
-          <w:lang w:val="en-US"/>
-        </w:rPr>
-        <w:t>.</w:t>
-      </w:r>
-      <w:r>
-        <w:rPr>
-          <w:rStyle w:val="token"/>
-          <w:rFonts w:ascii="Times New Roman" w:hAnsi="Times New Roman" w:cs="Times New Roman"/>
-          <w:color w:val="4078F2"/>
-          <w:sz w:val="28"/>
-          <w:szCs w:val="28"/>
-          <w:lang w:val="en-US"/>
-        </w:rPr>
-        <w:t>AreEqual</w:t>
-      </w:r>
-      <w:proofErr w:type="spellEnd"/>
-      <w:r>
-        <w:rPr>
-          <w:rStyle w:val="token"/>
-          <w:rFonts w:ascii="Times New Roman" w:hAnsi="Times New Roman" w:cs="Times New Roman"/>
-          <w:color w:val="383A42"/>
-          <w:sz w:val="28"/>
-          <w:szCs w:val="28"/>
-          <w:lang w:val="en-US"/>
-        </w:rPr>
-        <w:t>(</w:t>
-      </w:r>
-      <w:proofErr w:type="spellStart"/>
-      <w:proofErr w:type="gramEnd"/>
-      <w:r>
-        <w:rPr>
-          <w:rFonts w:ascii="Times New Roman" w:hAnsi="Times New Roman" w:cs="Times New Roman"/>
-          <w:color w:val="0F1115"/>
-          <w:sz w:val="28"/>
-          <w:szCs w:val="28"/>
-          <w:lang w:val="en-US"/>
-        </w:rPr>
-        <w:t>countBefore</w:t>
-      </w:r>
-      <w:proofErr w:type="spellEnd"/>
-      <w:r>
-        <w:rPr>
-          <w:rFonts w:ascii="Times New Roman" w:hAnsi="Times New Roman" w:cs="Times New Roman"/>
-          <w:color w:val="0F1115"/>
-          <w:sz w:val="28"/>
-          <w:szCs w:val="28"/>
-          <w:lang w:val="en-US"/>
-        </w:rPr>
-        <w:t xml:space="preserve"> </w:t>
-      </w:r>
-      <w:r>
-        <w:rPr>
-          <w:rStyle w:val="token"/>
-          <w:rFonts w:ascii="Times New Roman" w:hAnsi="Times New Roman" w:cs="Times New Roman"/>
-          <w:color w:val="4078F2"/>
-          <w:sz w:val="28"/>
-          <w:szCs w:val="28"/>
-          <w:lang w:val="en-US"/>
-        </w:rPr>
-        <w:t>+</w:t>
-      </w:r>
-      <w:r>
-        <w:rPr>
-          <w:rFonts w:ascii="Times New Roman" w:hAnsi="Times New Roman" w:cs="Times New Roman"/>
-          <w:color w:val="0F1115"/>
-          <w:sz w:val="28"/>
-          <w:szCs w:val="28"/>
-          <w:lang w:val="en-US"/>
-        </w:rPr>
-        <w:t xml:space="preserve"> </w:t>
-      </w:r>
-      <w:r>
-        <w:rPr>
-          <w:rStyle w:val="token"/>
-          <w:rFonts w:ascii="Times New Roman" w:hAnsi="Times New Roman" w:cs="Times New Roman"/>
-          <w:color w:val="B76B01"/>
-          <w:sz w:val="28"/>
-          <w:szCs w:val="28"/>
-          <w:lang w:val="en-US"/>
-        </w:rPr>
-        <w:t>1</w:t>
-      </w:r>
-      <w:r>
-        <w:rPr>
-          <w:rStyle w:val="token"/>
-          <w:rFonts w:ascii="Times New Roman" w:hAnsi="Times New Roman" w:cs="Times New Roman"/>
-          <w:color w:val="383A42"/>
-          <w:sz w:val="28"/>
-          <w:szCs w:val="28"/>
-          <w:lang w:val="en-US"/>
-        </w:rPr>
-        <w:t>,</w:t>
-      </w:r>
-      <w:r>
-        <w:rPr>
-          <w:rFonts w:ascii="Times New Roman" w:hAnsi="Times New Roman" w:cs="Times New Roman"/>
-          <w:color w:val="0F1115"/>
-          <w:sz w:val="28"/>
-          <w:szCs w:val="28"/>
-          <w:lang w:val="en-US"/>
-        </w:rPr>
-        <w:t xml:space="preserve"> </w:t>
-      </w:r>
-      <w:proofErr w:type="spellStart"/>
-      <w:r>
-        <w:rPr>
-          <w:rFonts w:ascii="Times New Roman" w:hAnsi="Times New Roman" w:cs="Times New Roman"/>
-          <w:color w:val="0F1115"/>
-          <w:sz w:val="28"/>
-          <w:szCs w:val="28"/>
-          <w:lang w:val="en-US"/>
-        </w:rPr>
-        <w:t>countAfter</w:t>
-      </w:r>
-      <w:proofErr w:type="spellEnd"/>
-      <w:r>
-        <w:rPr>
-          <w:rStyle w:val="token"/>
-          <w:rFonts w:ascii="Times New Roman" w:hAnsi="Times New Roman" w:cs="Times New Roman"/>
-          <w:color w:val="383A42"/>
-          <w:sz w:val="28"/>
-          <w:szCs w:val="28"/>
-          <w:lang w:val="en-US"/>
-        </w:rPr>
-        <w:t>);</w:t>
-      </w:r>
-    </w:p>
-    <w:p>
-      <w:pPr>
-        <w:pStyle w:val="HTML0"/>
-        <w:spacing w:line="360" w:lineRule="auto"/>
-        <w:ind w:firstLine="709"/>
-        <w:jc w:val="both"/>
-        <w:rPr>
-          <w:rStyle w:val="token"/>
-          <w:rFonts w:ascii="Times New Roman" w:hAnsi="Times New Roman" w:cs="Times New Roman"/>
-          <w:color w:val="383A42"/>
-          <w:sz w:val="28"/>
-          <w:szCs w:val="28"/>
-          <w:lang w:val="en-US"/>
-        </w:rPr>
-      </w:pPr>
-      <w:r>
-        <w:rPr>
-          <w:rStyle w:val="token"/>
-          <w:rFonts w:ascii="Times New Roman" w:hAnsi="Times New Roman" w:cs="Times New Roman"/>
-          <w:color w:val="383A42"/>
-          <w:sz w:val="28"/>
-          <w:szCs w:val="28"/>
-          <w:lang w:val="en-US"/>
-        </w:rPr>
-        <w:t>}</w:t>
-      </w:r>
-    </w:p>
-    <w:p>
-      <w:pPr>
-        <w:pStyle w:val="HTML0"/>
-        <w:spacing w:line="360" w:lineRule="auto"/>
-        <w:ind w:firstLine="709"/>
-        <w:jc w:val="both"/>
-        <w:rPr>
-          <w:rFonts w:ascii="Times New Roman" w:hAnsi="Times New Roman" w:cs="Times New Roman"/>
-          <w:color w:val="0F1115"/>
-          <w:sz w:val="28"/>
-          <w:szCs w:val="28"/>
-          <w:lang w:val="en-US"/>
-        </w:rPr>
-      </w:pPr>
-    </w:p>
-    <w:p>
-      <w:pPr>
-        <w:pStyle w:val="2222222"/>
-      </w:pPr>
-      <w:bookmarkStart w:id="22" w:name="_Toc231407080"/>
-      <w:r>
-        <w:t>5.3</w:t>
-      </w:r>
-      <w:r>
-        <w:t>.</w:t>
-      </w:r>
-      <w:r>
-        <w:t xml:space="preserve"> </w:t>
-      </w:r>
-      <w:r>
-        <w:t>Результат</w:t>
-      </w:r>
-      <w:r>
-        <w:t xml:space="preserve"> </w:t>
-      </w:r>
-      <w:r>
-        <w:t>модульного</w:t>
-      </w:r>
-      <w:r>
-        <w:t xml:space="preserve"> </w:t>
-      </w:r>
-      <w:r>
+          <w:b/>
+        </w:rPr>
         <w:t>тестирования</w:t>
       </w:r>
-      <w:bookmarkEnd w:id="22"/>
+      <w:bookmarkEnd w:id="21"/>
     </w:p>
     <w:p>
       <w:pPr>
@@ -8769,8 +8737,8 @@
       <w:pPr>
         <w:pStyle w:val="111111111"/>
       </w:pPr>
-      <w:bookmarkStart w:id="23" w:name="_Toc228434684"/>
-      <w:bookmarkStart w:id="24" w:name="_Toc231407081"/>
+      <w:bookmarkStart w:id="22" w:name="_Toc228434684"/>
+      <w:bookmarkStart w:id="23" w:name="_Toc231407081"/>
       <w:r>
         <w:lastRenderedPageBreak/>
         <w:t>6.</w:t>
@@ -8781,24 +8749,36 @@
       <w:r>
         <w:t>ИНТЕГРАЦИОННОЕ ТЕСТИРОВАНИЕ</w:t>
       </w:r>
+      <w:bookmarkEnd w:id="22"/>
       <w:bookmarkEnd w:id="23"/>
+    </w:p>
+    <w:p>
+      <w:pPr>
+        <w:pStyle w:val="2222222"/>
+        <w:rPr>
+          <w:b/>
+        </w:rPr>
+      </w:pPr>
+      <w:bookmarkStart w:id="24" w:name="_Toc231407082"/>
+      <w:r>
+        <w:rPr>
+          <w:b/>
+        </w:rPr>
+        <w:t>6.1</w:t>
+      </w:r>
+      <w:r>
+        <w:rPr>
+          <w:b/>
+        </w:rPr>
+        <w:t>.</w:t>
+      </w:r>
+      <w:r>
+        <w:rPr>
+          <w:b/>
+        </w:rPr>
+        <w:t xml:space="preserve"> Цель тестирования</w:t>
+      </w:r>
       <w:bookmarkEnd w:id="24"/>
-    </w:p>
-    <w:p>
-      <w:pPr>
-        <w:pStyle w:val="2222222"/>
-      </w:pPr>
-      <w:bookmarkStart w:id="25" w:name="_Toc231407082"/>
-      <w:r>
-        <w:t>6.1</w:t>
-      </w:r>
-      <w:r>
-        <w:t>.</w:t>
-      </w:r>
-      <w:r>
-        <w:t xml:space="preserve"> Цель тестирования</w:t>
-      </w:r>
-      <w:bookmarkEnd w:id="25"/>
     </w:p>
     <w:p>
       <w:pPr>
@@ -8819,7 +8799,17 @@
           <w:sz w:val="28"/>
           <w:szCs w:val="28"/>
         </w:rPr>
-        <w:t>Проверка корректного взаимодействия между несколькими модулями приложения «</w:t>
+        <w:t xml:space="preserve">Проверка корректного взаимодействия между несколькими модулями </w:t>
+      </w:r>
+      <w:bookmarkStart w:id="25" w:name="_GoBack"/>
+      <w:bookmarkEnd w:id="25"/>
+      <w:r>
+        <w:rPr>
+          <w:color w:val="0F1115"/>
+          <w:sz w:val="28"/>
+          <w:szCs w:val="28"/>
+        </w:rPr>
+        <w:t>приложения «</w:t>
       </w:r>
       <w:proofErr w:type="spellStart"/>
       <w:r>
@@ -8973,15 +8963,27 @@
     <w:p>
       <w:pPr>
         <w:pStyle w:val="2222222"/>
+        <w:rPr>
+          <w:b/>
+        </w:rPr>
       </w:pPr>
       <w:bookmarkStart w:id="26" w:name="_Toc231407083"/>
       <w:r>
+        <w:rPr>
+          <w:b/>
+        </w:rPr>
         <w:t>6.2</w:t>
       </w:r>
       <w:r>
+        <w:rPr>
+          <w:b/>
+        </w:rPr>
         <w:t>.</w:t>
       </w:r>
       <w:r>
+        <w:rPr>
+          <w:b/>
+        </w:rPr>
         <w:t xml:space="preserve"> Тестируемый сценарий</w:t>
       </w:r>
       <w:bookmarkEnd w:id="26"/>
@@ -9037,15 +9039,27 @@
     <w:p>
       <w:pPr>
         <w:pStyle w:val="2222222"/>
+        <w:rPr>
+          <w:b/>
+        </w:rPr>
       </w:pPr>
       <w:bookmarkStart w:id="27" w:name="_Toc231407084"/>
       <w:r>
+        <w:rPr>
+          <w:b/>
+        </w:rPr>
         <w:t>6.3</w:t>
       </w:r>
       <w:r>
+        <w:rPr>
+          <w:b/>
+        </w:rPr>
         <w:t>.</w:t>
       </w:r>
       <w:r>
+        <w:rPr>
+          <w:b/>
+        </w:rPr>
         <w:t xml:space="preserve"> Результат интеграционного тестирования</w:t>
       </w:r>
       <w:bookmarkEnd w:id="27"/>
@@ -9702,15 +9716,27 @@
     <w:p>
       <w:pPr>
         <w:pStyle w:val="2222222"/>
+        <w:rPr>
+          <w:b/>
+        </w:rPr>
       </w:pPr>
       <w:bookmarkStart w:id="28" w:name="_Toc231407085"/>
       <w:r>
+        <w:rPr>
+          <w:b/>
+        </w:rPr>
         <w:t>6.4</w:t>
       </w:r>
       <w:r>
+        <w:rPr>
+          <w:b/>
+        </w:rPr>
         <w:t>.</w:t>
       </w:r>
       <w:r>
+        <w:rPr>
+          <w:b/>
+        </w:rPr>
         <w:t xml:space="preserve"> Вывод по разделу</w:t>
       </w:r>
       <w:bookmarkEnd w:id="28"/>
@@ -13506,6 +13532,7 @@
         <w:docPartUnique/>
       </w:docPartObj>
     </w:sdtPr>
+    <w:sdtEndPr/>
     <w:sdtContent>
       <w:p>
         <w:pPr>
@@ -18349,7 +18376,7 @@
 </file>
 
 <file path=customXml/itemProps1.xml><?xml version="1.0" encoding="utf-8"?>
-<ds:datastoreItem xmlns:ds="http://schemas.openxmlformats.org/officeDocument/2006/customXml" ds:itemID="{E58F8424-F0C6-4A73-AC7B-A515B8C1BC21}">
+<ds:datastoreItem xmlns:ds="http://schemas.openxmlformats.org/officeDocument/2006/customXml" ds:itemID="{6A938DF2-C462-4136-BAC2-C95377047643}">
   <ds:schemaRefs>
     <ds:schemaRef ds:uri="http://schemas.openxmlformats.org/officeDocument/2006/bibliography"/>
   </ds:schemaRefs>
